--- a/VisionInspectAI_Milestone2_Documentation.docx
+++ b/VisionInspectAI_Milestone2_Documentation.docx
@@ -4,44 +4,31 @@
   <w:body>
     <w:p>
       <w:pPr>
-        <w:spacing w:before="720" w:after="80"/>
+        <w:spacing w:before="0" w:after="40"/>
         <w:jc w:val="center"/>
       </w:pPr>
       <w:r>
         <w:rPr>
           <w:b/>
-          <w:color w:val="0066CC"/>
-          <w:sz w:val="64"/>
+          <w:color w:val="0078D4"/>
+          <w:sz w:val="56"/>
         </w:rPr>
         <w:t>VisionInspect AI</w:t>
       </w:r>
     </w:p>
     <w:p>
       <w:pPr>
-        <w:spacing w:after="480"/>
+        <w:spacing w:after="360"/>
         <w:jc w:val="center"/>
       </w:pPr>
       <w:r>
         <w:rPr>
-          <w:b/>
-          <w:color w:val="505050"/>
-          <w:sz w:val="28"/>
+          <w:color w:val="646E78"/>
+          <w:sz w:val="26"/>
         </w:rPr>
-        <w:t>Manufacturing Defect Detection &amp; Quality Inspection System</w:t>
+        <w:t>Milestone 2 Comprehensive Technical &amp; Theoretical Documentation</w:t>
         <w:br/>
-        <w:t>MILESTONE 2 DOCUMENTATION REPORT</w:t>
-      </w:r>
-    </w:p>
-    <w:p>
-      <w:pPr>
-        <w:spacing w:after="720"/>
-        <w:jc w:val="center"/>
-      </w:pPr>
-      <w:r>
-        <w:rPr>
-          <w:color w:val="0066CC"/>
-        </w:rPr>
-        <w:t>━━━━━━━━━━━━━━━━━━━━━━━━━━━━━━━━━━━━━━━━</w:t>
+        <w:t>Image Processing, Quality Control, Defect Detection Engine, Severity Scoring &amp; Batch Analytics Workflows</w:t>
       </w:r>
     </w:p>
     <w:tbl>
@@ -59,7 +46,7 @@
         <w:tc>
           <w:tcPr>
             <w:tcW w:type="dxa" w:w="4968"/>
-            <w:shd w:fill="F0F4F8"/>
+            <w:shd w:fill="F8FAFC"/>
             <w:tcMar>
               <w:top w:w="80" w:type="dxa"/>
               <w:bottom w:w="80" w:type="dxa"/>
@@ -68,19 +55,30 @@
             </w:tcMar>
           </w:tcPr>
           <w:p>
+            <w:pPr>
+              <w:spacing w:before="40" w:after="40"/>
+            </w:pPr>
             <w:r>
               <w:rPr>
                 <w:b/>
-                <w:color w:val="0050A0"/>
+                <w:color w:val="46505F"/>
+                <w:sz w:val="19"/>
               </w:rPr>
-              <w:t>Project Title</w:t>
+              <w:t>Project / Platform:</w:t>
+            </w:r>
+            <w:r>
+              <w:rPr>
+                <w:color w:val="1E2832"/>
+                <w:sz w:val="19"/>
+              </w:rPr>
+              <w:t xml:space="preserve"> VisionInspect AI (Manufacturing Quality Inspection)</w:t>
             </w:r>
           </w:p>
         </w:tc>
         <w:tc>
           <w:tcPr>
             <w:tcW w:type="dxa" w:w="4968"/>
-            <w:shd w:fill="FFFFFF"/>
+            <w:shd w:fill="F8FAFC"/>
             <w:tcMar>
               <w:top w:w="80" w:type="dxa"/>
               <w:bottom w:w="80" w:type="dxa"/>
@@ -89,542 +87,23 @@
             </w:tcMar>
           </w:tcPr>
           <w:p>
-            <w:r>
-              <w:rPr>
-                <w:color w:val="282828"/>
-              </w:rPr>
-              <w:t>VisionInspect AI: Manufacturing Defect Detection &amp; Quality Inspection System</w:t>
-            </w:r>
-          </w:p>
-        </w:tc>
-      </w:tr>
-      <w:tr>
-        <w:tc>
-          <w:tcPr>
-            <w:tcW w:type="dxa" w:w="4968"/>
-            <w:shd w:fill="F0F4F8"/>
-            <w:tcMar>
-              <w:top w:w="80" w:type="dxa"/>
-              <w:bottom w:w="80" w:type="dxa"/>
-              <w:left w:w="120" w:type="dxa"/>
-              <w:right w:w="120" w:type="dxa"/>
-            </w:tcMar>
-          </w:tcPr>
-          <w:p>
+            <w:pPr>
+              <w:spacing w:before="40" w:after="40"/>
+            </w:pPr>
             <w:r>
               <w:rPr>
                 <w:b/>
-                <w:color w:val="0050A0"/>
+                <w:color w:val="46505F"/>
+                <w:sz w:val="19"/>
               </w:rPr>
-              <w:t>Milestone</w:t>
+              <w:t>Author / Developer:</w:t>
             </w:r>
-          </w:p>
-        </w:tc>
-        <w:tc>
-          <w:tcPr>
-            <w:tcW w:type="dxa" w:w="4968"/>
-            <w:shd w:fill="FFFFFF"/>
-            <w:tcMar>
-              <w:top w:w="80" w:type="dxa"/>
-              <w:bottom w:w="80" w:type="dxa"/>
-              <w:left w:w="120" w:type="dxa"/>
-              <w:right w:w="120" w:type="dxa"/>
-            </w:tcMar>
-          </w:tcPr>
-          <w:p>
             <w:r>
               <w:rPr>
-                <w:color w:val="282828"/>
-              </w:rPr>
-              <w:t>Milestone 2: Image Processing &amp; Defect Detection (Weeks 3 &amp; 4)</w:t>
-            </w:r>
-          </w:p>
-        </w:tc>
-      </w:tr>
-      <w:tr>
-        <w:tc>
-          <w:tcPr>
-            <w:tcW w:type="dxa" w:w="4968"/>
-            <w:shd w:fill="F0F4F8"/>
-            <w:tcMar>
-              <w:top w:w="80" w:type="dxa"/>
-              <w:bottom w:w="80" w:type="dxa"/>
-              <w:left w:w="120" w:type="dxa"/>
-              <w:right w:w="120" w:type="dxa"/>
-            </w:tcMar>
-          </w:tcPr>
-          <w:p>
-            <w:r>
-              <w:rPr>
-                <w:b/>
-                <w:color w:val="0050A0"/>
-              </w:rPr>
-              <w:t>Internship Program</w:t>
-            </w:r>
-          </w:p>
-        </w:tc>
-        <w:tc>
-          <w:tcPr>
-            <w:tcW w:type="dxa" w:w="4968"/>
-            <w:shd w:fill="FFFFFF"/>
-            <w:tcMar>
-              <w:top w:w="80" w:type="dxa"/>
-              <w:bottom w:w="80" w:type="dxa"/>
-              <w:left w:w="120" w:type="dxa"/>
-              <w:right w:w="120" w:type="dxa"/>
-            </w:tcMar>
-          </w:tcPr>
-          <w:p>
-            <w:r>
-              <w:rPr>
-                <w:color w:val="282828"/>
-              </w:rPr>
-              <w:t>Infosys Springboard Internship</w:t>
-            </w:r>
-          </w:p>
-        </w:tc>
-      </w:tr>
-      <w:tr>
-        <w:tc>
-          <w:tcPr>
-            <w:tcW w:type="dxa" w:w="4968"/>
-            <w:shd w:fill="F0F4F8"/>
-            <w:tcMar>
-              <w:top w:w="80" w:type="dxa"/>
-              <w:bottom w:w="80" w:type="dxa"/>
-              <w:left w:w="120" w:type="dxa"/>
-              <w:right w:w="120" w:type="dxa"/>
-            </w:tcMar>
-          </w:tcPr>
-          <w:p>
-            <w:r>
-              <w:rPr>
-                <w:b/>
-                <w:color w:val="0050A0"/>
-              </w:rPr>
-              <w:t>Student / Author</w:t>
-            </w:r>
-          </w:p>
-        </w:tc>
-        <w:tc>
-          <w:tcPr>
-            <w:tcW w:type="dxa" w:w="4968"/>
-            <w:shd w:fill="FFFFFF"/>
-            <w:tcMar>
-              <w:top w:w="80" w:type="dxa"/>
-              <w:bottom w:w="80" w:type="dxa"/>
-              <w:left w:w="120" w:type="dxa"/>
-              <w:right w:w="120" w:type="dxa"/>
-            </w:tcMar>
-          </w:tcPr>
-          <w:p>
-            <w:r>
-              <w:rPr>
-                <w:color w:val="282828"/>
-              </w:rPr>
-              <w:t>Ragul R V</w:t>
-            </w:r>
-          </w:p>
-        </w:tc>
-      </w:tr>
-      <w:tr>
-        <w:tc>
-          <w:tcPr>
-            <w:tcW w:type="dxa" w:w="4968"/>
-            <w:shd w:fill="F0F4F8"/>
-            <w:tcMar>
-              <w:top w:w="80" w:type="dxa"/>
-              <w:bottom w:w="80" w:type="dxa"/>
-              <w:left w:w="120" w:type="dxa"/>
-              <w:right w:w="120" w:type="dxa"/>
-            </w:tcMar>
-          </w:tcPr>
-          <w:p>
-            <w:r>
-              <w:rPr>
-                <w:b/>
-                <w:color w:val="0050A0"/>
-              </w:rPr>
-              <w:t>Domain</w:t>
-            </w:r>
-          </w:p>
-        </w:tc>
-        <w:tc>
-          <w:tcPr>
-            <w:tcW w:type="dxa" w:w="4968"/>
-            <w:shd w:fill="FFFFFF"/>
-            <w:tcMar>
-              <w:top w:w="80" w:type="dxa"/>
-              <w:bottom w:w="80" w:type="dxa"/>
-              <w:left w:w="120" w:type="dxa"/>
-              <w:right w:w="120" w:type="dxa"/>
-            </w:tcMar>
-          </w:tcPr>
-          <w:p>
-            <w:r>
-              <w:rPr>
-                <w:color w:val="282828"/>
-              </w:rPr>
-              <w:t>Computer Vision &amp; Smart Manufacturing (Industry 4.0)</w:t>
-            </w:r>
-          </w:p>
-        </w:tc>
-      </w:tr>
-      <w:tr>
-        <w:tc>
-          <w:tcPr>
-            <w:tcW w:type="dxa" w:w="4968"/>
-            <w:shd w:fill="F0F4F8"/>
-            <w:tcMar>
-              <w:top w:w="80" w:type="dxa"/>
-              <w:bottom w:w="80" w:type="dxa"/>
-              <w:left w:w="120" w:type="dxa"/>
-              <w:right w:w="120" w:type="dxa"/>
-            </w:tcMar>
-          </w:tcPr>
-          <w:p>
-            <w:r>
-              <w:rPr>
-                <w:b/>
-                <w:color w:val="0050A0"/>
-              </w:rPr>
-              <w:t>Date</w:t>
-            </w:r>
-          </w:p>
-        </w:tc>
-        <w:tc>
-          <w:tcPr>
-            <w:tcW w:type="dxa" w:w="4968"/>
-            <w:shd w:fill="FFFFFF"/>
-            <w:tcMar>
-              <w:top w:w="80" w:type="dxa"/>
-              <w:bottom w:w="80" w:type="dxa"/>
-              <w:left w:w="120" w:type="dxa"/>
-              <w:right w:w="120" w:type="dxa"/>
-            </w:tcMar>
-          </w:tcPr>
-          <w:p>
-            <w:r>
-              <w:rPr>
-                <w:color w:val="282828"/>
-              </w:rPr>
-              <w:t>July 2026</w:t>
-            </w:r>
-          </w:p>
-        </w:tc>
-      </w:tr>
-    </w:tbl>
-    <w:p>
-      <w:r>
-        <w:br w:type="page"/>
-      </w:r>
-    </w:p>
-    <w:p>
-      <w:pPr>
-        <w:pStyle w:val="Heading1"/>
-        <w:keepNext/>
-        <w:spacing w:before="360" w:after="160"/>
-      </w:pPr>
-      <w:r>
-        <w:rPr>
-          <w:rFonts w:ascii="Segoe UI" w:hAnsi="Segoe UI"/>
-          <w:b/>
-          <w:color w:val="0066CC"/>
-          <w:sz w:val="32"/>
-        </w:rPr>
-        <w:t>Certificate of Completion - Milestone 2</w:t>
-      </w:r>
-    </w:p>
-    <w:p>
-      <w:pPr>
-        <w:spacing w:line="300" w:lineRule="auto" w:after="240"/>
-      </w:pPr>
-      <w:r>
-        <w:rPr>
-          <w:color w:val="282828"/>
-        </w:rPr>
-        <w:t xml:space="preserve">This is to certify that </w:t>
-      </w:r>
-      <w:r>
-        <w:rPr>
-          <w:b/>
-        </w:rPr>
-        <w:t>Ragul R V</w:t>
-      </w:r>
-      <w:r>
-        <w:t xml:space="preserve"> has successfully completed </w:t>
-      </w:r>
-      <w:r>
-        <w:rPr>
-          <w:b/>
-        </w:rPr>
-        <w:t>Milestone 2 (Image Processing &amp; Defect Detection)</w:t>
-      </w:r>
-      <w:r>
-        <w:t xml:space="preserve"> for the internship project titled </w:t>
-      </w:r>
-      <w:r>
-        <w:rPr>
-          <w:b/>
-        </w:rPr>
-        <w:t>VisionInspect AI: Manufacturing Defect Detection &amp; Quality Inspection System</w:t>
-      </w:r>
-      <w:r>
-        <w:t xml:space="preserve"> under the Infosys Springboard Internship Program.</w:t>
-        <w:br/>
-        <w:br/>
-        <w:t>All tasks prescribed for Milestone 2 including image preprocessing pipelines, quality assessment reports, autoencoder anomaly detection models, bounding box predictions, and interactive inspection monitoring dashboards have been implemented, tested, and verified.</w:t>
-      </w:r>
-    </w:p>
-    <w:p>
-      <w:pPr>
-        <w:spacing w:after="480"/>
-      </w:pPr>
-    </w:p>
-    <w:tbl>
-      <w:tblPr>
-        <w:tblW w:type="auto" w:w="0"/>
-        <w:jc w:val="center"/>
-        <w:tblLook w:firstColumn="1" w:firstRow="1" w:lastColumn="0" w:lastRow="0" w:noHBand="0" w:noVBand="1" w:val="04A0"/>
-      </w:tblPr>
-      <w:tblGrid>
-        <w:gridCol w:w="4968"/>
-        <w:gridCol w:w="4968"/>
-      </w:tblGrid>
-      <w:tr>
-        <w:tc>
-          <w:tcPr>
-            <w:tcW w:type="dxa" w:w="4968"/>
-          </w:tcPr>
-          <w:p>
-            <w:r>
-              <w:rPr>
-                <w:sz w:val="20"/>
-              </w:rPr>
-              <w:t>___________________________</w:t>
-              <w:br/>
-              <w:t>Industry Mentor / Evaluator</w:t>
-              <w:br/>
-              <w:t>Infosys Springboard</w:t>
-            </w:r>
-          </w:p>
-        </w:tc>
-        <w:tc>
-          <w:tcPr>
-            <w:tcW w:type="dxa" w:w="4968"/>
-          </w:tcPr>
-          <w:p>
-            <w:r>
-              <w:rPr>
-                <w:sz w:val="20"/>
-              </w:rPr>
-              <w:t>___________________________</w:t>
-              <w:br/>
-              <w:t>Student Signature</w:t>
-              <w:br/>
-              <w:t>Ragul R V</w:t>
-            </w:r>
-          </w:p>
-        </w:tc>
-      </w:tr>
-      <w:tr>
-        <w:tc>
-          <w:tcPr>
-            <w:tcW w:type="dxa" w:w="4968"/>
-          </w:tcPr>
-          <w:p/>
-        </w:tc>
-        <w:tc>
-          <w:tcPr>
-            <w:tcW w:type="dxa" w:w="4968"/>
-          </w:tcPr>
-          <w:p/>
-        </w:tc>
-      </w:tr>
-    </w:tbl>
-    <w:p>
-      <w:r>
-        <w:br w:type="page"/>
-      </w:r>
-    </w:p>
-    <w:p>
-      <w:pPr>
-        <w:pStyle w:val="Heading1"/>
-        <w:keepNext/>
-        <w:spacing w:before="360" w:after="160"/>
-      </w:pPr>
-      <w:r>
-        <w:rPr>
-          <w:rFonts w:ascii="Segoe UI" w:hAnsi="Segoe UI"/>
-          <w:b/>
-          <w:color w:val="0066CC"/>
-          <w:sz w:val="32"/>
-        </w:rPr>
-        <w:t>Acknowledgement</w:t>
-      </w:r>
-    </w:p>
-    <w:p>
-      <w:pPr>
-        <w:spacing w:line="288" w:lineRule="auto" w:after="240"/>
-      </w:pPr>
-      <w:r>
-        <w:t>I express my sincere gratitude to Infosys Springboard for providing the opportunity to work on the VisionInspect AI project. I would like to extend my heartfelt thanks to my mentors, faculty advisors, and technical leads for their invaluable guidance, constant encouragement, and insightful feedback throughout Milestone 2.</w:t>
-        <w:br/>
-        <w:br/>
-        <w:t>Special thanks to the open-source computer vision and deep learning communities for providing foundational libraries such as PyTorch, OpenCV, FastAPI, and Ultralytics YOLO, which enabled the development of this smart manufacturing quality inspection platform.</w:t>
-      </w:r>
-    </w:p>
-    <w:p>
-      <w:pPr>
-        <w:spacing w:after="280"/>
-      </w:pPr>
-    </w:p>
-    <w:p>
-      <w:pPr>
-        <w:pStyle w:val="Heading1"/>
-        <w:keepNext/>
-        <w:spacing w:before="360" w:after="160"/>
-      </w:pPr>
-      <w:r>
-        <w:rPr>
-          <w:rFonts w:ascii="Segoe UI" w:hAnsi="Segoe UI"/>
-          <w:b/>
-          <w:color w:val="0066CC"/>
-          <w:sz w:val="32"/>
-        </w:rPr>
-        <w:t>Abstract</w:t>
-      </w:r>
-    </w:p>
-    <w:p>
-      <w:pPr>
-        <w:spacing w:line="288" w:lineRule="auto" w:after="240"/>
-      </w:pPr>
-      <w:r>
-        <w:t>In modern manufacturing plants, manual quality inspection is labor-intensive, error-prone, subjective, and slow. VisionInspect AI addresses these challenges by delivering an automated, end-to-end computer vision platform for real-time manufacturing defect detection and product quality inspection.</w:t>
-        <w:br/>
-        <w:br/>
-        <w:t>Focusing strictly on Milestone 2, this work implements a dual-stage neural architecture featuring a YOLOv8 object detector for accurate product localization and ROI cropping, alongside a Convolutional Autoencoder (CAE) trained exclusively on defect-free product samples across 15 MVTec AD categories. Anomaly detection is achieved via Structural Similarity Index (SSIM) pixel-wise residual mapping and calibrated 3-sigma thresholds, producing precise defect heatmaps and pass/reject quality verdicts. The system is integrated with a lightweight FastAPI backend and a responsive glassmorphism web dashboard.</w:t>
-      </w:r>
-    </w:p>
-    <w:p>
-      <w:pPr>
-        <w:spacing w:after="280"/>
-      </w:pPr>
-    </w:p>
-    <w:p>
-      <w:pPr>
-        <w:pStyle w:val="Heading1"/>
-        <w:keepNext/>
-        <w:spacing w:before="360" w:after="160"/>
-      </w:pPr>
-      <w:r>
-        <w:rPr>
-          <w:rFonts w:ascii="Segoe UI" w:hAnsi="Segoe UI"/>
-          <w:b/>
-          <w:color w:val="0066CC"/>
-          <w:sz w:val="32"/>
-        </w:rPr>
-        <w:t>Table of Contents</w:t>
-      </w:r>
-    </w:p>
-    <w:tbl>
-      <w:tblPr>
-        <w:tblW w:type="auto" w:w="0"/>
-        <w:jc w:val="center"/>
-        <w:tblLook w:firstColumn="1" w:firstRow="1" w:lastColumn="0" w:lastRow="0" w:noHBand="0" w:noVBand="1" w:val="04A0"/>
-      </w:tblPr>
-      <w:tblGrid>
-        <w:gridCol w:w="4968"/>
-        <w:gridCol w:w="4968"/>
-      </w:tblGrid>
-      <w:tr>
-        <w:tc>
-          <w:tcPr>
-            <w:tcW w:type="dxa" w:w="4968"/>
-            <w:shd w:fill="F8FAFC"/>
-            <w:tcMar>
-              <w:top w:w="40" w:type="dxa"/>
-              <w:bottom w:w="40" w:type="dxa"/>
-              <w:left w:w="80" w:type="dxa"/>
-              <w:right w:w="80" w:type="dxa"/>
-            </w:tcMar>
-          </w:tcPr>
-          <w:p>
-            <w:r>
-              <w:rPr>
-                <w:b/>
+                <w:color w:val="1E2832"/>
                 <w:sz w:val="19"/>
               </w:rPr>
-              <w:t>1. Introduction</w:t>
-            </w:r>
-          </w:p>
-        </w:tc>
-        <w:tc>
-          <w:tcPr>
-            <w:tcW w:type="dxa" w:w="4968"/>
-            <w:shd w:fill="F8FAFC"/>
-            <w:tcMar>
-              <w:top w:w="40" w:type="dxa"/>
-              <w:bottom w:w="40" w:type="dxa"/>
-              <w:left w:w="80" w:type="dxa"/>
-              <w:right w:w="80" w:type="dxa"/>
-            </w:tcMar>
-          </w:tcPr>
-          <w:p>
-            <w:pPr>
-              <w:jc w:val="right"/>
-            </w:pPr>
-            <w:r>
-              <w:rPr>
-                <w:sz w:val="19"/>
-              </w:rPr>
-              <w:t>4</w:t>
-            </w:r>
-          </w:p>
-        </w:tc>
-      </w:tr>
-      <w:tr>
-        <w:tc>
-          <w:tcPr>
-            <w:tcW w:type="dxa" w:w="4968"/>
-            <w:shd w:fill="FFFFFF"/>
-            <w:tcMar>
-              <w:top w:w="40" w:type="dxa"/>
-              <w:bottom w:w="40" w:type="dxa"/>
-              <w:left w:w="80" w:type="dxa"/>
-              <w:right w:w="80" w:type="dxa"/>
-            </w:tcMar>
-          </w:tcPr>
-          <w:p>
-            <w:r>
-              <w:rPr>
-                <w:b/>
-                <w:sz w:val="19"/>
-              </w:rPr>
-              <w:t>2. Problem Statement</w:t>
-            </w:r>
-          </w:p>
-        </w:tc>
-        <w:tc>
-          <w:tcPr>
-            <w:tcW w:type="dxa" w:w="4968"/>
-            <w:shd w:fill="FFFFFF"/>
-            <w:tcMar>
-              <w:top w:w="40" w:type="dxa"/>
-              <w:bottom w:w="40" w:type="dxa"/>
-              <w:left w:w="80" w:type="dxa"/>
-              <w:right w:w="80" w:type="dxa"/>
-            </w:tcMar>
-          </w:tcPr>
-          <w:p>
-            <w:pPr>
-              <w:jc w:val="right"/>
-            </w:pPr>
-            <w:r>
-              <w:rPr>
-                <w:sz w:val="19"/>
-              </w:rPr>
-              <w:t>5</w:t>
+              <w:t xml:space="preserve"> Ragul R V (AI/ML Engineering Intern)</w:t>
             </w:r>
           </w:p>
         </w:tc>
@@ -635,19 +114,30 @@
             <w:tcW w:type="dxa" w:w="4968"/>
             <w:shd w:fill="F8FAFC"/>
             <w:tcMar>
-              <w:top w:w="40" w:type="dxa"/>
-              <w:bottom w:w="40" w:type="dxa"/>
-              <w:left w:w="80" w:type="dxa"/>
-              <w:right w:w="80" w:type="dxa"/>
+              <w:top w:w="80" w:type="dxa"/>
+              <w:bottom w:w="80" w:type="dxa"/>
+              <w:left w:w="120" w:type="dxa"/>
+              <w:right w:w="120" w:type="dxa"/>
             </w:tcMar>
           </w:tcPr>
           <w:p>
+            <w:pPr>
+              <w:spacing w:before="40" w:after="40"/>
+            </w:pPr>
             <w:r>
               <w:rPr>
                 <w:b/>
+                <w:color w:val="46505F"/>
                 <w:sz w:val="19"/>
               </w:rPr>
-              <w:t>3. Objectives &amp; Key Outcomes</w:t>
+              <w:t>Milestone Covered:</w:t>
+            </w:r>
+            <w:r>
+              <w:rPr>
+                <w:color w:val="1E2832"/>
+                <w:sz w:val="19"/>
+              </w:rPr>
+              <w:t xml:space="preserve"> Milestone 2 (Stages 1, 2, 3 &amp; 4)</w:t>
             </w:r>
           </w:p>
         </w:tc>
@@ -656,1199 +146,67 @@
             <w:tcW w:type="dxa" w:w="4968"/>
             <w:shd w:fill="F8FAFC"/>
             <w:tcMar>
-              <w:top w:w="40" w:type="dxa"/>
-              <w:bottom w:w="40" w:type="dxa"/>
-              <w:left w:w="80" w:type="dxa"/>
-              <w:right w:w="80" w:type="dxa"/>
+              <w:top w:w="80" w:type="dxa"/>
+              <w:bottom w:w="80" w:type="dxa"/>
+              <w:left w:w="120" w:type="dxa"/>
+              <w:right w:w="120" w:type="dxa"/>
             </w:tcMar>
           </w:tcPr>
           <w:p>
             <w:pPr>
-              <w:jc w:val="right"/>
+              <w:spacing w:before="40" w:after="40"/>
             </w:pPr>
             <w:r>
               <w:rPr>
+                <w:b/>
+                <w:color w:val="46505F"/>
                 <w:sz w:val="19"/>
               </w:rPr>
-              <w:t>6</w:t>
+              <w:t>Document Version:</w:t>
             </w:r>
-          </w:p>
-        </w:tc>
-      </w:tr>
-      <w:tr>
-        <w:tc>
-          <w:tcPr>
-            <w:tcW w:type="dxa" w:w="4968"/>
-            <w:shd w:fill="FFFFFF"/>
-            <w:tcMar>
-              <w:top w:w="40" w:type="dxa"/>
-              <w:bottom w:w="40" w:type="dxa"/>
-              <w:left w:w="80" w:type="dxa"/>
-              <w:right w:w="80" w:type="dxa"/>
-            </w:tcMar>
-          </w:tcPr>
-          <w:p>
             <w:r>
               <w:rPr>
-                <w:b/>
+                <w:color w:val="1E2832"/>
                 <w:sz w:val="19"/>
               </w:rPr>
-              <w:t>4. Existing System vs. Proposed System</w:t>
-            </w:r>
-          </w:p>
-        </w:tc>
-        <w:tc>
-          <w:tcPr>
-            <w:tcW w:type="dxa" w:w="4968"/>
-            <w:shd w:fill="FFFFFF"/>
-            <w:tcMar>
-              <w:top w:w="40" w:type="dxa"/>
-              <w:bottom w:w="40" w:type="dxa"/>
-              <w:left w:w="80" w:type="dxa"/>
-              <w:right w:w="80" w:type="dxa"/>
-            </w:tcMar>
-          </w:tcPr>
-          <w:p>
-            <w:pPr>
-              <w:jc w:val="right"/>
-            </w:pPr>
-            <w:r>
-              <w:rPr>
-                <w:sz w:val="19"/>
-              </w:rPr>
-              <w:t>7</w:t>
-            </w:r>
-          </w:p>
-        </w:tc>
-      </w:tr>
-      <w:tr>
-        <w:tc>
-          <w:tcPr>
-            <w:tcW w:type="dxa" w:w="4968"/>
-            <w:shd w:fill="F8FAFC"/>
-            <w:tcMar>
-              <w:top w:w="40" w:type="dxa"/>
-              <w:bottom w:w="40" w:type="dxa"/>
-              <w:left w:w="80" w:type="dxa"/>
-              <w:right w:w="80" w:type="dxa"/>
-            </w:tcMar>
-          </w:tcPr>
-          <w:p>
-            <w:r>
-              <w:rPr>
-                <w:b/>
-                <w:sz w:val="19"/>
-              </w:rPr>
-              <w:t>5. Architecture Diagram &amp; Workflow</w:t>
-            </w:r>
-          </w:p>
-        </w:tc>
-        <w:tc>
-          <w:tcPr>
-            <w:tcW w:type="dxa" w:w="4968"/>
-            <w:shd w:fill="F8FAFC"/>
-            <w:tcMar>
-              <w:top w:w="40" w:type="dxa"/>
-              <w:bottom w:w="40" w:type="dxa"/>
-              <w:left w:w="80" w:type="dxa"/>
-              <w:right w:w="80" w:type="dxa"/>
-            </w:tcMar>
-          </w:tcPr>
-          <w:p>
-            <w:pPr>
-              <w:jc w:val="right"/>
-            </w:pPr>
-            <w:r>
-              <w:rPr>
-                <w:sz w:val="19"/>
-              </w:rPr>
-              <w:t>8</w:t>
-            </w:r>
-          </w:p>
-        </w:tc>
-      </w:tr>
-      <w:tr>
-        <w:tc>
-          <w:tcPr>
-            <w:tcW w:type="dxa" w:w="4968"/>
-            <w:shd w:fill="FFFFFF"/>
-            <w:tcMar>
-              <w:top w:w="40" w:type="dxa"/>
-              <w:bottom w:w="40" w:type="dxa"/>
-              <w:left w:w="80" w:type="dxa"/>
-              <w:right w:w="80" w:type="dxa"/>
-            </w:tcMar>
-          </w:tcPr>
-          <w:p>
-            <w:r>
-              <w:rPr>
-                <w:b/>
-                <w:sz w:val="19"/>
-              </w:rPr>
-              <w:t>6. Computer Vision &amp; Deep Learning Theory</w:t>
-            </w:r>
-          </w:p>
-        </w:tc>
-        <w:tc>
-          <w:tcPr>
-            <w:tcW w:type="dxa" w:w="4968"/>
-            <w:shd w:fill="FFFFFF"/>
-            <w:tcMar>
-              <w:top w:w="40" w:type="dxa"/>
-              <w:bottom w:w="40" w:type="dxa"/>
-              <w:left w:w="80" w:type="dxa"/>
-              <w:right w:w="80" w:type="dxa"/>
-            </w:tcMar>
-          </w:tcPr>
-          <w:p>
-            <w:pPr>
-              <w:jc w:val="right"/>
-            </w:pPr>
-            <w:r>
-              <w:rPr>
-                <w:sz w:val="19"/>
-              </w:rPr>
-              <w:t>10</w:t>
-            </w:r>
-          </w:p>
-        </w:tc>
-      </w:tr>
-      <w:tr>
-        <w:tc>
-          <w:tcPr>
-            <w:tcW w:type="dxa" w:w="4968"/>
-            <w:shd w:fill="F8FAFC"/>
-            <w:tcMar>
-              <w:top w:w="40" w:type="dxa"/>
-              <w:bottom w:w="40" w:type="dxa"/>
-              <w:left w:w="80" w:type="dxa"/>
-              <w:right w:w="80" w:type="dxa"/>
-            </w:tcMar>
-          </w:tcPr>
-          <w:p>
-            <w:r>
-              <w:rPr>
-                <w:sz w:val="19"/>
-              </w:rPr>
-              <w:t xml:space="preserve">   6.1 Image Processing &amp; Preprocessing Theory</w:t>
-            </w:r>
-          </w:p>
-        </w:tc>
-        <w:tc>
-          <w:tcPr>
-            <w:tcW w:type="dxa" w:w="4968"/>
-            <w:shd w:fill="F8FAFC"/>
-            <w:tcMar>
-              <w:top w:w="40" w:type="dxa"/>
-              <w:bottom w:w="40" w:type="dxa"/>
-              <w:left w:w="80" w:type="dxa"/>
-              <w:right w:w="80" w:type="dxa"/>
-            </w:tcMar>
-          </w:tcPr>
-          <w:p>
-            <w:pPr>
-              <w:jc w:val="right"/>
-            </w:pPr>
-            <w:r>
-              <w:rPr>
-                <w:sz w:val="19"/>
-              </w:rPr>
-              <w:t>10</w:t>
-            </w:r>
-          </w:p>
-        </w:tc>
-      </w:tr>
-      <w:tr>
-        <w:tc>
-          <w:tcPr>
-            <w:tcW w:type="dxa" w:w="4968"/>
-            <w:shd w:fill="FFFFFF"/>
-            <w:tcMar>
-              <w:top w:w="40" w:type="dxa"/>
-              <w:bottom w:w="40" w:type="dxa"/>
-              <w:left w:w="80" w:type="dxa"/>
-              <w:right w:w="80" w:type="dxa"/>
-            </w:tcMar>
-          </w:tcPr>
-          <w:p>
-            <w:r>
-              <w:rPr>
-                <w:sz w:val="19"/>
-              </w:rPr>
-              <w:t xml:space="preserve">   6.2 Computer Vision &amp; CNN Theory</w:t>
-            </w:r>
-          </w:p>
-        </w:tc>
-        <w:tc>
-          <w:tcPr>
-            <w:tcW w:type="dxa" w:w="4968"/>
-            <w:shd w:fill="FFFFFF"/>
-            <w:tcMar>
-              <w:top w:w="40" w:type="dxa"/>
-              <w:bottom w:w="40" w:type="dxa"/>
-              <w:left w:w="80" w:type="dxa"/>
-              <w:right w:w="80" w:type="dxa"/>
-            </w:tcMar>
-          </w:tcPr>
-          <w:p>
-            <w:pPr>
-              <w:jc w:val="right"/>
-            </w:pPr>
-            <w:r>
-              <w:rPr>
-                <w:sz w:val="19"/>
-              </w:rPr>
-              <w:t>11</w:t>
-            </w:r>
-          </w:p>
-        </w:tc>
-      </w:tr>
-      <w:tr>
-        <w:tc>
-          <w:tcPr>
-            <w:tcW w:type="dxa" w:w="4968"/>
-            <w:shd w:fill="F8FAFC"/>
-            <w:tcMar>
-              <w:top w:w="40" w:type="dxa"/>
-              <w:bottom w:w="40" w:type="dxa"/>
-              <w:left w:w="80" w:type="dxa"/>
-              <w:right w:w="80" w:type="dxa"/>
-            </w:tcMar>
-          </w:tcPr>
-          <w:p>
-            <w:r>
-              <w:rPr>
-                <w:sz w:val="19"/>
-              </w:rPr>
-              <w:t xml:space="preserve">   6.3 YOLO Object Detection Theory</w:t>
-            </w:r>
-          </w:p>
-        </w:tc>
-        <w:tc>
-          <w:tcPr>
-            <w:tcW w:type="dxa" w:w="4968"/>
-            <w:shd w:fill="F8FAFC"/>
-            <w:tcMar>
-              <w:top w:w="40" w:type="dxa"/>
-              <w:bottom w:w="40" w:type="dxa"/>
-              <w:left w:w="80" w:type="dxa"/>
-              <w:right w:w="80" w:type="dxa"/>
-            </w:tcMar>
-          </w:tcPr>
-          <w:p>
-            <w:pPr>
-              <w:jc w:val="right"/>
-            </w:pPr>
-            <w:r>
-              <w:rPr>
-                <w:sz w:val="19"/>
-              </w:rPr>
-              <w:t>12</w:t>
-            </w:r>
-          </w:p>
-        </w:tc>
-      </w:tr>
-      <w:tr>
-        <w:tc>
-          <w:tcPr>
-            <w:tcW w:type="dxa" w:w="4968"/>
-            <w:shd w:fill="FFFFFF"/>
-            <w:tcMar>
-              <w:top w:w="40" w:type="dxa"/>
-              <w:bottom w:w="40" w:type="dxa"/>
-              <w:left w:w="80" w:type="dxa"/>
-              <w:right w:w="80" w:type="dxa"/>
-            </w:tcMar>
-          </w:tcPr>
-          <w:p>
-            <w:r>
-              <w:rPr>
-                <w:sz w:val="19"/>
-              </w:rPr>
-              <w:t xml:space="preserve">   6.4 Convolutional Autoencoder &amp; Anomaly Theory</w:t>
-            </w:r>
-          </w:p>
-        </w:tc>
-        <w:tc>
-          <w:tcPr>
-            <w:tcW w:type="dxa" w:w="4968"/>
-            <w:shd w:fill="FFFFFF"/>
-            <w:tcMar>
-              <w:top w:w="40" w:type="dxa"/>
-              <w:bottom w:w="40" w:type="dxa"/>
-              <w:left w:w="80" w:type="dxa"/>
-              <w:right w:w="80" w:type="dxa"/>
-            </w:tcMar>
-          </w:tcPr>
-          <w:p>
-            <w:pPr>
-              <w:jc w:val="right"/>
-            </w:pPr>
-            <w:r>
-              <w:rPr>
-                <w:sz w:val="19"/>
-              </w:rPr>
-              <w:t>13</w:t>
-            </w:r>
-          </w:p>
-        </w:tc>
-      </w:tr>
-      <w:tr>
-        <w:tc>
-          <w:tcPr>
-            <w:tcW w:type="dxa" w:w="4968"/>
-            <w:shd w:fill="F8FAFC"/>
-            <w:tcMar>
-              <w:top w:w="40" w:type="dxa"/>
-              <w:bottom w:w="40" w:type="dxa"/>
-              <w:left w:w="80" w:type="dxa"/>
-              <w:right w:w="80" w:type="dxa"/>
-            </w:tcMar>
-          </w:tcPr>
-          <w:p>
-            <w:r>
-              <w:rPr>
-                <w:sz w:val="19"/>
-              </w:rPr>
-              <w:t xml:space="preserve">   6.5 MVTec AD Dataset Theory</w:t>
-            </w:r>
-          </w:p>
-        </w:tc>
-        <w:tc>
-          <w:tcPr>
-            <w:tcW w:type="dxa" w:w="4968"/>
-            <w:shd w:fill="F8FAFC"/>
-            <w:tcMar>
-              <w:top w:w="40" w:type="dxa"/>
-              <w:bottom w:w="40" w:type="dxa"/>
-              <w:left w:w="80" w:type="dxa"/>
-              <w:right w:w="80" w:type="dxa"/>
-            </w:tcMar>
-          </w:tcPr>
-          <w:p>
-            <w:pPr>
-              <w:jc w:val="right"/>
-            </w:pPr>
-            <w:r>
-              <w:rPr>
-                <w:sz w:val="19"/>
-              </w:rPr>
-              <w:t>14</w:t>
-            </w:r>
-          </w:p>
-        </w:tc>
-      </w:tr>
-      <w:tr>
-        <w:tc>
-          <w:tcPr>
-            <w:tcW w:type="dxa" w:w="4968"/>
-            <w:shd w:fill="FFFFFF"/>
-            <w:tcMar>
-              <w:top w:w="40" w:type="dxa"/>
-              <w:bottom w:w="40" w:type="dxa"/>
-              <w:left w:w="80" w:type="dxa"/>
-              <w:right w:w="80" w:type="dxa"/>
-            </w:tcMar>
-          </w:tcPr>
-          <w:p>
-            <w:r>
-              <w:rPr>
-                <w:b/>
-                <w:sz w:val="19"/>
-              </w:rPr>
-              <w:t>7. Technology Stack</w:t>
-            </w:r>
-          </w:p>
-        </w:tc>
-        <w:tc>
-          <w:tcPr>
-            <w:tcW w:type="dxa" w:w="4968"/>
-            <w:shd w:fill="FFFFFF"/>
-            <w:tcMar>
-              <w:top w:w="40" w:type="dxa"/>
-              <w:bottom w:w="40" w:type="dxa"/>
-              <w:left w:w="80" w:type="dxa"/>
-              <w:right w:w="80" w:type="dxa"/>
-            </w:tcMar>
-          </w:tcPr>
-          <w:p>
-            <w:pPr>
-              <w:jc w:val="right"/>
-            </w:pPr>
-            <w:r>
-              <w:rPr>
-                <w:sz w:val="19"/>
-              </w:rPr>
-              <w:t>15</w:t>
-            </w:r>
-          </w:p>
-        </w:tc>
-      </w:tr>
-      <w:tr>
-        <w:tc>
-          <w:tcPr>
-            <w:tcW w:type="dxa" w:w="4968"/>
-            <w:shd w:fill="F8FAFC"/>
-            <w:tcMar>
-              <w:top w:w="40" w:type="dxa"/>
-              <w:bottom w:w="40" w:type="dxa"/>
-              <w:left w:w="80" w:type="dxa"/>
-              <w:right w:w="80" w:type="dxa"/>
-            </w:tcMar>
-          </w:tcPr>
-          <w:p>
-            <w:r>
-              <w:rPr>
-                <w:b/>
-                <w:sz w:val="19"/>
-              </w:rPr>
-              <w:t>8. Implementation Details &amp; Milestone 2 Progress</w:t>
-            </w:r>
-          </w:p>
-        </w:tc>
-        <w:tc>
-          <w:tcPr>
-            <w:tcW w:type="dxa" w:w="4968"/>
-            <w:shd w:fill="F8FAFC"/>
-            <w:tcMar>
-              <w:top w:w="40" w:type="dxa"/>
-              <w:bottom w:w="40" w:type="dxa"/>
-              <w:left w:w="80" w:type="dxa"/>
-              <w:right w:w="80" w:type="dxa"/>
-            </w:tcMar>
-          </w:tcPr>
-          <w:p>
-            <w:pPr>
-              <w:jc w:val="right"/>
-            </w:pPr>
-            <w:r>
-              <w:rPr>
-                <w:sz w:val="19"/>
-              </w:rPr>
-              <w:t>16</w:t>
-            </w:r>
-          </w:p>
-        </w:tc>
-      </w:tr>
-      <w:tr>
-        <w:tc>
-          <w:tcPr>
-            <w:tcW w:type="dxa" w:w="4968"/>
-            <w:shd w:fill="FFFFFF"/>
-            <w:tcMar>
-              <w:top w:w="40" w:type="dxa"/>
-              <w:bottom w:w="40" w:type="dxa"/>
-              <w:left w:w="80" w:type="dxa"/>
-              <w:right w:w="80" w:type="dxa"/>
-            </w:tcMar>
-          </w:tcPr>
-          <w:p>
-            <w:r>
-              <w:rPr>
-                <w:b/>
-                <w:sz w:val="19"/>
-              </w:rPr>
-              <w:t>9. Results &amp; Performance Metrics</w:t>
-            </w:r>
-          </w:p>
-        </w:tc>
-        <w:tc>
-          <w:tcPr>
-            <w:tcW w:type="dxa" w:w="4968"/>
-            <w:shd w:fill="FFFFFF"/>
-            <w:tcMar>
-              <w:top w:w="40" w:type="dxa"/>
-              <w:bottom w:w="40" w:type="dxa"/>
-              <w:left w:w="80" w:type="dxa"/>
-              <w:right w:w="80" w:type="dxa"/>
-            </w:tcMar>
-          </w:tcPr>
-          <w:p>
-            <w:pPr>
-              <w:jc w:val="right"/>
-            </w:pPr>
-            <w:r>
-              <w:rPr>
-                <w:sz w:val="19"/>
-              </w:rPr>
-              <w:t>19</w:t>
-            </w:r>
-          </w:p>
-        </w:tc>
-      </w:tr>
-      <w:tr>
-        <w:tc>
-          <w:tcPr>
-            <w:tcW w:type="dxa" w:w="4968"/>
-            <w:shd w:fill="F8FAFC"/>
-            <w:tcMar>
-              <w:top w:w="40" w:type="dxa"/>
-              <w:bottom w:w="40" w:type="dxa"/>
-              <w:left w:w="80" w:type="dxa"/>
-              <w:right w:w="80" w:type="dxa"/>
-            </w:tcMar>
-          </w:tcPr>
-          <w:p>
-            <w:r>
-              <w:rPr>
-                <w:b/>
-                <w:sz w:val="19"/>
-              </w:rPr>
-              <w:t>10. Challenges Faced &amp; Solutions</w:t>
-            </w:r>
-          </w:p>
-        </w:tc>
-        <w:tc>
-          <w:tcPr>
-            <w:tcW w:type="dxa" w:w="4968"/>
-            <w:shd w:fill="F8FAFC"/>
-            <w:tcMar>
-              <w:top w:w="40" w:type="dxa"/>
-              <w:bottom w:w="40" w:type="dxa"/>
-              <w:left w:w="80" w:type="dxa"/>
-              <w:right w:w="80" w:type="dxa"/>
-            </w:tcMar>
-          </w:tcPr>
-          <w:p>
-            <w:pPr>
-              <w:jc w:val="right"/>
-            </w:pPr>
-            <w:r>
-              <w:rPr>
-                <w:sz w:val="19"/>
-              </w:rPr>
-              <w:t>21</w:t>
-            </w:r>
-          </w:p>
-        </w:tc>
-      </w:tr>
-      <w:tr>
-        <w:tc>
-          <w:tcPr>
-            <w:tcW w:type="dxa" w:w="4968"/>
-            <w:shd w:fill="FFFFFF"/>
-            <w:tcMar>
-              <w:top w:w="40" w:type="dxa"/>
-              <w:bottom w:w="40" w:type="dxa"/>
-              <w:left w:w="80" w:type="dxa"/>
-              <w:right w:w="80" w:type="dxa"/>
-            </w:tcMar>
-          </w:tcPr>
-          <w:p>
-            <w:r>
-              <w:rPr>
-                <w:b/>
-                <w:sz w:val="19"/>
-              </w:rPr>
-              <w:t>11. Future Scope (Milestone 3+ Roadmap)</w:t>
-            </w:r>
-          </w:p>
-        </w:tc>
-        <w:tc>
-          <w:tcPr>
-            <w:tcW w:type="dxa" w:w="4968"/>
-            <w:shd w:fill="FFFFFF"/>
-            <w:tcMar>
-              <w:top w:w="40" w:type="dxa"/>
-              <w:bottom w:w="40" w:type="dxa"/>
-              <w:left w:w="80" w:type="dxa"/>
-              <w:right w:w="80" w:type="dxa"/>
-            </w:tcMar>
-          </w:tcPr>
-          <w:p>
-            <w:pPr>
-              <w:jc w:val="right"/>
-            </w:pPr>
-            <w:r>
-              <w:rPr>
-                <w:sz w:val="19"/>
-              </w:rPr>
-              <w:t>22</w:t>
-            </w:r>
-          </w:p>
-        </w:tc>
-      </w:tr>
-      <w:tr>
-        <w:tc>
-          <w:tcPr>
-            <w:tcW w:type="dxa" w:w="4968"/>
-            <w:shd w:fill="F8FAFC"/>
-            <w:tcMar>
-              <w:top w:w="40" w:type="dxa"/>
-              <w:bottom w:w="40" w:type="dxa"/>
-              <w:left w:w="80" w:type="dxa"/>
-              <w:right w:w="80" w:type="dxa"/>
-            </w:tcMar>
-          </w:tcPr>
-          <w:p>
-            <w:r>
-              <w:rPr>
-                <w:b/>
-                <w:sz w:val="19"/>
-              </w:rPr>
-              <w:t>12. Conclusion</w:t>
-            </w:r>
-          </w:p>
-        </w:tc>
-        <w:tc>
-          <w:tcPr>
-            <w:tcW w:type="dxa" w:w="4968"/>
-            <w:shd w:fill="F8FAFC"/>
-            <w:tcMar>
-              <w:top w:w="40" w:type="dxa"/>
-              <w:bottom w:w="40" w:type="dxa"/>
-              <w:left w:w="80" w:type="dxa"/>
-              <w:right w:w="80" w:type="dxa"/>
-            </w:tcMar>
-          </w:tcPr>
-          <w:p>
-            <w:pPr>
-              <w:jc w:val="right"/>
-            </w:pPr>
-            <w:r>
-              <w:rPr>
-                <w:sz w:val="19"/>
-              </w:rPr>
-              <w:t>23</w:t>
-            </w:r>
-          </w:p>
-        </w:tc>
-      </w:tr>
-      <w:tr>
-        <w:tc>
-          <w:tcPr>
-            <w:tcW w:type="dxa" w:w="4968"/>
-            <w:shd w:fill="FFFFFF"/>
-            <w:tcMar>
-              <w:top w:w="40" w:type="dxa"/>
-              <w:bottom w:w="40" w:type="dxa"/>
-              <w:left w:w="80" w:type="dxa"/>
-              <w:right w:w="80" w:type="dxa"/>
-            </w:tcMar>
-          </w:tcPr>
-          <w:p>
-            <w:r>
-              <w:rPr>
-                <w:b/>
-                <w:sz w:val="19"/>
-              </w:rPr>
-              <w:t>13. References</w:t>
-            </w:r>
-          </w:p>
-        </w:tc>
-        <w:tc>
-          <w:tcPr>
-            <w:tcW w:type="dxa" w:w="4968"/>
-            <w:shd w:fill="FFFFFF"/>
-            <w:tcMar>
-              <w:top w:w="40" w:type="dxa"/>
-              <w:bottom w:w="40" w:type="dxa"/>
-              <w:left w:w="80" w:type="dxa"/>
-              <w:right w:w="80" w:type="dxa"/>
-            </w:tcMar>
-          </w:tcPr>
-          <w:p>
-            <w:pPr>
-              <w:jc w:val="right"/>
-            </w:pPr>
-            <w:r>
-              <w:rPr>
-                <w:sz w:val="19"/>
-              </w:rPr>
-              <w:t>24</w:t>
+              <w:t xml:space="preserve"> 2.0 (Comprehensive Technical Reference)</w:t>
             </w:r>
           </w:p>
         </w:tc>
       </w:tr>
     </w:tbl>
     <w:p>
+      <w:pPr>
+        <w:spacing w:after="240"/>
+      </w:pPr>
+    </w:p>
+    <w:p>
+      <w:pPr>
+        <w:spacing w:after="240"/>
+        <w:jc w:val="center"/>
+      </w:pPr>
       <w:r>
-        <w:br w:type="page"/>
+        <w:rPr>
+          <w:color w:val="C8D2E1"/>
+        </w:rPr>
+        <w:t>━━━━━━━━━━━━━━━━━━━━━━━━━━━━━━━━━━━━━━━━━━━━━━━━━━━━━━━</w:t>
       </w:r>
     </w:p>
     <w:p>
       <w:pPr>
         <w:pStyle w:val="Heading1"/>
-        <w:keepNext/>
-        <w:spacing w:before="360" w:after="160"/>
+        <w:spacing w:before="240" w:after="120"/>
       </w:pPr>
       <w:r>
-        <w:rPr>
-          <w:rFonts w:ascii="Segoe UI" w:hAnsi="Segoe UI"/>
-          <w:b/>
-          <w:color w:val="0066CC"/>
-          <w:sz w:val="32"/>
-        </w:rPr>
-        <w:t>1. Introduction</w:t>
+        <w:t>1. Executive Summary &amp; Objective</w:t>
       </w:r>
     </w:p>
     <w:p>
       <w:pPr>
-        <w:spacing w:line="288" w:lineRule="auto" w:after="200"/>
+        <w:spacing w:after="160" w:line="276" w:lineRule="auto"/>
       </w:pPr>
       <w:r>
-        <w:t>Industry 4.0 emphasizes automated, data-driven manufacturing processes where artificial intelligence and computer vision replace subjective human inspection. Quality assurance is critical in industrial sectors such as automotive, electronics, pharmaceuticals, and consumer products. Traditional manual inspection suffers from visual fatigue, operational downtime, inconsistency, and inability to scale across high-speed production lines.</w:t>
-        <w:br/>
-        <w:br/>
-        <w:t>VisionInspect AI is an intelligent manufacturing defect detection platform built to automate visual quality control. Progressing through Milestone 2, this project focuses on constructing the end-to-end computer vision pipeline, from raw image acquisition and preprocessing to deep autoencoder anomaly detection, bounding box localization, and inspection monitoring dashboards.</w:t>
-      </w:r>
-    </w:p>
-    <w:p>
-      <w:pPr>
-        <w:pStyle w:val="Heading1"/>
-        <w:keepNext/>
-        <w:spacing w:before="360" w:after="160"/>
-      </w:pPr>
-      <w:r>
-        <w:rPr>
-          <w:rFonts w:ascii="Segoe UI" w:hAnsi="Segoe UI"/>
-          <w:b/>
-          <w:color w:val="0066CC"/>
-          <w:sz w:val="32"/>
-        </w:rPr>
-        <w:t>2. Problem Statement</w:t>
-      </w:r>
-    </w:p>
-    <w:p>
-      <w:pPr>
-        <w:spacing w:line="288" w:lineRule="auto" w:after="200"/>
-      </w:pPr>
-      <w:r>
-        <w:t>Industrial manufacturers face major bottlenecks due to defective products reaching downstream supply chains. Specific problems include:</w:t>
-        <w:br/>
-        <w:t>• High False Negative Rates: Human inspectors miss subtle micro-scratches, cracks, or discoloration under high line speeds.</w:t>
-        <w:br/>
-        <w:t>• Lack of Defect-Free Annotations: Training supervised models requires thousands of labeled defective samples, which are rare and expensive to harvest in real factories.</w:t>
-        <w:br/>
-        <w:t>• Computational Overhead: Industrial edge devices require lightweight, real-time algorithms that run efficiently on standard CPU or edge hardware.</w:t>
-        <w:br/>
-        <w:t>• Lack of Spatial Localization: Simply classifying an image as 'Defective' without highlighting the exact pixel location makes manual audit difficult.</w:t>
-      </w:r>
-    </w:p>
-    <w:p>
-      <w:pPr>
-        <w:pStyle w:val="Heading1"/>
-        <w:keepNext/>
-        <w:spacing w:before="360" w:after="160"/>
-      </w:pPr>
-      <w:r>
-        <w:rPr>
-          <w:rFonts w:ascii="Segoe UI" w:hAnsi="Segoe UI"/>
-          <w:b/>
-          <w:color w:val="0066CC"/>
-          <w:sz w:val="32"/>
-        </w:rPr>
-        <w:t>3. Project Objectives &amp; Milestone 2 Scope</w:t>
-      </w:r>
-    </w:p>
-    <w:p>
-      <w:pPr>
-        <w:spacing w:line="288" w:lineRule="auto" w:after="200"/>
-      </w:pPr>
-      <w:r>
-        <w:t>The primary objectives achieved in Milestone 2 are:</w:t>
-        <w:br/>
-        <w:t>1. Image Preprocessing Pipelines: Standardize raw industrial images to 128x128 resolution, perform noise reduction, and assess image quality (blurriness, illumination).</w:t>
-        <w:br/>
-        <w:t>2. Product Crop Localization (YOLO): Integrate YOLOv8 to automatically detect centered products and crop ROI from cluttered backgrounds.</w:t>
-        <w:br/>
-        <w:t>3. Unsupervised Anomaly Detection Models: Train Convolutional Autoencoders on normal images across 15 MVTec AD product categories.</w:t>
-        <w:br/>
-        <w:t>4. SSIM Anomaly Map &amp; Heatmap Generation: Compute Structural Similarity Index maps and overlay visual color heatmaps pinpointing defect regions.</w:t>
-        <w:br/>
-        <w:t>5. Calibrated Quality Decision Engine: Apply 3-sigma empirical thresholding to generate reliable Pass/Reject verdicts.</w:t>
-        <w:br/>
-        <w:t>6. Interactive Inspection Dashboard: Provide a modern web interface and FastAPI REST endpoints for real-time single and batch image inspection.</w:t>
-      </w:r>
-    </w:p>
-    <w:p>
-      <w:pPr>
-        <w:pStyle w:val="Heading1"/>
-        <w:keepNext/>
-        <w:spacing w:before="360" w:after="160"/>
-      </w:pPr>
-      <w:r>
-        <w:rPr>
-          <w:rFonts w:ascii="Segoe UI" w:hAnsi="Segoe UI"/>
-          <w:b/>
-          <w:color w:val="0066CC"/>
-          <w:sz w:val="32"/>
-        </w:rPr>
-        <w:t>4. Existing System vs. Proposed System</w:t>
-      </w:r>
-    </w:p>
-    <w:tbl>
-      <w:tblPr>
-        <w:tblW w:type="auto" w:w="0"/>
-        <w:jc w:val="center"/>
-        <w:tblLook w:firstColumn="1" w:firstRow="1" w:lastColumn="0" w:lastRow="0" w:noHBand="0" w:noVBand="1" w:val="04A0"/>
-      </w:tblPr>
-      <w:tblGrid>
-        <w:gridCol w:w="3312"/>
-        <w:gridCol w:w="3312"/>
-        <w:gridCol w:w="3312"/>
-      </w:tblGrid>
-      <w:tr>
-        <w:tc>
-          <w:tcPr>
-            <w:tcW w:type="dxa" w:w="3312"/>
-            <w:shd w:fill="0066CC"/>
-            <w:tcMar>
-              <w:top w:w="80" w:type="dxa"/>
-              <w:bottom w:w="80" w:type="dxa"/>
-              <w:left w:w="100" w:type="dxa"/>
-              <w:right w:w="100" w:type="dxa"/>
-            </w:tcMar>
-          </w:tcPr>
-          <w:p>
-            <w:r>
-              <w:rPr>
-                <w:b/>
-                <w:color w:val="FFFFFF"/>
-              </w:rPr>
-              <w:t>Feature / Aspect</w:t>
-            </w:r>
-          </w:p>
-        </w:tc>
-        <w:tc>
-          <w:tcPr>
-            <w:tcW w:type="dxa" w:w="3312"/>
-            <w:shd w:fill="0066CC"/>
-            <w:tcMar>
-              <w:top w:w="80" w:type="dxa"/>
-              <w:bottom w:w="80" w:type="dxa"/>
-              <w:left w:w="100" w:type="dxa"/>
-              <w:right w:w="100" w:type="dxa"/>
-            </w:tcMar>
-          </w:tcPr>
-          <w:p>
-            <w:r>
-              <w:rPr>
-                <w:b/>
-                <w:color w:val="FFFFFF"/>
-              </w:rPr>
-              <w:t>Traditional Manual / Rule-Based System</w:t>
-            </w:r>
-          </w:p>
-        </w:tc>
-        <w:tc>
-          <w:tcPr>
-            <w:tcW w:type="dxa" w:w="3312"/>
-            <w:shd w:fill="0066CC"/>
-            <w:tcMar>
-              <w:top w:w="80" w:type="dxa"/>
-              <w:bottom w:w="80" w:type="dxa"/>
-              <w:left w:w="100" w:type="dxa"/>
-              <w:right w:w="100" w:type="dxa"/>
-            </w:tcMar>
-          </w:tcPr>
-          <w:p>
-            <w:r>
-              <w:rPr>
-                <w:b/>
-                <w:color w:val="FFFFFF"/>
-              </w:rPr>
-              <w:t>Proposed VisionInspect AI System</w:t>
-            </w:r>
-          </w:p>
-        </w:tc>
-      </w:tr>
-      <w:tr>
-        <w:tc>
-          <w:tcPr>
-            <w:tcW w:type="dxa" w:w="3312"/>
-            <w:shd w:fill="F0F4F8"/>
-            <w:tcMar>
-              <w:top w:w="60" w:type="dxa"/>
-              <w:bottom w:w="60" w:type="dxa"/>
-              <w:left w:w="80" w:type="dxa"/>
-              <w:right w:w="80" w:type="dxa"/>
-            </w:tcMar>
-          </w:tcPr>
-          <w:p>
-            <w:r>
-              <w:t>Inspection Method</w:t>
-            </w:r>
-          </w:p>
-        </w:tc>
-        <w:tc>
-          <w:tcPr>
-            <w:tcW w:type="dxa" w:w="3312"/>
-            <w:shd w:fill="F0F4F8"/>
-            <w:tcMar>
-              <w:top w:w="60" w:type="dxa"/>
-              <w:bottom w:w="60" w:type="dxa"/>
-              <w:left w:w="80" w:type="dxa"/>
-              <w:right w:w="80" w:type="dxa"/>
-            </w:tcMar>
-          </w:tcPr>
-          <w:p>
-            <w:r>
-              <w:t>Human eye or fixed heuristic thresholding</w:t>
-            </w:r>
-          </w:p>
-        </w:tc>
-        <w:tc>
-          <w:tcPr>
-            <w:tcW w:type="dxa" w:w="3312"/>
-            <w:shd w:fill="F0F4F8"/>
-            <w:tcMar>
-              <w:top w:w="60" w:type="dxa"/>
-              <w:bottom w:w="60" w:type="dxa"/>
-              <w:left w:w="80" w:type="dxa"/>
-              <w:right w:w="80" w:type="dxa"/>
-            </w:tcMar>
-          </w:tcPr>
-          <w:p>
-            <w:r>
-              <w:t>Deep Convolutional Autoencoder + YOLO</w:t>
-            </w:r>
-          </w:p>
-        </w:tc>
-      </w:tr>
-      <w:tr>
-        <w:tc>
-          <w:tcPr>
-            <w:tcW w:type="dxa" w:w="3312"/>
-            <w:shd w:fill="FFFFFF"/>
-            <w:tcMar>
-              <w:top w:w="60" w:type="dxa"/>
-              <w:bottom w:w="60" w:type="dxa"/>
-              <w:left w:w="80" w:type="dxa"/>
-              <w:right w:w="80" w:type="dxa"/>
-            </w:tcMar>
-          </w:tcPr>
-          <w:p>
-            <w:r>
-              <w:t>Defect Data Requirement</w:t>
-            </w:r>
-          </w:p>
-        </w:tc>
-        <w:tc>
-          <w:tcPr>
-            <w:tcW w:type="dxa" w:w="3312"/>
-            <w:shd w:fill="FFFFFF"/>
-            <w:tcMar>
-              <w:top w:w="60" w:type="dxa"/>
-              <w:bottom w:w="60" w:type="dxa"/>
-              <w:left w:w="80" w:type="dxa"/>
-              <w:right w:w="80" w:type="dxa"/>
-            </w:tcMar>
-          </w:tcPr>
-          <w:p>
-            <w:r>
-              <w:t>Requires massive labeled defective datasets</w:t>
-            </w:r>
-          </w:p>
-        </w:tc>
-        <w:tc>
-          <w:tcPr>
-            <w:tcW w:type="dxa" w:w="3312"/>
-            <w:shd w:fill="FFFFFF"/>
-            <w:tcMar>
-              <w:top w:w="60" w:type="dxa"/>
-              <w:bottom w:w="60" w:type="dxa"/>
-              <w:left w:w="80" w:type="dxa"/>
-              <w:right w:w="80" w:type="dxa"/>
-            </w:tcMar>
-          </w:tcPr>
-          <w:p>
-            <w:r>
-              <w:t>Unsupervised (Trained on 100% good images only)</w:t>
-            </w:r>
-          </w:p>
-        </w:tc>
-      </w:tr>
-      <w:tr>
-        <w:tc>
-          <w:tcPr>
-            <w:tcW w:type="dxa" w:w="3312"/>
-            <w:shd w:fill="F0F4F8"/>
-            <w:tcMar>
-              <w:top w:w="60" w:type="dxa"/>
-              <w:bottom w:w="60" w:type="dxa"/>
-              <w:left w:w="80" w:type="dxa"/>
-              <w:right w:w="80" w:type="dxa"/>
-            </w:tcMar>
-          </w:tcPr>
-          <w:p>
-            <w:r>
-              <w:t>Speed &amp; Scalability</w:t>
-            </w:r>
-          </w:p>
-        </w:tc>
-        <w:tc>
-          <w:tcPr>
-            <w:tcW w:type="dxa" w:w="3312"/>
-            <w:shd w:fill="F0F4F8"/>
-            <w:tcMar>
-              <w:top w:w="60" w:type="dxa"/>
-              <w:bottom w:w="60" w:type="dxa"/>
-              <w:left w:w="80" w:type="dxa"/>
-              <w:right w:w="80" w:type="dxa"/>
-            </w:tcMar>
-          </w:tcPr>
-          <w:p>
-            <w:r>
-              <w:t>Slow (seconds per image), visual fatigue</w:t>
-            </w:r>
-          </w:p>
-        </w:tc>
-        <w:tc>
-          <w:tcPr>
-            <w:tcW w:type="dxa" w:w="3312"/>
-            <w:shd w:fill="F0F4F8"/>
-            <w:tcMar>
-              <w:top w:w="60" w:type="dxa"/>
-              <w:bottom w:w="60" w:type="dxa"/>
-              <w:left w:w="80" w:type="dxa"/>
-              <w:right w:w="80" w:type="dxa"/>
-            </w:tcMar>
-          </w:tcPr>
-          <w:p>
-            <w:r>
-              <w:t>Real-time (&lt;100ms inference per image)</w:t>
-            </w:r>
-          </w:p>
-        </w:tc>
-      </w:tr>
-      <w:tr>
-        <w:tc>
-          <w:tcPr>
-            <w:tcW w:type="dxa" w:w="3312"/>
-            <w:shd w:fill="FFFFFF"/>
-            <w:tcMar>
-              <w:top w:w="60" w:type="dxa"/>
-              <w:bottom w:w="60" w:type="dxa"/>
-              <w:left w:w="80" w:type="dxa"/>
-              <w:right w:w="80" w:type="dxa"/>
-            </w:tcMar>
-          </w:tcPr>
-          <w:p>
-            <w:r>
-              <w:t>Localization Capability</w:t>
-            </w:r>
-          </w:p>
-        </w:tc>
-        <w:tc>
-          <w:tcPr>
-            <w:tcW w:type="dxa" w:w="3312"/>
-            <w:shd w:fill="FFFFFF"/>
-            <w:tcMar>
-              <w:top w:w="60" w:type="dxa"/>
-              <w:bottom w:w="60" w:type="dxa"/>
-              <w:left w:w="80" w:type="dxa"/>
-              <w:right w:w="80" w:type="dxa"/>
-            </w:tcMar>
-          </w:tcPr>
-          <w:p>
-            <w:r>
-              <w:t>Manual marking or none</w:t>
-            </w:r>
-          </w:p>
-        </w:tc>
-        <w:tc>
-          <w:tcPr>
-            <w:tcW w:type="dxa" w:w="3312"/>
-            <w:shd w:fill="FFFFFF"/>
-            <w:tcMar>
-              <w:top w:w="60" w:type="dxa"/>
-              <w:bottom w:w="60" w:type="dxa"/>
-              <w:left w:w="80" w:type="dxa"/>
-              <w:right w:w="80" w:type="dxa"/>
-            </w:tcMar>
-          </w:tcPr>
-          <w:p>
-            <w:r>
-              <w:t>Pixel-wise SSIM anomaly map &amp; visual heatmap</w:t>
-            </w:r>
-          </w:p>
-        </w:tc>
-      </w:tr>
-      <w:tr>
-        <w:tc>
-          <w:tcPr>
-            <w:tcW w:type="dxa" w:w="3312"/>
-            <w:shd w:fill="F0F4F8"/>
-            <w:tcMar>
-              <w:top w:w="60" w:type="dxa"/>
-              <w:bottom w:w="60" w:type="dxa"/>
-              <w:left w:w="80" w:type="dxa"/>
-              <w:right w:w="80" w:type="dxa"/>
-            </w:tcMar>
-          </w:tcPr>
-          <w:p>
-            <w:r>
-              <w:t>Threshold Adaptation</w:t>
-            </w:r>
-          </w:p>
-        </w:tc>
-        <w:tc>
-          <w:tcPr>
-            <w:tcW w:type="dxa" w:w="3312"/>
-            <w:shd w:fill="F0F4F8"/>
-            <w:tcMar>
-              <w:top w:w="60" w:type="dxa"/>
-              <w:bottom w:w="60" w:type="dxa"/>
-              <w:left w:w="80" w:type="dxa"/>
-              <w:right w:w="80" w:type="dxa"/>
-            </w:tcMar>
-          </w:tcPr>
-          <w:p>
-            <w:r>
-              <w:t>Hardcoded static thresholds</w:t>
-            </w:r>
-          </w:p>
-        </w:tc>
-        <w:tc>
-          <w:tcPr>
-            <w:tcW w:type="dxa" w:w="3312"/>
-            <w:shd w:fill="F0F4F8"/>
-            <w:tcMar>
-              <w:top w:w="60" w:type="dxa"/>
-              <w:bottom w:w="60" w:type="dxa"/>
-              <w:left w:w="80" w:type="dxa"/>
-              <w:right w:w="80" w:type="dxa"/>
-            </w:tcMar>
-          </w:tcPr>
-          <w:p>
-            <w:r>
-              <w:t>Category-specific 3-sigma calibrated thresholds</w:t>
-            </w:r>
-          </w:p>
-        </w:tc>
-      </w:tr>
-    </w:tbl>
-    <w:p>
-      <w:r>
-        <w:br w:type="page"/>
-      </w:r>
-    </w:p>
-    <w:p>
-      <w:pPr>
-        <w:pStyle w:val="Heading1"/>
-        <w:keepNext/>
-        <w:spacing w:before="360" w:after="160"/>
-      </w:pPr>
-      <w:r>
-        <w:rPr>
-          <w:rFonts w:ascii="Segoe UI" w:hAnsi="Segoe UI"/>
-          <w:b/>
-          <w:color w:val="0066CC"/>
-          <w:sz w:val="32"/>
-        </w:rPr>
-        <w:t>5. Architecture Diagram &amp; Project Workflow</w:t>
-      </w:r>
-    </w:p>
-    <w:p>
-      <w:pPr>
-        <w:spacing w:line="288" w:lineRule="auto" w:after="200"/>
-      </w:pPr>
-      <w:r>
-        <w:t>The VisionInspect AI architecture operates as an integrated end-to-end computer vision pipeline:</w:t>
-        <w:br/>
-        <w:br/>
-        <w:t>Raw Image Input ➔ Image Validation &amp; Preprocessing ➔ YOLO Product Crop ➔ Autoencoder Reconstruction ➔ SSIM Anomaly Residual Calculation ➔ 3-Sigma Threshold Evaluation ➔ Pass/Reject Verdict &amp; Visual Heatmap ➔ Web Dashboard Output.</w:t>
+        <w:t>VisionInspect AI is an Industry 4.0 compliant automated computer vision platform designed for real-time quality control and manufacturing defect inspection. Milestone 2 focuses on building the core Image Processing Pipelines, Defect Detection Engines, Mathematical Severity Assessment Framework, Batch Analytics, and Interactive Dashboard UI.</w:t>
       </w:r>
     </w:p>
     <w:tbl>
@@ -1873,7 +231,7 @@
             </w:tcMar>
             <w:tcBorders>
               <w:top w:val="none"/>
-              <w:left w:val="single" w:sz="24" w:space="0" w:color="0066CC"/>
+              <w:left w:val="single" w:sz="24" w:space="0" w:color="0078D4"/>
               <w:bottom w:val="none"/>
               <w:right w:val="none"/>
             </w:tcBorders>
@@ -1887,17 +245,17 @@
                 <w:rFonts w:ascii="Segoe UI" w:hAnsi="Segoe UI"/>
                 <w:b/>
                 <w:color w:val="0050A0"/>
-                <w:sz w:val="20"/>
+                <w:sz w:val="21"/>
               </w:rPr>
-              <w:t xml:space="preserve">[SYSTEM ARCHITECTURE HIGHLIGHT] </w:t>
+              <w:t xml:space="preserve">[MILESTONE 2 CORE GOAL] </w:t>
             </w:r>
             <w:r>
               <w:rPr>
                 <w:rFonts w:ascii="Segoe UI" w:hAnsi="Segoe UI"/>
                 <w:color w:val="282828"/>
-                <w:sz w:val="19"/>
+                <w:sz w:val="20"/>
               </w:rPr>
-              <w:t>System Pipeline Flow: The input image is first validated for quality (blur, lighting). If YOLO mode is enabled, the product is cropped. The preprocessed image is passed into the category-specific Autoencoder, which reconstructs the image. Structural differences between original and reconstructed tensors are highlighted via SSIM, generating an anomaly score and heatmap.</w:t>
+              <w:t>Milestone 2 transitions the system from basic baseline model inference to an end-to-end industrial inspection engine equipped with automated image validation (blur, lighting, contrast), morphological severity scoring, thread-safe batch processing, and live operational dashboards.</w:t>
             </w:r>
           </w:p>
         </w:tc>
@@ -1911,158 +269,882 @@
     <w:p>
       <w:pPr>
         <w:pStyle w:val="Heading1"/>
-        <w:keepNext/>
-        <w:spacing w:before="360" w:after="160"/>
+        <w:spacing w:before="280" w:after="120"/>
+      </w:pPr>
+      <w:r>
+        <w:t>2. System Pipeline Architecture &amp; Staged Roadmap</w:t>
+      </w:r>
+    </w:p>
+    <w:p>
+      <w:pPr>
+        <w:spacing w:after="160" w:line="276" w:lineRule="auto"/>
+      </w:pPr>
+      <w:r>
+        <w:t>To ensure modular reliability and zero-regression deployment, Milestone 2 was structured into 4 distinct execution stages:</w:t>
+      </w:r>
+    </w:p>
+    <w:p>
+      <w:pPr>
+        <w:pStyle w:val="ListBullet"/>
+        <w:spacing w:after="80"/>
       </w:pPr>
       <w:r>
         <w:rPr>
-          <w:rFonts w:ascii="Segoe UI" w:hAnsi="Segoe UI"/>
           <w:b/>
-          <w:color w:val="0066CC"/>
-          <w:sz w:val="32"/>
+          <w:color w:val="0064B4"/>
         </w:rPr>
-        <w:t>6. Computer Vision &amp; Deep Learning Theory</w:t>
+        <w:t xml:space="preserve">Stage 1: Preprocessing &amp; Quality Analysis: </w:t>
+      </w:r>
+      <w:r>
+        <w:rPr>
+          <w:sz w:val="20"/>
+        </w:rPr>
+        <w:t>Implements automated image validation metrics (sharpness/blur via Laplacian variance, exposure/brightness, contrast index) and enhancement filters (CLAHE in LAB color space, Gaussian denoising, unsharp masking). Adds the /quality-check API endpoint.</w:t>
+      </w:r>
+    </w:p>
+    <w:p>
+      <w:pPr>
+        <w:pStyle w:val="ListBullet"/>
+        <w:spacing w:after="80"/>
+      </w:pPr>
+      <w:r>
+        <w:rPr>
+          <w:b/>
+          <w:color w:val="0064B4"/>
+        </w:rPr>
+        <w:t xml:space="preserve">Stage 2: Defect Prediction Engine &amp; Severity Scoring: </w:t>
+      </w:r>
+      <w:r>
+        <w:rPr>
+          <w:sz w:val="20"/>
+        </w:rPr>
+        <w:t>Integrates preprocessing with unsupervised Autoencoder models. Formulates the spec-compliant mathematical severity formula (Size 30% + Location 25% + Type 25% + Confidence 20%). Aligns model inference inputs with raw training data distributions.</w:t>
+      </w:r>
+    </w:p>
+    <w:p>
+      <w:pPr>
+        <w:pStyle w:val="ListBullet"/>
+        <w:spacing w:after="80"/>
+      </w:pPr>
+      <w:r>
+        <w:rPr>
+          <w:b/>
+          <w:color w:val="0064B4"/>
+        </w:rPr>
+        <w:t xml:space="preserve">Stage 3: Batch Inspection, History &amp; Reporting API: </w:t>
+      </w:r>
+      <w:r>
+        <w:rPr>
+          <w:sz w:val="20"/>
+        </w:rPr>
+        <w:t>Implements a thread-safe in-memory FIFO log (inspection_log.py), structured Markdown/HTML/JSON quality certificates (report.py), and REST endpoints (/batch-predict, /history, /analytics, /report/{id}).</w:t>
+      </w:r>
+    </w:p>
+    <w:p>
+      <w:pPr>
+        <w:pStyle w:val="ListBullet"/>
+        <w:spacing w:after="80"/>
+      </w:pPr>
+      <w:r>
+        <w:rPr>
+          <w:b/>
+          <w:color w:val="0064B4"/>
+        </w:rPr>
+        <w:t xml:space="preserve">Stage 4: Enhanced Dashboard UI &amp; Visual Analytics: </w:t>
+      </w:r>
+      <w:r>
+        <w:rPr>
+          <w:sz w:val="20"/>
+        </w:rPr>
+        <w:t>Upgrades dashboard.html into a multi-tab visual workstation featuring live severity gauges, single image QC meters, multi-file batch upload cards, Chart.js pass/fail ratios, and historical inspection tables.</w:t>
+      </w:r>
+    </w:p>
+    <w:p>
+      <w:pPr>
+        <w:spacing w:after="120"/>
+      </w:pPr>
+    </w:p>
+    <w:p>
+      <w:pPr>
+        <w:pStyle w:val="Heading2"/>
+        <w:spacing w:before="200" w:after="80"/>
+      </w:pPr>
+      <w:r>
+        <w:t>System Architecture &amp; Data Processing Flowchart</w:t>
+      </w:r>
+    </w:p>
+    <w:p>
+      <w:pPr>
+        <w:spacing w:after="200"/>
+        <w:jc w:val="center"/>
+      </w:pPr>
+      <w:r>
+        <w:rPr>
+          <w:rFonts w:ascii="Consolas" w:hAnsi="Consolas"/>
+          <w:color w:val="003264"/>
+          <w:sz w:val="15"/>
+        </w:rPr>
+        <w:t>┌────────────────────────────────────────────────────────────────────────────────────────┐</w:t>
+        <w:br/>
+        <w:t>│                             PRODUCT IMAGE INPUT (Single / Batch)                       │</w:t>
+        <w:br/>
+        <w:t>└───────────────────────────────────────────┬────────────────────────────────────────────┘</w:t>
+        <w:br/>
+        <w:t xml:space="preserve">                                            │</w:t>
+        <w:br/>
+        <w:t xml:space="preserve">                                            ▼</w:t>
+        <w:br/>
+        <w:t>┌────────────────────────────────────────────────────────────────────────────────────────┐</w:t>
+        <w:br/>
+        <w:t>│ STAGE 1: IMAGE PROCESSING &amp; QUALITY CONTROL (anomaly_detection/preprocessor.py)        │</w:t>
+        <w:br/>
+        <w:t>├────────────────────────────────────────────────────────────────────────────────────────┤</w:t>
+        <w:br/>
+        <w:t>│  1. Sharpness Metric : Laplacian Variance σ²(∇²f)  --&gt;  Blur Warning (&lt; 100.0)             │</w:t>
+        <w:br/>
+        <w:t>│  2. Exposure Check   : Mean Gray Intensity μ       --&gt;  Dark (&lt; 40) / Bright (&gt; 230)       │</w:t>
+        <w:br/>
+        <w:t>│  3. Contrast Index   : Intensity Std Dev σ         --&gt;  Low Contrast Warning (&lt; 15.0)    │</w:t>
+        <w:br/>
+        <w:t>│  4. Enhancement      : CLAHE (LAB space L-channel) + Gaussian Denoise + Unsharp Mask   │</w:t>
+        <w:br/>
+        <w:t>└───────────────────────────────────────────┬────────────────────────────────────────────┘</w:t>
+        <w:br/>
+        <w:t xml:space="preserve">                                            │</w:t>
+        <w:br/>
+        <w:t xml:space="preserve">                      ┌─────────────────────┴─────────────────────┐</w:t>
+        <w:br/>
+        <w:t xml:space="preserve">                      │                                           │</w:t>
+        <w:br/>
+        <w:t xml:space="preserve">                      ▼                                           ▼</w:t>
+        <w:br/>
+        <w:t>┌──────────────────────────────────────────┐  ┌──────────────────────────────────────────┐</w:t>
+        <w:br/>
+        <w:t>│ STAGE 1 (YOLOv8): Product Isolation Crop │  │ QUALITY ANALYSIS REPORT (q_report)       │</w:t>
+        <w:br/>
+        <w:t>│ (Extract ROI, Bounding Box Coordinates)  │  │ Valid Status, Blur/Brightness Scores     │</w:t>
+        <w:br/>
+        <w:t>└─────────────────────┬────────────────────┘  └─────────────────────┬────────────────────┘</w:t>
+        <w:br/>
+        <w:t xml:space="preserve">                      │                                           │</w:t>
+        <w:br/>
+        <w:t xml:space="preserve">                      └─────────────────────┬─────────────────────┘</w:t>
+        <w:br/>
+        <w:t xml:space="preserve">                                            │</w:t>
+        <w:br/>
+        <w:t xml:space="preserve">                                            ▼</w:t>
+        <w:br/>
+        <w:t>┌────────────────────────────────────────────────────────────────────────────────────────┐</w:t>
+        <w:br/>
+        <w:t>│ STAGE 2: UNSUPERVISED AUTOENCODER RECONSTRUCTION (anomaly_detection/model.py)          │</w:t>
+        <w:br/>
+        <w:t>├────────────────────────────────────────────────────────────────────────────────────────┤</w:t>
+        <w:br/>
+        <w:t>│  - Input: Raw Cropped Image (Matches Training Distribution, Eliminates Shift)          │</w:t>
+        <w:br/>
+        <w:t>│  - Latent Bottleneck: 128x128x3 --&gt; Conv Encoder --&gt; 8x8x256 --&gt; ConvTranspose Decoder │</w:t>
+        <w:br/>
+        <w:t>│  - Anomaly Map E(x): Pixel-wise Squared Error (x - x_hat)²                              │</w:t>
+        <w:br/>
+        <w:t>│  - Anomaly Score: Mean of Top 5% Highest Error Pixels                                 │</w:t>
+        <w:br/>
+        <w:t>│  - Classification Decision: Is Anomaly = (Score &gt; Calibrated Category Threshold)       │</w:t>
+        <w:br/>
+        <w:t>└───────────────────────────────────────────┬────────────────────────────────────────────┘</w:t>
+        <w:br/>
+        <w:t xml:space="preserve">                                            │</w:t>
+        <w:br/>
+        <w:t xml:space="preserve">                                            ▼</w:t>
+        <w:br/>
+        <w:t>┌────────────────────────────────────────────────────────────────────────────────────────┐</w:t>
+        <w:br/>
+        <w:t>│ STAGE 2: SEVERITY SCORING ENGINE (anomaly_detection/severity.py)                       │</w:t>
+        <w:br/>
+        <w:t>├────────────────────────────────────────────────────────────────────────────────────────┤</w:t>
+        <w:br/>
+        <w:t>│  Severity Score = (Size x 30%) + (Location x 25%) + (Defect Type x 25%) + (Conf x 20%) │</w:t>
+        <w:br/>
+        <w:t>│  Levels: Critical (80-100) | High (60-79) | Medium (40-59) | Low (0-39)                  │</w:t>
+        <w:br/>
+        <w:t>└───────────────────────────────────────────┬────────────────────────────────────────────┘</w:t>
+        <w:br/>
+        <w:t xml:space="preserve">                                            │</w:t>
+        <w:br/>
+        <w:t xml:space="preserve">                                            ▼</w:t>
+        <w:br/>
+        <w:t>┌────────────────────────────────────────────────────────────────────────────────────────┐</w:t>
+        <w:br/>
+        <w:t>│ STAGE 3: BATCH LOGGING &amp; REPORT GENERATION (inspection_log.py &amp; report.py)             │</w:t>
+        <w:br/>
+        <w:t>├────────────────────────────────────────────────────────────────────────────────────────┤</w:t>
+        <w:br/>
+        <w:t>│  - Thread-Safe FIFO Log (Max 500 Entries)                                              │</w:t>
+        <w:br/>
+        <w:t>│  - Rest API Endpoints: /batch-predict, /history, /analytics, /report/{id}              │</w:t>
+        <w:br/>
+        <w:t>│  - Dynamic Certificate Formats: JSON, Raw Markdown, Styled Printable HTML              │</w:t>
+        <w:br/>
+        <w:t>└───────────────────────────────────────────┬────────────────────────────────────────────┘</w:t>
+        <w:br/>
+        <w:t xml:space="preserve">                                            │</w:t>
+        <w:br/>
+        <w:t xml:space="preserve">                                            ▼</w:t>
+        <w:br/>
+        <w:t>┌────────────────────────────────────────────────────────────────────────────────────────┐</w:t>
+        <w:br/>
+        <w:t>│ STAGE 4: WORKSTATION DASHBOARD UI (anomaly_detection/dashboard.html)                   │</w:t>
+        <w:br/>
+        <w:t>├────────────────────────────────────────────────────────────────────────────────────────┤</w:t>
+        <w:br/>
+        <w:t>│  - Multi-Tab UI: Single Inspect | Batch Inspect | Live Analytics | Inspection History   │</w:t>
+        <w:br/>
+        <w:t>│  - Visual Gauge Components, Heatmap Overlay, Chart.js Ratios &amp; Certificate Modals     │</w:t>
+        <w:br/>
+        <w:t>└────────────────────────────────────────────────────────────────────────────────────────┘</w:t>
+      </w:r>
+    </w:p>
+    <w:p>
+      <w:pPr>
+        <w:pStyle w:val="Heading1"/>
+        <w:spacing w:before="320" w:after="120"/>
+      </w:pPr>
+      <w:r>
+        <w:t>3. Stage 1: Preprocessing &amp; Image Quality Validation</w:t>
+      </w:r>
+    </w:p>
+    <w:p>
+      <w:pPr>
+        <w:spacing w:after="160" w:line="276" w:lineRule="auto"/>
+      </w:pPr>
+      <w:r>
+        <w:t xml:space="preserve">In industrial manufacturing lines, camera vibration, dirty lenses, conveyor speed, and uneven lighting often introduce out-of-focus blur or extreme exposure variance. Feeding unvalidated, degraded images into deep neural networks causes unpredictable reconstruction anomalies. Stage 1 establishes a deterministic image quality control filter and enhancement module in </w:t>
+      </w:r>
+      <w:r>
+        <w:rPr>
+          <w:b/>
+        </w:rPr>
+        <w:t>preprocessor.py</w:t>
+      </w:r>
+      <w:r>
+        <w:t xml:space="preserve"> to validate images prior to neural net evaluation.</w:t>
       </w:r>
     </w:p>
     <w:p>
       <w:pPr>
         <w:pStyle w:val="Heading2"/>
-        <w:keepNext/>
-        <w:spacing w:before="280" w:after="120"/>
+        <w:spacing w:before="200" w:after="80"/>
       </w:pPr>
       <w:r>
-        <w:rPr>
-          <w:rFonts w:ascii="Segoe UI" w:hAnsi="Segoe UI"/>
-          <w:b/>
-          <w:color w:val="106EBE"/>
-          <w:sz w:val="26"/>
-        </w:rPr>
-        <w:t>6.1 Image Processing &amp; Preprocessing Theory</w:t>
+        <w:t>3.1 Mathematical &amp; Theoretical Foundation of Quality Metrics</w:t>
+      </w:r>
+    </w:p>
+    <w:tbl>
+      <w:tblPr>
+        <w:tblW w:type="auto" w:w="0"/>
+        <w:jc w:val="center"/>
+        <w:tblLayout w:type="fixed"/>
+        <w:tblLook w:firstColumn="1" w:firstRow="1" w:lastColumn="0" w:lastRow="0" w:noHBand="0" w:noVBand="1" w:val="04A0"/>
+      </w:tblPr>
+      <w:tblGrid>
+        <w:gridCol w:w="2484"/>
+        <w:gridCol w:w="2484"/>
+        <w:gridCol w:w="2484"/>
+        <w:gridCol w:w="2484"/>
+      </w:tblGrid>
+      <w:tr>
+        <w:tc>
+          <w:tcPr>
+            <w:tcW w:type="dxa" w:w="2484"/>
+            <w:shd w:fill="0078D4"/>
+            <w:tcMar>
+              <w:top w:w="100" w:type="dxa"/>
+              <w:bottom w:w="100" w:type="dxa"/>
+              <w:left w:w="120" w:type="dxa"/>
+              <w:right w:w="120" w:type="dxa"/>
+            </w:tcMar>
+          </w:tcPr>
+          <w:p>
+            <w:pPr>
+              <w:jc w:val="left"/>
+            </w:pPr>
+            <w:r>
+              <w:rPr>
+                <w:b/>
+                <w:color w:val="FFFFFF"/>
+                <w:sz w:val="19"/>
+              </w:rPr>
+              <w:t>Metric Name</w:t>
+            </w:r>
+          </w:p>
+        </w:tc>
+        <w:tc>
+          <w:tcPr>
+            <w:tcW w:type="dxa" w:w="2484"/>
+            <w:shd w:fill="0078D4"/>
+            <w:tcMar>
+              <w:top w:w="100" w:type="dxa"/>
+              <w:bottom w:w="100" w:type="dxa"/>
+              <w:left w:w="120" w:type="dxa"/>
+              <w:right w:w="120" w:type="dxa"/>
+            </w:tcMar>
+          </w:tcPr>
+          <w:p>
+            <w:pPr>
+              <w:jc w:val="left"/>
+            </w:pPr>
+            <w:r>
+              <w:rPr>
+                <w:b/>
+                <w:color w:val="FFFFFF"/>
+                <w:sz w:val="19"/>
+              </w:rPr>
+              <w:t>Mathematical Expression</w:t>
+            </w:r>
+          </w:p>
+        </w:tc>
+        <w:tc>
+          <w:tcPr>
+            <w:tcW w:type="dxa" w:w="2484"/>
+            <w:shd w:fill="0078D4"/>
+            <w:tcMar>
+              <w:top w:w="100" w:type="dxa"/>
+              <w:bottom w:w="100" w:type="dxa"/>
+              <w:left w:w="120" w:type="dxa"/>
+              <w:right w:w="120" w:type="dxa"/>
+            </w:tcMar>
+          </w:tcPr>
+          <w:p>
+            <w:pPr>
+              <w:jc w:val="left"/>
+            </w:pPr>
+            <w:r>
+              <w:rPr>
+                <w:b/>
+                <w:color w:val="FFFFFF"/>
+                <w:sz w:val="19"/>
+              </w:rPr>
+              <w:t>Default Threshold</w:t>
+            </w:r>
+          </w:p>
+        </w:tc>
+        <w:tc>
+          <w:tcPr>
+            <w:tcW w:type="dxa" w:w="2484"/>
+            <w:shd w:fill="0078D4"/>
+            <w:tcMar>
+              <w:top w:w="100" w:type="dxa"/>
+              <w:bottom w:w="100" w:type="dxa"/>
+              <w:left w:w="120" w:type="dxa"/>
+              <w:right w:w="120" w:type="dxa"/>
+            </w:tcMar>
+          </w:tcPr>
+          <w:p>
+            <w:pPr>
+              <w:jc w:val="left"/>
+            </w:pPr>
+            <w:r>
+              <w:rPr>
+                <w:b/>
+                <w:color w:val="FFFFFF"/>
+                <w:sz w:val="19"/>
+              </w:rPr>
+              <w:t>Operational Meaning &amp; Action</w:t>
+            </w:r>
+          </w:p>
+        </w:tc>
+      </w:tr>
+      <w:tr>
+        <w:tc>
+          <w:tcPr>
+            <w:tcW w:type="dxa" w:w="2484"/>
+            <w:shd w:fill="F8FAFC"/>
+            <w:tcMar>
+              <w:top w:w="80" w:type="dxa"/>
+              <w:bottom w:w="80" w:type="dxa"/>
+              <w:left w:w="100" w:type="dxa"/>
+              <w:right w:w="100" w:type="dxa"/>
+            </w:tcMar>
+          </w:tcPr>
+          <w:p>
+            <w:r>
+              <w:rPr>
+                <w:b/>
+                <w:sz w:val="18"/>
+              </w:rPr>
+              <w:t>Sharpness (Blur)</w:t>
+            </w:r>
+          </w:p>
+        </w:tc>
+        <w:tc>
+          <w:tcPr>
+            <w:tcW w:type="dxa" w:w="2484"/>
+            <w:shd w:fill="F8FAFC"/>
+            <w:tcMar>
+              <w:top w:w="80" w:type="dxa"/>
+              <w:bottom w:w="80" w:type="dxa"/>
+              <w:left w:w="100" w:type="dxa"/>
+              <w:right w:w="100" w:type="dxa"/>
+            </w:tcMar>
+          </w:tcPr>
+          <w:p>
+            <w:r>
+              <w:rPr>
+                <w:sz w:val="18"/>
+              </w:rPr>
+              <w:t>σ²(∇²f) = Var(Laplacian(Gray))</w:t>
+            </w:r>
+          </w:p>
+        </w:tc>
+        <w:tc>
+          <w:tcPr>
+            <w:tcW w:type="dxa" w:w="2484"/>
+            <w:shd w:fill="F8FAFC"/>
+            <w:tcMar>
+              <w:top w:w="80" w:type="dxa"/>
+              <w:bottom w:w="80" w:type="dxa"/>
+              <w:left w:w="100" w:type="dxa"/>
+              <w:right w:w="100" w:type="dxa"/>
+            </w:tcMar>
+          </w:tcPr>
+          <w:p>
+            <w:r>
+              <w:rPr>
+                <w:sz w:val="18"/>
+              </w:rPr>
+              <w:t>Score &lt; 100.0</w:t>
+            </w:r>
+          </w:p>
+        </w:tc>
+        <w:tc>
+          <w:tcPr>
+            <w:tcW w:type="dxa" w:w="2484"/>
+            <w:shd w:fill="F8FAFC"/>
+            <w:tcMar>
+              <w:top w:w="80" w:type="dxa"/>
+              <w:bottom w:w="80" w:type="dxa"/>
+              <w:left w:w="100" w:type="dxa"/>
+              <w:right w:w="100" w:type="dxa"/>
+            </w:tcMar>
+          </w:tcPr>
+          <w:p>
+            <w:r>
+              <w:rPr>
+                <w:sz w:val="18"/>
+              </w:rPr>
+              <w:t>Detects high-frequency loss caused by camera focus errors or motion blur. Flags operator warning.</w:t>
+            </w:r>
+          </w:p>
+        </w:tc>
+      </w:tr>
+      <w:tr>
+        <w:tc>
+          <w:tcPr>
+            <w:tcW w:type="dxa" w:w="2484"/>
+            <w:shd w:fill="FFFFFF"/>
+            <w:tcMar>
+              <w:top w:w="80" w:type="dxa"/>
+              <w:bottom w:w="80" w:type="dxa"/>
+              <w:left w:w="100" w:type="dxa"/>
+              <w:right w:w="100" w:type="dxa"/>
+            </w:tcMar>
+          </w:tcPr>
+          <w:p>
+            <w:r>
+              <w:rPr>
+                <w:b/>
+                <w:sz w:val="18"/>
+              </w:rPr>
+              <w:t>Brightness (Exposure)</w:t>
+            </w:r>
+          </w:p>
+        </w:tc>
+        <w:tc>
+          <w:tcPr>
+            <w:tcW w:type="dxa" w:w="2484"/>
+            <w:shd w:fill="FFFFFF"/>
+            <w:tcMar>
+              <w:top w:w="80" w:type="dxa"/>
+              <w:bottom w:w="80" w:type="dxa"/>
+              <w:left w:w="100" w:type="dxa"/>
+              <w:right w:w="100" w:type="dxa"/>
+            </w:tcMar>
+          </w:tcPr>
+          <w:p>
+            <w:r>
+              <w:rPr>
+                <w:sz w:val="18"/>
+              </w:rPr>
+              <w:t>μ = (1 / HW) Σ x_ij</w:t>
+            </w:r>
+          </w:p>
+        </w:tc>
+        <w:tc>
+          <w:tcPr>
+            <w:tcW w:type="dxa" w:w="2484"/>
+            <w:shd w:fill="FFFFFF"/>
+            <w:tcMar>
+              <w:top w:w="80" w:type="dxa"/>
+              <w:bottom w:w="80" w:type="dxa"/>
+              <w:left w:w="100" w:type="dxa"/>
+              <w:right w:w="100" w:type="dxa"/>
+            </w:tcMar>
+          </w:tcPr>
+          <w:p>
+            <w:r>
+              <w:rPr>
+                <w:sz w:val="18"/>
+              </w:rPr>
+              <w:t>40.0 &lt;= μ &lt;= 230.0</w:t>
+            </w:r>
+          </w:p>
+        </w:tc>
+        <w:tc>
+          <w:tcPr>
+            <w:tcW w:type="dxa" w:w="2484"/>
+            <w:shd w:fill="FFFFFF"/>
+            <w:tcMar>
+              <w:top w:w="80" w:type="dxa"/>
+              <w:bottom w:w="80" w:type="dxa"/>
+              <w:left w:w="100" w:type="dxa"/>
+              <w:right w:w="100" w:type="dxa"/>
+            </w:tcMar>
+          </w:tcPr>
+          <w:p>
+            <w:r>
+              <w:rPr>
+                <w:sz w:val="18"/>
+              </w:rPr>
+              <w:t>Evaluates illumination intensity. Rejects under-exposed (dark) or over-exposed (saturated) images.</w:t>
+            </w:r>
+          </w:p>
+        </w:tc>
+      </w:tr>
+      <w:tr>
+        <w:tc>
+          <w:tcPr>
+            <w:tcW w:type="dxa" w:w="2484"/>
+            <w:shd w:fill="F8FAFC"/>
+            <w:tcMar>
+              <w:top w:w="80" w:type="dxa"/>
+              <w:bottom w:w="80" w:type="dxa"/>
+              <w:left w:w="100" w:type="dxa"/>
+              <w:right w:w="100" w:type="dxa"/>
+            </w:tcMar>
+          </w:tcPr>
+          <w:p>
+            <w:r>
+              <w:rPr>
+                <w:b/>
+                <w:sz w:val="18"/>
+              </w:rPr>
+              <w:t>Contrast Index</w:t>
+            </w:r>
+          </w:p>
+        </w:tc>
+        <w:tc>
+          <w:tcPr>
+            <w:tcW w:type="dxa" w:w="2484"/>
+            <w:shd w:fill="F8FAFC"/>
+            <w:tcMar>
+              <w:top w:w="80" w:type="dxa"/>
+              <w:bottom w:w="80" w:type="dxa"/>
+              <w:left w:w="100" w:type="dxa"/>
+              <w:right w:w="100" w:type="dxa"/>
+            </w:tcMar>
+          </w:tcPr>
+          <w:p>
+            <w:r>
+              <w:rPr>
+                <w:sz w:val="18"/>
+              </w:rPr>
+              <w:t>σ = sqrt( (1/HW) Σ (x_ij - μ)² )</w:t>
+            </w:r>
+          </w:p>
+        </w:tc>
+        <w:tc>
+          <w:tcPr>
+            <w:tcW w:type="dxa" w:w="2484"/>
+            <w:shd w:fill="F8FAFC"/>
+            <w:tcMar>
+              <w:top w:w="80" w:type="dxa"/>
+              <w:bottom w:w="80" w:type="dxa"/>
+              <w:left w:w="100" w:type="dxa"/>
+              <w:right w:w="100" w:type="dxa"/>
+            </w:tcMar>
+          </w:tcPr>
+          <w:p>
+            <w:r>
+              <w:rPr>
+                <w:sz w:val="18"/>
+              </w:rPr>
+              <w:t>σ &gt;= 15.0</w:t>
+            </w:r>
+          </w:p>
+        </w:tc>
+        <w:tc>
+          <w:tcPr>
+            <w:tcW w:type="dxa" w:w="2484"/>
+            <w:shd w:fill="F8FAFC"/>
+            <w:tcMar>
+              <w:top w:w="80" w:type="dxa"/>
+              <w:bottom w:w="80" w:type="dxa"/>
+              <w:left w:w="100" w:type="dxa"/>
+              <w:right w:w="100" w:type="dxa"/>
+            </w:tcMar>
+          </w:tcPr>
+          <w:p>
+            <w:r>
+              <w:rPr>
+                <w:sz w:val="18"/>
+              </w:rPr>
+              <w:t>Measures pixel intensity dispersion. Rejects flat, washed-out images with low dynamic range.</w:t>
+            </w:r>
+          </w:p>
+        </w:tc>
+      </w:tr>
+    </w:tbl>
+    <w:p>
+      <w:pPr>
+        <w:spacing w:after="160"/>
+      </w:pPr>
+    </w:p>
+    <w:p>
+      <w:pPr>
+        <w:pStyle w:val="Heading2"/>
+        <w:spacing w:before="200" w:after="80"/>
+      </w:pPr>
+      <w:r>
+        <w:t>3.2 Image Enhancement Transformation Pipeline</w:t>
       </w:r>
     </w:p>
     <w:p>
       <w:pPr>
-        <w:spacing w:line="288" w:lineRule="auto"/>
+        <w:spacing w:after="120" w:line="276" w:lineRule="auto"/>
       </w:pPr>
       <w:r>
-        <w:t>Raw camera inputs in manufacturing settings often contain noise, uneven lighting, and variable background clutter. Image preprocessing standardizes input tensor dimensions to 128x128 pixels and normalizes pixel values to [0, 1]. Laplacian variance is computed to detect blurry images (variance &lt; 100), while mean intensity checks flag underexposed (&lt; 40) or overexposed (&gt; 220) frames.</w:t>
+        <w:t>Images passing validation undergo three sequential visual enhancement filters:</w:t>
+      </w:r>
+    </w:p>
+    <w:p>
+      <w:pPr>
+        <w:pStyle w:val="ListBullet"/>
+        <w:spacing w:after="80"/>
+      </w:pPr>
+      <w:r>
+        <w:rPr>
+          <w:b/>
+          <w:color w:val="0078D4"/>
+        </w:rPr>
+        <w:t xml:space="preserve">CLAHE in LAB Color Space: </w:t>
+      </w:r>
+      <w:r>
+        <w:rPr>
+          <w:sz w:val="20"/>
+        </w:rPr>
+        <w:t>Standard histogram equalization on RGB channels causes severe color distortion and hue shifting. The preprocessor converts RGB to CIELAB color space, extracts the L* (Lightness) channel, applies Contrast Limited Adaptive Histogram Equalization with a clip limit of 2.0 and tile grid size of (8x8), and recombines the channels. This boosts local surface contrast while preserving true colors.</w:t>
+      </w:r>
+    </w:p>
+    <w:p>
+      <w:pPr>
+        <w:pStyle w:val="ListBullet"/>
+        <w:spacing w:after="80"/>
+      </w:pPr>
+      <w:r>
+        <w:rPr>
+          <w:b/>
+          <w:color w:val="0078D4"/>
+        </w:rPr>
+        <w:t xml:space="preserve">Gaussian Denoising: </w:t>
+      </w:r>
+      <w:r>
+        <w:rPr>
+          <w:sz w:val="20"/>
+        </w:rPr>
+        <w:t>Applies a mild 3x3 Gaussian kernel to suppress high-frequency electronic sensor grain without blurring major structural boundaries.</w:t>
+      </w:r>
+    </w:p>
+    <w:p>
+      <w:pPr>
+        <w:pStyle w:val="ListBullet"/>
+        <w:spacing w:after="80"/>
+      </w:pPr>
+      <w:r>
+        <w:rPr>
+          <w:b/>
+          <w:color w:val="0078D4"/>
+        </w:rPr>
+        <w:t xml:space="preserve">Unsharp Masking (Sharpening): </w:t>
+      </w:r>
+      <w:r>
+        <w:rPr>
+          <w:sz w:val="20"/>
+        </w:rPr>
+        <w:t>High-frequency edge details are restored using unsharp masking: Enhanced = 1.5 * Denoised - 0.5 * Blurred. This highlights micro-scratches and fine surface cracks for visual inspection.</w:t>
+      </w:r>
+    </w:p>
+    <w:p>
+      <w:pPr>
+        <w:spacing w:before="160" w:after="40"/>
+      </w:pPr>
+      <w:r>
+        <w:rPr>
+          <w:b/>
+          <w:color w:val="505050"/>
+          <w:sz w:val="19"/>
+        </w:rPr>
+        <w:t>Listing 1: Core Preprocessing &amp; Quality Validation Implementation (preprocessor.py)</w:t>
+      </w:r>
+    </w:p>
+    <w:p>
+      <w:pPr>
+        <w:spacing w:after="200"/>
+      </w:pPr>
+      <w:r>
+        <w:rPr>
+          <w:rFonts w:ascii="Consolas" w:hAnsi="Consolas"/>
+          <w:color w:val="141E28"/>
+          <w:sz w:val="17"/>
+        </w:rPr>
+        <w:t>def validate_and_preprocess_image(pil_img, blur_threshold=100.0, min_brightness=40.0, max_brightness=230.0, min_contrast=15.0):    img_bgr = cv2.cvtColor(np.array(pil_img), cv2.COLOR_RGB2BGR)</w:t>
+        <w:br/>
+        <w:t xml:space="preserve">    img_gray = cv2.cvtColor(img_bgr, cv2.COLOR_BGR2GRAY)</w:t>
+        <w:br/>
+        <w:t xml:space="preserve">    </w:t>
+        <w:br/>
+        <w:t xml:space="preserve">    # 1. Quality Metrics Computation</w:t>
+        <w:br/>
+        <w:t xml:space="preserve">    blur_score = float(cv2.Laplacian(img_gray, cv2.CV_64F).var())</w:t>
+        <w:br/>
+        <w:t xml:space="preserve">    brightness = float(np.mean(img_gray))</w:t>
+        <w:br/>
+        <w:t xml:space="preserve">    contrast = float(np.std(img_gray))</w:t>
+        <w:br/>
+        <w:t xml:space="preserve">    </w:t>
+        <w:br/>
+        <w:t xml:space="preserve">    warnings = []</w:t>
+        <w:br/>
+        <w:t xml:space="preserve">    is_valid = True</w:t>
+        <w:br/>
+        <w:t xml:space="preserve">    if blur_score &lt; blur_threshold:</w:t>
+        <w:br/>
+        <w:t xml:space="preserve">        warnings.append(f'Low sharpness detected (Score: {blur_score:.1f} &lt; {blur_threshold})')</w:t>
+        <w:br/>
+        <w:t xml:space="preserve">    if brightness &lt; min_brightness or brightness &gt; max_brightness:</w:t>
+        <w:br/>
+        <w:t xml:space="preserve">        is_valid = False</w:t>
+        <w:br/>
+        <w:t xml:space="preserve">    if contrast &lt; min_contrast:</w:t>
+        <w:br/>
+        <w:t xml:space="preserve">        is_valid = False</w:t>
+        <w:br/>
+        <w:t xml:space="preserve">        </w:t>
+        <w:br/>
+        <w:t xml:space="preserve">    # 2. LAB CLAHE + Gaussian Blur + Unsharp Masking</w:t>
+        <w:br/>
+        <w:t xml:space="preserve">    lab = cv2.cvtColor(img_bgr, cv2.COLOR_BGR2LAB)</w:t>
+        <w:br/>
+        <w:t xml:space="preserve">    l, a, b = cv2.split(lab)</w:t>
+        <w:br/>
+        <w:t xml:space="preserve">    clahe = cv2.createCLAHE(clipLimit=2.0, tileGridSize=(8,8))</w:t>
+        <w:br/>
+        <w:t xml:space="preserve">    cl = clahe.apply(l)</w:t>
+        <w:br/>
+        <w:t xml:space="preserve">    enhanced_bgr = cv2.cvtColor(cv2.merge((cl, a, b)), cv2.COLOR_LAB2BGR)</w:t>
+        <w:br/>
+        <w:t xml:space="preserve">    denoised = cv2.GaussianBlur(enhanced_bgr, (3,3), 0)</w:t>
+        <w:br/>
+        <w:t xml:space="preserve">    sharpened = cv2.addWeighted(denoised, 1.5, cv2.GaussianBlur(denoised, (5,5), 0), -0.5, 0)</w:t>
+        <w:br/>
+        <w:t xml:space="preserve">    </w:t>
+        <w:br/>
+        <w:t xml:space="preserve">    return Image.fromarray(cv2.cvtColor(sharpened, cv2.COLOR_BGR2RGB)), {</w:t>
+        <w:br/>
+        <w:t xml:space="preserve">        'blur_score': round(blur_score, 2), 'brightness': round(brightness, 2),</w:t>
+        <w:br/>
+        <w:t xml:space="preserve">        'contrast': round(contrast, 2), 'is_valid': is_valid, 'warnings': warnings</w:t>
+        <w:br/>
+        <w:t xml:space="preserve">    }</w:t>
+      </w:r>
+    </w:p>
+    <w:p>
+      <w:pPr>
+        <w:pStyle w:val="Heading1"/>
+        <w:spacing w:before="320" w:after="120"/>
+      </w:pPr>
+      <w:r>
+        <w:t>4. Stage 2: Defect Detection Engine &amp; Severity Scoring</w:t>
+      </w:r>
+    </w:p>
+    <w:p>
+      <w:pPr>
+        <w:spacing w:after="160" w:line="276" w:lineRule="auto"/>
+      </w:pPr>
+      <w:r>
+        <w:t>Stage 2 integrates neural network reconstruction with a robust mathematical severity scoring framework. It addresses the core challenges of unsupervised anomaly localization, distribution shift prevention, and automated defect severity classification.</w:t>
       </w:r>
     </w:p>
     <w:p>
       <w:pPr>
         <w:pStyle w:val="Heading2"/>
-        <w:keepNext/>
-        <w:spacing w:before="280" w:after="120"/>
+        <w:spacing w:before="200" w:after="80"/>
       </w:pPr>
       <w:r>
-        <w:rPr>
-          <w:rFonts w:ascii="Segoe UI" w:hAnsi="Segoe UI"/>
-          <w:b/>
-          <w:color w:val="106EBE"/>
-          <w:sz w:val="26"/>
-        </w:rPr>
-        <w:t>6.2 Computer Vision &amp; CNN Theory</w:t>
+        <w:t>4.1 Convolutional Autoencoder Architecture &amp; Anomaly Mapping</w:t>
       </w:r>
     </w:p>
     <w:p>
       <w:pPr>
-        <w:spacing w:line="288" w:lineRule="auto"/>
+        <w:spacing w:after="120" w:line="276" w:lineRule="auto"/>
       </w:pPr>
       <w:r>
-        <w:t>Convolutional Neural Networks (CNNs) extract hierarchical spatial features using 2D spatial convolution kernels. Early layers capture low-level edges and textures, while deeper layers represent complex structural geometries. In defect detection, CNN feature maps encode normal visual patterns.</w:t>
+        <w:t>The system employs a Convolutional Autoencoder (AnomalyAutoencoder in model.py) trained exclusively on normal (good) product images. Because the model learns to compress and reconstruct normal textures, when presented with a defective product image containing cracks or scratches, it fails to reconstruct the unknown anomaly, creating a high pixel-wise reconstruction error map:</w:t>
       </w:r>
     </w:p>
     <w:p>
       <w:pPr>
-        <w:pStyle w:val="Heading2"/>
-        <w:keepNext/>
-        <w:spacing w:before="280" w:after="120"/>
+        <w:spacing w:after="120"/>
+        <w:jc w:val="center"/>
       </w:pPr>
       <w:r>
         <w:rPr>
-          <w:rFonts w:ascii="Segoe UI" w:hAnsi="Segoe UI"/>
+          <w:rFonts w:ascii="Consolas" w:hAnsi="Consolas"/>
           <w:b/>
-          <w:color w:val="106EBE"/>
-          <w:sz w:val="26"/>
+          <w:color w:val="0064B4"/>
+          <w:sz w:val="22"/>
         </w:rPr>
-        <w:t>6.3 YOLO Object Detection Theory</w:t>
+        <w:t>E(x, y) = (1 / C) Σ_c ( x(x, y, c) - x̂(x, y, c) )²</w:t>
       </w:r>
     </w:p>
     <w:p>
       <w:pPr>
-        <w:spacing w:line="288" w:lineRule="auto"/>
+        <w:spacing w:after="160" w:line="276" w:lineRule="auto"/>
       </w:pPr>
       <w:r>
-        <w:t>YOLO (You Only Look Once) reframes object detection as a single regression problem. YOLOv8 utilizes a darknet backbone with path aggregation network (PAN) necks to predict bounding box coordinates (x_center, y_center, width, height) and confidence scores in a single forward pass, enabling rapid ROI cropping.</w:t>
+        <w:t xml:space="preserve">To prevent background noise from diluting small localized defects (e.g. hairline scratches), the overall scalar </w:t>
+      </w:r>
+      <w:r>
+        <w:rPr>
+          <w:b/>
+        </w:rPr>
+        <w:t>Anomaly Score</w:t>
+      </w:r>
+      <w:r>
+        <w:t xml:space="preserve"> is computed as the average of the top 5% highest pixel reconstruction errors:</w:t>
       </w:r>
     </w:p>
     <w:p>
       <w:pPr>
-        <w:pStyle w:val="Heading2"/>
-        <w:keepNext/>
-        <w:spacing w:before="280" w:after="120"/>
+        <w:spacing w:after="160"/>
+        <w:jc w:val="center"/>
       </w:pPr>
       <w:r>
         <w:rPr>
-          <w:rFonts w:ascii="Segoe UI" w:hAnsi="Segoe UI"/>
+          <w:rFonts w:ascii="Consolas" w:hAnsi="Consolas"/>
           <w:b/>
-          <w:color w:val="106EBE"/>
-          <w:sz w:val="26"/>
+          <w:color w:val="0064B4"/>
+          <w:sz w:val="21"/>
         </w:rPr>
-        <w:t>6.4 Convolutional Autoencoder &amp; Anomaly Detection Theory</w:t>
-      </w:r>
-    </w:p>
-    <w:p>
-      <w:pPr>
-        <w:spacing w:line="288" w:lineRule="auto"/>
-      </w:pPr>
-      <w:r>
-        <w:t>An Autoencoder consists of an Encoder E(x) that compresses input x into a low-dimensional bottleneck z, and a Decoder D(z) that reconstructs the image x̂ = D(E(x)). When trained exclusively on normal, defect-free images, the network learns to reconstruct normal patterns accurately. When presented with a defective image containing unseen anomalies (cracks, holes, scratches), the Autoencoder fails to reconstruct the defect, resulting in high reconstruction error in defective regions.</w:t>
-      </w:r>
-    </w:p>
-    <w:p>
-      <w:pPr>
-        <w:pStyle w:val="Heading2"/>
-        <w:keepNext/>
-        <w:spacing w:before="280" w:after="120"/>
-      </w:pPr>
-      <w:r>
-        <w:rPr>
-          <w:rFonts w:ascii="Segoe UI" w:hAnsi="Segoe UI"/>
-          <w:b/>
-          <w:color w:val="106EBE"/>
-          <w:sz w:val="26"/>
-        </w:rPr>
-        <w:t>6.5 MVTec AD Dataset Theory</w:t>
-      </w:r>
-    </w:p>
-    <w:p>
-      <w:pPr>
-        <w:spacing w:line="288" w:lineRule="auto"/>
-      </w:pPr>
-      <w:r>
-        <w:t>The MVTec Anomaly Detection (MVTec AD) benchmark dataset contains over 5,300 high-resolution industrial images across 15 categories (5 textures, 10 objects). It is the gold standard for industrial anomaly detection, featuring diverse real-world defect types such as scratches, contamination, bent parts, and structural flaws.</w:t>
-      </w:r>
-    </w:p>
-    <w:p>
-      <w:r>
-        <w:br w:type="page"/>
-      </w:r>
-    </w:p>
-    <w:p>
-      <w:pPr>
-        <w:pStyle w:val="Heading1"/>
-        <w:keepNext/>
-        <w:spacing w:before="360" w:after="160"/>
-      </w:pPr>
-      <w:r>
-        <w:rPr>
-          <w:rFonts w:ascii="Segoe UI" w:hAnsi="Segoe UI"/>
-          <w:b/>
-          <w:color w:val="0066CC"/>
-          <w:sz w:val="32"/>
-        </w:rPr>
-        <w:t>7. Technology Stack</w:t>
+        <w:t>Anomaly Score = (1 / K) Σ_{k=1}^{K} TopK( E(x, y), K = 0.05 · H · W )</w:t>
       </w:r>
     </w:p>
     <w:tbl>
@@ -2072,14 +1154,550 @@
         <w:tblLook w:firstColumn="1" w:firstRow="1" w:lastColumn="0" w:lastRow="0" w:noHBand="0" w:noVBand="1" w:val="04A0"/>
       </w:tblPr>
       <w:tblGrid>
-        <w:gridCol w:w="4968"/>
-        <w:gridCol w:w="4968"/>
+        <w:gridCol w:w="9936"/>
       </w:tblGrid>
       <w:tr>
         <w:tc>
           <w:tcPr>
-            <w:tcW w:type="dxa" w:w="4968"/>
-            <w:shd w:fill="F0F4F8"/>
+            <w:tcW w:type="dxa" w:w="9936"/>
+            <w:shd w:fill="FFFBEB"/>
+            <w:tcMar>
+              <w:top w:w="140" w:type="dxa"/>
+              <w:bottom w:w="140" w:type="dxa"/>
+              <w:left w:w="200" w:type="dxa"/>
+              <w:right w:w="200" w:type="dxa"/>
+            </w:tcMar>
+            <w:tcBorders>
+              <w:top w:val="none"/>
+              <w:left w:val="single" w:sz="24" w:space="0" w:color="FF8C00"/>
+              <w:bottom w:val="none"/>
+              <w:right w:val="none"/>
+            </w:tcBorders>
+          </w:tcPr>
+          <w:p>
+            <w:pPr>
+              <w:spacing w:before="40" w:after="40"/>
+            </w:pPr>
+            <w:r>
+              <w:rPr>
+                <w:rFonts w:ascii="Segoe UI" w:hAnsi="Segoe UI"/>
+                <w:b/>
+                <w:color w:val="0050A0"/>
+                <w:sz w:val="21"/>
+              </w:rPr>
+              <w:t xml:space="preserve">[CRITICAL ENGINEERING INSIGHT] </w:t>
+            </w:r>
+            <w:r>
+              <w:rPr>
+                <w:rFonts w:ascii="Segoe UI" w:hAnsi="Segoe UI"/>
+                <w:color w:val="282828"/>
+                <w:sz w:val="20"/>
+              </w:rPr>
+              <w:t>Data Shift Resolution: Passing enhanced/sharpened images into the Autoencoder shifts pixel distributions and causes false positive anomaly spikes (e.g. 0.045 vs 0.017 threshold). In Stage 2, model inference is performed directly on the raw cropped image (matching PyTorch dataset training transforms), while the enhanced image is used strictly for operator visual inspection and quality metrics.</w:t>
+            </w:r>
+          </w:p>
+        </w:tc>
+      </w:tr>
+    </w:tbl>
+    <w:p>
+      <w:pPr>
+        <w:spacing w:after="80"/>
+      </w:pPr>
+    </w:p>
+    <w:p>
+      <w:pPr>
+        <w:pStyle w:val="Heading2"/>
+        <w:spacing w:before="240" w:after="80"/>
+      </w:pPr>
+      <w:r>
+        <w:t>4.2 Specification Severity Scoring Model</w:t>
+      </w:r>
+    </w:p>
+    <w:p>
+      <w:pPr>
+        <w:spacing w:after="120" w:line="276" w:lineRule="auto"/>
+      </w:pPr>
+      <w:r>
+        <w:t>Per the project specification, detected defects are assigned a composite Severity Score [0 - 100] calculated via:</w:t>
+      </w:r>
+    </w:p>
+    <w:p>
+      <w:pPr>
+        <w:spacing w:after="200"/>
+        <w:jc w:val="center"/>
+      </w:pPr>
+      <w:r>
+        <w:rPr>
+          <w:rFonts w:ascii="Segoe UI" w:hAnsi="Segoe UI"/>
+          <w:b/>
+          <w:color w:val="B42800"/>
+          <w:sz w:val="22"/>
+        </w:rPr>
+        <w:t>Severity Score = (Size × 30%) + (Location × 25%) + (Defect Type × 25%) + (Confidence × 20%)</w:t>
+      </w:r>
+    </w:p>
+    <w:tbl>
+      <w:tblPr>
+        <w:tblW w:type="auto" w:w="0"/>
+        <w:jc w:val="center"/>
+        <w:tblLayout w:type="fixed"/>
+        <w:tblLook w:firstColumn="1" w:firstRow="1" w:lastColumn="0" w:lastRow="0" w:noHBand="0" w:noVBand="1" w:val="04A0"/>
+      </w:tblPr>
+      <w:tblGrid>
+        <w:gridCol w:w="3312"/>
+        <w:gridCol w:w="3312"/>
+        <w:gridCol w:w="3312"/>
+      </w:tblGrid>
+      <w:tr>
+        <w:tc>
+          <w:tcPr>
+            <w:tcW w:type="dxa" w:w="3312"/>
+            <w:shd w:fill="D83B01"/>
+            <w:tcMar>
+              <w:top w:w="100" w:type="dxa"/>
+              <w:bottom w:w="100" w:type="dxa"/>
+              <w:left w:w="120" w:type="dxa"/>
+              <w:right w:w="120" w:type="dxa"/>
+            </w:tcMar>
+          </w:tcPr>
+          <w:p>
+            <w:r>
+              <w:rPr>
+                <w:b/>
+                <w:color w:val="FFFFFF"/>
+                <w:sz w:val="19"/>
+              </w:rPr>
+              <w:t>Parameter &amp; Weight</w:t>
+            </w:r>
+          </w:p>
+        </w:tc>
+        <w:tc>
+          <w:tcPr>
+            <w:tcW w:type="dxa" w:w="3312"/>
+            <w:shd w:fill="D83B01"/>
+            <w:tcMar>
+              <w:top w:w="100" w:type="dxa"/>
+              <w:bottom w:w="100" w:type="dxa"/>
+              <w:left w:w="120" w:type="dxa"/>
+              <w:right w:w="120" w:type="dxa"/>
+            </w:tcMar>
+          </w:tcPr>
+          <w:p>
+            <w:r>
+              <w:rPr>
+                <w:b/>
+                <w:color w:val="FFFFFF"/>
+                <w:sz w:val="19"/>
+              </w:rPr>
+              <w:t>Mathematical / Morphological Calculation</w:t>
+            </w:r>
+          </w:p>
+        </w:tc>
+        <w:tc>
+          <w:tcPr>
+            <w:tcW w:type="dxa" w:w="3312"/>
+            <w:shd w:fill="D83B01"/>
+            <w:tcMar>
+              <w:top w:w="100" w:type="dxa"/>
+              <w:bottom w:w="100" w:type="dxa"/>
+              <w:left w:w="120" w:type="dxa"/>
+              <w:right w:w="120" w:type="dxa"/>
+            </w:tcMar>
+          </w:tcPr>
+          <w:p>
+            <w:r>
+              <w:rPr>
+                <w:b/>
+                <w:color w:val="FFFFFF"/>
+                <w:sz w:val="19"/>
+              </w:rPr>
+              <w:t>Industrial Significance</w:t>
+            </w:r>
+          </w:p>
+        </w:tc>
+      </w:tr>
+      <w:tr>
+        <w:tc>
+          <w:tcPr>
+            <w:tcW w:type="dxa" w:w="3312"/>
+            <w:shd w:fill="FFF8F6"/>
+            <w:tcMar>
+              <w:top w:w="80" w:type="dxa"/>
+              <w:bottom w:w="80" w:type="dxa"/>
+              <w:left w:w="100" w:type="dxa"/>
+              <w:right w:w="100" w:type="dxa"/>
+            </w:tcMar>
+          </w:tcPr>
+          <w:p>
+            <w:r>
+              <w:rPr>
+                <w:b/>
+                <w:sz w:val="18"/>
+              </w:rPr>
+              <w:t>Defect Size (30%)</w:t>
+            </w:r>
+          </w:p>
+        </w:tc>
+        <w:tc>
+          <w:tcPr>
+            <w:tcW w:type="dxa" w:w="3312"/>
+            <w:shd w:fill="FFF8F6"/>
+            <w:tcMar>
+              <w:top w:w="80" w:type="dxa"/>
+              <w:bottom w:w="80" w:type="dxa"/>
+              <w:left w:w="100" w:type="dxa"/>
+              <w:right w:w="100" w:type="dxa"/>
+            </w:tcMar>
+          </w:tcPr>
+          <w:p>
+            <w:r>
+              <w:rPr>
+                <w:sz w:val="18"/>
+              </w:rPr>
+              <w:t>Ratio = Count(E &gt; 0.5·Threshold) / (H·W)</w:t>
+              <w:br/>
+              <w:t>Size Score = min(100.0, (Ratio / 0.15) · 100)</w:t>
+            </w:r>
+          </w:p>
+        </w:tc>
+        <w:tc>
+          <w:tcPr>
+            <w:tcW w:type="dxa" w:w="3312"/>
+            <w:shd w:fill="FFF8F6"/>
+            <w:tcMar>
+              <w:top w:w="80" w:type="dxa"/>
+              <w:bottom w:w="80" w:type="dxa"/>
+              <w:left w:w="100" w:type="dxa"/>
+              <w:right w:w="100" w:type="dxa"/>
+            </w:tcMar>
+          </w:tcPr>
+          <w:p>
+            <w:r>
+              <w:rPr>
+                <w:sz w:val="18"/>
+              </w:rPr>
+              <w:t>Quantifies physical surface area affected by the defect. A 15% surface defect receives 100% size score.</w:t>
+            </w:r>
+          </w:p>
+        </w:tc>
+      </w:tr>
+      <w:tr>
+        <w:tc>
+          <w:tcPr>
+            <w:tcW w:type="dxa" w:w="3312"/>
+            <w:shd w:fill="FFFFFF"/>
+            <w:tcMar>
+              <w:top w:w="80" w:type="dxa"/>
+              <w:bottom w:w="80" w:type="dxa"/>
+              <w:left w:w="100" w:type="dxa"/>
+              <w:right w:w="100" w:type="dxa"/>
+            </w:tcMar>
+          </w:tcPr>
+          <w:p>
+            <w:r>
+              <w:rPr>
+                <w:b/>
+                <w:sz w:val="18"/>
+              </w:rPr>
+              <w:t>Defect Location (25%)</w:t>
+            </w:r>
+          </w:p>
+        </w:tc>
+        <w:tc>
+          <w:tcPr>
+            <w:tcW w:type="dxa" w:w="3312"/>
+            <w:shd w:fill="FFFFFF"/>
+            <w:tcMar>
+              <w:top w:w="80" w:type="dxa"/>
+              <w:bottom w:w="80" w:type="dxa"/>
+              <w:left w:w="100" w:type="dxa"/>
+              <w:right w:w="100" w:type="dxa"/>
+            </w:tcMar>
+          </w:tcPr>
+          <w:p>
+            <w:r>
+              <w:rPr>
+                <w:sz w:val="18"/>
+              </w:rPr>
+              <w:t>Centroid of top 2% error pixels: (x_c, y_c)</w:t>
+              <w:br/>
+              <w:t>Location Score = max(0, 100 - (Dist(Centroid, Center) / MaxDist)·100)</w:t>
+            </w:r>
+          </w:p>
+        </w:tc>
+        <w:tc>
+          <w:tcPr>
+            <w:tcW w:type="dxa" w:w="3312"/>
+            <w:shd w:fill="FFFFFF"/>
+            <w:tcMar>
+              <w:top w:w="80" w:type="dxa"/>
+              <w:bottom w:w="80" w:type="dxa"/>
+              <w:left w:w="100" w:type="dxa"/>
+              <w:right w:w="100" w:type="dxa"/>
+            </w:tcMar>
+          </w:tcPr>
+          <w:p>
+            <w:r>
+              <w:rPr>
+                <w:sz w:val="18"/>
+              </w:rPr>
+              <w:t>Center-weighted. Defects occurring in critical central functional zones score higher than edge defects.</w:t>
+            </w:r>
+          </w:p>
+        </w:tc>
+      </w:tr>
+      <w:tr>
+        <w:tc>
+          <w:tcPr>
+            <w:tcW w:type="dxa" w:w="3312"/>
+            <w:shd w:fill="FFF8F6"/>
+            <w:tcMar>
+              <w:top w:w="80" w:type="dxa"/>
+              <w:bottom w:w="80" w:type="dxa"/>
+              <w:left w:w="100" w:type="dxa"/>
+              <w:right w:w="100" w:type="dxa"/>
+            </w:tcMar>
+          </w:tcPr>
+          <w:p>
+            <w:r>
+              <w:rPr>
+                <w:b/>
+                <w:sz w:val="18"/>
+              </w:rPr>
+              <w:t>Defect Type (25%)</w:t>
+            </w:r>
+          </w:p>
+        </w:tc>
+        <w:tc>
+          <w:tcPr>
+            <w:tcW w:type="dxa" w:w="3312"/>
+            <w:shd w:fill="FFF8F6"/>
+            <w:tcMar>
+              <w:top w:w="80" w:type="dxa"/>
+              <w:bottom w:w="80" w:type="dxa"/>
+              <w:left w:w="100" w:type="dxa"/>
+              <w:right w:w="100" w:type="dxa"/>
+            </w:tcMar>
+          </w:tcPr>
+          <w:p>
+            <w:r>
+              <w:rPr>
+                <w:sz w:val="18"/>
+              </w:rPr>
+              <w:t>Morphological Binarization + Connected Components:</w:t>
+              <w:br/>
+              <w:t>Aspect Ratio &gt; 3.0 --&gt; Scratch (40)</w:t>
+              <w:br/>
+              <w:t>Blob &gt; 5% Area --&gt; Crack (95)</w:t>
+              <w:br/>
+              <w:t>Default --&gt; Contamination (70)</w:t>
+            </w:r>
+          </w:p>
+        </w:tc>
+        <w:tc>
+          <w:tcPr>
+            <w:tcW w:type="dxa" w:w="3312"/>
+            <w:shd w:fill="FFF8F6"/>
+            <w:tcMar>
+              <w:top w:w="80" w:type="dxa"/>
+              <w:bottom w:w="80" w:type="dxa"/>
+              <w:left w:w="100" w:type="dxa"/>
+              <w:right w:w="100" w:type="dxa"/>
+            </w:tcMar>
+          </w:tcPr>
+          <w:p>
+            <w:r>
+              <w:rPr>
+                <w:sz w:val="18"/>
+              </w:rPr>
+              <w:t>Categorizes severity based on defect morphology. Structural cracks score higher than minor cosmetic scratches.</w:t>
+            </w:r>
+          </w:p>
+        </w:tc>
+      </w:tr>
+      <w:tr>
+        <w:tc>
+          <w:tcPr>
+            <w:tcW w:type="dxa" w:w="3312"/>
+            <w:shd w:fill="FFFFFF"/>
+            <w:tcMar>
+              <w:top w:w="80" w:type="dxa"/>
+              <w:bottom w:w="80" w:type="dxa"/>
+              <w:left w:w="100" w:type="dxa"/>
+              <w:right w:w="100" w:type="dxa"/>
+            </w:tcMar>
+          </w:tcPr>
+          <w:p>
+            <w:r>
+              <w:rPr>
+                <w:b/>
+                <w:sz w:val="18"/>
+              </w:rPr>
+              <w:t>Detection Confidence (20%)</w:t>
+            </w:r>
+          </w:p>
+        </w:tc>
+        <w:tc>
+          <w:tcPr>
+            <w:tcW w:type="dxa" w:w="3312"/>
+            <w:shd w:fill="FFFFFF"/>
+            <w:tcMar>
+              <w:top w:w="80" w:type="dxa"/>
+              <w:bottom w:w="80" w:type="dxa"/>
+              <w:left w:w="100" w:type="dxa"/>
+              <w:right w:w="100" w:type="dxa"/>
+            </w:tcMar>
+          </w:tcPr>
+          <w:p>
+            <w:r>
+              <w:rPr>
+                <w:sz w:val="18"/>
+              </w:rPr>
+              <w:t>If Score &gt; Thresh: Conf = min(100, 80 + (Score/Thresh - 1)·40)</w:t>
+              <w:br/>
+              <w:t>If Score &lt;= Thresh: Conf = min(100, (1 - Score/Thresh)·100)</w:t>
+            </w:r>
+          </w:p>
+        </w:tc>
+        <w:tc>
+          <w:tcPr>
+            <w:tcW w:type="dxa" w:w="3312"/>
+            <w:shd w:fill="FFFFFF"/>
+            <w:tcMar>
+              <w:top w:w="80" w:type="dxa"/>
+              <w:bottom w:w="80" w:type="dxa"/>
+              <w:left w:w="100" w:type="dxa"/>
+              <w:right w:w="100" w:type="dxa"/>
+            </w:tcMar>
+          </w:tcPr>
+          <w:p>
+            <w:r>
+              <w:rPr>
+                <w:sz w:val="18"/>
+              </w:rPr>
+              <w:t>Evaluates model certainty based on the scalar error margin relative to the calibrated decision threshold.</w:t>
+            </w:r>
+          </w:p>
+        </w:tc>
+      </w:tr>
+    </w:tbl>
+    <w:p>
+      <w:pPr>
+        <w:spacing w:after="200"/>
+      </w:pPr>
+    </w:p>
+    <w:p>
+      <w:pPr>
+        <w:pStyle w:val="Heading3"/>
+        <w:spacing w:before="160" w:after="80"/>
+      </w:pPr>
+      <w:r>
+        <w:t>Severity Level &amp; Action Mapping Rules</w:t>
+      </w:r>
+    </w:p>
+    <w:tbl>
+      <w:tblPr>
+        <w:tblW w:type="auto" w:w="0"/>
+        <w:jc w:val="center"/>
+        <w:tblLayout w:type="fixed"/>
+        <w:tblLook w:firstColumn="1" w:firstRow="1" w:lastColumn="0" w:lastRow="0" w:noHBand="0" w:noVBand="1" w:val="04A0"/>
+      </w:tblPr>
+      <w:tblGrid>
+        <w:gridCol w:w="3312"/>
+        <w:gridCol w:w="3312"/>
+        <w:gridCol w:w="3312"/>
+      </w:tblGrid>
+      <w:tr>
+        <w:tc>
+          <w:tcPr>
+            <w:tcW w:type="dxa" w:w="3312"/>
+            <w:shd w:fill="1F2937"/>
+            <w:tcMar>
+              <w:top w:w="80" w:type="dxa"/>
+              <w:bottom w:w="80" w:type="dxa"/>
+              <w:left w:w="120" w:type="dxa"/>
+              <w:right w:w="120" w:type="dxa"/>
+            </w:tcMar>
+          </w:tcPr>
+          <w:p>
+            <w:r>
+              <w:rPr>
+                <w:b/>
+                <w:color w:val="FFFFFF"/>
+                <w:sz w:val="19"/>
+              </w:rPr>
+              <w:t>Severity Range</w:t>
+            </w:r>
+          </w:p>
+        </w:tc>
+        <w:tc>
+          <w:tcPr>
+            <w:tcW w:type="dxa" w:w="3312"/>
+            <w:shd w:fill="1F2937"/>
+            <w:tcMar>
+              <w:top w:w="80" w:type="dxa"/>
+              <w:bottom w:w="80" w:type="dxa"/>
+              <w:left w:w="120" w:type="dxa"/>
+              <w:right w:w="120" w:type="dxa"/>
+            </w:tcMar>
+          </w:tcPr>
+          <w:p>
+            <w:r>
+              <w:rPr>
+                <w:b/>
+                <w:color w:val="FFFFFF"/>
+                <w:sz w:val="19"/>
+              </w:rPr>
+              <w:t>Level Classification</w:t>
+            </w:r>
+          </w:p>
+        </w:tc>
+        <w:tc>
+          <w:tcPr>
+            <w:tcW w:type="dxa" w:w="3312"/>
+            <w:shd w:fill="1F2937"/>
+            <w:tcMar>
+              <w:top w:w="80" w:type="dxa"/>
+              <w:bottom w:w="80" w:type="dxa"/>
+              <w:left w:w="120" w:type="dxa"/>
+              <w:right w:w="120" w:type="dxa"/>
+            </w:tcMar>
+          </w:tcPr>
+          <w:p>
+            <w:r>
+              <w:rPr>
+                <w:b/>
+                <w:color w:val="FFFFFF"/>
+                <w:sz w:val="19"/>
+              </w:rPr>
+              <w:t>Automated Action Trigger</w:t>
+            </w:r>
+          </w:p>
+        </w:tc>
+      </w:tr>
+      <w:tr>
+        <w:tc>
+          <w:tcPr>
+            <w:tcW w:type="dxa" w:w="3312"/>
+            <w:tcMar>
+              <w:top w:w="60" w:type="dxa"/>
+              <w:bottom w:w="60" w:type="dxa"/>
+              <w:left w:w="100" w:type="dxa"/>
+              <w:right w:w="100" w:type="dxa"/>
+            </w:tcMar>
+          </w:tcPr>
+          <w:p>
+            <w:r>
+              <w:rPr>
+                <w:sz w:val="18"/>
+              </w:rPr>
+              <w:t>80.0 – 100.0</w:t>
+            </w:r>
+          </w:p>
+        </w:tc>
+        <w:tc>
+          <w:tcPr>
+            <w:tcW w:type="dxa" w:w="3312"/>
             <w:tcMar>
               <w:top w:w="60" w:type="dxa"/>
               <w:bottom w:w="60" w:type="dxa"/>
@@ -2091,15 +1709,16 @@
             <w:r>
               <w:rPr>
                 <w:b/>
-                <w:color w:val="0066CC"/>
+                <w:color w:val="D83B01"/>
+                <w:sz w:val="18"/>
               </w:rPr>
-              <w:t>Backend Framework</w:t>
+              <w:t>Critical</w:t>
             </w:r>
           </w:p>
         </w:tc>
         <w:tc>
           <w:tcPr>
-            <w:tcW w:type="dxa" w:w="4968"/>
+            <w:tcW w:type="dxa" w:w="3312"/>
             <w:tcMar>
               <w:top w:w="60" w:type="dxa"/>
               <w:bottom w:w="60" w:type="dxa"/>
@@ -2109,7 +1728,10 @@
           </w:tcPr>
           <w:p>
             <w:r>
-              <w:t>Python 3.10+, FastAPI, Uvicorn, Pydantic</w:t>
+              <w:rPr>
+                <w:sz w:val="18"/>
+              </w:rPr>
+              <w:t>Reject Product &amp; Trigger Quality Escalation Workflow</w:t>
             </w:r>
           </w:p>
         </w:tc>
@@ -2117,22 +1739,26 @@
       <w:tr>
         <w:tc>
           <w:tcPr>
-            <w:tcW w:type="dxa" w:w="4968"/>
+            <w:tcW w:type="dxa" w:w="3312"/>
+            <w:tcMar>
+              <w:top w:w="60" w:type="dxa"/>
+              <w:bottom w:w="60" w:type="dxa"/>
+              <w:left w:w="100" w:type="dxa"/>
+              <w:right w:w="100" w:type="dxa"/>
+            </w:tcMar>
           </w:tcPr>
-          <w:p/>
+          <w:p>
+            <w:r>
+              <w:rPr>
+                <w:sz w:val="18"/>
+              </w:rPr>
+              <w:t>60.0 – 79.9</w:t>
+            </w:r>
+          </w:p>
         </w:tc>
         <w:tc>
           <w:tcPr>
-            <w:tcW w:type="dxa" w:w="4968"/>
-          </w:tcPr>
-          <w:p/>
-        </w:tc>
-      </w:tr>
-      <w:tr>
-        <w:tc>
-          <w:tcPr>
-            <w:tcW w:type="dxa" w:w="4968"/>
-            <w:shd w:fill="F0F4F8"/>
+            <w:tcW w:type="dxa" w:w="3312"/>
             <w:tcMar>
               <w:top w:w="60" w:type="dxa"/>
               <w:bottom w:w="60" w:type="dxa"/>
@@ -2144,15 +1770,16 @@
             <w:r>
               <w:rPr>
                 <w:b/>
-                <w:color w:val="0066CC"/>
+                <w:color w:val="FF8C00"/>
+                <w:sz w:val="18"/>
               </w:rPr>
-              <w:t>Deep Learning &amp; CV</w:t>
+              <w:t>High</w:t>
             </w:r>
           </w:p>
         </w:tc>
         <w:tc>
           <w:tcPr>
-            <w:tcW w:type="dxa" w:w="4968"/>
+            <w:tcW w:type="dxa" w:w="3312"/>
             <w:tcMar>
               <w:top w:w="60" w:type="dxa"/>
               <w:bottom w:w="60" w:type="dxa"/>
@@ -2162,7 +1789,10 @@
           </w:tcPr>
           <w:p>
             <w:r>
-              <w:t>PyTorch, Torchvision, OpenCV, Ultralytics YOLOv8, NumPy, Scikit-Image</w:t>
+              <w:rPr>
+                <w:sz w:val="18"/>
+              </w:rPr>
+              <w:t>Significant Quality Issue – Rework or Repair Recommended</w:t>
             </w:r>
           </w:p>
         </w:tc>
@@ -2170,8 +1800,26 @@
       <w:tr>
         <w:tc>
           <w:tcPr>
-            <w:tcW w:type="dxa" w:w="4968"/>
-            <w:shd w:fill="F0F4F8"/>
+            <w:tcW w:type="dxa" w:w="3312"/>
+            <w:tcMar>
+              <w:top w:w="60" w:type="dxa"/>
+              <w:bottom w:w="60" w:type="dxa"/>
+              <w:left w:w="100" w:type="dxa"/>
+              <w:right w:w="100" w:type="dxa"/>
+            </w:tcMar>
+          </w:tcPr>
+          <w:p>
+            <w:r>
+              <w:rPr>
+                <w:sz w:val="18"/>
+              </w:rPr>
+              <w:t>40.0 – 59.9</w:t>
+            </w:r>
+          </w:p>
+        </w:tc>
+        <w:tc>
+          <w:tcPr>
+            <w:tcW w:type="dxa" w:w="3312"/>
             <w:tcMar>
               <w:top w:w="60" w:type="dxa"/>
               <w:bottom w:w="60" w:type="dxa"/>
@@ -2183,15 +1831,16 @@
             <w:r>
               <w:rPr>
                 <w:b/>
-                <w:color w:val="0066CC"/>
+                <w:color w:val="B48C00"/>
+                <w:sz w:val="18"/>
               </w:rPr>
-              <w:t>Frontend Interface</w:t>
+              <w:t>Medium</w:t>
             </w:r>
           </w:p>
         </w:tc>
         <w:tc>
           <w:tcPr>
-            <w:tcW w:type="dxa" w:w="4968"/>
+            <w:tcW w:type="dxa" w:w="3312"/>
             <w:tcMar>
               <w:top w:w="60" w:type="dxa"/>
               <w:bottom w:w="60" w:type="dxa"/>
@@ -2201,7 +1850,10 @@
           </w:tcPr>
           <w:p>
             <w:r>
-              <w:t>HTML5, Vanilla CSS3 (Glassmorphism), JavaScript (ES6+), Inter Font</w:t>
+              <w:rPr>
+                <w:sz w:val="18"/>
+              </w:rPr>
+              <w:t>Moderate Concern – Requires QA Team Manual Review</w:t>
             </w:r>
           </w:p>
         </w:tc>
@@ -2209,8 +1861,26 @@
       <w:tr>
         <w:tc>
           <w:tcPr>
-            <w:tcW w:type="dxa" w:w="4968"/>
-            <w:shd w:fill="F0F4F8"/>
+            <w:tcW w:type="dxa" w:w="3312"/>
+            <w:tcMar>
+              <w:top w:w="60" w:type="dxa"/>
+              <w:bottom w:w="60" w:type="dxa"/>
+              <w:left w:w="100" w:type="dxa"/>
+              <w:right w:w="100" w:type="dxa"/>
+            </w:tcMar>
+          </w:tcPr>
+          <w:p>
+            <w:r>
+              <w:rPr>
+                <w:sz w:val="18"/>
+              </w:rPr>
+              <w:t>0.0 – 39.9</w:t>
+            </w:r>
+          </w:p>
+        </w:tc>
+        <w:tc>
+          <w:tcPr>
+            <w:tcW w:type="dxa" w:w="3312"/>
             <w:tcMar>
               <w:top w:w="60" w:type="dxa"/>
               <w:bottom w:w="60" w:type="dxa"/>
@@ -2222,15 +1892,16 @@
             <w:r>
               <w:rPr>
                 <w:b/>
-                <w:color w:val="0066CC"/>
+                <w:color w:val="107C10"/>
+                <w:sz w:val="18"/>
               </w:rPr>
-              <w:t>Dataset &amp; Tooling</w:t>
+              <w:t>Low</w:t>
             </w:r>
           </w:p>
         </w:tc>
         <w:tc>
           <w:tcPr>
-            <w:tcW w:type="dxa" w:w="4968"/>
+            <w:tcW w:type="dxa" w:w="3312"/>
             <w:tcMar>
               <w:top w:w="60" w:type="dxa"/>
               <w:bottom w:w="60" w:type="dxa"/>
@@ -2240,7 +1911,10 @@
           </w:tcPr>
           <w:p>
             <w:r>
-              <w:t>MVTec AD Dataset, Python-Docx, PyYAML, Matplotlib</w:t>
+              <w:rPr>
+                <w:sz w:val="18"/>
+              </w:rPr>
+              <w:t>Pass – Product is Generally Acceptable (Minor Cosmetic)</w:t>
             </w:r>
           </w:p>
         </w:tc>
@@ -2248,103 +1922,1662 @@
     </w:tbl>
     <w:p>
       <w:pPr>
-        <w:pStyle w:val="Heading1"/>
-        <w:keepNext/>
-        <w:spacing w:before="360" w:after="160"/>
+        <w:spacing w:after="200"/>
+      </w:pPr>
+    </w:p>
+    <w:p>
+      <w:pPr>
+        <w:pStyle w:val="Heading2"/>
+        <w:spacing w:before="200" w:after="80"/>
       </w:pPr>
       <w:r>
-        <w:rPr>
-          <w:rFonts w:ascii="Segoe UI" w:hAnsi="Segoe UI"/>
-          <w:b/>
-          <w:color w:val="0066CC"/>
-          <w:sz w:val="32"/>
-        </w:rPr>
-        <w:t>8. Implementation Details &amp; Milestone 2 Progress</w:t>
+        <w:t>4.3 Calibrated Category Thresholds (3-Sigma Method)</w:t>
       </w:r>
     </w:p>
     <w:p>
       <w:pPr>
-        <w:spacing w:line="288" w:lineRule="auto"/>
+        <w:spacing w:after="120" w:line="276" w:lineRule="auto"/>
       </w:pPr>
       <w:r>
-        <w:t>Milestone 2 implementation is structured into core modular components under `anomaly_detection/`:</w:t>
-        <w:br/>
-        <w:t>• `preprocessor.py`: Implements `validate_and_preprocess_image()` for quality validation and tensor transformation.</w:t>
-        <w:br/>
-        <w:t>• `model.py`: Defines `AnomalyAutoencoder` with 4 convolutional encoder blocks and 4 transpose decoder blocks.</w:t>
-        <w:br/>
-        <w:t>• `inference.py`: Implements SSIM loss calculation, threshold evaluation, and bounding box localization.</w:t>
-        <w:br/>
-        <w:t>• `yolo_helper.py`: Wraps YOLOv8 model for bounding box detection and product ROI cropping.</w:t>
-        <w:br/>
-        <w:t>• `api.py`: Exposes RESTful FastAPI endpoints (`/predict`, `/quality-check`, `/batch-predict`, `/stats`).</w:t>
-        <w:br/>
-        <w:t>• `frontend/`: Interactive Web Dashboard with live single-file drag-and-drop, category selector, and heatmap visualizer.</w:t>
-      </w:r>
-    </w:p>
-    <w:p>
-      <w:pPr>
-        <w:pStyle w:val="Heading1"/>
-        <w:keepNext/>
-        <w:spacing w:before="360" w:after="160"/>
-      </w:pPr>
-      <w:r>
-        <w:rPr>
-          <w:rFonts w:ascii="Segoe UI" w:hAnsi="Segoe UI"/>
-          <w:b/>
-          <w:color w:val="0066CC"/>
-          <w:sz w:val="32"/>
-        </w:rPr>
-        <w:t>9. Results &amp; Performance Metrics</w:t>
-      </w:r>
-    </w:p>
-    <w:p>
-      <w:pPr>
-        <w:spacing w:line="288" w:lineRule="auto"/>
-      </w:pPr>
-      <w:r>
-        <w:t>The Milestone 2 system was evaluated across test splits of all 15 MVTec AD categories. Performance results:</w:t>
-        <w:br/>
-        <w:t>• Pass/Reject Classification Accuracy: 94.8% average across 15 categories.</w:t>
-        <w:br/>
-        <w:t>• Defect Localization Accuracy (IoU): 0.82 for bounding box overlap on defective regions.</w:t>
-        <w:br/>
-        <w:t>• Average Inference Speed: 38ms per 128x128 image on standard Intel CPU (72ms with YOLO cropping enabled).</w:t>
-        <w:br/>
-        <w:t>• False Positive Rate: &lt; 4.2% on normal validation samples due to 3-sigma calibrated thresholds.</w:t>
-      </w:r>
-    </w:p>
-    <w:p>
-      <w:pPr>
-        <w:pStyle w:val="Heading1"/>
-        <w:keepNext/>
-        <w:spacing w:before="360" w:after="160"/>
-      </w:pPr>
-      <w:r>
-        <w:rPr>
-          <w:rFonts w:ascii="Segoe UI" w:hAnsi="Segoe UI"/>
-          <w:b/>
-          <w:color w:val="0066CC"/>
-          <w:sz w:val="32"/>
-        </w:rPr>
-        <w:t>10. Challenges Faced &amp; Solutions</w:t>
+        <w:t>Rather than using a fixed static threshold, calibrate_thresholds.py calculates thresholds for all 15 MVTec AD categories using a 3-Sigma statistical model: Threshold = Mean(Good) + max(3·Std(Good), 0.25·Mean(Good)). Below is the calibrated active threshold lookup implemented in api.py:</w:t>
       </w:r>
     </w:p>
     <w:tbl>
       <w:tblPr>
         <w:tblW w:type="auto" w:w="0"/>
         <w:jc w:val="center"/>
+        <w:tblLayout w:type="fixed"/>
         <w:tblLook w:firstColumn="1" w:firstRow="1" w:lastColumn="0" w:lastRow="0" w:noHBand="0" w:noVBand="1" w:val="04A0"/>
       </w:tblPr>
       <w:tblGrid>
-        <w:gridCol w:w="4968"/>
-        <w:gridCol w:w="4968"/>
+        <w:gridCol w:w="2484"/>
+        <w:gridCol w:w="2484"/>
+        <w:gridCol w:w="2484"/>
+        <w:gridCol w:w="2484"/>
       </w:tblGrid>
       <w:tr>
         <w:tc>
           <w:tcPr>
-            <w:tcW w:type="dxa" w:w="4968"/>
-            <w:shd w:fill="FFF5F5"/>
+            <w:tcW w:type="dxa" w:w="2484"/>
+            <w:shd w:fill="0F172A"/>
+            <w:tcMar>
+              <w:top w:w="60" w:type="dxa"/>
+              <w:bottom w:w="60" w:type="dxa"/>
+              <w:left w:w="100" w:type="dxa"/>
+              <w:right w:w="100" w:type="dxa"/>
+            </w:tcMar>
+          </w:tcPr>
+          <w:p>
+            <w:r>
+              <w:rPr>
+                <w:b/>
+                <w:color w:val="FFFFFF"/>
+                <w:sz w:val="18"/>
+              </w:rPr>
+              <w:t>Category</w:t>
+            </w:r>
+          </w:p>
+        </w:tc>
+        <w:tc>
+          <w:tcPr>
+            <w:tcW w:type="dxa" w:w="2484"/>
+            <w:shd w:fill="0F172A"/>
+            <w:tcMar>
+              <w:top w:w="60" w:type="dxa"/>
+              <w:bottom w:w="60" w:type="dxa"/>
+              <w:left w:w="100" w:type="dxa"/>
+              <w:right w:w="100" w:type="dxa"/>
+            </w:tcMar>
+          </w:tcPr>
+          <w:p>
+            <w:r>
+              <w:rPr>
+                <w:b/>
+                <w:color w:val="FFFFFF"/>
+                <w:sz w:val="18"/>
+              </w:rPr>
+              <w:t>Calibrated Threshold</w:t>
+            </w:r>
+          </w:p>
+        </w:tc>
+        <w:tc>
+          <w:tcPr>
+            <w:tcW w:type="dxa" w:w="2484"/>
+            <w:shd w:fill="0F172A"/>
+            <w:tcMar>
+              <w:top w:w="60" w:type="dxa"/>
+              <w:bottom w:w="60" w:type="dxa"/>
+              <w:left w:w="100" w:type="dxa"/>
+              <w:right w:w="100" w:type="dxa"/>
+            </w:tcMar>
+          </w:tcPr>
+          <w:p>
+            <w:r>
+              <w:rPr>
+                <w:b/>
+                <w:color w:val="FFFFFF"/>
+                <w:sz w:val="18"/>
+              </w:rPr>
+              <w:t>Category</w:t>
+            </w:r>
+          </w:p>
+        </w:tc>
+        <w:tc>
+          <w:tcPr>
+            <w:tcW w:type="dxa" w:w="2484"/>
+            <w:shd w:fill="0F172A"/>
+            <w:tcMar>
+              <w:top w:w="60" w:type="dxa"/>
+              <w:bottom w:w="60" w:type="dxa"/>
+              <w:left w:w="100" w:type="dxa"/>
+              <w:right w:w="100" w:type="dxa"/>
+            </w:tcMar>
+          </w:tcPr>
+          <w:p>
+            <w:r>
+              <w:rPr>
+                <w:b/>
+                <w:color w:val="FFFFFF"/>
+                <w:sz w:val="18"/>
+              </w:rPr>
+              <w:t>Calibrated Threshold</w:t>
+            </w:r>
+          </w:p>
+        </w:tc>
+      </w:tr>
+      <w:tr>
+        <w:tc>
+          <w:tcPr>
+            <w:tcW w:type="dxa" w:w="2484"/>
+          </w:tcPr>
+          <w:p/>
+        </w:tc>
+        <w:tc>
+          <w:tcPr>
+            <w:tcW w:type="dxa" w:w="2484"/>
+          </w:tcPr>
+          <w:p/>
+        </w:tc>
+        <w:tc>
+          <w:tcPr>
+            <w:tcW w:type="dxa" w:w="2484"/>
+          </w:tcPr>
+          <w:p/>
+        </w:tc>
+        <w:tc>
+          <w:tcPr>
+            <w:tcW w:type="dxa" w:w="2484"/>
+          </w:tcPr>
+          <w:p/>
+        </w:tc>
+      </w:tr>
+      <w:tr>
+        <w:tc>
+          <w:tcPr>
+            <w:tcW w:type="dxa" w:w="2484"/>
+          </w:tcPr>
+          <w:p/>
+        </w:tc>
+        <w:tc>
+          <w:tcPr>
+            <w:tcW w:type="dxa" w:w="2484"/>
+          </w:tcPr>
+          <w:p/>
+        </w:tc>
+        <w:tc>
+          <w:tcPr>
+            <w:tcW w:type="dxa" w:w="2484"/>
+          </w:tcPr>
+          <w:p/>
+        </w:tc>
+        <w:tc>
+          <w:tcPr>
+            <w:tcW w:type="dxa" w:w="2484"/>
+          </w:tcPr>
+          <w:p/>
+        </w:tc>
+      </w:tr>
+      <w:tr>
+        <w:tc>
+          <w:tcPr>
+            <w:tcW w:type="dxa" w:w="2484"/>
+          </w:tcPr>
+          <w:p/>
+        </w:tc>
+        <w:tc>
+          <w:tcPr>
+            <w:tcW w:type="dxa" w:w="2484"/>
+          </w:tcPr>
+          <w:p/>
+        </w:tc>
+        <w:tc>
+          <w:tcPr>
+            <w:tcW w:type="dxa" w:w="2484"/>
+          </w:tcPr>
+          <w:p/>
+        </w:tc>
+        <w:tc>
+          <w:tcPr>
+            <w:tcW w:type="dxa" w:w="2484"/>
+          </w:tcPr>
+          <w:p/>
+        </w:tc>
+      </w:tr>
+      <w:tr>
+        <w:tc>
+          <w:tcPr>
+            <w:tcW w:type="dxa" w:w="2484"/>
+            <w:shd w:fill="F8FAFC"/>
+            <w:tcMar>
+              <w:top w:w="40" w:type="dxa"/>
+              <w:bottom w:w="40" w:type="dxa"/>
+              <w:left w:w="80" w:type="dxa"/>
+              <w:right w:w="80" w:type="dxa"/>
+            </w:tcMar>
+          </w:tcPr>
+          <w:p>
+            <w:r>
+              <w:rPr>
+                <w:sz w:val="17"/>
+              </w:rPr>
+              <w:t>bottle</w:t>
+            </w:r>
+          </w:p>
+        </w:tc>
+        <w:tc>
+          <w:tcPr>
+            <w:tcW w:type="dxa" w:w="2484"/>
+            <w:shd w:fill="F8FAFC"/>
+            <w:tcMar>
+              <w:top w:w="40" w:type="dxa"/>
+              <w:bottom w:w="40" w:type="dxa"/>
+              <w:left w:w="80" w:type="dxa"/>
+              <w:right w:w="80" w:type="dxa"/>
+            </w:tcMar>
+          </w:tcPr>
+          <w:p>
+            <w:r>
+              <w:rPr>
+                <w:rFonts w:ascii="Consolas" w:hAnsi="Consolas"/>
+                <w:b/>
+                <w:sz w:val="17"/>
+              </w:rPr>
+              <w:t>0.017216</w:t>
+            </w:r>
+          </w:p>
+        </w:tc>
+        <w:tc>
+          <w:tcPr>
+            <w:tcW w:type="dxa" w:w="2484"/>
+            <w:shd w:fill="F8FAFC"/>
+            <w:tcMar>
+              <w:top w:w="40" w:type="dxa"/>
+              <w:bottom w:w="40" w:type="dxa"/>
+              <w:left w:w="80" w:type="dxa"/>
+              <w:right w:w="80" w:type="dxa"/>
+            </w:tcMar>
+          </w:tcPr>
+          <w:p>
+            <w:r>
+              <w:rPr>
+                <w:sz w:val="17"/>
+              </w:rPr>
+              <w:t>metal_nut</w:t>
+            </w:r>
+          </w:p>
+        </w:tc>
+        <w:tc>
+          <w:tcPr>
+            <w:tcW w:type="dxa" w:w="2484"/>
+            <w:shd w:fill="F8FAFC"/>
+            <w:tcMar>
+              <w:top w:w="40" w:type="dxa"/>
+              <w:bottom w:w="40" w:type="dxa"/>
+              <w:left w:w="80" w:type="dxa"/>
+              <w:right w:w="80" w:type="dxa"/>
+            </w:tcMar>
+          </w:tcPr>
+          <w:p>
+            <w:r>
+              <w:rPr>
+                <w:rFonts w:ascii="Consolas" w:hAnsi="Consolas"/>
+                <w:b/>
+                <w:sz w:val="17"/>
+              </w:rPr>
+              <w:t>0.019792</w:t>
+            </w:r>
+          </w:p>
+        </w:tc>
+      </w:tr>
+      <w:tr>
+        <w:tc>
+          <w:tcPr>
+            <w:tcW w:type="dxa" w:w="2484"/>
+            <w:shd w:fill="FFFFFF"/>
+            <w:tcMar>
+              <w:top w:w="40" w:type="dxa"/>
+              <w:bottom w:w="40" w:type="dxa"/>
+              <w:left w:w="80" w:type="dxa"/>
+              <w:right w:w="80" w:type="dxa"/>
+            </w:tcMar>
+          </w:tcPr>
+          <w:p>
+            <w:r>
+              <w:rPr>
+                <w:sz w:val="17"/>
+              </w:rPr>
+              <w:t>cable</w:t>
+            </w:r>
+          </w:p>
+        </w:tc>
+        <w:tc>
+          <w:tcPr>
+            <w:tcW w:type="dxa" w:w="2484"/>
+            <w:shd w:fill="FFFFFF"/>
+            <w:tcMar>
+              <w:top w:w="40" w:type="dxa"/>
+              <w:bottom w:w="40" w:type="dxa"/>
+              <w:left w:w="80" w:type="dxa"/>
+              <w:right w:w="80" w:type="dxa"/>
+            </w:tcMar>
+          </w:tcPr>
+          <w:p>
+            <w:r>
+              <w:rPr>
+                <w:rFonts w:ascii="Consolas" w:hAnsi="Consolas"/>
+                <w:b/>
+                <w:sz w:val="17"/>
+              </w:rPr>
+              <w:t>0.028136</w:t>
+            </w:r>
+          </w:p>
+        </w:tc>
+        <w:tc>
+          <w:tcPr>
+            <w:tcW w:type="dxa" w:w="2484"/>
+            <w:shd w:fill="FFFFFF"/>
+            <w:tcMar>
+              <w:top w:w="40" w:type="dxa"/>
+              <w:bottom w:w="40" w:type="dxa"/>
+              <w:left w:w="80" w:type="dxa"/>
+              <w:right w:w="80" w:type="dxa"/>
+            </w:tcMar>
+          </w:tcPr>
+          <w:p>
+            <w:r>
+              <w:rPr>
+                <w:sz w:val="17"/>
+              </w:rPr>
+              <w:t>pill</w:t>
+            </w:r>
+          </w:p>
+        </w:tc>
+        <w:tc>
+          <w:tcPr>
+            <w:tcW w:type="dxa" w:w="2484"/>
+            <w:shd w:fill="FFFFFF"/>
+            <w:tcMar>
+              <w:top w:w="40" w:type="dxa"/>
+              <w:bottom w:w="40" w:type="dxa"/>
+              <w:left w:w="80" w:type="dxa"/>
+              <w:right w:w="80" w:type="dxa"/>
+            </w:tcMar>
+          </w:tcPr>
+          <w:p>
+            <w:r>
+              <w:rPr>
+                <w:rFonts w:ascii="Consolas" w:hAnsi="Consolas"/>
+                <w:b/>
+                <w:sz w:val="17"/>
+              </w:rPr>
+              <w:t>0.005162</w:t>
+            </w:r>
+          </w:p>
+        </w:tc>
+      </w:tr>
+      <w:tr>
+        <w:tc>
+          <w:tcPr>
+            <w:tcW w:type="dxa" w:w="2484"/>
+            <w:shd w:fill="F8FAFC"/>
+            <w:tcMar>
+              <w:top w:w="40" w:type="dxa"/>
+              <w:bottom w:w="40" w:type="dxa"/>
+              <w:left w:w="80" w:type="dxa"/>
+              <w:right w:w="80" w:type="dxa"/>
+            </w:tcMar>
+          </w:tcPr>
+          <w:p>
+            <w:r>
+              <w:rPr>
+                <w:sz w:val="17"/>
+              </w:rPr>
+              <w:t>capsule</w:t>
+            </w:r>
+          </w:p>
+        </w:tc>
+        <w:tc>
+          <w:tcPr>
+            <w:tcW w:type="dxa" w:w="2484"/>
+            <w:shd w:fill="F8FAFC"/>
+            <w:tcMar>
+              <w:top w:w="40" w:type="dxa"/>
+              <w:bottom w:w="40" w:type="dxa"/>
+              <w:left w:w="80" w:type="dxa"/>
+              <w:right w:w="80" w:type="dxa"/>
+            </w:tcMar>
+          </w:tcPr>
+          <w:p>
+            <w:r>
+              <w:rPr>
+                <w:rFonts w:ascii="Consolas" w:hAnsi="Consolas"/>
+                <w:b/>
+                <w:sz w:val="17"/>
+              </w:rPr>
+              <w:t>0.005667</w:t>
+            </w:r>
+          </w:p>
+        </w:tc>
+        <w:tc>
+          <w:tcPr>
+            <w:tcW w:type="dxa" w:w="2484"/>
+            <w:shd w:fill="F8FAFC"/>
+            <w:tcMar>
+              <w:top w:w="40" w:type="dxa"/>
+              <w:bottom w:w="40" w:type="dxa"/>
+              <w:left w:w="80" w:type="dxa"/>
+              <w:right w:w="80" w:type="dxa"/>
+            </w:tcMar>
+          </w:tcPr>
+          <w:p>
+            <w:r>
+              <w:rPr>
+                <w:sz w:val="17"/>
+              </w:rPr>
+              <w:t>screw</w:t>
+            </w:r>
+          </w:p>
+        </w:tc>
+        <w:tc>
+          <w:tcPr>
+            <w:tcW w:type="dxa" w:w="2484"/>
+            <w:shd w:fill="F8FAFC"/>
+            <w:tcMar>
+              <w:top w:w="40" w:type="dxa"/>
+              <w:bottom w:w="40" w:type="dxa"/>
+              <w:left w:w="80" w:type="dxa"/>
+              <w:right w:w="80" w:type="dxa"/>
+            </w:tcMar>
+          </w:tcPr>
+          <w:p>
+            <w:r>
+              <w:rPr>
+                <w:rFonts w:ascii="Consolas" w:hAnsi="Consolas"/>
+                <w:b/>
+                <w:sz w:val="17"/>
+              </w:rPr>
+              <w:t>0.005689</w:t>
+            </w:r>
+          </w:p>
+        </w:tc>
+      </w:tr>
+      <w:tr>
+        <w:tc>
+          <w:tcPr>
+            <w:tcW w:type="dxa" w:w="2484"/>
+            <w:shd w:fill="FFFFFF"/>
+            <w:tcMar>
+              <w:top w:w="40" w:type="dxa"/>
+              <w:bottom w:w="40" w:type="dxa"/>
+              <w:left w:w="80" w:type="dxa"/>
+              <w:right w:w="80" w:type="dxa"/>
+            </w:tcMar>
+          </w:tcPr>
+          <w:p>
+            <w:r>
+              <w:rPr>
+                <w:sz w:val="17"/>
+              </w:rPr>
+              <w:t>carpet</w:t>
+            </w:r>
+          </w:p>
+        </w:tc>
+        <w:tc>
+          <w:tcPr>
+            <w:tcW w:type="dxa" w:w="2484"/>
+            <w:shd w:fill="FFFFFF"/>
+            <w:tcMar>
+              <w:top w:w="40" w:type="dxa"/>
+              <w:bottom w:w="40" w:type="dxa"/>
+              <w:left w:w="80" w:type="dxa"/>
+              <w:right w:w="80" w:type="dxa"/>
+            </w:tcMar>
+          </w:tcPr>
+          <w:p>
+            <w:r>
+              <w:rPr>
+                <w:rFonts w:ascii="Consolas" w:hAnsi="Consolas"/>
+                <w:b/>
+                <w:sz w:val="17"/>
+              </w:rPr>
+              <w:t>0.014516</w:t>
+            </w:r>
+          </w:p>
+        </w:tc>
+        <w:tc>
+          <w:tcPr>
+            <w:tcW w:type="dxa" w:w="2484"/>
+            <w:shd w:fill="FFFFFF"/>
+            <w:tcMar>
+              <w:top w:w="40" w:type="dxa"/>
+              <w:bottom w:w="40" w:type="dxa"/>
+              <w:left w:w="80" w:type="dxa"/>
+              <w:right w:w="80" w:type="dxa"/>
+            </w:tcMar>
+          </w:tcPr>
+          <w:p>
+            <w:r>
+              <w:rPr>
+                <w:sz w:val="17"/>
+              </w:rPr>
+              <w:t>tile</w:t>
+            </w:r>
+          </w:p>
+        </w:tc>
+        <w:tc>
+          <w:tcPr>
+            <w:tcW w:type="dxa" w:w="2484"/>
+            <w:shd w:fill="FFFFFF"/>
+            <w:tcMar>
+              <w:top w:w="40" w:type="dxa"/>
+              <w:bottom w:w="40" w:type="dxa"/>
+              <w:left w:w="80" w:type="dxa"/>
+              <w:right w:w="80" w:type="dxa"/>
+            </w:tcMar>
+          </w:tcPr>
+          <w:p>
+            <w:r>
+              <w:rPr>
+                <w:rFonts w:ascii="Consolas" w:hAnsi="Consolas"/>
+                <w:b/>
+                <w:sz w:val="17"/>
+              </w:rPr>
+              <w:t>0.016959</w:t>
+            </w:r>
+          </w:p>
+        </w:tc>
+      </w:tr>
+      <w:tr>
+        <w:tc>
+          <w:tcPr>
+            <w:tcW w:type="dxa" w:w="2484"/>
+            <w:shd w:fill="F8FAFC"/>
+            <w:tcMar>
+              <w:top w:w="40" w:type="dxa"/>
+              <w:bottom w:w="40" w:type="dxa"/>
+              <w:left w:w="80" w:type="dxa"/>
+              <w:right w:w="80" w:type="dxa"/>
+            </w:tcMar>
+          </w:tcPr>
+          <w:p>
+            <w:r>
+              <w:rPr>
+                <w:sz w:val="17"/>
+              </w:rPr>
+              <w:t>grid</w:t>
+            </w:r>
+          </w:p>
+        </w:tc>
+        <w:tc>
+          <w:tcPr>
+            <w:tcW w:type="dxa" w:w="2484"/>
+            <w:shd w:fill="F8FAFC"/>
+            <w:tcMar>
+              <w:top w:w="40" w:type="dxa"/>
+              <w:bottom w:w="40" w:type="dxa"/>
+              <w:left w:w="80" w:type="dxa"/>
+              <w:right w:w="80" w:type="dxa"/>
+            </w:tcMar>
+          </w:tcPr>
+          <w:p>
+            <w:r>
+              <w:rPr>
+                <w:rFonts w:ascii="Consolas" w:hAnsi="Consolas"/>
+                <w:b/>
+                <w:sz w:val="17"/>
+              </w:rPr>
+              <w:t>0.011530</w:t>
+            </w:r>
+          </w:p>
+        </w:tc>
+        <w:tc>
+          <w:tcPr>
+            <w:tcW w:type="dxa" w:w="2484"/>
+            <w:shd w:fill="F8FAFC"/>
+            <w:tcMar>
+              <w:top w:w="40" w:type="dxa"/>
+              <w:bottom w:w="40" w:type="dxa"/>
+              <w:left w:w="80" w:type="dxa"/>
+              <w:right w:w="80" w:type="dxa"/>
+            </w:tcMar>
+          </w:tcPr>
+          <w:p>
+            <w:r>
+              <w:rPr>
+                <w:sz w:val="17"/>
+              </w:rPr>
+              <w:t>toothbrush</w:t>
+            </w:r>
+          </w:p>
+        </w:tc>
+        <w:tc>
+          <w:tcPr>
+            <w:tcW w:type="dxa" w:w="2484"/>
+            <w:shd w:fill="F8FAFC"/>
+            <w:tcMar>
+              <w:top w:w="40" w:type="dxa"/>
+              <w:bottom w:w="40" w:type="dxa"/>
+              <w:left w:w="80" w:type="dxa"/>
+              <w:right w:w="80" w:type="dxa"/>
+            </w:tcMar>
+          </w:tcPr>
+          <w:p>
+            <w:r>
+              <w:rPr>
+                <w:rFonts w:ascii="Consolas" w:hAnsi="Consolas"/>
+                <w:b/>
+                <w:sz w:val="17"/>
+              </w:rPr>
+              <w:t>0.066125</w:t>
+            </w:r>
+          </w:p>
+        </w:tc>
+      </w:tr>
+      <w:tr>
+        <w:tc>
+          <w:tcPr>
+            <w:tcW w:type="dxa" w:w="2484"/>
+            <w:shd w:fill="FFFFFF"/>
+            <w:tcMar>
+              <w:top w:w="40" w:type="dxa"/>
+              <w:bottom w:w="40" w:type="dxa"/>
+              <w:left w:w="80" w:type="dxa"/>
+              <w:right w:w="80" w:type="dxa"/>
+            </w:tcMar>
+          </w:tcPr>
+          <w:p>
+            <w:r>
+              <w:rPr>
+                <w:sz w:val="17"/>
+              </w:rPr>
+              <w:t>hazelnut</w:t>
+            </w:r>
+          </w:p>
+        </w:tc>
+        <w:tc>
+          <w:tcPr>
+            <w:tcW w:type="dxa" w:w="2484"/>
+            <w:shd w:fill="FFFFFF"/>
+            <w:tcMar>
+              <w:top w:w="40" w:type="dxa"/>
+              <w:bottom w:w="40" w:type="dxa"/>
+              <w:left w:w="80" w:type="dxa"/>
+              <w:right w:w="80" w:type="dxa"/>
+            </w:tcMar>
+          </w:tcPr>
+          <w:p>
+            <w:r>
+              <w:rPr>
+                <w:rFonts w:ascii="Consolas" w:hAnsi="Consolas"/>
+                <w:b/>
+                <w:sz w:val="17"/>
+              </w:rPr>
+              <w:t>0.004904</w:t>
+            </w:r>
+          </w:p>
+        </w:tc>
+        <w:tc>
+          <w:tcPr>
+            <w:tcW w:type="dxa" w:w="2484"/>
+            <w:shd w:fill="FFFFFF"/>
+            <w:tcMar>
+              <w:top w:w="40" w:type="dxa"/>
+              <w:bottom w:w="40" w:type="dxa"/>
+              <w:left w:w="80" w:type="dxa"/>
+              <w:right w:w="80" w:type="dxa"/>
+            </w:tcMar>
+          </w:tcPr>
+          <w:p>
+            <w:r>
+              <w:rPr>
+                <w:sz w:val="17"/>
+              </w:rPr>
+              <w:t>transistor</w:t>
+            </w:r>
+          </w:p>
+        </w:tc>
+        <w:tc>
+          <w:tcPr>
+            <w:tcW w:type="dxa" w:w="2484"/>
+            <w:shd w:fill="FFFFFF"/>
+            <w:tcMar>
+              <w:top w:w="40" w:type="dxa"/>
+              <w:bottom w:w="40" w:type="dxa"/>
+              <w:left w:w="80" w:type="dxa"/>
+              <w:right w:w="80" w:type="dxa"/>
+            </w:tcMar>
+          </w:tcPr>
+          <w:p>
+            <w:r>
+              <w:rPr>
+                <w:rFonts w:ascii="Consolas" w:hAnsi="Consolas"/>
+                <w:b/>
+                <w:sz w:val="17"/>
+              </w:rPr>
+              <w:t>0.016376</w:t>
+            </w:r>
+          </w:p>
+        </w:tc>
+      </w:tr>
+      <w:tr>
+        <w:tc>
+          <w:tcPr>
+            <w:tcW w:type="dxa" w:w="2484"/>
+            <w:shd w:fill="F8FAFC"/>
+            <w:tcMar>
+              <w:top w:w="40" w:type="dxa"/>
+              <w:bottom w:w="40" w:type="dxa"/>
+              <w:left w:w="80" w:type="dxa"/>
+              <w:right w:w="80" w:type="dxa"/>
+            </w:tcMar>
+          </w:tcPr>
+          <w:p>
+            <w:r>
+              <w:rPr>
+                <w:sz w:val="17"/>
+              </w:rPr>
+              <w:t>leather</w:t>
+            </w:r>
+          </w:p>
+        </w:tc>
+        <w:tc>
+          <w:tcPr>
+            <w:tcW w:type="dxa" w:w="2484"/>
+            <w:shd w:fill="F8FAFC"/>
+            <w:tcMar>
+              <w:top w:w="40" w:type="dxa"/>
+              <w:bottom w:w="40" w:type="dxa"/>
+              <w:left w:w="80" w:type="dxa"/>
+              <w:right w:w="80" w:type="dxa"/>
+            </w:tcMar>
+          </w:tcPr>
+          <w:p>
+            <w:r>
+              <w:rPr>
+                <w:rFonts w:ascii="Consolas" w:hAnsi="Consolas"/>
+                <w:b/>
+                <w:sz w:val="17"/>
+              </w:rPr>
+              <w:t>0.003908</w:t>
+            </w:r>
+          </w:p>
+        </w:tc>
+        <w:tc>
+          <w:tcPr>
+            <w:tcW w:type="dxa" w:w="2484"/>
+            <w:shd w:fill="F8FAFC"/>
+            <w:tcMar>
+              <w:top w:w="40" w:type="dxa"/>
+              <w:bottom w:w="40" w:type="dxa"/>
+              <w:left w:w="80" w:type="dxa"/>
+              <w:right w:w="80" w:type="dxa"/>
+            </w:tcMar>
+          </w:tcPr>
+          <w:p>
+            <w:r>
+              <w:rPr>
+                <w:sz w:val="17"/>
+              </w:rPr>
+              <w:t>wood</w:t>
+            </w:r>
+          </w:p>
+        </w:tc>
+        <w:tc>
+          <w:tcPr>
+            <w:tcW w:type="dxa" w:w="2484"/>
+            <w:shd w:fill="F8FAFC"/>
+            <w:tcMar>
+              <w:top w:w="40" w:type="dxa"/>
+              <w:bottom w:w="40" w:type="dxa"/>
+              <w:left w:w="80" w:type="dxa"/>
+              <w:right w:w="80" w:type="dxa"/>
+            </w:tcMar>
+          </w:tcPr>
+          <w:p>
+            <w:r>
+              <w:rPr>
+                <w:rFonts w:ascii="Consolas" w:hAnsi="Consolas"/>
+                <w:b/>
+                <w:sz w:val="17"/>
+              </w:rPr>
+              <w:t>0.007200</w:t>
+            </w:r>
+          </w:p>
+        </w:tc>
+      </w:tr>
+      <w:tr>
+        <w:tc>
+          <w:tcPr>
+            <w:tcW w:type="dxa" w:w="2484"/>
+            <w:shd w:fill="FFFFFF"/>
+            <w:tcMar>
+              <w:top w:w="40" w:type="dxa"/>
+              <w:bottom w:w="40" w:type="dxa"/>
+              <w:left w:w="80" w:type="dxa"/>
+              <w:right w:w="80" w:type="dxa"/>
+            </w:tcMar>
+          </w:tcPr>
+          <w:p>
+            <w:r>
+              <w:rPr>
+                <w:sz w:val="17"/>
+              </w:rPr>
+              <w:t>zipper</w:t>
+            </w:r>
+          </w:p>
+        </w:tc>
+        <w:tc>
+          <w:tcPr>
+            <w:tcW w:type="dxa" w:w="2484"/>
+            <w:shd w:fill="FFFFFF"/>
+            <w:tcMar>
+              <w:top w:w="40" w:type="dxa"/>
+              <w:bottom w:w="40" w:type="dxa"/>
+              <w:left w:w="80" w:type="dxa"/>
+              <w:right w:w="80" w:type="dxa"/>
+            </w:tcMar>
+          </w:tcPr>
+          <w:p>
+            <w:r>
+              <w:rPr>
+                <w:rFonts w:ascii="Consolas" w:hAnsi="Consolas"/>
+                <w:b/>
+                <w:sz w:val="17"/>
+              </w:rPr>
+              <w:t>0.010053</w:t>
+            </w:r>
+          </w:p>
+        </w:tc>
+        <w:tc>
+          <w:tcPr>
+            <w:tcW w:type="dxa" w:w="2484"/>
+            <w:shd w:fill="FFFFFF"/>
+            <w:tcMar>
+              <w:top w:w="40" w:type="dxa"/>
+              <w:bottom w:w="40" w:type="dxa"/>
+              <w:left w:w="80" w:type="dxa"/>
+              <w:right w:w="80" w:type="dxa"/>
+            </w:tcMar>
+          </w:tcPr>
+          <w:p>
+            <w:r>
+              <w:rPr>
+                <w:sz w:val="17"/>
+              </w:rPr>
+              <w:t>-</w:t>
+            </w:r>
+          </w:p>
+        </w:tc>
+        <w:tc>
+          <w:tcPr>
+            <w:tcW w:type="dxa" w:w="2484"/>
+            <w:shd w:fill="FFFFFF"/>
+            <w:tcMar>
+              <w:top w:w="40" w:type="dxa"/>
+              <w:bottom w:w="40" w:type="dxa"/>
+              <w:left w:w="80" w:type="dxa"/>
+              <w:right w:w="80" w:type="dxa"/>
+            </w:tcMar>
+          </w:tcPr>
+          <w:p>
+            <w:r>
+              <w:rPr>
+                <w:sz w:val="17"/>
+              </w:rPr>
+              <w:t>-</w:t>
+            </w:r>
+          </w:p>
+        </w:tc>
+      </w:tr>
+    </w:tbl>
+    <w:p>
+      <w:pPr>
+        <w:spacing w:after="200"/>
+      </w:pPr>
+    </w:p>
+    <w:p>
+      <w:pPr>
+        <w:pStyle w:val="Heading1"/>
+        <w:spacing w:before="320" w:after="120"/>
+      </w:pPr>
+      <w:r>
+        <w:t>5. Stage 3: Batch Inspection, History &amp; Reporting API</w:t>
+      </w:r>
+    </w:p>
+    <w:p>
+      <w:pPr>
+        <w:spacing w:after="160" w:line="276" w:lineRule="auto"/>
+      </w:pPr>
+      <w:r>
+        <w:t>Stage 3 transitions the API into a multi-file batch processing service with thread-safe logging and automated report generation.</w:t>
+      </w:r>
+    </w:p>
+    <w:p>
+      <w:pPr>
+        <w:pStyle w:val="Heading2"/>
+        <w:spacing w:before="200" w:after="80"/>
+      </w:pPr>
+      <w:r>
+        <w:t>5.1 Thread-Safe Log &amp; Inspection Certificates</w:t>
+      </w:r>
+    </w:p>
+    <w:p>
+      <w:pPr>
+        <w:pStyle w:val="ListBullet"/>
+        <w:spacing w:after="80"/>
+      </w:pPr>
+      <w:r>
+        <w:rPr>
+          <w:b/>
+        </w:rPr>
+        <w:t xml:space="preserve">ThreadSafeInspectionLog (inspection_log.py): </w:t>
+      </w:r>
+      <w:r>
+        <w:t>Uses a Python threading.Lock to manage a FIFO memory queue capped at 500 entries. Stores full metadata including UUID, timestamp, quality metrics, anomaly scores, and severity breakdowns.</w:t>
+      </w:r>
+    </w:p>
+    <w:p>
+      <w:pPr>
+        <w:pStyle w:val="ListBullet"/>
+        <w:spacing w:after="120"/>
+      </w:pPr>
+      <w:r>
+        <w:rPr>
+          <w:b/>
+        </w:rPr>
+        <w:t xml:space="preserve">Report Certificate Generator (report.py): </w:t>
+      </w:r>
+      <w:r>
+        <w:t>Formats inspection records into official Quality Inspection Certificates. Supports JSON payloads, raw Markdown text, and printable HTML documents with styled CSS status badges.</w:t>
+      </w:r>
+    </w:p>
+    <w:p>
+      <w:pPr>
+        <w:pStyle w:val="Heading2"/>
+        <w:spacing w:before="200" w:after="80"/>
+      </w:pPr>
+      <w:r>
+        <w:t>5.2 Stage 3 REST API Endpoints Specification</w:t>
+      </w:r>
+    </w:p>
+    <w:tbl>
+      <w:tblPr>
+        <w:tblW w:type="auto" w:w="0"/>
+        <w:jc w:val="center"/>
+        <w:tblLayout w:type="fixed"/>
+        <w:tblLook w:firstColumn="1" w:firstRow="1" w:lastColumn="0" w:lastRow="0" w:noHBand="0" w:noVBand="1" w:val="04A0"/>
+      </w:tblPr>
+      <w:tblGrid>
+        <w:gridCol w:w="2484"/>
+        <w:gridCol w:w="2484"/>
+        <w:gridCol w:w="2484"/>
+        <w:gridCol w:w="2484"/>
+      </w:tblGrid>
+      <w:tr>
+        <w:tc>
+          <w:tcPr>
+            <w:tcW w:type="dxa" w:w="2484"/>
+            <w:shd w:fill="0078D4"/>
+            <w:tcMar>
+              <w:top w:w="80" w:type="dxa"/>
+              <w:bottom w:w="80" w:type="dxa"/>
+              <w:left w:w="100" w:type="dxa"/>
+              <w:right w:w="100" w:type="dxa"/>
+            </w:tcMar>
+          </w:tcPr>
+          <w:p>
+            <w:r>
+              <w:rPr>
+                <w:b/>
+                <w:color w:val="FFFFFF"/>
+                <w:sz w:val="19"/>
+              </w:rPr>
+              <w:t>Endpoint URL</w:t>
+            </w:r>
+          </w:p>
+        </w:tc>
+        <w:tc>
+          <w:tcPr>
+            <w:tcW w:type="dxa" w:w="2484"/>
+            <w:shd w:fill="0078D4"/>
+            <w:tcMar>
+              <w:top w:w="80" w:type="dxa"/>
+              <w:bottom w:w="80" w:type="dxa"/>
+              <w:left w:w="100" w:type="dxa"/>
+              <w:right w:w="100" w:type="dxa"/>
+            </w:tcMar>
+          </w:tcPr>
+          <w:p>
+            <w:r>
+              <w:rPr>
+                <w:b/>
+                <w:color w:val="FFFFFF"/>
+                <w:sz w:val="19"/>
+              </w:rPr>
+              <w:t>Method</w:t>
+            </w:r>
+          </w:p>
+        </w:tc>
+        <w:tc>
+          <w:tcPr>
+            <w:tcW w:type="dxa" w:w="2484"/>
+            <w:shd w:fill="0078D4"/>
+            <w:tcMar>
+              <w:top w:w="80" w:type="dxa"/>
+              <w:bottom w:w="80" w:type="dxa"/>
+              <w:left w:w="100" w:type="dxa"/>
+              <w:right w:w="100" w:type="dxa"/>
+            </w:tcMar>
+          </w:tcPr>
+          <w:p>
+            <w:r>
+              <w:rPr>
+                <w:b/>
+                <w:color w:val="FFFFFF"/>
+                <w:sz w:val="19"/>
+              </w:rPr>
+              <w:t>Request Payload</w:t>
+            </w:r>
+          </w:p>
+        </w:tc>
+        <w:tc>
+          <w:tcPr>
+            <w:tcW w:type="dxa" w:w="2484"/>
+            <w:shd w:fill="0078D4"/>
+            <w:tcMar>
+              <w:top w:w="80" w:type="dxa"/>
+              <w:bottom w:w="80" w:type="dxa"/>
+              <w:left w:w="100" w:type="dxa"/>
+              <w:right w:w="100" w:type="dxa"/>
+            </w:tcMar>
+          </w:tcPr>
+          <w:p>
+            <w:r>
+              <w:rPr>
+                <w:b/>
+                <w:color w:val="FFFFFF"/>
+                <w:sz w:val="19"/>
+              </w:rPr>
+              <w:t>Description &amp; Response</w:t>
+            </w:r>
+          </w:p>
+        </w:tc>
+      </w:tr>
+      <w:tr>
+        <w:tc>
+          <w:tcPr>
+            <w:tcW w:type="dxa" w:w="2484"/>
+            <w:shd w:fill="F8FAFC"/>
+            <w:tcMar>
+              <w:top w:w="60" w:type="dxa"/>
+              <w:bottom w:w="60" w:type="dxa"/>
+              <w:left w:w="80" w:type="dxa"/>
+              <w:right w:w="80" w:type="dxa"/>
+            </w:tcMar>
+          </w:tcPr>
+          <w:p>
+            <w:r>
+              <w:rPr>
+                <w:rFonts w:ascii="Consolas" w:hAnsi="Consolas"/>
+                <w:b/>
+                <w:sz w:val="17"/>
+              </w:rPr>
+              <w:t>/batch-predict</w:t>
+            </w:r>
+          </w:p>
+        </w:tc>
+        <w:tc>
+          <w:tcPr>
+            <w:tcW w:type="dxa" w:w="2484"/>
+            <w:shd w:fill="F8FAFC"/>
+            <w:tcMar>
+              <w:top w:w="60" w:type="dxa"/>
+              <w:bottom w:w="60" w:type="dxa"/>
+              <w:left w:w="80" w:type="dxa"/>
+              <w:right w:w="80" w:type="dxa"/>
+            </w:tcMar>
+          </w:tcPr>
+          <w:p>
+            <w:r>
+              <w:rPr>
+                <w:sz w:val="17"/>
+              </w:rPr>
+              <w:t>POST</w:t>
+            </w:r>
+          </w:p>
+        </w:tc>
+        <w:tc>
+          <w:tcPr>
+            <w:tcW w:type="dxa" w:w="2484"/>
+            <w:shd w:fill="F8FAFC"/>
+            <w:tcMar>
+              <w:top w:w="60" w:type="dxa"/>
+              <w:bottom w:w="60" w:type="dxa"/>
+              <w:left w:w="80" w:type="dxa"/>
+              <w:right w:w="80" w:type="dxa"/>
+            </w:tcMar>
+          </w:tcPr>
+          <w:p>
+            <w:r>
+              <w:rPr>
+                <w:sz w:val="17"/>
+              </w:rPr>
+              <w:t>files: List[UploadFile] (max 20)</w:t>
+              <w:br/>
+              <w:t>category: str, enable_yolo: bool</w:t>
+            </w:r>
+          </w:p>
+        </w:tc>
+        <w:tc>
+          <w:tcPr>
+            <w:tcW w:type="dxa" w:w="2484"/>
+            <w:shd w:fill="F8FAFC"/>
+            <w:tcMar>
+              <w:top w:w="60" w:type="dxa"/>
+              <w:bottom w:w="60" w:type="dxa"/>
+              <w:left w:w="80" w:type="dxa"/>
+              <w:right w:w="80" w:type="dxa"/>
+            </w:tcMar>
+          </w:tcPr>
+          <w:p>
+            <w:r>
+              <w:rPr>
+                <w:sz w:val="17"/>
+              </w:rPr>
+              <w:t>Runs inspection on up to 20 images concurrently. Returns batch summary (pass rate, defect counts) and individual results.</w:t>
+            </w:r>
+          </w:p>
+        </w:tc>
+      </w:tr>
+      <w:tr>
+        <w:tc>
+          <w:tcPr>
+            <w:tcW w:type="dxa" w:w="2484"/>
+            <w:shd w:fill="FFFFFF"/>
+            <w:tcMar>
+              <w:top w:w="60" w:type="dxa"/>
+              <w:bottom w:w="60" w:type="dxa"/>
+              <w:left w:w="80" w:type="dxa"/>
+              <w:right w:w="80" w:type="dxa"/>
+            </w:tcMar>
+          </w:tcPr>
+          <w:p>
+            <w:r>
+              <w:rPr>
+                <w:rFonts w:ascii="Consolas" w:hAnsi="Consolas"/>
+                <w:b/>
+                <w:sz w:val="17"/>
+              </w:rPr>
+              <w:t>/history</w:t>
+            </w:r>
+          </w:p>
+        </w:tc>
+        <w:tc>
+          <w:tcPr>
+            <w:tcW w:type="dxa" w:w="2484"/>
+            <w:shd w:fill="FFFFFF"/>
+            <w:tcMar>
+              <w:top w:w="60" w:type="dxa"/>
+              <w:bottom w:w="60" w:type="dxa"/>
+              <w:left w:w="80" w:type="dxa"/>
+              <w:right w:w="80" w:type="dxa"/>
+            </w:tcMar>
+          </w:tcPr>
+          <w:p>
+            <w:r>
+              <w:rPr>
+                <w:sz w:val="17"/>
+              </w:rPr>
+              <w:t>GET</w:t>
+            </w:r>
+          </w:p>
+        </w:tc>
+        <w:tc>
+          <w:tcPr>
+            <w:tcW w:type="dxa" w:w="2484"/>
+            <w:shd w:fill="FFFFFF"/>
+            <w:tcMar>
+              <w:top w:w="60" w:type="dxa"/>
+              <w:bottom w:w="60" w:type="dxa"/>
+              <w:left w:w="80" w:type="dxa"/>
+              <w:right w:w="80" w:type="dxa"/>
+            </w:tcMar>
+          </w:tcPr>
+          <w:p>
+            <w:r>
+              <w:rPr>
+                <w:sz w:val="17"/>
+              </w:rPr>
+              <w:t>limit: int (default 50, max 500)</w:t>
+            </w:r>
+          </w:p>
+        </w:tc>
+        <w:tc>
+          <w:tcPr>
+            <w:tcW w:type="dxa" w:w="2484"/>
+            <w:shd w:fill="FFFFFF"/>
+            <w:tcMar>
+              <w:top w:w="60" w:type="dxa"/>
+              <w:bottom w:w="60" w:type="dxa"/>
+              <w:left w:w="80" w:type="dxa"/>
+              <w:right w:w="80" w:type="dxa"/>
+            </w:tcMar>
+          </w:tcPr>
+          <w:p>
+            <w:r>
+              <w:rPr>
+                <w:sz w:val="17"/>
+              </w:rPr>
+              <w:t>Retrieves recent inspection records from the thread-safe FIFO log in reverse chronological order.</w:t>
+            </w:r>
+          </w:p>
+        </w:tc>
+      </w:tr>
+      <w:tr>
+        <w:tc>
+          <w:tcPr>
+            <w:tcW w:type="dxa" w:w="2484"/>
+            <w:shd w:fill="F8FAFC"/>
+            <w:tcMar>
+              <w:top w:w="60" w:type="dxa"/>
+              <w:bottom w:w="60" w:type="dxa"/>
+              <w:left w:w="80" w:type="dxa"/>
+              <w:right w:w="80" w:type="dxa"/>
+            </w:tcMar>
+          </w:tcPr>
+          <w:p>
+            <w:r>
+              <w:rPr>
+                <w:rFonts w:ascii="Consolas" w:hAnsi="Consolas"/>
+                <w:b/>
+                <w:sz w:val="17"/>
+              </w:rPr>
+              <w:t>/analytics</w:t>
+            </w:r>
+          </w:p>
+        </w:tc>
+        <w:tc>
+          <w:tcPr>
+            <w:tcW w:type="dxa" w:w="2484"/>
+            <w:shd w:fill="F8FAFC"/>
+            <w:tcMar>
+              <w:top w:w="60" w:type="dxa"/>
+              <w:bottom w:w="60" w:type="dxa"/>
+              <w:left w:w="80" w:type="dxa"/>
+              <w:right w:w="80" w:type="dxa"/>
+            </w:tcMar>
+          </w:tcPr>
+          <w:p>
+            <w:r>
+              <w:rPr>
+                <w:sz w:val="17"/>
+              </w:rPr>
+              <w:t>GET</w:t>
+            </w:r>
+          </w:p>
+        </w:tc>
+        <w:tc>
+          <w:tcPr>
+            <w:tcW w:type="dxa" w:w="2484"/>
+            <w:shd w:fill="F8FAFC"/>
+            <w:tcMar>
+              <w:top w:w="60" w:type="dxa"/>
+              <w:bottom w:w="60" w:type="dxa"/>
+              <w:left w:w="80" w:type="dxa"/>
+              <w:right w:w="80" w:type="dxa"/>
+            </w:tcMar>
+          </w:tcPr>
+          <w:p>
+            <w:r>
+              <w:rPr>
+                <w:sz w:val="17"/>
+              </w:rPr>
+              <w:t>None</w:t>
+            </w:r>
+          </w:p>
+        </w:tc>
+        <w:tc>
+          <w:tcPr>
+            <w:tcW w:type="dxa" w:w="2484"/>
+            <w:shd w:fill="F8FAFC"/>
+            <w:tcMar>
+              <w:top w:w="60" w:type="dxa"/>
+              <w:bottom w:w="60" w:type="dxa"/>
+              <w:left w:w="80" w:type="dxa"/>
+              <w:right w:w="80" w:type="dxa"/>
+            </w:tcMar>
+          </w:tcPr>
+          <w:p>
+            <w:r>
+              <w:rPr>
+                <w:sz w:val="17"/>
+              </w:rPr>
+              <w:t>Returns real-time aggregated metrics: total inspections, pass/defect ratios, category statistics, and severity distributions.</w:t>
+            </w:r>
+          </w:p>
+        </w:tc>
+      </w:tr>
+      <w:tr>
+        <w:tc>
+          <w:tcPr>
+            <w:tcW w:type="dxa" w:w="2484"/>
+            <w:shd w:fill="FFFFFF"/>
+            <w:tcMar>
+              <w:top w:w="60" w:type="dxa"/>
+              <w:bottom w:w="60" w:type="dxa"/>
+              <w:left w:w="80" w:type="dxa"/>
+              <w:right w:w="80" w:type="dxa"/>
+            </w:tcMar>
+          </w:tcPr>
+          <w:p>
+            <w:r>
+              <w:rPr>
+                <w:rFonts w:ascii="Consolas" w:hAnsi="Consolas"/>
+                <w:b/>
+                <w:sz w:val="17"/>
+              </w:rPr>
+              <w:t>/report/{inspection_id}</w:t>
+            </w:r>
+          </w:p>
+        </w:tc>
+        <w:tc>
+          <w:tcPr>
+            <w:tcW w:type="dxa" w:w="2484"/>
+            <w:shd w:fill="FFFFFF"/>
+            <w:tcMar>
+              <w:top w:w="60" w:type="dxa"/>
+              <w:bottom w:w="60" w:type="dxa"/>
+              <w:left w:w="80" w:type="dxa"/>
+              <w:right w:w="80" w:type="dxa"/>
+            </w:tcMar>
+          </w:tcPr>
+          <w:p>
+            <w:r>
+              <w:rPr>
+                <w:sz w:val="17"/>
+              </w:rPr>
+              <w:t>GET</w:t>
+            </w:r>
+          </w:p>
+        </w:tc>
+        <w:tc>
+          <w:tcPr>
+            <w:tcW w:type="dxa" w:w="2484"/>
+            <w:shd w:fill="FFFFFF"/>
+            <w:tcMar>
+              <w:top w:w="60" w:type="dxa"/>
+              <w:bottom w:w="60" w:type="dxa"/>
+              <w:left w:w="80" w:type="dxa"/>
+              <w:right w:w="80" w:type="dxa"/>
+            </w:tcMar>
+          </w:tcPr>
+          <w:p>
+            <w:r>
+              <w:rPr>
+                <w:sz w:val="17"/>
+              </w:rPr>
+              <w:t>format: json | markdown | html</w:t>
+            </w:r>
+          </w:p>
+        </w:tc>
+        <w:tc>
+          <w:tcPr>
+            <w:tcW w:type="dxa" w:w="2484"/>
+            <w:shd w:fill="FFFFFF"/>
+            <w:tcMar>
+              <w:top w:w="60" w:type="dxa"/>
+              <w:bottom w:w="60" w:type="dxa"/>
+              <w:left w:w="80" w:type="dxa"/>
+              <w:right w:w="80" w:type="dxa"/>
+            </w:tcMar>
+          </w:tcPr>
+          <w:p>
+            <w:r>
+              <w:rPr>
+                <w:sz w:val="17"/>
+              </w:rPr>
+              <w:t>Fetches an inspection record by UUID and renders a formatted Quality Certificate in the requested format.</w:t>
+            </w:r>
+          </w:p>
+        </w:tc>
+      </w:tr>
+    </w:tbl>
+    <w:p>
+      <w:pPr>
+        <w:spacing w:after="200"/>
+      </w:pPr>
+    </w:p>
+    <w:p>
+      <w:pPr>
+        <w:pStyle w:val="Heading1"/>
+        <w:spacing w:before="320" w:after="120"/>
+      </w:pPr>
+      <w:r>
+        <w:t>6. Stage 4: Workstation Dashboard UI</w:t>
+      </w:r>
+    </w:p>
+    <w:p>
+      <w:pPr>
+        <w:spacing w:after="160" w:line="276" w:lineRule="auto"/>
+      </w:pPr>
+      <w:r>
+        <w:t>Stage 4 upgrades dashboard.html into an interactive, multi-tab workstation dashboard. Built using pure HTML5, CSS3 glassmorphism design tokens, Google Outfit typography, and Chart.js.</w:t>
+      </w:r>
+    </w:p>
+    <w:p>
+      <w:pPr>
+        <w:pStyle w:val="Heading2"/>
+        <w:spacing w:before="200" w:after="80"/>
+      </w:pPr>
+      <w:r>
+        <w:t>6.1 Multi-Tab Navigation Structure</w:t>
+      </w:r>
+    </w:p>
+    <w:p>
+      <w:pPr>
+        <w:pStyle w:val="ListBullet"/>
+        <w:spacing w:after="80"/>
+      </w:pPr>
+      <w:r>
+        <w:rPr>
+          <w:b/>
+          <w:color w:val="0078D4"/>
+        </w:rPr>
+        <w:t xml:space="preserve">Tab 1: Single Product Inspection: </w:t>
+      </w:r>
+      <w:r>
+        <w:rPr>
+          <w:sz w:val="20"/>
+        </w:rPr>
+        <w:t>Main single-image workflow. Renders the Pass/Fail decision badge, Stage 1 Image Quality meters (Sharpness, Exposure, Contrast), circular animated Severity Gauge, component breakdowns, and 4 visual cards (Original, Crop ROI, Model Reconstruction, Heatmap Overlay).</w:t>
+      </w:r>
+    </w:p>
+    <w:p>
+      <w:pPr>
+        <w:pStyle w:val="ListBullet"/>
+        <w:spacing w:after="80"/>
+      </w:pPr>
+      <w:r>
+        <w:rPr>
+          <w:b/>
+          <w:color w:val="0078D4"/>
+        </w:rPr>
+        <w:t xml:space="preserve">Tab 2: Batch Inspection: </w:t>
+      </w:r>
+      <w:r>
+        <w:rPr>
+          <w:sz w:val="20"/>
+        </w:rPr>
+        <w:t>Multi-file drag-and-drop workstation. Allows uploading up to 20 images at once, displays real-time status pills (Queued, Processing, Success), summary cards, and individual result cards with direct links to view certificates.</w:t>
+      </w:r>
+    </w:p>
+    <w:p>
+      <w:pPr>
+        <w:pStyle w:val="ListBullet"/>
+        <w:spacing w:after="80"/>
+      </w:pPr>
+      <w:r>
+        <w:rPr>
+          <w:b/>
+          <w:color w:val="0078D4"/>
+        </w:rPr>
+        <w:t xml:space="preserve">Tab 3: Quality Analytics: </w:t>
+      </w:r>
+      <w:r>
+        <w:rPr>
+          <w:sz w:val="20"/>
+        </w:rPr>
+        <w:t>Real-time Chart.js dashboard displaying an approved vs rejected Pie Chart and a Severity Level Distribution Bar Chart.</w:t>
+      </w:r>
+    </w:p>
+    <w:p>
+      <w:pPr>
+        <w:pStyle w:val="ListBullet"/>
+        <w:spacing w:after="80"/>
+      </w:pPr>
+      <w:r>
+        <w:rPr>
+          <w:b/>
+          <w:color w:val="0078D4"/>
+        </w:rPr>
+        <w:t xml:space="preserve">Tab 4: Inspection Log: </w:t>
+      </w:r>
+      <w:r>
+        <w:rPr>
+          <w:sz w:val="20"/>
+        </w:rPr>
+        <w:t>Interactive history table fetching logs from /history, displaying timestamps, categories, scores, severity levels, and buttons to open HTML certificates in a new window.</w:t>
+      </w:r>
+    </w:p>
+    <w:p>
+      <w:pPr>
+        <w:spacing w:after="200"/>
+      </w:pPr>
+    </w:p>
+    <w:p>
+      <w:pPr>
+        <w:pStyle w:val="Heading1"/>
+        <w:spacing w:before="320" w:after="120"/>
+      </w:pPr>
+      <w:r>
+        <w:t>7. Verification, Testing &amp; Summary</w:t>
+      </w:r>
+    </w:p>
+    <w:p>
+      <w:pPr>
+        <w:spacing w:after="160" w:line="276" w:lineRule="auto"/>
+      </w:pPr>
+      <w:r>
+        <w:t>All 4 stages of Milestone 2 were systematically verified using automated python test scripts:</w:t>
+      </w:r>
+    </w:p>
+    <w:tbl>
+      <w:tblPr>
+        <w:tblW w:type="auto" w:w="0"/>
+        <w:jc w:val="center"/>
+        <w:tblLayout w:type="fixed"/>
+        <w:tblLook w:firstColumn="1" w:firstRow="1" w:lastColumn="0" w:lastRow="0" w:noHBand="0" w:noVBand="1" w:val="04A0"/>
+      </w:tblPr>
+      <w:tblGrid>
+        <w:gridCol w:w="3312"/>
+        <w:gridCol w:w="3312"/>
+        <w:gridCol w:w="3312"/>
+      </w:tblGrid>
+      <w:tr>
+        <w:tc>
+          <w:tcPr>
+            <w:tcW w:type="dxa" w:w="3312"/>
+            <w:shd w:fill="107C10"/>
+            <w:tcMar>
+              <w:top w:w="80" w:type="dxa"/>
+              <w:bottom w:w="80" w:type="dxa"/>
+              <w:left w:w="100" w:type="dxa"/>
+              <w:right w:w="100" w:type="dxa"/>
+            </w:tcMar>
+          </w:tcPr>
+          <w:p>
+            <w:r>
+              <w:rPr>
+                <w:b/>
+                <w:color w:val="FFFFFF"/>
+                <w:sz w:val="19"/>
+              </w:rPr>
+              <w:t>Verification Script</w:t>
+            </w:r>
+          </w:p>
+        </w:tc>
+        <w:tc>
+          <w:tcPr>
+            <w:tcW w:type="dxa" w:w="3312"/>
+            <w:shd w:fill="107C10"/>
+            <w:tcMar>
+              <w:top w:w="80" w:type="dxa"/>
+              <w:bottom w:w="80" w:type="dxa"/>
+              <w:left w:w="100" w:type="dxa"/>
+              <w:right w:w="100" w:type="dxa"/>
+            </w:tcMar>
+          </w:tcPr>
+          <w:p>
+            <w:r>
+              <w:rPr>
+                <w:b/>
+                <w:color w:val="FFFFFF"/>
+                <w:sz w:val="19"/>
+              </w:rPr>
+              <w:t>Target Component</w:t>
+            </w:r>
+          </w:p>
+        </w:tc>
+        <w:tc>
+          <w:tcPr>
+            <w:tcW w:type="dxa" w:w="3312"/>
+            <w:shd w:fill="107C10"/>
+            <w:tcMar>
+              <w:top w:w="80" w:type="dxa"/>
+              <w:bottom w:w="80" w:type="dxa"/>
+              <w:left w:w="100" w:type="dxa"/>
+              <w:right w:w="100" w:type="dxa"/>
+            </w:tcMar>
+          </w:tcPr>
+          <w:p>
+            <w:r>
+              <w:rPr>
+                <w:b/>
+                <w:color w:val="FFFFFF"/>
+                <w:sz w:val="19"/>
+              </w:rPr>
+              <w:t>Validation Result &amp; Status</w:t>
+            </w:r>
+          </w:p>
+        </w:tc>
+      </w:tr>
+      <w:tr>
+        <w:tc>
+          <w:tcPr>
+            <w:tcW w:type="dxa" w:w="3312"/>
+            <w:shd w:fill="F0FDF4"/>
+            <w:tcMar>
+              <w:top w:w="60" w:type="dxa"/>
+              <w:bottom w:w="60" w:type="dxa"/>
+              <w:left w:w="80" w:type="dxa"/>
+              <w:right w:w="80" w:type="dxa"/>
+            </w:tcMar>
+          </w:tcPr>
+          <w:p>
+            <w:r>
+              <w:rPr>
+                <w:rFonts w:ascii="Consolas" w:hAnsi="Consolas"/>
+                <w:b/>
+                <w:sz w:val="17"/>
+              </w:rPr>
+              <w:t>verify_stage1.py</w:t>
+            </w:r>
+          </w:p>
+        </w:tc>
+        <w:tc>
+          <w:tcPr>
+            <w:tcW w:type="dxa" w:w="3312"/>
+            <w:shd w:fill="F0FDF4"/>
+            <w:tcMar>
+              <w:top w:w="60" w:type="dxa"/>
+              <w:bottom w:w="60" w:type="dxa"/>
+              <w:left w:w="80" w:type="dxa"/>
+              <w:right w:w="80" w:type="dxa"/>
+            </w:tcMar>
+          </w:tcPr>
+          <w:p>
+            <w:r>
+              <w:rPr>
+                <w:sz w:val="17"/>
+              </w:rPr>
+              <w:t>preprocessor.py &amp; /quality-check</w:t>
+            </w:r>
+          </w:p>
+        </w:tc>
+        <w:tc>
+          <w:tcPr>
+            <w:tcW w:type="dxa" w:w="3312"/>
+            <w:shd w:fill="F0FDF4"/>
             <w:tcMar>
               <w:top w:w="60" w:type="dxa"/>
               <w:bottom w:w="60" w:type="dxa"/>
@@ -2356,15 +3589,82 @@
             <w:r>
               <w:rPr>
                 <w:b/>
-                <w:sz w:val="18"/>
+                <w:sz w:val="17"/>
               </w:rPr>
-              <w:t>Challenge: High False Positives on High-Texture Categories (e.g. Carpet, Wood)</w:t>
+              <w:t>PASSED. Tested normal, blurry, dark, and overexposed image profiles.</w:t>
+            </w:r>
+          </w:p>
+        </w:tc>
+      </w:tr>
+      <w:tr>
+        <w:tc>
+          <w:tcPr>
+            <w:tcW w:type="dxa" w:w="3312"/>
+            <w:shd w:fill="FFFFFF"/>
+            <w:tcMar>
+              <w:top w:w="60" w:type="dxa"/>
+              <w:bottom w:w="60" w:type="dxa"/>
+              <w:left w:w="80" w:type="dxa"/>
+              <w:right w:w="80" w:type="dxa"/>
+            </w:tcMar>
+          </w:tcPr>
+          <w:p>
+            <w:r>
+              <w:rPr>
+                <w:rFonts w:ascii="Consolas" w:hAnsi="Consolas"/>
+                <w:b/>
+                <w:sz w:val="17"/>
+              </w:rPr>
+              <w:t>verify_stage2.py</w:t>
             </w:r>
           </w:p>
         </w:tc>
         <w:tc>
           <w:tcPr>
-            <w:tcW w:type="dxa" w:w="4968"/>
+            <w:tcW w:type="dxa" w:w="3312"/>
+            <w:shd w:fill="FFFFFF"/>
+            <w:tcMar>
+              <w:top w:w="60" w:type="dxa"/>
+              <w:bottom w:w="60" w:type="dxa"/>
+              <w:left w:w="80" w:type="dxa"/>
+              <w:right w:w="80" w:type="dxa"/>
+            </w:tcMar>
+          </w:tcPr>
+          <w:p>
+            <w:r>
+              <w:rPr>
+                <w:sz w:val="17"/>
+              </w:rPr>
+              <w:t>severity.py &amp; /predict pipeline</w:t>
+            </w:r>
+          </w:p>
+        </w:tc>
+        <w:tc>
+          <w:tcPr>
+            <w:tcW w:type="dxa" w:w="3312"/>
+            <w:shd w:fill="FFFFFF"/>
+            <w:tcMar>
+              <w:top w:w="60" w:type="dxa"/>
+              <w:bottom w:w="60" w:type="dxa"/>
+              <w:left w:w="80" w:type="dxa"/>
+              <w:right w:w="80" w:type="dxa"/>
+            </w:tcMar>
+          </w:tcPr>
+          <w:p>
+            <w:r>
+              <w:rPr>
+                <w:b/>
+                <w:sz w:val="17"/>
+              </w:rPr>
+              <w:t>PASSED. Verified normal vs anomalous score separation on bottle dataset.</w:t>
+            </w:r>
+          </w:p>
+        </w:tc>
+      </w:tr>
+      <w:tr>
+        <w:tc>
+          <w:tcPr>
+            <w:tcW w:type="dxa" w:w="3312"/>
             <w:shd w:fill="F0FDF4"/>
             <w:tcMar>
               <w:top w:w="60" w:type="dxa"/>
@@ -2376,32 +3676,38 @@
           <w:p>
             <w:r>
               <w:rPr>
-                <w:sz w:val="18"/>
+                <w:rFonts w:ascii="Consolas" w:hAnsi="Consolas"/>
+                <w:b/>
+                <w:sz w:val="17"/>
               </w:rPr>
-              <w:t>Solution: Implemented Structural Similarity Index (SSIM) loss combined with Mean Absolute Error (MAE) and category-specific 3-sigma threshold calibration.</w:t>
+              <w:t>verify_stage3.py</w:t>
             </w:r>
           </w:p>
         </w:tc>
-      </w:tr>
-      <w:tr>
         <w:tc>
           <w:tcPr>
-            <w:tcW w:type="dxa" w:w="4968"/>
+            <w:tcW w:type="dxa" w:w="3312"/>
+            <w:shd w:fill="F0FDF4"/>
+            <w:tcMar>
+              <w:top w:w="60" w:type="dxa"/>
+              <w:bottom w:w="60" w:type="dxa"/>
+              <w:left w:w="80" w:type="dxa"/>
+              <w:right w:w="80" w:type="dxa"/>
+            </w:tcMar>
           </w:tcPr>
-          <w:p/>
+          <w:p>
+            <w:r>
+              <w:rPr>
+                <w:sz w:val="17"/>
+              </w:rPr>
+              <w:t>inspection_log.py &amp; /batch-predict</w:t>
+            </w:r>
+          </w:p>
         </w:tc>
         <w:tc>
           <w:tcPr>
-            <w:tcW w:type="dxa" w:w="4968"/>
-          </w:tcPr>
-          <w:p/>
-        </w:tc>
-      </w:tr>
-      <w:tr>
-        <w:tc>
-          <w:tcPr>
-            <w:tcW w:type="dxa" w:w="4968"/>
-            <w:shd w:fill="FFF5F5"/>
+            <w:tcW w:type="dxa" w:w="3312"/>
+            <w:shd w:fill="F0FDF4"/>
             <w:tcMar>
               <w:top w:w="60" w:type="dxa"/>
               <w:bottom w:w="60" w:type="dxa"/>
@@ -2413,16 +3719,18 @@
             <w:r>
               <w:rPr>
                 <w:b/>
-                <w:sz w:val="18"/>
+                <w:sz w:val="17"/>
               </w:rPr>
-              <w:t>Challenge: Background Noise Distorting Anomaly Scores</w:t>
+              <w:t>PASSED. Tested batch processing, FIFO logs, analytics, and HTML/MD certificates.</w:t>
             </w:r>
           </w:p>
         </w:tc>
+      </w:tr>
+      <w:tr>
         <w:tc>
           <w:tcPr>
-            <w:tcW w:type="dxa" w:w="4968"/>
-            <w:shd w:fill="F0FDF4"/>
+            <w:tcW w:type="dxa" w:w="3312"/>
+            <w:shd w:fill="FFFFFF"/>
             <w:tcMar>
               <w:top w:w="60" w:type="dxa"/>
               <w:bottom w:w="60" w:type="dxa"/>
@@ -2433,18 +3741,38 @@
           <w:p>
             <w:r>
               <w:rPr>
-                <w:sz w:val="18"/>
+                <w:rFonts w:ascii="Consolas" w:hAnsi="Consolas"/>
+                <w:b/>
+                <w:sz w:val="17"/>
               </w:rPr>
-              <w:t>Solution: Integrated YOLOv8 object detector to crop product ROI before autoencoder feature extraction.</w:t>
+              <w:t>test_pipeline.py</w:t>
             </w:r>
           </w:p>
         </w:tc>
-      </w:tr>
-      <w:tr>
         <w:tc>
           <w:tcPr>
-            <w:tcW w:type="dxa" w:w="4968"/>
-            <w:shd w:fill="FFF5F5"/>
+            <w:tcW w:type="dxa" w:w="3312"/>
+            <w:shd w:fill="FFFFFF"/>
+            <w:tcMar>
+              <w:top w:w="60" w:type="dxa"/>
+              <w:bottom w:w="60" w:type="dxa"/>
+              <w:left w:w="80" w:type="dxa"/>
+              <w:right w:w="80" w:type="dxa"/>
+            </w:tcMar>
+          </w:tcPr>
+          <w:p>
+            <w:r>
+              <w:rPr>
+                <w:sz w:val="17"/>
+              </w:rPr>
+              <w:t>Full Integrated Pipeline</w:t>
+            </w:r>
+          </w:p>
+        </w:tc>
+        <w:tc>
+          <w:tcPr>
+            <w:tcW w:type="dxa" w:w="3312"/>
+            <w:shd w:fill="FFFFFF"/>
             <w:tcMar>
               <w:top w:w="60" w:type="dxa"/>
               <w:bottom w:w="60" w:type="dxa"/>
@@ -2456,156 +3784,75 @@
             <w:r>
               <w:rPr>
                 <w:b/>
-                <w:sz w:val="18"/>
+                <w:sz w:val="17"/>
               </w:rPr>
-              <w:t>Challenge: CPU Memory Overhead During Batch Inspection</w:t>
-            </w:r>
-          </w:p>
-        </w:tc>
-        <w:tc>
-          <w:tcPr>
-            <w:tcW w:type="dxa" w:w="4968"/>
-            <w:shd w:fill="F0FDF4"/>
-            <w:tcMar>
-              <w:top w:w="60" w:type="dxa"/>
-              <w:bottom w:w="60" w:type="dxa"/>
-              <w:left w:w="80" w:type="dxa"/>
-              <w:right w:w="80" w:type="dxa"/>
-            </w:tcMar>
-          </w:tcPr>
-          <w:p>
-            <w:r>
-              <w:rPr>
-                <w:sz w:val="18"/>
-              </w:rPr>
-              <w:t>Solution: Implemented Torch `no_grad()` inference context and batched tensor execution.</w:t>
+              <w:t>PASSED. Confirmed backward compatibility and full system health.</w:t>
             </w:r>
           </w:p>
         </w:tc>
       </w:tr>
     </w:tbl>
     <w:p>
-      <w:r>
-        <w:br w:type="page"/>
-      </w:r>
+      <w:pPr>
+        <w:spacing w:after="280"/>
+      </w:pPr>
     </w:p>
-    <w:p>
-      <w:pPr>
-        <w:pStyle w:val="Heading1"/>
-        <w:keepNext/>
-        <w:spacing w:before="360" w:after="160"/>
-      </w:pPr>
-      <w:r>
-        <w:rPr>
-          <w:rFonts w:ascii="Segoe UI" w:hAnsi="Segoe UI"/>
-          <w:b/>
-          <w:color w:val="0066CC"/>
-          <w:sz w:val="32"/>
-        </w:rPr>
-        <w:t>11. Future Scope (Milestone 3+ Roadmap)</w:t>
-      </w:r>
-    </w:p>
-    <w:p>
-      <w:pPr>
-        <w:spacing w:line="288" w:lineRule="auto"/>
-      </w:pPr>
-      <w:r>
-        <w:t>As prescribed by the project milestone plan, future work in Milestone 3 and Milestone 4 will focus on:</w:t>
-        <w:br/>
-        <w:t>1. Defect Classification &amp; Categorization: Classifying specific defect types (e.g., scratch vs. hole vs. stain).</w:t>
-        <w:br/>
-        <w:t>2. Severity Scoring Framework: Computing mathematical defect severity scores based on size, location, defect type, and confidence.</w:t>
-        <w:br/>
-        <w:t>3. Advanced Anomaly Models (Future Milestones): Exploring Patch Distribution Modeling (PaDiM) for enhanced feature embedding alignment.</w:t>
-        <w:br/>
-        <w:t>4. Manufacturing Analytics Dashboard: Building trend charts, shift reports, and production quality risk analytics.</w:t>
-        <w:br/>
-        <w:t>5. Cloud &amp; Container Deployment: Dockerizing the backend/frontend services for AWS/Azure deployment.</w:t>
-      </w:r>
-    </w:p>
-    <w:p>
-      <w:pPr>
-        <w:pStyle w:val="Heading1"/>
-        <w:keepNext/>
-        <w:spacing w:before="360" w:after="160"/>
-      </w:pPr>
-      <w:r>
-        <w:rPr>
-          <w:rFonts w:ascii="Segoe UI" w:hAnsi="Segoe UI"/>
-          <w:b/>
-          <w:color w:val="0066CC"/>
-          <w:sz w:val="32"/>
-        </w:rPr>
-        <w:t>12. Conclusion</w:t>
-      </w:r>
-    </w:p>
-    <w:p>
-      <w:pPr>
-        <w:spacing w:line="288" w:lineRule="auto"/>
-      </w:pPr>
-      <w:r>
-        <w:t>Milestone 2 of VisionInspect AI has been successfully implemented, validated, and documented. The platform establishes a robust, real-time computer vision quality inspection pipeline capable of automated product preprocessing, YOLO ROI cropping, autoencoder anomaly detection, SSIM heatmap generation, and Pass/Reject decision making across 15 industrial product categories.</w:t>
-      </w:r>
-    </w:p>
-    <w:p>
-      <w:pPr>
-        <w:pStyle w:val="Heading1"/>
-        <w:keepNext/>
-        <w:spacing w:before="360" w:after="160"/>
-      </w:pPr>
-      <w:r>
-        <w:rPr>
-          <w:rFonts w:ascii="Segoe UI" w:hAnsi="Segoe UI"/>
-          <w:b/>
-          <w:color w:val="0066CC"/>
-          <w:sz w:val="32"/>
-        </w:rPr>
-        <w:t>13. References</w:t>
-      </w:r>
-    </w:p>
+    <w:tbl>
+      <w:tblPr>
+        <w:tblW w:type="auto" w:w="0"/>
+        <w:jc w:val="center"/>
+        <w:tblLook w:firstColumn="1" w:firstRow="1" w:lastColumn="0" w:lastRow="0" w:noHBand="0" w:noVBand="1" w:val="04A0"/>
+      </w:tblPr>
+      <w:tblGrid>
+        <w:gridCol w:w="9936"/>
+      </w:tblGrid>
+      <w:tr>
+        <w:tc>
+          <w:tcPr>
+            <w:tcW w:type="dxa" w:w="9936"/>
+            <w:shd w:fill="EBF5FF"/>
+            <w:tcMar>
+              <w:top w:w="140" w:type="dxa"/>
+              <w:bottom w:w="140" w:type="dxa"/>
+              <w:left w:w="200" w:type="dxa"/>
+              <w:right w:w="200" w:type="dxa"/>
+            </w:tcMar>
+            <w:tcBorders>
+              <w:top w:val="none"/>
+              <w:left w:val="single" w:sz="24" w:space="0" w:color="107C10"/>
+              <w:bottom w:val="none"/>
+              <w:right w:val="none"/>
+            </w:tcBorders>
+          </w:tcPr>
+          <w:p>
+            <w:pPr>
+              <w:spacing w:before="40" w:after="40"/>
+            </w:pPr>
+            <w:r>
+              <w:rPr>
+                <w:rFonts w:ascii="Segoe UI" w:hAnsi="Segoe UI"/>
+                <w:b/>
+                <w:color w:val="0050A0"/>
+                <w:sz w:val="21"/>
+              </w:rPr>
+              <w:t xml:space="preserve">[MILESTONE 2 STATUS: COMPLETED] </w:t>
+            </w:r>
+            <w:r>
+              <w:rPr>
+                <w:rFonts w:ascii="Segoe UI" w:hAnsi="Segoe UI"/>
+                <w:color w:val="282828"/>
+                <w:sz w:val="20"/>
+              </w:rPr>
+              <w:t>Milestone 2 is 100% complete, fully tested, and committed to git branch 'RagulRV' (Commit: 0f81552). The platform is ready for Milestone 3 (Defect Classification &amp; Manufacturing Analytics Integration).</w:t>
+            </w:r>
+          </w:p>
+        </w:tc>
+      </w:tr>
+    </w:tbl>
     <w:p>
       <w:pPr>
         <w:spacing w:after="80"/>
       </w:pPr>
-      <w:r>
-        <w:rPr>
-          <w:sz w:val="19"/>
-        </w:rPr>
-        <w:t>1. Bergmann, P., Bux. M., Fauser, M., Sattlegger, D., &amp; Steger, C. (2019). MVTec AD — A Comprehensive Real-World Dataset for Unsupervised Anomaly Detection. CVPR.</w:t>
-      </w:r>
-    </w:p>
-    <w:p>
-      <w:pPr>
-        <w:spacing w:after="80"/>
-      </w:pPr>
-      <w:r>
-        <w:rPr>
-          <w:sz w:val="19"/>
-        </w:rPr>
-        <w:t>2. Jocher, G., Qiu, A., &amp; Chaurasia, A. (2023). Ultralytics YOLOv8 Architecture and Implementation. GitHub.</w:t>
-      </w:r>
-    </w:p>
-    <w:p>
-      <w:pPr>
-        <w:spacing w:after="80"/>
-      </w:pPr>
-      <w:r>
-        <w:rPr>
-          <w:sz w:val="19"/>
-        </w:rPr>
-        <w:t>3. Wang, Z., Bovik, A. C., Sheikh, H. R., &amp; Simoncelli, E. P. (2004). Image quality assessment: from error visibility to structural similarity. IEEE Transactions on Image Processing.</w:t>
-      </w:r>
-    </w:p>
-    <w:p>
-      <w:pPr>
-        <w:spacing w:after="80"/>
-      </w:pPr>
-      <w:r>
-        <w:rPr>
-          <w:sz w:val="19"/>
-        </w:rPr>
-        <w:t>4. FastAPI Documentation. (2024). High performance Python Web Framework. https://fastapi.tiangolo.com/</w:t>
-      </w:r>
     </w:p>
     <w:sectPr>
       <w:pgSz w:w="12240" w:h="15840"/>
@@ -2982,7 +4229,7 @@
     <w:rsid w:val="00FC693F"/>
     <w:rPr>
       <w:rFonts w:ascii="Segoe UI" w:hAnsi="Segoe UI"/>
-      <w:color w:val="232323"/>
+      <w:color w:val="1E1E1E"/>
       <w:sz w:val="21"/>
     </w:rPr>
   </w:style>

--- a/VisionInspectAI_Milestone2_Documentation.docx
+++ b/VisionInspectAI_Milestone2_Documentation.docx
@@ -4,209 +4,104 @@
   <w:body>
     <w:p>
       <w:pPr>
-        <w:spacing w:before="0" w:after="40"/>
+        <w:spacing w:before="720" w:after="80"/>
         <w:jc w:val="center"/>
       </w:pPr>
       <w:r>
         <w:rPr>
           <w:b/>
-          <w:color w:val="0078D4"/>
-          <w:sz w:val="56"/>
+          <w:color w:val="0066CC"/>
+          <w:sz w:val="64"/>
         </w:rPr>
         <w:t>VisionInspect AI</w:t>
       </w:r>
     </w:p>
     <w:p>
       <w:pPr>
-        <w:spacing w:after="360"/>
+        <w:spacing w:after="480"/>
         <w:jc w:val="center"/>
       </w:pPr>
       <w:r>
         <w:rPr>
-          <w:color w:val="646E78"/>
-          <w:sz w:val="26"/>
+          <w:color w:val="5A5A5A"/>
+          <w:sz w:val="28"/>
         </w:rPr>
-        <w:t>Milestone 2 Comprehensive Technical &amp; Theoretical Documentation</w:t>
-        <w:br/>
-        <w:t>Image Processing, Quality Control, Defect Detection Engine, Severity Scoring &amp; Batch Analytics Workflows</w:t>
+        <w:t>Milestone 2 Documentation: PaDiM Anomaly Detection, Mahalanobis Feature Embedding &amp; SSIM Heatmap Overlay</w:t>
       </w:r>
     </w:p>
-    <w:tbl>
-      <w:tblPr>
-        <w:tblW w:type="auto" w:w="0"/>
-        <w:jc w:val="center"/>
-        <w:tblLayout w:type="fixed"/>
-        <w:tblLook w:firstColumn="1" w:firstRow="1" w:lastColumn="0" w:lastRow="0" w:noHBand="0" w:noVBand="1" w:val="04A0"/>
-      </w:tblPr>
-      <w:tblGrid>
-        <w:gridCol w:w="4968"/>
-        <w:gridCol w:w="4968"/>
-      </w:tblGrid>
-      <w:tr>
-        <w:tc>
-          <w:tcPr>
-            <w:tcW w:type="dxa" w:w="4968"/>
-            <w:shd w:fill="F8FAFC"/>
-            <w:tcMar>
-              <w:top w:w="80" w:type="dxa"/>
-              <w:bottom w:w="80" w:type="dxa"/>
-              <w:left w:w="120" w:type="dxa"/>
-              <w:right w:w="120" w:type="dxa"/>
-            </w:tcMar>
-          </w:tcPr>
-          <w:p>
-            <w:pPr>
-              <w:spacing w:before="40" w:after="40"/>
-            </w:pPr>
-            <w:r>
-              <w:rPr>
-                <w:b/>
-                <w:color w:val="46505F"/>
-                <w:sz w:val="19"/>
-              </w:rPr>
-              <w:t>Project / Platform:</w:t>
-            </w:r>
-            <w:r>
-              <w:rPr>
-                <w:color w:val="1E2832"/>
-                <w:sz w:val="19"/>
-              </w:rPr>
-              <w:t xml:space="preserve"> VisionInspect AI (Manufacturing Quality Inspection)</w:t>
-            </w:r>
-          </w:p>
-        </w:tc>
-        <w:tc>
-          <w:tcPr>
-            <w:tcW w:type="dxa" w:w="4968"/>
-            <w:shd w:fill="F8FAFC"/>
-            <w:tcMar>
-              <w:top w:w="80" w:type="dxa"/>
-              <w:bottom w:w="80" w:type="dxa"/>
-              <w:left w:w="120" w:type="dxa"/>
-              <w:right w:w="120" w:type="dxa"/>
-            </w:tcMar>
-          </w:tcPr>
-          <w:p>
-            <w:pPr>
-              <w:spacing w:before="40" w:after="40"/>
-            </w:pPr>
-            <w:r>
-              <w:rPr>
-                <w:b/>
-                <w:color w:val="46505F"/>
-                <w:sz w:val="19"/>
-              </w:rPr>
-              <w:t>Author / Developer:</w:t>
-            </w:r>
-            <w:r>
-              <w:rPr>
-                <w:color w:val="1E2832"/>
-                <w:sz w:val="19"/>
-              </w:rPr>
-              <w:t xml:space="preserve"> Ragul R V (AI/ML Engineering Intern)</w:t>
-            </w:r>
-          </w:p>
-        </w:tc>
-      </w:tr>
-      <w:tr>
-        <w:tc>
-          <w:tcPr>
-            <w:tcW w:type="dxa" w:w="4968"/>
-            <w:shd w:fill="F8FAFC"/>
-            <w:tcMar>
-              <w:top w:w="80" w:type="dxa"/>
-              <w:bottom w:w="80" w:type="dxa"/>
-              <w:left w:w="120" w:type="dxa"/>
-              <w:right w:w="120" w:type="dxa"/>
-            </w:tcMar>
-          </w:tcPr>
-          <w:p>
-            <w:pPr>
-              <w:spacing w:before="40" w:after="40"/>
-            </w:pPr>
-            <w:r>
-              <w:rPr>
-                <w:b/>
-                <w:color w:val="46505F"/>
-                <w:sz w:val="19"/>
-              </w:rPr>
-              <w:t>Milestone Covered:</w:t>
-            </w:r>
-            <w:r>
-              <w:rPr>
-                <w:color w:val="1E2832"/>
-                <w:sz w:val="19"/>
-              </w:rPr>
-              <w:t xml:space="preserve"> Milestone 2 (Stages 1, 2, 3 &amp; 4)</w:t>
-            </w:r>
-          </w:p>
-        </w:tc>
-        <w:tc>
-          <w:tcPr>
-            <w:tcW w:type="dxa" w:w="4968"/>
-            <w:shd w:fill="F8FAFC"/>
-            <w:tcMar>
-              <w:top w:w="80" w:type="dxa"/>
-              <w:bottom w:w="80" w:type="dxa"/>
-              <w:left w:w="120" w:type="dxa"/>
-              <w:right w:w="120" w:type="dxa"/>
-            </w:tcMar>
-          </w:tcPr>
-          <w:p>
-            <w:pPr>
-              <w:spacing w:before="40" w:after="40"/>
-            </w:pPr>
-            <w:r>
-              <w:rPr>
-                <w:b/>
-                <w:color w:val="46505F"/>
-                <w:sz w:val="19"/>
-              </w:rPr>
-              <w:t>Document Version:</w:t>
-            </w:r>
-            <w:r>
-              <w:rPr>
-                <w:color w:val="1E2832"/>
-                <w:sz w:val="19"/>
-              </w:rPr>
-              <w:t xml:space="preserve"> 2.0 (Comprehensive Technical Reference)</w:t>
-            </w:r>
-          </w:p>
-        </w:tc>
-      </w:tr>
-    </w:tbl>
     <w:p>
-      <w:pPr>
-        <w:spacing w:after="240"/>
-      </w:pPr>
-    </w:p>
-    <w:p>
-      <w:pPr>
-        <w:spacing w:after="240"/>
-        <w:jc w:val="center"/>
-      </w:pPr>
       <w:r>
-        <w:rPr>
-          <w:color w:val="C8D2E1"/>
-        </w:rPr>
-        <w:t>━━━━━━━━━━━━━━━━━━━━━━━━━━━━━━━━━━━━━━━━━━━━━━━━━━━━━━━</w:t>
+        <w:br w:type="page"/>
       </w:r>
     </w:p>
     <w:p>
       <w:pPr>
         <w:pStyle w:val="Heading1"/>
-        <w:spacing w:before="240" w:after="120"/>
+        <w:keepNext/>
+        <w:spacing w:before="360" w:after="160"/>
       </w:pPr>
       <w:r>
-        <w:t>1. Executive Summary &amp; Objective</w:t>
+        <w:rPr>
+          <w:rFonts w:ascii="Segoe UI" w:hAnsi="Segoe UI"/>
+          <w:b/>
+          <w:color w:val="0066CC"/>
+          <w:sz w:val="32"/>
+        </w:rPr>
+        <w:t>1. Executive Summary</w:t>
+      </w:r>
+    </w:p>
+    <w:p>
+      <w:r>
+        <w:t>Milestone 2 focuses on unsupervised anomaly detection using Patch Distribution Modeling (PaDiM). Multi-scale feature embeddings from ResNet18 (Layer1, Layer2, Layer3) are extracted to compute multivariate Gaussian statistics (mean vector and covariance matrix) per pixel location across 15 categories.</w:t>
       </w:r>
     </w:p>
     <w:p>
       <w:pPr>
-        <w:spacing w:after="160" w:line="276" w:lineRule="auto"/>
+        <w:pStyle w:val="Heading1"/>
+        <w:keepNext/>
+        <w:spacing w:before="360" w:after="160"/>
       </w:pPr>
       <w:r>
-        <w:t>VisionInspect AI is an Industry 4.0 compliant automated computer vision platform designed for real-time quality control and manufacturing defect inspection. Milestone 2 focuses on building the core Image Processing Pipelines, Defect Detection Engines, Mathematical Severity Assessment Framework, Batch Analytics, and Interactive Dashboard UI.</w:t>
+        <w:rPr>
+          <w:rFonts w:ascii="Segoe UI" w:hAnsi="Segoe UI"/>
+          <w:b/>
+          <w:color w:val="0066CC"/>
+          <w:sz w:val="32"/>
+        </w:rPr>
+        <w:t>2. Peak-Boosted Anomaly Scoring</w:t>
+      </w:r>
+    </w:p>
+    <w:p>
+      <w:r>
+        <w:t>To capture fine localized anomalies (small cracks, scratches, cut leads, broken teeth), the anomaly score is computed as:</w:t>
+      </w:r>
+    </w:p>
+    <w:p>
+      <w:r>
+        <w:t>Anomaly Score = 0.60 * Top_0.1%_Peak + 0.40 * Top_1.0%_Mean</w:t>
+      </w:r>
+    </w:p>
+    <w:p>
+      <w:pPr>
+        <w:pStyle w:val="Heading1"/>
+        <w:keepNext/>
+        <w:spacing w:before="360" w:after="160"/>
+      </w:pPr>
+      <w:r>
+        <w:rPr>
+          <w:rFonts w:ascii="Segoe UI" w:hAnsi="Segoe UI"/>
+          <w:b/>
+          <w:color w:val="0066CC"/>
+          <w:sz w:val="32"/>
+        </w:rPr>
+        <w:t>3. Anomaly Localization &amp; Heatmaps</w:t>
+      </w:r>
+    </w:p>
+    <w:p>
+      <w:r>
+        <w:t>1. Connected Component Analysis (`localization.py`): Finds contour bounding boxes for localized defects.</w:t>
+        <w:br/>
+        <w:t>2. High-Contrast Jet Heatmap: Generates visual anomaly heatmaps overlaid on the cropped product image.</w:t>
       </w:r>
     </w:p>
     <w:tbl>
@@ -222,7 +117,7 @@
         <w:tc>
           <w:tcPr>
             <w:tcW w:type="dxa" w:w="9936"/>
-            <w:shd w:fill="EBF5FF"/>
+            <w:shd w:fill="F0F4F8"/>
             <w:tcMar>
               <w:top w:w="140" w:type="dxa"/>
               <w:bottom w:w="140" w:type="dxa"/>
@@ -245,3605 +140,17 @@
                 <w:rFonts w:ascii="Segoe UI" w:hAnsi="Segoe UI"/>
                 <w:b/>
                 <w:color w:val="0050A0"/>
-                <w:sz w:val="21"/>
+                <w:sz w:val="20"/>
               </w:rPr>
-              <w:t xml:space="preserve">[MILESTONE 2 CORE GOAL] </w:t>
+              <w:t xml:space="preserve">[PERFORMANCE] </w:t>
             </w:r>
             <w:r>
               <w:rPr>
                 <w:rFonts w:ascii="Segoe UI" w:hAnsi="Segoe UI"/>
                 <w:color w:val="282828"/>
-                <w:sz w:val="20"/>
-              </w:rPr>
-              <w:t>Milestone 2 transitions the system from basic baseline model inference to an end-to-end industrial inspection engine equipped with automated image validation (blur, lighting, contrast), morphological severity scoring, thread-safe batch processing, and live operational dashboards.</w:t>
-            </w:r>
-          </w:p>
-        </w:tc>
-      </w:tr>
-    </w:tbl>
-    <w:p>
-      <w:pPr>
-        <w:spacing w:after="80"/>
-      </w:pPr>
-    </w:p>
-    <w:p>
-      <w:pPr>
-        <w:pStyle w:val="Heading1"/>
-        <w:spacing w:before="280" w:after="120"/>
-      </w:pPr>
-      <w:r>
-        <w:t>2. System Pipeline Architecture &amp; Staged Roadmap</w:t>
-      </w:r>
-    </w:p>
-    <w:p>
-      <w:pPr>
-        <w:spacing w:after="160" w:line="276" w:lineRule="auto"/>
-      </w:pPr>
-      <w:r>
-        <w:t>To ensure modular reliability and zero-regression deployment, Milestone 2 was structured into 4 distinct execution stages:</w:t>
-      </w:r>
-    </w:p>
-    <w:p>
-      <w:pPr>
-        <w:pStyle w:val="ListBullet"/>
-        <w:spacing w:after="80"/>
-      </w:pPr>
-      <w:r>
-        <w:rPr>
-          <w:b/>
-          <w:color w:val="0064B4"/>
-        </w:rPr>
-        <w:t xml:space="preserve">Stage 1: Preprocessing &amp; Quality Analysis: </w:t>
-      </w:r>
-      <w:r>
-        <w:rPr>
-          <w:sz w:val="20"/>
-        </w:rPr>
-        <w:t>Implements automated image validation metrics (sharpness/blur via Laplacian variance, exposure/brightness, contrast index) and enhancement filters (CLAHE in LAB color space, Gaussian denoising, unsharp masking). Adds the /quality-check API endpoint.</w:t>
-      </w:r>
-    </w:p>
-    <w:p>
-      <w:pPr>
-        <w:pStyle w:val="ListBullet"/>
-        <w:spacing w:after="80"/>
-      </w:pPr>
-      <w:r>
-        <w:rPr>
-          <w:b/>
-          <w:color w:val="0064B4"/>
-        </w:rPr>
-        <w:t xml:space="preserve">Stage 2: Defect Prediction Engine &amp; Severity Scoring: </w:t>
-      </w:r>
-      <w:r>
-        <w:rPr>
-          <w:sz w:val="20"/>
-        </w:rPr>
-        <w:t>Integrates preprocessing with unsupervised Autoencoder models. Formulates the spec-compliant mathematical severity formula (Size 30% + Location 25% + Type 25% + Confidence 20%). Aligns model inference inputs with raw training data distributions.</w:t>
-      </w:r>
-    </w:p>
-    <w:p>
-      <w:pPr>
-        <w:pStyle w:val="ListBullet"/>
-        <w:spacing w:after="80"/>
-      </w:pPr>
-      <w:r>
-        <w:rPr>
-          <w:b/>
-          <w:color w:val="0064B4"/>
-        </w:rPr>
-        <w:t xml:space="preserve">Stage 3: Batch Inspection, History &amp; Reporting API: </w:t>
-      </w:r>
-      <w:r>
-        <w:rPr>
-          <w:sz w:val="20"/>
-        </w:rPr>
-        <w:t>Implements a thread-safe in-memory FIFO log (inspection_log.py), structured Markdown/HTML/JSON quality certificates (report.py), and REST endpoints (/batch-predict, /history, /analytics, /report/{id}).</w:t>
-      </w:r>
-    </w:p>
-    <w:p>
-      <w:pPr>
-        <w:pStyle w:val="ListBullet"/>
-        <w:spacing w:after="80"/>
-      </w:pPr>
-      <w:r>
-        <w:rPr>
-          <w:b/>
-          <w:color w:val="0064B4"/>
-        </w:rPr>
-        <w:t xml:space="preserve">Stage 4: Enhanced Dashboard UI &amp; Visual Analytics: </w:t>
-      </w:r>
-      <w:r>
-        <w:rPr>
-          <w:sz w:val="20"/>
-        </w:rPr>
-        <w:t>Upgrades dashboard.html into a multi-tab visual workstation featuring live severity gauges, single image QC meters, multi-file batch upload cards, Chart.js pass/fail ratios, and historical inspection tables.</w:t>
-      </w:r>
-    </w:p>
-    <w:p>
-      <w:pPr>
-        <w:spacing w:after="120"/>
-      </w:pPr>
-    </w:p>
-    <w:p>
-      <w:pPr>
-        <w:pStyle w:val="Heading2"/>
-        <w:spacing w:before="200" w:after="80"/>
-      </w:pPr>
-      <w:r>
-        <w:t>System Architecture &amp; Data Processing Flowchart</w:t>
-      </w:r>
-    </w:p>
-    <w:p>
-      <w:pPr>
-        <w:spacing w:after="200"/>
-        <w:jc w:val="center"/>
-      </w:pPr>
-      <w:r>
-        <w:rPr>
-          <w:rFonts w:ascii="Consolas" w:hAnsi="Consolas"/>
-          <w:color w:val="003264"/>
-          <w:sz w:val="15"/>
-        </w:rPr>
-        <w:t>┌────────────────────────────────────────────────────────────────────────────────────────┐</w:t>
-        <w:br/>
-        <w:t>│                             PRODUCT IMAGE INPUT (Single / Batch)                       │</w:t>
-        <w:br/>
-        <w:t>└───────────────────────────────────────────┬────────────────────────────────────────────┘</w:t>
-        <w:br/>
-        <w:t xml:space="preserve">                                            │</w:t>
-        <w:br/>
-        <w:t xml:space="preserve">                                            ▼</w:t>
-        <w:br/>
-        <w:t>┌────────────────────────────────────────────────────────────────────────────────────────┐</w:t>
-        <w:br/>
-        <w:t>│ STAGE 1: IMAGE PROCESSING &amp; QUALITY CONTROL (anomaly_detection/preprocessor.py)        │</w:t>
-        <w:br/>
-        <w:t>├────────────────────────────────────────────────────────────────────────────────────────┤</w:t>
-        <w:br/>
-        <w:t>│  1. Sharpness Metric : Laplacian Variance σ²(∇²f)  --&gt;  Blur Warning (&lt; 100.0)             │</w:t>
-        <w:br/>
-        <w:t>│  2. Exposure Check   : Mean Gray Intensity μ       --&gt;  Dark (&lt; 40) / Bright (&gt; 230)       │</w:t>
-        <w:br/>
-        <w:t>│  3. Contrast Index   : Intensity Std Dev σ         --&gt;  Low Contrast Warning (&lt; 15.0)    │</w:t>
-        <w:br/>
-        <w:t>│  4. Enhancement      : CLAHE (LAB space L-channel) + Gaussian Denoise + Unsharp Mask   │</w:t>
-        <w:br/>
-        <w:t>└───────────────────────────────────────────┬────────────────────────────────────────────┘</w:t>
-        <w:br/>
-        <w:t xml:space="preserve">                                            │</w:t>
-        <w:br/>
-        <w:t xml:space="preserve">                      ┌─────────────────────┴─────────────────────┐</w:t>
-        <w:br/>
-        <w:t xml:space="preserve">                      │                                           │</w:t>
-        <w:br/>
-        <w:t xml:space="preserve">                      ▼                                           ▼</w:t>
-        <w:br/>
-        <w:t>┌──────────────────────────────────────────┐  ┌──────────────────────────────────────────┐</w:t>
-        <w:br/>
-        <w:t>│ STAGE 1 (YOLOv8): Product Isolation Crop │  │ QUALITY ANALYSIS REPORT (q_report)       │</w:t>
-        <w:br/>
-        <w:t>│ (Extract ROI, Bounding Box Coordinates)  │  │ Valid Status, Blur/Brightness Scores     │</w:t>
-        <w:br/>
-        <w:t>└─────────────────────┬────────────────────┘  └─────────────────────┬────────────────────┘</w:t>
-        <w:br/>
-        <w:t xml:space="preserve">                      │                                           │</w:t>
-        <w:br/>
-        <w:t xml:space="preserve">                      └─────────────────────┬─────────────────────┘</w:t>
-        <w:br/>
-        <w:t xml:space="preserve">                                            │</w:t>
-        <w:br/>
-        <w:t xml:space="preserve">                                            ▼</w:t>
-        <w:br/>
-        <w:t>┌────────────────────────────────────────────────────────────────────────────────────────┐</w:t>
-        <w:br/>
-        <w:t>│ STAGE 2: UNSUPERVISED AUTOENCODER RECONSTRUCTION (anomaly_detection/model.py)          │</w:t>
-        <w:br/>
-        <w:t>├────────────────────────────────────────────────────────────────────────────────────────┤</w:t>
-        <w:br/>
-        <w:t>│  - Input: Raw Cropped Image (Matches Training Distribution, Eliminates Shift)          │</w:t>
-        <w:br/>
-        <w:t>│  - Latent Bottleneck: 128x128x3 --&gt; Conv Encoder --&gt; 8x8x256 --&gt; ConvTranspose Decoder │</w:t>
-        <w:br/>
-        <w:t>│  - Anomaly Map E(x): Pixel-wise Squared Error (x - x_hat)²                              │</w:t>
-        <w:br/>
-        <w:t>│  - Anomaly Score: Mean of Top 5% Highest Error Pixels                                 │</w:t>
-        <w:br/>
-        <w:t>│  - Classification Decision: Is Anomaly = (Score &gt; Calibrated Category Threshold)       │</w:t>
-        <w:br/>
-        <w:t>└───────────────────────────────────────────┬────────────────────────────────────────────┘</w:t>
-        <w:br/>
-        <w:t xml:space="preserve">                                            │</w:t>
-        <w:br/>
-        <w:t xml:space="preserve">                                            ▼</w:t>
-        <w:br/>
-        <w:t>┌────────────────────────────────────────────────────────────────────────────────────────┐</w:t>
-        <w:br/>
-        <w:t>│ STAGE 2: SEVERITY SCORING ENGINE (anomaly_detection/severity.py)                       │</w:t>
-        <w:br/>
-        <w:t>├────────────────────────────────────────────────────────────────────────────────────────┤</w:t>
-        <w:br/>
-        <w:t>│  Severity Score = (Size x 30%) + (Location x 25%) + (Defect Type x 25%) + (Conf x 20%) │</w:t>
-        <w:br/>
-        <w:t>│  Levels: Critical (80-100) | High (60-79) | Medium (40-59) | Low (0-39)                  │</w:t>
-        <w:br/>
-        <w:t>└───────────────────────────────────────────┬────────────────────────────────────────────┘</w:t>
-        <w:br/>
-        <w:t xml:space="preserve">                                            │</w:t>
-        <w:br/>
-        <w:t xml:space="preserve">                                            ▼</w:t>
-        <w:br/>
-        <w:t>┌────────────────────────────────────────────────────────────────────────────────────────┐</w:t>
-        <w:br/>
-        <w:t>│ STAGE 3: BATCH LOGGING &amp; REPORT GENERATION (inspection_log.py &amp; report.py)             │</w:t>
-        <w:br/>
-        <w:t>├────────────────────────────────────────────────────────────────────────────────────────┤</w:t>
-        <w:br/>
-        <w:t>│  - Thread-Safe FIFO Log (Max 500 Entries)                                              │</w:t>
-        <w:br/>
-        <w:t>│  - Rest API Endpoints: /batch-predict, /history, /analytics, /report/{id}              │</w:t>
-        <w:br/>
-        <w:t>│  - Dynamic Certificate Formats: JSON, Raw Markdown, Styled Printable HTML              │</w:t>
-        <w:br/>
-        <w:t>└───────────────────────────────────────────┬────────────────────────────────────────────┘</w:t>
-        <w:br/>
-        <w:t xml:space="preserve">                                            │</w:t>
-        <w:br/>
-        <w:t xml:space="preserve">                                            ▼</w:t>
-        <w:br/>
-        <w:t>┌────────────────────────────────────────────────────────────────────────────────────────┐</w:t>
-        <w:br/>
-        <w:t>│ STAGE 4: WORKSTATION DASHBOARD UI (anomaly_detection/dashboard.html)                   │</w:t>
-        <w:br/>
-        <w:t>├────────────────────────────────────────────────────────────────────────────────────────┤</w:t>
-        <w:br/>
-        <w:t>│  - Multi-Tab UI: Single Inspect | Batch Inspect | Live Analytics | Inspection History   │</w:t>
-        <w:br/>
-        <w:t>│  - Visual Gauge Components, Heatmap Overlay, Chart.js Ratios &amp; Certificate Modals     │</w:t>
-        <w:br/>
-        <w:t>└────────────────────────────────────────────────────────────────────────────────────────┘</w:t>
-      </w:r>
-    </w:p>
-    <w:p>
-      <w:pPr>
-        <w:pStyle w:val="Heading1"/>
-        <w:spacing w:before="320" w:after="120"/>
-      </w:pPr>
-      <w:r>
-        <w:t>3. Stage 1: Preprocessing &amp; Image Quality Validation</w:t>
-      </w:r>
-    </w:p>
-    <w:p>
-      <w:pPr>
-        <w:spacing w:after="160" w:line="276" w:lineRule="auto"/>
-      </w:pPr>
-      <w:r>
-        <w:t xml:space="preserve">In industrial manufacturing lines, camera vibration, dirty lenses, conveyor speed, and uneven lighting often introduce out-of-focus blur or extreme exposure variance. Feeding unvalidated, degraded images into deep neural networks causes unpredictable reconstruction anomalies. Stage 1 establishes a deterministic image quality control filter and enhancement module in </w:t>
-      </w:r>
-      <w:r>
-        <w:rPr>
-          <w:b/>
-        </w:rPr>
-        <w:t>preprocessor.py</w:t>
-      </w:r>
-      <w:r>
-        <w:t xml:space="preserve"> to validate images prior to neural net evaluation.</w:t>
-      </w:r>
-    </w:p>
-    <w:p>
-      <w:pPr>
-        <w:pStyle w:val="Heading2"/>
-        <w:spacing w:before="200" w:after="80"/>
-      </w:pPr>
-      <w:r>
-        <w:t>3.1 Mathematical &amp; Theoretical Foundation of Quality Metrics</w:t>
-      </w:r>
-    </w:p>
-    <w:tbl>
-      <w:tblPr>
-        <w:tblW w:type="auto" w:w="0"/>
-        <w:jc w:val="center"/>
-        <w:tblLayout w:type="fixed"/>
-        <w:tblLook w:firstColumn="1" w:firstRow="1" w:lastColumn="0" w:lastRow="0" w:noHBand="0" w:noVBand="1" w:val="04A0"/>
-      </w:tblPr>
-      <w:tblGrid>
-        <w:gridCol w:w="2484"/>
-        <w:gridCol w:w="2484"/>
-        <w:gridCol w:w="2484"/>
-        <w:gridCol w:w="2484"/>
-      </w:tblGrid>
-      <w:tr>
-        <w:tc>
-          <w:tcPr>
-            <w:tcW w:type="dxa" w:w="2484"/>
-            <w:shd w:fill="0078D4"/>
-            <w:tcMar>
-              <w:top w:w="100" w:type="dxa"/>
-              <w:bottom w:w="100" w:type="dxa"/>
-              <w:left w:w="120" w:type="dxa"/>
-              <w:right w:w="120" w:type="dxa"/>
-            </w:tcMar>
-          </w:tcPr>
-          <w:p>
-            <w:pPr>
-              <w:jc w:val="left"/>
-            </w:pPr>
-            <w:r>
-              <w:rPr>
-                <w:b/>
-                <w:color w:val="FFFFFF"/>
                 <w:sz w:val="19"/>
               </w:rPr>
-              <w:t>Metric Name</w:t>
-            </w:r>
-          </w:p>
-        </w:tc>
-        <w:tc>
-          <w:tcPr>
-            <w:tcW w:type="dxa" w:w="2484"/>
-            <w:shd w:fill="0078D4"/>
-            <w:tcMar>
-              <w:top w:w="100" w:type="dxa"/>
-              <w:bottom w:w="100" w:type="dxa"/>
-              <w:left w:w="120" w:type="dxa"/>
-              <w:right w:w="120" w:type="dxa"/>
-            </w:tcMar>
-          </w:tcPr>
-          <w:p>
-            <w:pPr>
-              <w:jc w:val="left"/>
-            </w:pPr>
-            <w:r>
-              <w:rPr>
-                <w:b/>
-                <w:color w:val="FFFFFF"/>
-                <w:sz w:val="19"/>
-              </w:rPr>
-              <w:t>Mathematical Expression</w:t>
-            </w:r>
-          </w:p>
-        </w:tc>
-        <w:tc>
-          <w:tcPr>
-            <w:tcW w:type="dxa" w:w="2484"/>
-            <w:shd w:fill="0078D4"/>
-            <w:tcMar>
-              <w:top w:w="100" w:type="dxa"/>
-              <w:bottom w:w="100" w:type="dxa"/>
-              <w:left w:w="120" w:type="dxa"/>
-              <w:right w:w="120" w:type="dxa"/>
-            </w:tcMar>
-          </w:tcPr>
-          <w:p>
-            <w:pPr>
-              <w:jc w:val="left"/>
-            </w:pPr>
-            <w:r>
-              <w:rPr>
-                <w:b/>
-                <w:color w:val="FFFFFF"/>
-                <w:sz w:val="19"/>
-              </w:rPr>
-              <w:t>Default Threshold</w:t>
-            </w:r>
-          </w:p>
-        </w:tc>
-        <w:tc>
-          <w:tcPr>
-            <w:tcW w:type="dxa" w:w="2484"/>
-            <w:shd w:fill="0078D4"/>
-            <w:tcMar>
-              <w:top w:w="100" w:type="dxa"/>
-              <w:bottom w:w="100" w:type="dxa"/>
-              <w:left w:w="120" w:type="dxa"/>
-              <w:right w:w="120" w:type="dxa"/>
-            </w:tcMar>
-          </w:tcPr>
-          <w:p>
-            <w:pPr>
-              <w:jc w:val="left"/>
-            </w:pPr>
-            <w:r>
-              <w:rPr>
-                <w:b/>
-                <w:color w:val="FFFFFF"/>
-                <w:sz w:val="19"/>
-              </w:rPr>
-              <w:t>Operational Meaning &amp; Action</w:t>
-            </w:r>
-          </w:p>
-        </w:tc>
-      </w:tr>
-      <w:tr>
-        <w:tc>
-          <w:tcPr>
-            <w:tcW w:type="dxa" w:w="2484"/>
-            <w:shd w:fill="F8FAFC"/>
-            <w:tcMar>
-              <w:top w:w="80" w:type="dxa"/>
-              <w:bottom w:w="80" w:type="dxa"/>
-              <w:left w:w="100" w:type="dxa"/>
-              <w:right w:w="100" w:type="dxa"/>
-            </w:tcMar>
-          </w:tcPr>
-          <w:p>
-            <w:r>
-              <w:rPr>
-                <w:b/>
-                <w:sz w:val="18"/>
-              </w:rPr>
-              <w:t>Sharpness (Blur)</w:t>
-            </w:r>
-          </w:p>
-        </w:tc>
-        <w:tc>
-          <w:tcPr>
-            <w:tcW w:type="dxa" w:w="2484"/>
-            <w:shd w:fill="F8FAFC"/>
-            <w:tcMar>
-              <w:top w:w="80" w:type="dxa"/>
-              <w:bottom w:w="80" w:type="dxa"/>
-              <w:left w:w="100" w:type="dxa"/>
-              <w:right w:w="100" w:type="dxa"/>
-            </w:tcMar>
-          </w:tcPr>
-          <w:p>
-            <w:r>
-              <w:rPr>
-                <w:sz w:val="18"/>
-              </w:rPr>
-              <w:t>σ²(∇²f) = Var(Laplacian(Gray))</w:t>
-            </w:r>
-          </w:p>
-        </w:tc>
-        <w:tc>
-          <w:tcPr>
-            <w:tcW w:type="dxa" w:w="2484"/>
-            <w:shd w:fill="F8FAFC"/>
-            <w:tcMar>
-              <w:top w:w="80" w:type="dxa"/>
-              <w:bottom w:w="80" w:type="dxa"/>
-              <w:left w:w="100" w:type="dxa"/>
-              <w:right w:w="100" w:type="dxa"/>
-            </w:tcMar>
-          </w:tcPr>
-          <w:p>
-            <w:r>
-              <w:rPr>
-                <w:sz w:val="18"/>
-              </w:rPr>
-              <w:t>Score &lt; 100.0</w:t>
-            </w:r>
-          </w:p>
-        </w:tc>
-        <w:tc>
-          <w:tcPr>
-            <w:tcW w:type="dxa" w:w="2484"/>
-            <w:shd w:fill="F8FAFC"/>
-            <w:tcMar>
-              <w:top w:w="80" w:type="dxa"/>
-              <w:bottom w:w="80" w:type="dxa"/>
-              <w:left w:w="100" w:type="dxa"/>
-              <w:right w:w="100" w:type="dxa"/>
-            </w:tcMar>
-          </w:tcPr>
-          <w:p>
-            <w:r>
-              <w:rPr>
-                <w:sz w:val="18"/>
-              </w:rPr>
-              <w:t>Detects high-frequency loss caused by camera focus errors or motion blur. Flags operator warning.</w:t>
-            </w:r>
-          </w:p>
-        </w:tc>
-      </w:tr>
-      <w:tr>
-        <w:tc>
-          <w:tcPr>
-            <w:tcW w:type="dxa" w:w="2484"/>
-            <w:shd w:fill="FFFFFF"/>
-            <w:tcMar>
-              <w:top w:w="80" w:type="dxa"/>
-              <w:bottom w:w="80" w:type="dxa"/>
-              <w:left w:w="100" w:type="dxa"/>
-              <w:right w:w="100" w:type="dxa"/>
-            </w:tcMar>
-          </w:tcPr>
-          <w:p>
-            <w:r>
-              <w:rPr>
-                <w:b/>
-                <w:sz w:val="18"/>
-              </w:rPr>
-              <w:t>Brightness (Exposure)</w:t>
-            </w:r>
-          </w:p>
-        </w:tc>
-        <w:tc>
-          <w:tcPr>
-            <w:tcW w:type="dxa" w:w="2484"/>
-            <w:shd w:fill="FFFFFF"/>
-            <w:tcMar>
-              <w:top w:w="80" w:type="dxa"/>
-              <w:bottom w:w="80" w:type="dxa"/>
-              <w:left w:w="100" w:type="dxa"/>
-              <w:right w:w="100" w:type="dxa"/>
-            </w:tcMar>
-          </w:tcPr>
-          <w:p>
-            <w:r>
-              <w:rPr>
-                <w:sz w:val="18"/>
-              </w:rPr>
-              <w:t>μ = (1 / HW) Σ x_ij</w:t>
-            </w:r>
-          </w:p>
-        </w:tc>
-        <w:tc>
-          <w:tcPr>
-            <w:tcW w:type="dxa" w:w="2484"/>
-            <w:shd w:fill="FFFFFF"/>
-            <w:tcMar>
-              <w:top w:w="80" w:type="dxa"/>
-              <w:bottom w:w="80" w:type="dxa"/>
-              <w:left w:w="100" w:type="dxa"/>
-              <w:right w:w="100" w:type="dxa"/>
-            </w:tcMar>
-          </w:tcPr>
-          <w:p>
-            <w:r>
-              <w:rPr>
-                <w:sz w:val="18"/>
-              </w:rPr>
-              <w:t>40.0 &lt;= μ &lt;= 230.0</w:t>
-            </w:r>
-          </w:p>
-        </w:tc>
-        <w:tc>
-          <w:tcPr>
-            <w:tcW w:type="dxa" w:w="2484"/>
-            <w:shd w:fill="FFFFFF"/>
-            <w:tcMar>
-              <w:top w:w="80" w:type="dxa"/>
-              <w:bottom w:w="80" w:type="dxa"/>
-              <w:left w:w="100" w:type="dxa"/>
-              <w:right w:w="100" w:type="dxa"/>
-            </w:tcMar>
-          </w:tcPr>
-          <w:p>
-            <w:r>
-              <w:rPr>
-                <w:sz w:val="18"/>
-              </w:rPr>
-              <w:t>Evaluates illumination intensity. Rejects under-exposed (dark) or over-exposed (saturated) images.</w:t>
-            </w:r>
-          </w:p>
-        </w:tc>
-      </w:tr>
-      <w:tr>
-        <w:tc>
-          <w:tcPr>
-            <w:tcW w:type="dxa" w:w="2484"/>
-            <w:shd w:fill="F8FAFC"/>
-            <w:tcMar>
-              <w:top w:w="80" w:type="dxa"/>
-              <w:bottom w:w="80" w:type="dxa"/>
-              <w:left w:w="100" w:type="dxa"/>
-              <w:right w:w="100" w:type="dxa"/>
-            </w:tcMar>
-          </w:tcPr>
-          <w:p>
-            <w:r>
-              <w:rPr>
-                <w:b/>
-                <w:sz w:val="18"/>
-              </w:rPr>
-              <w:t>Contrast Index</w:t>
-            </w:r>
-          </w:p>
-        </w:tc>
-        <w:tc>
-          <w:tcPr>
-            <w:tcW w:type="dxa" w:w="2484"/>
-            <w:shd w:fill="F8FAFC"/>
-            <w:tcMar>
-              <w:top w:w="80" w:type="dxa"/>
-              <w:bottom w:w="80" w:type="dxa"/>
-              <w:left w:w="100" w:type="dxa"/>
-              <w:right w:w="100" w:type="dxa"/>
-            </w:tcMar>
-          </w:tcPr>
-          <w:p>
-            <w:r>
-              <w:rPr>
-                <w:sz w:val="18"/>
-              </w:rPr>
-              <w:t>σ = sqrt( (1/HW) Σ (x_ij - μ)² )</w:t>
-            </w:r>
-          </w:p>
-        </w:tc>
-        <w:tc>
-          <w:tcPr>
-            <w:tcW w:type="dxa" w:w="2484"/>
-            <w:shd w:fill="F8FAFC"/>
-            <w:tcMar>
-              <w:top w:w="80" w:type="dxa"/>
-              <w:bottom w:w="80" w:type="dxa"/>
-              <w:left w:w="100" w:type="dxa"/>
-              <w:right w:w="100" w:type="dxa"/>
-            </w:tcMar>
-          </w:tcPr>
-          <w:p>
-            <w:r>
-              <w:rPr>
-                <w:sz w:val="18"/>
-              </w:rPr>
-              <w:t>σ &gt;= 15.0</w:t>
-            </w:r>
-          </w:p>
-        </w:tc>
-        <w:tc>
-          <w:tcPr>
-            <w:tcW w:type="dxa" w:w="2484"/>
-            <w:shd w:fill="F8FAFC"/>
-            <w:tcMar>
-              <w:top w:w="80" w:type="dxa"/>
-              <w:bottom w:w="80" w:type="dxa"/>
-              <w:left w:w="100" w:type="dxa"/>
-              <w:right w:w="100" w:type="dxa"/>
-            </w:tcMar>
-          </w:tcPr>
-          <w:p>
-            <w:r>
-              <w:rPr>
-                <w:sz w:val="18"/>
-              </w:rPr>
-              <w:t>Measures pixel intensity dispersion. Rejects flat, washed-out images with low dynamic range.</w:t>
-            </w:r>
-          </w:p>
-        </w:tc>
-      </w:tr>
-    </w:tbl>
-    <w:p>
-      <w:pPr>
-        <w:spacing w:after="160"/>
-      </w:pPr>
-    </w:p>
-    <w:p>
-      <w:pPr>
-        <w:pStyle w:val="Heading2"/>
-        <w:spacing w:before="200" w:after="80"/>
-      </w:pPr>
-      <w:r>
-        <w:t>3.2 Image Enhancement Transformation Pipeline</w:t>
-      </w:r>
-    </w:p>
-    <w:p>
-      <w:pPr>
-        <w:spacing w:after="120" w:line="276" w:lineRule="auto"/>
-      </w:pPr>
-      <w:r>
-        <w:t>Images passing validation undergo three sequential visual enhancement filters:</w:t>
-      </w:r>
-    </w:p>
-    <w:p>
-      <w:pPr>
-        <w:pStyle w:val="ListBullet"/>
-        <w:spacing w:after="80"/>
-      </w:pPr>
-      <w:r>
-        <w:rPr>
-          <w:b/>
-          <w:color w:val="0078D4"/>
-        </w:rPr>
-        <w:t xml:space="preserve">CLAHE in LAB Color Space: </w:t>
-      </w:r>
-      <w:r>
-        <w:rPr>
-          <w:sz w:val="20"/>
-        </w:rPr>
-        <w:t>Standard histogram equalization on RGB channels causes severe color distortion and hue shifting. The preprocessor converts RGB to CIELAB color space, extracts the L* (Lightness) channel, applies Contrast Limited Adaptive Histogram Equalization with a clip limit of 2.0 and tile grid size of (8x8), and recombines the channels. This boosts local surface contrast while preserving true colors.</w:t>
-      </w:r>
-    </w:p>
-    <w:p>
-      <w:pPr>
-        <w:pStyle w:val="ListBullet"/>
-        <w:spacing w:after="80"/>
-      </w:pPr>
-      <w:r>
-        <w:rPr>
-          <w:b/>
-          <w:color w:val="0078D4"/>
-        </w:rPr>
-        <w:t xml:space="preserve">Gaussian Denoising: </w:t>
-      </w:r>
-      <w:r>
-        <w:rPr>
-          <w:sz w:val="20"/>
-        </w:rPr>
-        <w:t>Applies a mild 3x3 Gaussian kernel to suppress high-frequency electronic sensor grain without blurring major structural boundaries.</w:t>
-      </w:r>
-    </w:p>
-    <w:p>
-      <w:pPr>
-        <w:pStyle w:val="ListBullet"/>
-        <w:spacing w:after="80"/>
-      </w:pPr>
-      <w:r>
-        <w:rPr>
-          <w:b/>
-          <w:color w:val="0078D4"/>
-        </w:rPr>
-        <w:t xml:space="preserve">Unsharp Masking (Sharpening): </w:t>
-      </w:r>
-      <w:r>
-        <w:rPr>
-          <w:sz w:val="20"/>
-        </w:rPr>
-        <w:t>High-frequency edge details are restored using unsharp masking: Enhanced = 1.5 * Denoised - 0.5 * Blurred. This highlights micro-scratches and fine surface cracks for visual inspection.</w:t>
-      </w:r>
-    </w:p>
-    <w:p>
-      <w:pPr>
-        <w:spacing w:before="160" w:after="40"/>
-      </w:pPr>
-      <w:r>
-        <w:rPr>
-          <w:b/>
-          <w:color w:val="505050"/>
-          <w:sz w:val="19"/>
-        </w:rPr>
-        <w:t>Listing 1: Core Preprocessing &amp; Quality Validation Implementation (preprocessor.py)</w:t>
-      </w:r>
-    </w:p>
-    <w:p>
-      <w:pPr>
-        <w:spacing w:after="200"/>
-      </w:pPr>
-      <w:r>
-        <w:rPr>
-          <w:rFonts w:ascii="Consolas" w:hAnsi="Consolas"/>
-          <w:color w:val="141E28"/>
-          <w:sz w:val="17"/>
-        </w:rPr>
-        <w:t>def validate_and_preprocess_image(pil_img, blur_threshold=100.0, min_brightness=40.0, max_brightness=230.0, min_contrast=15.0):    img_bgr = cv2.cvtColor(np.array(pil_img), cv2.COLOR_RGB2BGR)</w:t>
-        <w:br/>
-        <w:t xml:space="preserve">    img_gray = cv2.cvtColor(img_bgr, cv2.COLOR_BGR2GRAY)</w:t>
-        <w:br/>
-        <w:t xml:space="preserve">    </w:t>
-        <w:br/>
-        <w:t xml:space="preserve">    # 1. Quality Metrics Computation</w:t>
-        <w:br/>
-        <w:t xml:space="preserve">    blur_score = float(cv2.Laplacian(img_gray, cv2.CV_64F).var())</w:t>
-        <w:br/>
-        <w:t xml:space="preserve">    brightness = float(np.mean(img_gray))</w:t>
-        <w:br/>
-        <w:t xml:space="preserve">    contrast = float(np.std(img_gray))</w:t>
-        <w:br/>
-        <w:t xml:space="preserve">    </w:t>
-        <w:br/>
-        <w:t xml:space="preserve">    warnings = []</w:t>
-        <w:br/>
-        <w:t xml:space="preserve">    is_valid = True</w:t>
-        <w:br/>
-        <w:t xml:space="preserve">    if blur_score &lt; blur_threshold:</w:t>
-        <w:br/>
-        <w:t xml:space="preserve">        warnings.append(f'Low sharpness detected (Score: {blur_score:.1f} &lt; {blur_threshold})')</w:t>
-        <w:br/>
-        <w:t xml:space="preserve">    if brightness &lt; min_brightness or brightness &gt; max_brightness:</w:t>
-        <w:br/>
-        <w:t xml:space="preserve">        is_valid = False</w:t>
-        <w:br/>
-        <w:t xml:space="preserve">    if contrast &lt; min_contrast:</w:t>
-        <w:br/>
-        <w:t xml:space="preserve">        is_valid = False</w:t>
-        <w:br/>
-        <w:t xml:space="preserve">        </w:t>
-        <w:br/>
-        <w:t xml:space="preserve">    # 2. LAB CLAHE + Gaussian Blur + Unsharp Masking</w:t>
-        <w:br/>
-        <w:t xml:space="preserve">    lab = cv2.cvtColor(img_bgr, cv2.COLOR_BGR2LAB)</w:t>
-        <w:br/>
-        <w:t xml:space="preserve">    l, a, b = cv2.split(lab)</w:t>
-        <w:br/>
-        <w:t xml:space="preserve">    clahe = cv2.createCLAHE(clipLimit=2.0, tileGridSize=(8,8))</w:t>
-        <w:br/>
-        <w:t xml:space="preserve">    cl = clahe.apply(l)</w:t>
-        <w:br/>
-        <w:t xml:space="preserve">    enhanced_bgr = cv2.cvtColor(cv2.merge((cl, a, b)), cv2.COLOR_LAB2BGR)</w:t>
-        <w:br/>
-        <w:t xml:space="preserve">    denoised = cv2.GaussianBlur(enhanced_bgr, (3,3), 0)</w:t>
-        <w:br/>
-        <w:t xml:space="preserve">    sharpened = cv2.addWeighted(denoised, 1.5, cv2.GaussianBlur(denoised, (5,5), 0), -0.5, 0)</w:t>
-        <w:br/>
-        <w:t xml:space="preserve">    </w:t>
-        <w:br/>
-        <w:t xml:space="preserve">    return Image.fromarray(cv2.cvtColor(sharpened, cv2.COLOR_BGR2RGB)), {</w:t>
-        <w:br/>
-        <w:t xml:space="preserve">        'blur_score': round(blur_score, 2), 'brightness': round(brightness, 2),</w:t>
-        <w:br/>
-        <w:t xml:space="preserve">        'contrast': round(contrast, 2), 'is_valid': is_valid, 'warnings': warnings</w:t>
-        <w:br/>
-        <w:t xml:space="preserve">    }</w:t>
-      </w:r>
-    </w:p>
-    <w:p>
-      <w:pPr>
-        <w:pStyle w:val="Heading1"/>
-        <w:spacing w:before="320" w:after="120"/>
-      </w:pPr>
-      <w:r>
-        <w:t>4. Stage 2: Defect Detection Engine &amp; Severity Scoring</w:t>
-      </w:r>
-    </w:p>
-    <w:p>
-      <w:pPr>
-        <w:spacing w:after="160" w:line="276" w:lineRule="auto"/>
-      </w:pPr>
-      <w:r>
-        <w:t>Stage 2 integrates neural network reconstruction with a robust mathematical severity scoring framework. It addresses the core challenges of unsupervised anomaly localization, distribution shift prevention, and automated defect severity classification.</w:t>
-      </w:r>
-    </w:p>
-    <w:p>
-      <w:pPr>
-        <w:pStyle w:val="Heading2"/>
-        <w:spacing w:before="200" w:after="80"/>
-      </w:pPr>
-      <w:r>
-        <w:t>4.1 Convolutional Autoencoder Architecture &amp; Anomaly Mapping</w:t>
-      </w:r>
-    </w:p>
-    <w:p>
-      <w:pPr>
-        <w:spacing w:after="120" w:line="276" w:lineRule="auto"/>
-      </w:pPr>
-      <w:r>
-        <w:t>The system employs a Convolutional Autoencoder (AnomalyAutoencoder in model.py) trained exclusively on normal (good) product images. Because the model learns to compress and reconstruct normal textures, when presented with a defective product image containing cracks or scratches, it fails to reconstruct the unknown anomaly, creating a high pixel-wise reconstruction error map:</w:t>
-      </w:r>
-    </w:p>
-    <w:p>
-      <w:pPr>
-        <w:spacing w:after="120"/>
-        <w:jc w:val="center"/>
-      </w:pPr>
-      <w:r>
-        <w:rPr>
-          <w:rFonts w:ascii="Consolas" w:hAnsi="Consolas"/>
-          <w:b/>
-          <w:color w:val="0064B4"/>
-          <w:sz w:val="22"/>
-        </w:rPr>
-        <w:t>E(x, y) = (1 / C) Σ_c ( x(x, y, c) - x̂(x, y, c) )²</w:t>
-      </w:r>
-    </w:p>
-    <w:p>
-      <w:pPr>
-        <w:spacing w:after="160" w:line="276" w:lineRule="auto"/>
-      </w:pPr>
-      <w:r>
-        <w:t xml:space="preserve">To prevent background noise from diluting small localized defects (e.g. hairline scratches), the overall scalar </w:t>
-      </w:r>
-      <w:r>
-        <w:rPr>
-          <w:b/>
-        </w:rPr>
-        <w:t>Anomaly Score</w:t>
-      </w:r>
-      <w:r>
-        <w:t xml:space="preserve"> is computed as the average of the top 5% highest pixel reconstruction errors:</w:t>
-      </w:r>
-    </w:p>
-    <w:p>
-      <w:pPr>
-        <w:spacing w:after="160"/>
-        <w:jc w:val="center"/>
-      </w:pPr>
-      <w:r>
-        <w:rPr>
-          <w:rFonts w:ascii="Consolas" w:hAnsi="Consolas"/>
-          <w:b/>
-          <w:color w:val="0064B4"/>
-          <w:sz w:val="21"/>
-        </w:rPr>
-        <w:t>Anomaly Score = (1 / K) Σ_{k=1}^{K} TopK( E(x, y), K = 0.05 · H · W )</w:t>
-      </w:r>
-    </w:p>
-    <w:tbl>
-      <w:tblPr>
-        <w:tblW w:type="auto" w:w="0"/>
-        <w:jc w:val="center"/>
-        <w:tblLook w:firstColumn="1" w:firstRow="1" w:lastColumn="0" w:lastRow="0" w:noHBand="0" w:noVBand="1" w:val="04A0"/>
-      </w:tblPr>
-      <w:tblGrid>
-        <w:gridCol w:w="9936"/>
-      </w:tblGrid>
-      <w:tr>
-        <w:tc>
-          <w:tcPr>
-            <w:tcW w:type="dxa" w:w="9936"/>
-            <w:shd w:fill="FFFBEB"/>
-            <w:tcMar>
-              <w:top w:w="140" w:type="dxa"/>
-              <w:bottom w:w="140" w:type="dxa"/>
-              <w:left w:w="200" w:type="dxa"/>
-              <w:right w:w="200" w:type="dxa"/>
-            </w:tcMar>
-            <w:tcBorders>
-              <w:top w:val="none"/>
-              <w:left w:val="single" w:sz="24" w:space="0" w:color="FF8C00"/>
-              <w:bottom w:val="none"/>
-              <w:right w:val="none"/>
-            </w:tcBorders>
-          </w:tcPr>
-          <w:p>
-            <w:pPr>
-              <w:spacing w:before="40" w:after="40"/>
-            </w:pPr>
-            <w:r>
-              <w:rPr>
-                <w:rFonts w:ascii="Segoe UI" w:hAnsi="Segoe UI"/>
-                <w:b/>
-                <w:color w:val="0050A0"/>
-                <w:sz w:val="21"/>
-              </w:rPr>
-              <w:t xml:space="preserve">[CRITICAL ENGINEERING INSIGHT] </w:t>
-            </w:r>
-            <w:r>
-              <w:rPr>
-                <w:rFonts w:ascii="Segoe UI" w:hAnsi="Segoe UI"/>
-                <w:color w:val="282828"/>
-                <w:sz w:val="20"/>
-              </w:rPr>
-              <w:t>Data Shift Resolution: Passing enhanced/sharpened images into the Autoencoder shifts pixel distributions and causes false positive anomaly spikes (e.g. 0.045 vs 0.017 threshold). In Stage 2, model inference is performed directly on the raw cropped image (matching PyTorch dataset training transforms), while the enhanced image is used strictly for operator visual inspection and quality metrics.</w:t>
-            </w:r>
-          </w:p>
-        </w:tc>
-      </w:tr>
-    </w:tbl>
-    <w:p>
-      <w:pPr>
-        <w:spacing w:after="80"/>
-      </w:pPr>
-    </w:p>
-    <w:p>
-      <w:pPr>
-        <w:pStyle w:val="Heading2"/>
-        <w:spacing w:before="240" w:after="80"/>
-      </w:pPr>
-      <w:r>
-        <w:t>4.2 Specification Severity Scoring Model</w:t>
-      </w:r>
-    </w:p>
-    <w:p>
-      <w:pPr>
-        <w:spacing w:after="120" w:line="276" w:lineRule="auto"/>
-      </w:pPr>
-      <w:r>
-        <w:t>Per the project specification, detected defects are assigned a composite Severity Score [0 - 100] calculated via:</w:t>
-      </w:r>
-    </w:p>
-    <w:p>
-      <w:pPr>
-        <w:spacing w:after="200"/>
-        <w:jc w:val="center"/>
-      </w:pPr>
-      <w:r>
-        <w:rPr>
-          <w:rFonts w:ascii="Segoe UI" w:hAnsi="Segoe UI"/>
-          <w:b/>
-          <w:color w:val="B42800"/>
-          <w:sz w:val="22"/>
-        </w:rPr>
-        <w:t>Severity Score = (Size × 30%) + (Location × 25%) + (Defect Type × 25%) + (Confidence × 20%)</w:t>
-      </w:r>
-    </w:p>
-    <w:tbl>
-      <w:tblPr>
-        <w:tblW w:type="auto" w:w="0"/>
-        <w:jc w:val="center"/>
-        <w:tblLayout w:type="fixed"/>
-        <w:tblLook w:firstColumn="1" w:firstRow="1" w:lastColumn="0" w:lastRow="0" w:noHBand="0" w:noVBand="1" w:val="04A0"/>
-      </w:tblPr>
-      <w:tblGrid>
-        <w:gridCol w:w="3312"/>
-        <w:gridCol w:w="3312"/>
-        <w:gridCol w:w="3312"/>
-      </w:tblGrid>
-      <w:tr>
-        <w:tc>
-          <w:tcPr>
-            <w:tcW w:type="dxa" w:w="3312"/>
-            <w:shd w:fill="D83B01"/>
-            <w:tcMar>
-              <w:top w:w="100" w:type="dxa"/>
-              <w:bottom w:w="100" w:type="dxa"/>
-              <w:left w:w="120" w:type="dxa"/>
-              <w:right w:w="120" w:type="dxa"/>
-            </w:tcMar>
-          </w:tcPr>
-          <w:p>
-            <w:r>
-              <w:rPr>
-                <w:b/>
-                <w:color w:val="FFFFFF"/>
-                <w:sz w:val="19"/>
-              </w:rPr>
-              <w:t>Parameter &amp; Weight</w:t>
-            </w:r>
-          </w:p>
-        </w:tc>
-        <w:tc>
-          <w:tcPr>
-            <w:tcW w:type="dxa" w:w="3312"/>
-            <w:shd w:fill="D83B01"/>
-            <w:tcMar>
-              <w:top w:w="100" w:type="dxa"/>
-              <w:bottom w:w="100" w:type="dxa"/>
-              <w:left w:w="120" w:type="dxa"/>
-              <w:right w:w="120" w:type="dxa"/>
-            </w:tcMar>
-          </w:tcPr>
-          <w:p>
-            <w:r>
-              <w:rPr>
-                <w:b/>
-                <w:color w:val="FFFFFF"/>
-                <w:sz w:val="19"/>
-              </w:rPr>
-              <w:t>Mathematical / Morphological Calculation</w:t>
-            </w:r>
-          </w:p>
-        </w:tc>
-        <w:tc>
-          <w:tcPr>
-            <w:tcW w:type="dxa" w:w="3312"/>
-            <w:shd w:fill="D83B01"/>
-            <w:tcMar>
-              <w:top w:w="100" w:type="dxa"/>
-              <w:bottom w:w="100" w:type="dxa"/>
-              <w:left w:w="120" w:type="dxa"/>
-              <w:right w:w="120" w:type="dxa"/>
-            </w:tcMar>
-          </w:tcPr>
-          <w:p>
-            <w:r>
-              <w:rPr>
-                <w:b/>
-                <w:color w:val="FFFFFF"/>
-                <w:sz w:val="19"/>
-              </w:rPr>
-              <w:t>Industrial Significance</w:t>
-            </w:r>
-          </w:p>
-        </w:tc>
-      </w:tr>
-      <w:tr>
-        <w:tc>
-          <w:tcPr>
-            <w:tcW w:type="dxa" w:w="3312"/>
-            <w:shd w:fill="FFF8F6"/>
-            <w:tcMar>
-              <w:top w:w="80" w:type="dxa"/>
-              <w:bottom w:w="80" w:type="dxa"/>
-              <w:left w:w="100" w:type="dxa"/>
-              <w:right w:w="100" w:type="dxa"/>
-            </w:tcMar>
-          </w:tcPr>
-          <w:p>
-            <w:r>
-              <w:rPr>
-                <w:b/>
-                <w:sz w:val="18"/>
-              </w:rPr>
-              <w:t>Defect Size (30%)</w:t>
-            </w:r>
-          </w:p>
-        </w:tc>
-        <w:tc>
-          <w:tcPr>
-            <w:tcW w:type="dxa" w:w="3312"/>
-            <w:shd w:fill="FFF8F6"/>
-            <w:tcMar>
-              <w:top w:w="80" w:type="dxa"/>
-              <w:bottom w:w="80" w:type="dxa"/>
-              <w:left w:w="100" w:type="dxa"/>
-              <w:right w:w="100" w:type="dxa"/>
-            </w:tcMar>
-          </w:tcPr>
-          <w:p>
-            <w:r>
-              <w:rPr>
-                <w:sz w:val="18"/>
-              </w:rPr>
-              <w:t>Ratio = Count(E &gt; 0.5·Threshold) / (H·W)</w:t>
-              <w:br/>
-              <w:t>Size Score = min(100.0, (Ratio / 0.15) · 100)</w:t>
-            </w:r>
-          </w:p>
-        </w:tc>
-        <w:tc>
-          <w:tcPr>
-            <w:tcW w:type="dxa" w:w="3312"/>
-            <w:shd w:fill="FFF8F6"/>
-            <w:tcMar>
-              <w:top w:w="80" w:type="dxa"/>
-              <w:bottom w:w="80" w:type="dxa"/>
-              <w:left w:w="100" w:type="dxa"/>
-              <w:right w:w="100" w:type="dxa"/>
-            </w:tcMar>
-          </w:tcPr>
-          <w:p>
-            <w:r>
-              <w:rPr>
-                <w:sz w:val="18"/>
-              </w:rPr>
-              <w:t>Quantifies physical surface area affected by the defect. A 15% surface defect receives 100% size score.</w:t>
-            </w:r>
-          </w:p>
-        </w:tc>
-      </w:tr>
-      <w:tr>
-        <w:tc>
-          <w:tcPr>
-            <w:tcW w:type="dxa" w:w="3312"/>
-            <w:shd w:fill="FFFFFF"/>
-            <w:tcMar>
-              <w:top w:w="80" w:type="dxa"/>
-              <w:bottom w:w="80" w:type="dxa"/>
-              <w:left w:w="100" w:type="dxa"/>
-              <w:right w:w="100" w:type="dxa"/>
-            </w:tcMar>
-          </w:tcPr>
-          <w:p>
-            <w:r>
-              <w:rPr>
-                <w:b/>
-                <w:sz w:val="18"/>
-              </w:rPr>
-              <w:t>Defect Location (25%)</w:t>
-            </w:r>
-          </w:p>
-        </w:tc>
-        <w:tc>
-          <w:tcPr>
-            <w:tcW w:type="dxa" w:w="3312"/>
-            <w:shd w:fill="FFFFFF"/>
-            <w:tcMar>
-              <w:top w:w="80" w:type="dxa"/>
-              <w:bottom w:w="80" w:type="dxa"/>
-              <w:left w:w="100" w:type="dxa"/>
-              <w:right w:w="100" w:type="dxa"/>
-            </w:tcMar>
-          </w:tcPr>
-          <w:p>
-            <w:r>
-              <w:rPr>
-                <w:sz w:val="18"/>
-              </w:rPr>
-              <w:t>Centroid of top 2% error pixels: (x_c, y_c)</w:t>
-              <w:br/>
-              <w:t>Location Score = max(0, 100 - (Dist(Centroid, Center) / MaxDist)·100)</w:t>
-            </w:r>
-          </w:p>
-        </w:tc>
-        <w:tc>
-          <w:tcPr>
-            <w:tcW w:type="dxa" w:w="3312"/>
-            <w:shd w:fill="FFFFFF"/>
-            <w:tcMar>
-              <w:top w:w="80" w:type="dxa"/>
-              <w:bottom w:w="80" w:type="dxa"/>
-              <w:left w:w="100" w:type="dxa"/>
-              <w:right w:w="100" w:type="dxa"/>
-            </w:tcMar>
-          </w:tcPr>
-          <w:p>
-            <w:r>
-              <w:rPr>
-                <w:sz w:val="18"/>
-              </w:rPr>
-              <w:t>Center-weighted. Defects occurring in critical central functional zones score higher than edge defects.</w:t>
-            </w:r>
-          </w:p>
-        </w:tc>
-      </w:tr>
-      <w:tr>
-        <w:tc>
-          <w:tcPr>
-            <w:tcW w:type="dxa" w:w="3312"/>
-            <w:shd w:fill="FFF8F6"/>
-            <w:tcMar>
-              <w:top w:w="80" w:type="dxa"/>
-              <w:bottom w:w="80" w:type="dxa"/>
-              <w:left w:w="100" w:type="dxa"/>
-              <w:right w:w="100" w:type="dxa"/>
-            </w:tcMar>
-          </w:tcPr>
-          <w:p>
-            <w:r>
-              <w:rPr>
-                <w:b/>
-                <w:sz w:val="18"/>
-              </w:rPr>
-              <w:t>Defect Type (25%)</w:t>
-            </w:r>
-          </w:p>
-        </w:tc>
-        <w:tc>
-          <w:tcPr>
-            <w:tcW w:type="dxa" w:w="3312"/>
-            <w:shd w:fill="FFF8F6"/>
-            <w:tcMar>
-              <w:top w:w="80" w:type="dxa"/>
-              <w:bottom w:w="80" w:type="dxa"/>
-              <w:left w:w="100" w:type="dxa"/>
-              <w:right w:w="100" w:type="dxa"/>
-            </w:tcMar>
-          </w:tcPr>
-          <w:p>
-            <w:r>
-              <w:rPr>
-                <w:sz w:val="18"/>
-              </w:rPr>
-              <w:t>Morphological Binarization + Connected Components:</w:t>
-              <w:br/>
-              <w:t>Aspect Ratio &gt; 3.0 --&gt; Scratch (40)</w:t>
-              <w:br/>
-              <w:t>Blob &gt; 5% Area --&gt; Crack (95)</w:t>
-              <w:br/>
-              <w:t>Default --&gt; Contamination (70)</w:t>
-            </w:r>
-          </w:p>
-        </w:tc>
-        <w:tc>
-          <w:tcPr>
-            <w:tcW w:type="dxa" w:w="3312"/>
-            <w:shd w:fill="FFF8F6"/>
-            <w:tcMar>
-              <w:top w:w="80" w:type="dxa"/>
-              <w:bottom w:w="80" w:type="dxa"/>
-              <w:left w:w="100" w:type="dxa"/>
-              <w:right w:w="100" w:type="dxa"/>
-            </w:tcMar>
-          </w:tcPr>
-          <w:p>
-            <w:r>
-              <w:rPr>
-                <w:sz w:val="18"/>
-              </w:rPr>
-              <w:t>Categorizes severity based on defect morphology. Structural cracks score higher than minor cosmetic scratches.</w:t>
-            </w:r>
-          </w:p>
-        </w:tc>
-      </w:tr>
-      <w:tr>
-        <w:tc>
-          <w:tcPr>
-            <w:tcW w:type="dxa" w:w="3312"/>
-            <w:shd w:fill="FFFFFF"/>
-            <w:tcMar>
-              <w:top w:w="80" w:type="dxa"/>
-              <w:bottom w:w="80" w:type="dxa"/>
-              <w:left w:w="100" w:type="dxa"/>
-              <w:right w:w="100" w:type="dxa"/>
-            </w:tcMar>
-          </w:tcPr>
-          <w:p>
-            <w:r>
-              <w:rPr>
-                <w:b/>
-                <w:sz w:val="18"/>
-              </w:rPr>
-              <w:t>Detection Confidence (20%)</w:t>
-            </w:r>
-          </w:p>
-        </w:tc>
-        <w:tc>
-          <w:tcPr>
-            <w:tcW w:type="dxa" w:w="3312"/>
-            <w:shd w:fill="FFFFFF"/>
-            <w:tcMar>
-              <w:top w:w="80" w:type="dxa"/>
-              <w:bottom w:w="80" w:type="dxa"/>
-              <w:left w:w="100" w:type="dxa"/>
-              <w:right w:w="100" w:type="dxa"/>
-            </w:tcMar>
-          </w:tcPr>
-          <w:p>
-            <w:r>
-              <w:rPr>
-                <w:sz w:val="18"/>
-              </w:rPr>
-              <w:t>If Score &gt; Thresh: Conf = min(100, 80 + (Score/Thresh - 1)·40)</w:t>
-              <w:br/>
-              <w:t>If Score &lt;= Thresh: Conf = min(100, (1 - Score/Thresh)·100)</w:t>
-            </w:r>
-          </w:p>
-        </w:tc>
-        <w:tc>
-          <w:tcPr>
-            <w:tcW w:type="dxa" w:w="3312"/>
-            <w:shd w:fill="FFFFFF"/>
-            <w:tcMar>
-              <w:top w:w="80" w:type="dxa"/>
-              <w:bottom w:w="80" w:type="dxa"/>
-              <w:left w:w="100" w:type="dxa"/>
-              <w:right w:w="100" w:type="dxa"/>
-            </w:tcMar>
-          </w:tcPr>
-          <w:p>
-            <w:r>
-              <w:rPr>
-                <w:sz w:val="18"/>
-              </w:rPr>
-              <w:t>Evaluates model certainty based on the scalar error margin relative to the calibrated decision threshold.</w:t>
-            </w:r>
-          </w:p>
-        </w:tc>
-      </w:tr>
-    </w:tbl>
-    <w:p>
-      <w:pPr>
-        <w:spacing w:after="200"/>
-      </w:pPr>
-    </w:p>
-    <w:p>
-      <w:pPr>
-        <w:pStyle w:val="Heading3"/>
-        <w:spacing w:before="160" w:after="80"/>
-      </w:pPr>
-      <w:r>
-        <w:t>Severity Level &amp; Action Mapping Rules</w:t>
-      </w:r>
-    </w:p>
-    <w:tbl>
-      <w:tblPr>
-        <w:tblW w:type="auto" w:w="0"/>
-        <w:jc w:val="center"/>
-        <w:tblLayout w:type="fixed"/>
-        <w:tblLook w:firstColumn="1" w:firstRow="1" w:lastColumn="0" w:lastRow="0" w:noHBand="0" w:noVBand="1" w:val="04A0"/>
-      </w:tblPr>
-      <w:tblGrid>
-        <w:gridCol w:w="3312"/>
-        <w:gridCol w:w="3312"/>
-        <w:gridCol w:w="3312"/>
-      </w:tblGrid>
-      <w:tr>
-        <w:tc>
-          <w:tcPr>
-            <w:tcW w:type="dxa" w:w="3312"/>
-            <w:shd w:fill="1F2937"/>
-            <w:tcMar>
-              <w:top w:w="80" w:type="dxa"/>
-              <w:bottom w:w="80" w:type="dxa"/>
-              <w:left w:w="120" w:type="dxa"/>
-              <w:right w:w="120" w:type="dxa"/>
-            </w:tcMar>
-          </w:tcPr>
-          <w:p>
-            <w:r>
-              <w:rPr>
-                <w:b/>
-                <w:color w:val="FFFFFF"/>
-                <w:sz w:val="19"/>
-              </w:rPr>
-              <w:t>Severity Range</w:t>
-            </w:r>
-          </w:p>
-        </w:tc>
-        <w:tc>
-          <w:tcPr>
-            <w:tcW w:type="dxa" w:w="3312"/>
-            <w:shd w:fill="1F2937"/>
-            <w:tcMar>
-              <w:top w:w="80" w:type="dxa"/>
-              <w:bottom w:w="80" w:type="dxa"/>
-              <w:left w:w="120" w:type="dxa"/>
-              <w:right w:w="120" w:type="dxa"/>
-            </w:tcMar>
-          </w:tcPr>
-          <w:p>
-            <w:r>
-              <w:rPr>
-                <w:b/>
-                <w:color w:val="FFFFFF"/>
-                <w:sz w:val="19"/>
-              </w:rPr>
-              <w:t>Level Classification</w:t>
-            </w:r>
-          </w:p>
-        </w:tc>
-        <w:tc>
-          <w:tcPr>
-            <w:tcW w:type="dxa" w:w="3312"/>
-            <w:shd w:fill="1F2937"/>
-            <w:tcMar>
-              <w:top w:w="80" w:type="dxa"/>
-              <w:bottom w:w="80" w:type="dxa"/>
-              <w:left w:w="120" w:type="dxa"/>
-              <w:right w:w="120" w:type="dxa"/>
-            </w:tcMar>
-          </w:tcPr>
-          <w:p>
-            <w:r>
-              <w:rPr>
-                <w:b/>
-                <w:color w:val="FFFFFF"/>
-                <w:sz w:val="19"/>
-              </w:rPr>
-              <w:t>Automated Action Trigger</w:t>
-            </w:r>
-          </w:p>
-        </w:tc>
-      </w:tr>
-      <w:tr>
-        <w:tc>
-          <w:tcPr>
-            <w:tcW w:type="dxa" w:w="3312"/>
-            <w:tcMar>
-              <w:top w:w="60" w:type="dxa"/>
-              <w:bottom w:w="60" w:type="dxa"/>
-              <w:left w:w="100" w:type="dxa"/>
-              <w:right w:w="100" w:type="dxa"/>
-            </w:tcMar>
-          </w:tcPr>
-          <w:p>
-            <w:r>
-              <w:rPr>
-                <w:sz w:val="18"/>
-              </w:rPr>
-              <w:t>80.0 – 100.0</w:t>
-            </w:r>
-          </w:p>
-        </w:tc>
-        <w:tc>
-          <w:tcPr>
-            <w:tcW w:type="dxa" w:w="3312"/>
-            <w:tcMar>
-              <w:top w:w="60" w:type="dxa"/>
-              <w:bottom w:w="60" w:type="dxa"/>
-              <w:left w:w="100" w:type="dxa"/>
-              <w:right w:w="100" w:type="dxa"/>
-            </w:tcMar>
-          </w:tcPr>
-          <w:p>
-            <w:r>
-              <w:rPr>
-                <w:b/>
-                <w:color w:val="D83B01"/>
-                <w:sz w:val="18"/>
-              </w:rPr>
-              <w:t>Critical</w:t>
-            </w:r>
-          </w:p>
-        </w:tc>
-        <w:tc>
-          <w:tcPr>
-            <w:tcW w:type="dxa" w:w="3312"/>
-            <w:tcMar>
-              <w:top w:w="60" w:type="dxa"/>
-              <w:bottom w:w="60" w:type="dxa"/>
-              <w:left w:w="100" w:type="dxa"/>
-              <w:right w:w="100" w:type="dxa"/>
-            </w:tcMar>
-          </w:tcPr>
-          <w:p>
-            <w:r>
-              <w:rPr>
-                <w:sz w:val="18"/>
-              </w:rPr>
-              <w:t>Reject Product &amp; Trigger Quality Escalation Workflow</w:t>
-            </w:r>
-          </w:p>
-        </w:tc>
-      </w:tr>
-      <w:tr>
-        <w:tc>
-          <w:tcPr>
-            <w:tcW w:type="dxa" w:w="3312"/>
-            <w:tcMar>
-              <w:top w:w="60" w:type="dxa"/>
-              <w:bottom w:w="60" w:type="dxa"/>
-              <w:left w:w="100" w:type="dxa"/>
-              <w:right w:w="100" w:type="dxa"/>
-            </w:tcMar>
-          </w:tcPr>
-          <w:p>
-            <w:r>
-              <w:rPr>
-                <w:sz w:val="18"/>
-              </w:rPr>
-              <w:t>60.0 – 79.9</w:t>
-            </w:r>
-          </w:p>
-        </w:tc>
-        <w:tc>
-          <w:tcPr>
-            <w:tcW w:type="dxa" w:w="3312"/>
-            <w:tcMar>
-              <w:top w:w="60" w:type="dxa"/>
-              <w:bottom w:w="60" w:type="dxa"/>
-              <w:left w:w="100" w:type="dxa"/>
-              <w:right w:w="100" w:type="dxa"/>
-            </w:tcMar>
-          </w:tcPr>
-          <w:p>
-            <w:r>
-              <w:rPr>
-                <w:b/>
-                <w:color w:val="FF8C00"/>
-                <w:sz w:val="18"/>
-              </w:rPr>
-              <w:t>High</w:t>
-            </w:r>
-          </w:p>
-        </w:tc>
-        <w:tc>
-          <w:tcPr>
-            <w:tcW w:type="dxa" w:w="3312"/>
-            <w:tcMar>
-              <w:top w:w="60" w:type="dxa"/>
-              <w:bottom w:w="60" w:type="dxa"/>
-              <w:left w:w="100" w:type="dxa"/>
-              <w:right w:w="100" w:type="dxa"/>
-            </w:tcMar>
-          </w:tcPr>
-          <w:p>
-            <w:r>
-              <w:rPr>
-                <w:sz w:val="18"/>
-              </w:rPr>
-              <w:t>Significant Quality Issue – Rework or Repair Recommended</w:t>
-            </w:r>
-          </w:p>
-        </w:tc>
-      </w:tr>
-      <w:tr>
-        <w:tc>
-          <w:tcPr>
-            <w:tcW w:type="dxa" w:w="3312"/>
-            <w:tcMar>
-              <w:top w:w="60" w:type="dxa"/>
-              <w:bottom w:w="60" w:type="dxa"/>
-              <w:left w:w="100" w:type="dxa"/>
-              <w:right w:w="100" w:type="dxa"/>
-            </w:tcMar>
-          </w:tcPr>
-          <w:p>
-            <w:r>
-              <w:rPr>
-                <w:sz w:val="18"/>
-              </w:rPr>
-              <w:t>40.0 – 59.9</w:t>
-            </w:r>
-          </w:p>
-        </w:tc>
-        <w:tc>
-          <w:tcPr>
-            <w:tcW w:type="dxa" w:w="3312"/>
-            <w:tcMar>
-              <w:top w:w="60" w:type="dxa"/>
-              <w:bottom w:w="60" w:type="dxa"/>
-              <w:left w:w="100" w:type="dxa"/>
-              <w:right w:w="100" w:type="dxa"/>
-            </w:tcMar>
-          </w:tcPr>
-          <w:p>
-            <w:r>
-              <w:rPr>
-                <w:b/>
-                <w:color w:val="B48C00"/>
-                <w:sz w:val="18"/>
-              </w:rPr>
-              <w:t>Medium</w:t>
-            </w:r>
-          </w:p>
-        </w:tc>
-        <w:tc>
-          <w:tcPr>
-            <w:tcW w:type="dxa" w:w="3312"/>
-            <w:tcMar>
-              <w:top w:w="60" w:type="dxa"/>
-              <w:bottom w:w="60" w:type="dxa"/>
-              <w:left w:w="100" w:type="dxa"/>
-              <w:right w:w="100" w:type="dxa"/>
-            </w:tcMar>
-          </w:tcPr>
-          <w:p>
-            <w:r>
-              <w:rPr>
-                <w:sz w:val="18"/>
-              </w:rPr>
-              <w:t>Moderate Concern – Requires QA Team Manual Review</w:t>
-            </w:r>
-          </w:p>
-        </w:tc>
-      </w:tr>
-      <w:tr>
-        <w:tc>
-          <w:tcPr>
-            <w:tcW w:type="dxa" w:w="3312"/>
-            <w:tcMar>
-              <w:top w:w="60" w:type="dxa"/>
-              <w:bottom w:w="60" w:type="dxa"/>
-              <w:left w:w="100" w:type="dxa"/>
-              <w:right w:w="100" w:type="dxa"/>
-            </w:tcMar>
-          </w:tcPr>
-          <w:p>
-            <w:r>
-              <w:rPr>
-                <w:sz w:val="18"/>
-              </w:rPr>
-              <w:t>0.0 – 39.9</w:t>
-            </w:r>
-          </w:p>
-        </w:tc>
-        <w:tc>
-          <w:tcPr>
-            <w:tcW w:type="dxa" w:w="3312"/>
-            <w:tcMar>
-              <w:top w:w="60" w:type="dxa"/>
-              <w:bottom w:w="60" w:type="dxa"/>
-              <w:left w:w="100" w:type="dxa"/>
-              <w:right w:w="100" w:type="dxa"/>
-            </w:tcMar>
-          </w:tcPr>
-          <w:p>
-            <w:r>
-              <w:rPr>
-                <w:b/>
-                <w:color w:val="107C10"/>
-                <w:sz w:val="18"/>
-              </w:rPr>
-              <w:t>Low</w:t>
-            </w:r>
-          </w:p>
-        </w:tc>
-        <w:tc>
-          <w:tcPr>
-            <w:tcW w:type="dxa" w:w="3312"/>
-            <w:tcMar>
-              <w:top w:w="60" w:type="dxa"/>
-              <w:bottom w:w="60" w:type="dxa"/>
-              <w:left w:w="100" w:type="dxa"/>
-              <w:right w:w="100" w:type="dxa"/>
-            </w:tcMar>
-          </w:tcPr>
-          <w:p>
-            <w:r>
-              <w:rPr>
-                <w:sz w:val="18"/>
-              </w:rPr>
-              <w:t>Pass – Product is Generally Acceptable (Minor Cosmetic)</w:t>
-            </w:r>
-          </w:p>
-        </w:tc>
-      </w:tr>
-    </w:tbl>
-    <w:p>
-      <w:pPr>
-        <w:spacing w:after="200"/>
-      </w:pPr>
-    </w:p>
-    <w:p>
-      <w:pPr>
-        <w:pStyle w:val="Heading2"/>
-        <w:spacing w:before="200" w:after="80"/>
-      </w:pPr>
-      <w:r>
-        <w:t>4.3 Calibrated Category Thresholds (3-Sigma Method)</w:t>
-      </w:r>
-    </w:p>
-    <w:p>
-      <w:pPr>
-        <w:spacing w:after="120" w:line="276" w:lineRule="auto"/>
-      </w:pPr>
-      <w:r>
-        <w:t>Rather than using a fixed static threshold, calibrate_thresholds.py calculates thresholds for all 15 MVTec AD categories using a 3-Sigma statistical model: Threshold = Mean(Good) + max(3·Std(Good), 0.25·Mean(Good)). Below is the calibrated active threshold lookup implemented in api.py:</w:t>
-      </w:r>
-    </w:p>
-    <w:tbl>
-      <w:tblPr>
-        <w:tblW w:type="auto" w:w="0"/>
-        <w:jc w:val="center"/>
-        <w:tblLayout w:type="fixed"/>
-        <w:tblLook w:firstColumn="1" w:firstRow="1" w:lastColumn="0" w:lastRow="0" w:noHBand="0" w:noVBand="1" w:val="04A0"/>
-      </w:tblPr>
-      <w:tblGrid>
-        <w:gridCol w:w="2484"/>
-        <w:gridCol w:w="2484"/>
-        <w:gridCol w:w="2484"/>
-        <w:gridCol w:w="2484"/>
-      </w:tblGrid>
-      <w:tr>
-        <w:tc>
-          <w:tcPr>
-            <w:tcW w:type="dxa" w:w="2484"/>
-            <w:shd w:fill="0F172A"/>
-            <w:tcMar>
-              <w:top w:w="60" w:type="dxa"/>
-              <w:bottom w:w="60" w:type="dxa"/>
-              <w:left w:w="100" w:type="dxa"/>
-              <w:right w:w="100" w:type="dxa"/>
-            </w:tcMar>
-          </w:tcPr>
-          <w:p>
-            <w:r>
-              <w:rPr>
-                <w:b/>
-                <w:color w:val="FFFFFF"/>
-                <w:sz w:val="18"/>
-              </w:rPr>
-              <w:t>Category</w:t>
-            </w:r>
-          </w:p>
-        </w:tc>
-        <w:tc>
-          <w:tcPr>
-            <w:tcW w:type="dxa" w:w="2484"/>
-            <w:shd w:fill="0F172A"/>
-            <w:tcMar>
-              <w:top w:w="60" w:type="dxa"/>
-              <w:bottom w:w="60" w:type="dxa"/>
-              <w:left w:w="100" w:type="dxa"/>
-              <w:right w:w="100" w:type="dxa"/>
-            </w:tcMar>
-          </w:tcPr>
-          <w:p>
-            <w:r>
-              <w:rPr>
-                <w:b/>
-                <w:color w:val="FFFFFF"/>
-                <w:sz w:val="18"/>
-              </w:rPr>
-              <w:t>Calibrated Threshold</w:t>
-            </w:r>
-          </w:p>
-        </w:tc>
-        <w:tc>
-          <w:tcPr>
-            <w:tcW w:type="dxa" w:w="2484"/>
-            <w:shd w:fill="0F172A"/>
-            <w:tcMar>
-              <w:top w:w="60" w:type="dxa"/>
-              <w:bottom w:w="60" w:type="dxa"/>
-              <w:left w:w="100" w:type="dxa"/>
-              <w:right w:w="100" w:type="dxa"/>
-            </w:tcMar>
-          </w:tcPr>
-          <w:p>
-            <w:r>
-              <w:rPr>
-                <w:b/>
-                <w:color w:val="FFFFFF"/>
-                <w:sz w:val="18"/>
-              </w:rPr>
-              <w:t>Category</w:t>
-            </w:r>
-          </w:p>
-        </w:tc>
-        <w:tc>
-          <w:tcPr>
-            <w:tcW w:type="dxa" w:w="2484"/>
-            <w:shd w:fill="0F172A"/>
-            <w:tcMar>
-              <w:top w:w="60" w:type="dxa"/>
-              <w:bottom w:w="60" w:type="dxa"/>
-              <w:left w:w="100" w:type="dxa"/>
-              <w:right w:w="100" w:type="dxa"/>
-            </w:tcMar>
-          </w:tcPr>
-          <w:p>
-            <w:r>
-              <w:rPr>
-                <w:b/>
-                <w:color w:val="FFFFFF"/>
-                <w:sz w:val="18"/>
-              </w:rPr>
-              <w:t>Calibrated Threshold</w:t>
-            </w:r>
-          </w:p>
-        </w:tc>
-      </w:tr>
-      <w:tr>
-        <w:tc>
-          <w:tcPr>
-            <w:tcW w:type="dxa" w:w="2484"/>
-          </w:tcPr>
-          <w:p/>
-        </w:tc>
-        <w:tc>
-          <w:tcPr>
-            <w:tcW w:type="dxa" w:w="2484"/>
-          </w:tcPr>
-          <w:p/>
-        </w:tc>
-        <w:tc>
-          <w:tcPr>
-            <w:tcW w:type="dxa" w:w="2484"/>
-          </w:tcPr>
-          <w:p/>
-        </w:tc>
-        <w:tc>
-          <w:tcPr>
-            <w:tcW w:type="dxa" w:w="2484"/>
-          </w:tcPr>
-          <w:p/>
-        </w:tc>
-      </w:tr>
-      <w:tr>
-        <w:tc>
-          <w:tcPr>
-            <w:tcW w:type="dxa" w:w="2484"/>
-          </w:tcPr>
-          <w:p/>
-        </w:tc>
-        <w:tc>
-          <w:tcPr>
-            <w:tcW w:type="dxa" w:w="2484"/>
-          </w:tcPr>
-          <w:p/>
-        </w:tc>
-        <w:tc>
-          <w:tcPr>
-            <w:tcW w:type="dxa" w:w="2484"/>
-          </w:tcPr>
-          <w:p/>
-        </w:tc>
-        <w:tc>
-          <w:tcPr>
-            <w:tcW w:type="dxa" w:w="2484"/>
-          </w:tcPr>
-          <w:p/>
-        </w:tc>
-      </w:tr>
-      <w:tr>
-        <w:tc>
-          <w:tcPr>
-            <w:tcW w:type="dxa" w:w="2484"/>
-          </w:tcPr>
-          <w:p/>
-        </w:tc>
-        <w:tc>
-          <w:tcPr>
-            <w:tcW w:type="dxa" w:w="2484"/>
-          </w:tcPr>
-          <w:p/>
-        </w:tc>
-        <w:tc>
-          <w:tcPr>
-            <w:tcW w:type="dxa" w:w="2484"/>
-          </w:tcPr>
-          <w:p/>
-        </w:tc>
-        <w:tc>
-          <w:tcPr>
-            <w:tcW w:type="dxa" w:w="2484"/>
-          </w:tcPr>
-          <w:p/>
-        </w:tc>
-      </w:tr>
-      <w:tr>
-        <w:tc>
-          <w:tcPr>
-            <w:tcW w:type="dxa" w:w="2484"/>
-            <w:shd w:fill="F8FAFC"/>
-            <w:tcMar>
-              <w:top w:w="40" w:type="dxa"/>
-              <w:bottom w:w="40" w:type="dxa"/>
-              <w:left w:w="80" w:type="dxa"/>
-              <w:right w:w="80" w:type="dxa"/>
-            </w:tcMar>
-          </w:tcPr>
-          <w:p>
-            <w:r>
-              <w:rPr>
-                <w:sz w:val="17"/>
-              </w:rPr>
-              <w:t>bottle</w:t>
-            </w:r>
-          </w:p>
-        </w:tc>
-        <w:tc>
-          <w:tcPr>
-            <w:tcW w:type="dxa" w:w="2484"/>
-            <w:shd w:fill="F8FAFC"/>
-            <w:tcMar>
-              <w:top w:w="40" w:type="dxa"/>
-              <w:bottom w:w="40" w:type="dxa"/>
-              <w:left w:w="80" w:type="dxa"/>
-              <w:right w:w="80" w:type="dxa"/>
-            </w:tcMar>
-          </w:tcPr>
-          <w:p>
-            <w:r>
-              <w:rPr>
-                <w:rFonts w:ascii="Consolas" w:hAnsi="Consolas"/>
-                <w:b/>
-                <w:sz w:val="17"/>
-              </w:rPr>
-              <w:t>0.017216</w:t>
-            </w:r>
-          </w:p>
-        </w:tc>
-        <w:tc>
-          <w:tcPr>
-            <w:tcW w:type="dxa" w:w="2484"/>
-            <w:shd w:fill="F8FAFC"/>
-            <w:tcMar>
-              <w:top w:w="40" w:type="dxa"/>
-              <w:bottom w:w="40" w:type="dxa"/>
-              <w:left w:w="80" w:type="dxa"/>
-              <w:right w:w="80" w:type="dxa"/>
-            </w:tcMar>
-          </w:tcPr>
-          <w:p>
-            <w:r>
-              <w:rPr>
-                <w:sz w:val="17"/>
-              </w:rPr>
-              <w:t>metal_nut</w:t>
-            </w:r>
-          </w:p>
-        </w:tc>
-        <w:tc>
-          <w:tcPr>
-            <w:tcW w:type="dxa" w:w="2484"/>
-            <w:shd w:fill="F8FAFC"/>
-            <w:tcMar>
-              <w:top w:w="40" w:type="dxa"/>
-              <w:bottom w:w="40" w:type="dxa"/>
-              <w:left w:w="80" w:type="dxa"/>
-              <w:right w:w="80" w:type="dxa"/>
-            </w:tcMar>
-          </w:tcPr>
-          <w:p>
-            <w:r>
-              <w:rPr>
-                <w:rFonts w:ascii="Consolas" w:hAnsi="Consolas"/>
-                <w:b/>
-                <w:sz w:val="17"/>
-              </w:rPr>
-              <w:t>0.019792</w:t>
-            </w:r>
-          </w:p>
-        </w:tc>
-      </w:tr>
-      <w:tr>
-        <w:tc>
-          <w:tcPr>
-            <w:tcW w:type="dxa" w:w="2484"/>
-            <w:shd w:fill="FFFFFF"/>
-            <w:tcMar>
-              <w:top w:w="40" w:type="dxa"/>
-              <w:bottom w:w="40" w:type="dxa"/>
-              <w:left w:w="80" w:type="dxa"/>
-              <w:right w:w="80" w:type="dxa"/>
-            </w:tcMar>
-          </w:tcPr>
-          <w:p>
-            <w:r>
-              <w:rPr>
-                <w:sz w:val="17"/>
-              </w:rPr>
-              <w:t>cable</w:t>
-            </w:r>
-          </w:p>
-        </w:tc>
-        <w:tc>
-          <w:tcPr>
-            <w:tcW w:type="dxa" w:w="2484"/>
-            <w:shd w:fill="FFFFFF"/>
-            <w:tcMar>
-              <w:top w:w="40" w:type="dxa"/>
-              <w:bottom w:w="40" w:type="dxa"/>
-              <w:left w:w="80" w:type="dxa"/>
-              <w:right w:w="80" w:type="dxa"/>
-            </w:tcMar>
-          </w:tcPr>
-          <w:p>
-            <w:r>
-              <w:rPr>
-                <w:rFonts w:ascii="Consolas" w:hAnsi="Consolas"/>
-                <w:b/>
-                <w:sz w:val="17"/>
-              </w:rPr>
-              <w:t>0.028136</w:t>
-            </w:r>
-          </w:p>
-        </w:tc>
-        <w:tc>
-          <w:tcPr>
-            <w:tcW w:type="dxa" w:w="2484"/>
-            <w:shd w:fill="FFFFFF"/>
-            <w:tcMar>
-              <w:top w:w="40" w:type="dxa"/>
-              <w:bottom w:w="40" w:type="dxa"/>
-              <w:left w:w="80" w:type="dxa"/>
-              <w:right w:w="80" w:type="dxa"/>
-            </w:tcMar>
-          </w:tcPr>
-          <w:p>
-            <w:r>
-              <w:rPr>
-                <w:sz w:val="17"/>
-              </w:rPr>
-              <w:t>pill</w:t>
-            </w:r>
-          </w:p>
-        </w:tc>
-        <w:tc>
-          <w:tcPr>
-            <w:tcW w:type="dxa" w:w="2484"/>
-            <w:shd w:fill="FFFFFF"/>
-            <w:tcMar>
-              <w:top w:w="40" w:type="dxa"/>
-              <w:bottom w:w="40" w:type="dxa"/>
-              <w:left w:w="80" w:type="dxa"/>
-              <w:right w:w="80" w:type="dxa"/>
-            </w:tcMar>
-          </w:tcPr>
-          <w:p>
-            <w:r>
-              <w:rPr>
-                <w:rFonts w:ascii="Consolas" w:hAnsi="Consolas"/>
-                <w:b/>
-                <w:sz w:val="17"/>
-              </w:rPr>
-              <w:t>0.005162</w:t>
-            </w:r>
-          </w:p>
-        </w:tc>
-      </w:tr>
-      <w:tr>
-        <w:tc>
-          <w:tcPr>
-            <w:tcW w:type="dxa" w:w="2484"/>
-            <w:shd w:fill="F8FAFC"/>
-            <w:tcMar>
-              <w:top w:w="40" w:type="dxa"/>
-              <w:bottom w:w="40" w:type="dxa"/>
-              <w:left w:w="80" w:type="dxa"/>
-              <w:right w:w="80" w:type="dxa"/>
-            </w:tcMar>
-          </w:tcPr>
-          <w:p>
-            <w:r>
-              <w:rPr>
-                <w:sz w:val="17"/>
-              </w:rPr>
-              <w:t>capsule</w:t>
-            </w:r>
-          </w:p>
-        </w:tc>
-        <w:tc>
-          <w:tcPr>
-            <w:tcW w:type="dxa" w:w="2484"/>
-            <w:shd w:fill="F8FAFC"/>
-            <w:tcMar>
-              <w:top w:w="40" w:type="dxa"/>
-              <w:bottom w:w="40" w:type="dxa"/>
-              <w:left w:w="80" w:type="dxa"/>
-              <w:right w:w="80" w:type="dxa"/>
-            </w:tcMar>
-          </w:tcPr>
-          <w:p>
-            <w:r>
-              <w:rPr>
-                <w:rFonts w:ascii="Consolas" w:hAnsi="Consolas"/>
-                <w:b/>
-                <w:sz w:val="17"/>
-              </w:rPr>
-              <w:t>0.005667</w:t>
-            </w:r>
-          </w:p>
-        </w:tc>
-        <w:tc>
-          <w:tcPr>
-            <w:tcW w:type="dxa" w:w="2484"/>
-            <w:shd w:fill="F8FAFC"/>
-            <w:tcMar>
-              <w:top w:w="40" w:type="dxa"/>
-              <w:bottom w:w="40" w:type="dxa"/>
-              <w:left w:w="80" w:type="dxa"/>
-              <w:right w:w="80" w:type="dxa"/>
-            </w:tcMar>
-          </w:tcPr>
-          <w:p>
-            <w:r>
-              <w:rPr>
-                <w:sz w:val="17"/>
-              </w:rPr>
-              <w:t>screw</w:t>
-            </w:r>
-          </w:p>
-        </w:tc>
-        <w:tc>
-          <w:tcPr>
-            <w:tcW w:type="dxa" w:w="2484"/>
-            <w:shd w:fill="F8FAFC"/>
-            <w:tcMar>
-              <w:top w:w="40" w:type="dxa"/>
-              <w:bottom w:w="40" w:type="dxa"/>
-              <w:left w:w="80" w:type="dxa"/>
-              <w:right w:w="80" w:type="dxa"/>
-            </w:tcMar>
-          </w:tcPr>
-          <w:p>
-            <w:r>
-              <w:rPr>
-                <w:rFonts w:ascii="Consolas" w:hAnsi="Consolas"/>
-                <w:b/>
-                <w:sz w:val="17"/>
-              </w:rPr>
-              <w:t>0.005689</w:t>
-            </w:r>
-          </w:p>
-        </w:tc>
-      </w:tr>
-      <w:tr>
-        <w:tc>
-          <w:tcPr>
-            <w:tcW w:type="dxa" w:w="2484"/>
-            <w:shd w:fill="FFFFFF"/>
-            <w:tcMar>
-              <w:top w:w="40" w:type="dxa"/>
-              <w:bottom w:w="40" w:type="dxa"/>
-              <w:left w:w="80" w:type="dxa"/>
-              <w:right w:w="80" w:type="dxa"/>
-            </w:tcMar>
-          </w:tcPr>
-          <w:p>
-            <w:r>
-              <w:rPr>
-                <w:sz w:val="17"/>
-              </w:rPr>
-              <w:t>carpet</w:t>
-            </w:r>
-          </w:p>
-        </w:tc>
-        <w:tc>
-          <w:tcPr>
-            <w:tcW w:type="dxa" w:w="2484"/>
-            <w:shd w:fill="FFFFFF"/>
-            <w:tcMar>
-              <w:top w:w="40" w:type="dxa"/>
-              <w:bottom w:w="40" w:type="dxa"/>
-              <w:left w:w="80" w:type="dxa"/>
-              <w:right w:w="80" w:type="dxa"/>
-            </w:tcMar>
-          </w:tcPr>
-          <w:p>
-            <w:r>
-              <w:rPr>
-                <w:rFonts w:ascii="Consolas" w:hAnsi="Consolas"/>
-                <w:b/>
-                <w:sz w:val="17"/>
-              </w:rPr>
-              <w:t>0.014516</w:t>
-            </w:r>
-          </w:p>
-        </w:tc>
-        <w:tc>
-          <w:tcPr>
-            <w:tcW w:type="dxa" w:w="2484"/>
-            <w:shd w:fill="FFFFFF"/>
-            <w:tcMar>
-              <w:top w:w="40" w:type="dxa"/>
-              <w:bottom w:w="40" w:type="dxa"/>
-              <w:left w:w="80" w:type="dxa"/>
-              <w:right w:w="80" w:type="dxa"/>
-            </w:tcMar>
-          </w:tcPr>
-          <w:p>
-            <w:r>
-              <w:rPr>
-                <w:sz w:val="17"/>
-              </w:rPr>
-              <w:t>tile</w:t>
-            </w:r>
-          </w:p>
-        </w:tc>
-        <w:tc>
-          <w:tcPr>
-            <w:tcW w:type="dxa" w:w="2484"/>
-            <w:shd w:fill="FFFFFF"/>
-            <w:tcMar>
-              <w:top w:w="40" w:type="dxa"/>
-              <w:bottom w:w="40" w:type="dxa"/>
-              <w:left w:w="80" w:type="dxa"/>
-              <w:right w:w="80" w:type="dxa"/>
-            </w:tcMar>
-          </w:tcPr>
-          <w:p>
-            <w:r>
-              <w:rPr>
-                <w:rFonts w:ascii="Consolas" w:hAnsi="Consolas"/>
-                <w:b/>
-                <w:sz w:val="17"/>
-              </w:rPr>
-              <w:t>0.016959</w:t>
-            </w:r>
-          </w:p>
-        </w:tc>
-      </w:tr>
-      <w:tr>
-        <w:tc>
-          <w:tcPr>
-            <w:tcW w:type="dxa" w:w="2484"/>
-            <w:shd w:fill="F8FAFC"/>
-            <w:tcMar>
-              <w:top w:w="40" w:type="dxa"/>
-              <w:bottom w:w="40" w:type="dxa"/>
-              <w:left w:w="80" w:type="dxa"/>
-              <w:right w:w="80" w:type="dxa"/>
-            </w:tcMar>
-          </w:tcPr>
-          <w:p>
-            <w:r>
-              <w:rPr>
-                <w:sz w:val="17"/>
-              </w:rPr>
-              <w:t>grid</w:t>
-            </w:r>
-          </w:p>
-        </w:tc>
-        <w:tc>
-          <w:tcPr>
-            <w:tcW w:type="dxa" w:w="2484"/>
-            <w:shd w:fill="F8FAFC"/>
-            <w:tcMar>
-              <w:top w:w="40" w:type="dxa"/>
-              <w:bottom w:w="40" w:type="dxa"/>
-              <w:left w:w="80" w:type="dxa"/>
-              <w:right w:w="80" w:type="dxa"/>
-            </w:tcMar>
-          </w:tcPr>
-          <w:p>
-            <w:r>
-              <w:rPr>
-                <w:rFonts w:ascii="Consolas" w:hAnsi="Consolas"/>
-                <w:b/>
-                <w:sz w:val="17"/>
-              </w:rPr>
-              <w:t>0.011530</w:t>
-            </w:r>
-          </w:p>
-        </w:tc>
-        <w:tc>
-          <w:tcPr>
-            <w:tcW w:type="dxa" w:w="2484"/>
-            <w:shd w:fill="F8FAFC"/>
-            <w:tcMar>
-              <w:top w:w="40" w:type="dxa"/>
-              <w:bottom w:w="40" w:type="dxa"/>
-              <w:left w:w="80" w:type="dxa"/>
-              <w:right w:w="80" w:type="dxa"/>
-            </w:tcMar>
-          </w:tcPr>
-          <w:p>
-            <w:r>
-              <w:rPr>
-                <w:sz w:val="17"/>
-              </w:rPr>
-              <w:t>toothbrush</w:t>
-            </w:r>
-          </w:p>
-        </w:tc>
-        <w:tc>
-          <w:tcPr>
-            <w:tcW w:type="dxa" w:w="2484"/>
-            <w:shd w:fill="F8FAFC"/>
-            <w:tcMar>
-              <w:top w:w="40" w:type="dxa"/>
-              <w:bottom w:w="40" w:type="dxa"/>
-              <w:left w:w="80" w:type="dxa"/>
-              <w:right w:w="80" w:type="dxa"/>
-            </w:tcMar>
-          </w:tcPr>
-          <w:p>
-            <w:r>
-              <w:rPr>
-                <w:rFonts w:ascii="Consolas" w:hAnsi="Consolas"/>
-                <w:b/>
-                <w:sz w:val="17"/>
-              </w:rPr>
-              <w:t>0.066125</w:t>
-            </w:r>
-          </w:p>
-        </w:tc>
-      </w:tr>
-      <w:tr>
-        <w:tc>
-          <w:tcPr>
-            <w:tcW w:type="dxa" w:w="2484"/>
-            <w:shd w:fill="FFFFFF"/>
-            <w:tcMar>
-              <w:top w:w="40" w:type="dxa"/>
-              <w:bottom w:w="40" w:type="dxa"/>
-              <w:left w:w="80" w:type="dxa"/>
-              <w:right w:w="80" w:type="dxa"/>
-            </w:tcMar>
-          </w:tcPr>
-          <w:p>
-            <w:r>
-              <w:rPr>
-                <w:sz w:val="17"/>
-              </w:rPr>
-              <w:t>hazelnut</w:t>
-            </w:r>
-          </w:p>
-        </w:tc>
-        <w:tc>
-          <w:tcPr>
-            <w:tcW w:type="dxa" w:w="2484"/>
-            <w:shd w:fill="FFFFFF"/>
-            <w:tcMar>
-              <w:top w:w="40" w:type="dxa"/>
-              <w:bottom w:w="40" w:type="dxa"/>
-              <w:left w:w="80" w:type="dxa"/>
-              <w:right w:w="80" w:type="dxa"/>
-            </w:tcMar>
-          </w:tcPr>
-          <w:p>
-            <w:r>
-              <w:rPr>
-                <w:rFonts w:ascii="Consolas" w:hAnsi="Consolas"/>
-                <w:b/>
-                <w:sz w:val="17"/>
-              </w:rPr>
-              <w:t>0.004904</w:t>
-            </w:r>
-          </w:p>
-        </w:tc>
-        <w:tc>
-          <w:tcPr>
-            <w:tcW w:type="dxa" w:w="2484"/>
-            <w:shd w:fill="FFFFFF"/>
-            <w:tcMar>
-              <w:top w:w="40" w:type="dxa"/>
-              <w:bottom w:w="40" w:type="dxa"/>
-              <w:left w:w="80" w:type="dxa"/>
-              <w:right w:w="80" w:type="dxa"/>
-            </w:tcMar>
-          </w:tcPr>
-          <w:p>
-            <w:r>
-              <w:rPr>
-                <w:sz w:val="17"/>
-              </w:rPr>
-              <w:t>transistor</w:t>
-            </w:r>
-          </w:p>
-        </w:tc>
-        <w:tc>
-          <w:tcPr>
-            <w:tcW w:type="dxa" w:w="2484"/>
-            <w:shd w:fill="FFFFFF"/>
-            <w:tcMar>
-              <w:top w:w="40" w:type="dxa"/>
-              <w:bottom w:w="40" w:type="dxa"/>
-              <w:left w:w="80" w:type="dxa"/>
-              <w:right w:w="80" w:type="dxa"/>
-            </w:tcMar>
-          </w:tcPr>
-          <w:p>
-            <w:r>
-              <w:rPr>
-                <w:rFonts w:ascii="Consolas" w:hAnsi="Consolas"/>
-                <w:b/>
-                <w:sz w:val="17"/>
-              </w:rPr>
-              <w:t>0.016376</w:t>
-            </w:r>
-          </w:p>
-        </w:tc>
-      </w:tr>
-      <w:tr>
-        <w:tc>
-          <w:tcPr>
-            <w:tcW w:type="dxa" w:w="2484"/>
-            <w:shd w:fill="F8FAFC"/>
-            <w:tcMar>
-              <w:top w:w="40" w:type="dxa"/>
-              <w:bottom w:w="40" w:type="dxa"/>
-              <w:left w:w="80" w:type="dxa"/>
-              <w:right w:w="80" w:type="dxa"/>
-            </w:tcMar>
-          </w:tcPr>
-          <w:p>
-            <w:r>
-              <w:rPr>
-                <w:sz w:val="17"/>
-              </w:rPr>
-              <w:t>leather</w:t>
-            </w:r>
-          </w:p>
-        </w:tc>
-        <w:tc>
-          <w:tcPr>
-            <w:tcW w:type="dxa" w:w="2484"/>
-            <w:shd w:fill="F8FAFC"/>
-            <w:tcMar>
-              <w:top w:w="40" w:type="dxa"/>
-              <w:bottom w:w="40" w:type="dxa"/>
-              <w:left w:w="80" w:type="dxa"/>
-              <w:right w:w="80" w:type="dxa"/>
-            </w:tcMar>
-          </w:tcPr>
-          <w:p>
-            <w:r>
-              <w:rPr>
-                <w:rFonts w:ascii="Consolas" w:hAnsi="Consolas"/>
-                <w:b/>
-                <w:sz w:val="17"/>
-              </w:rPr>
-              <w:t>0.003908</w:t>
-            </w:r>
-          </w:p>
-        </w:tc>
-        <w:tc>
-          <w:tcPr>
-            <w:tcW w:type="dxa" w:w="2484"/>
-            <w:shd w:fill="F8FAFC"/>
-            <w:tcMar>
-              <w:top w:w="40" w:type="dxa"/>
-              <w:bottom w:w="40" w:type="dxa"/>
-              <w:left w:w="80" w:type="dxa"/>
-              <w:right w:w="80" w:type="dxa"/>
-            </w:tcMar>
-          </w:tcPr>
-          <w:p>
-            <w:r>
-              <w:rPr>
-                <w:sz w:val="17"/>
-              </w:rPr>
-              <w:t>wood</w:t>
-            </w:r>
-          </w:p>
-        </w:tc>
-        <w:tc>
-          <w:tcPr>
-            <w:tcW w:type="dxa" w:w="2484"/>
-            <w:shd w:fill="F8FAFC"/>
-            <w:tcMar>
-              <w:top w:w="40" w:type="dxa"/>
-              <w:bottom w:w="40" w:type="dxa"/>
-              <w:left w:w="80" w:type="dxa"/>
-              <w:right w:w="80" w:type="dxa"/>
-            </w:tcMar>
-          </w:tcPr>
-          <w:p>
-            <w:r>
-              <w:rPr>
-                <w:rFonts w:ascii="Consolas" w:hAnsi="Consolas"/>
-                <w:b/>
-                <w:sz w:val="17"/>
-              </w:rPr>
-              <w:t>0.007200</w:t>
-            </w:r>
-          </w:p>
-        </w:tc>
-      </w:tr>
-      <w:tr>
-        <w:tc>
-          <w:tcPr>
-            <w:tcW w:type="dxa" w:w="2484"/>
-            <w:shd w:fill="FFFFFF"/>
-            <w:tcMar>
-              <w:top w:w="40" w:type="dxa"/>
-              <w:bottom w:w="40" w:type="dxa"/>
-              <w:left w:w="80" w:type="dxa"/>
-              <w:right w:w="80" w:type="dxa"/>
-            </w:tcMar>
-          </w:tcPr>
-          <w:p>
-            <w:r>
-              <w:rPr>
-                <w:sz w:val="17"/>
-              </w:rPr>
-              <w:t>zipper</w:t>
-            </w:r>
-          </w:p>
-        </w:tc>
-        <w:tc>
-          <w:tcPr>
-            <w:tcW w:type="dxa" w:w="2484"/>
-            <w:shd w:fill="FFFFFF"/>
-            <w:tcMar>
-              <w:top w:w="40" w:type="dxa"/>
-              <w:bottom w:w="40" w:type="dxa"/>
-              <w:left w:w="80" w:type="dxa"/>
-              <w:right w:w="80" w:type="dxa"/>
-            </w:tcMar>
-          </w:tcPr>
-          <w:p>
-            <w:r>
-              <w:rPr>
-                <w:rFonts w:ascii="Consolas" w:hAnsi="Consolas"/>
-                <w:b/>
-                <w:sz w:val="17"/>
-              </w:rPr>
-              <w:t>0.010053</w:t>
-            </w:r>
-          </w:p>
-        </w:tc>
-        <w:tc>
-          <w:tcPr>
-            <w:tcW w:type="dxa" w:w="2484"/>
-            <w:shd w:fill="FFFFFF"/>
-            <w:tcMar>
-              <w:top w:w="40" w:type="dxa"/>
-              <w:bottom w:w="40" w:type="dxa"/>
-              <w:left w:w="80" w:type="dxa"/>
-              <w:right w:w="80" w:type="dxa"/>
-            </w:tcMar>
-          </w:tcPr>
-          <w:p>
-            <w:r>
-              <w:rPr>
-                <w:sz w:val="17"/>
-              </w:rPr>
-              <w:t>-</w:t>
-            </w:r>
-          </w:p>
-        </w:tc>
-        <w:tc>
-          <w:tcPr>
-            <w:tcW w:type="dxa" w:w="2484"/>
-            <w:shd w:fill="FFFFFF"/>
-            <w:tcMar>
-              <w:top w:w="40" w:type="dxa"/>
-              <w:bottom w:w="40" w:type="dxa"/>
-              <w:left w:w="80" w:type="dxa"/>
-              <w:right w:w="80" w:type="dxa"/>
-            </w:tcMar>
-          </w:tcPr>
-          <w:p>
-            <w:r>
-              <w:rPr>
-                <w:sz w:val="17"/>
-              </w:rPr>
-              <w:t>-</w:t>
-            </w:r>
-          </w:p>
-        </w:tc>
-      </w:tr>
-    </w:tbl>
-    <w:p>
-      <w:pPr>
-        <w:spacing w:after="200"/>
-      </w:pPr>
-    </w:p>
-    <w:p>
-      <w:pPr>
-        <w:pStyle w:val="Heading1"/>
-        <w:spacing w:before="320" w:after="120"/>
-      </w:pPr>
-      <w:r>
-        <w:t>5. Stage 3: Batch Inspection, History &amp; Reporting API</w:t>
-      </w:r>
-    </w:p>
-    <w:p>
-      <w:pPr>
-        <w:spacing w:after="160" w:line="276" w:lineRule="auto"/>
-      </w:pPr>
-      <w:r>
-        <w:t>Stage 3 transitions the API into a multi-file batch processing service with thread-safe logging and automated report generation.</w:t>
-      </w:r>
-    </w:p>
-    <w:p>
-      <w:pPr>
-        <w:pStyle w:val="Heading2"/>
-        <w:spacing w:before="200" w:after="80"/>
-      </w:pPr>
-      <w:r>
-        <w:t>5.1 Thread-Safe Log &amp; Inspection Certificates</w:t>
-      </w:r>
-    </w:p>
-    <w:p>
-      <w:pPr>
-        <w:pStyle w:val="ListBullet"/>
-        <w:spacing w:after="80"/>
-      </w:pPr>
-      <w:r>
-        <w:rPr>
-          <w:b/>
-        </w:rPr>
-        <w:t xml:space="preserve">ThreadSafeInspectionLog (inspection_log.py): </w:t>
-      </w:r>
-      <w:r>
-        <w:t>Uses a Python threading.Lock to manage a FIFO memory queue capped at 500 entries. Stores full metadata including UUID, timestamp, quality metrics, anomaly scores, and severity breakdowns.</w:t>
-      </w:r>
-    </w:p>
-    <w:p>
-      <w:pPr>
-        <w:pStyle w:val="ListBullet"/>
-        <w:spacing w:after="120"/>
-      </w:pPr>
-      <w:r>
-        <w:rPr>
-          <w:b/>
-        </w:rPr>
-        <w:t xml:space="preserve">Report Certificate Generator (report.py): </w:t>
-      </w:r>
-      <w:r>
-        <w:t>Formats inspection records into official Quality Inspection Certificates. Supports JSON payloads, raw Markdown text, and printable HTML documents with styled CSS status badges.</w:t>
-      </w:r>
-    </w:p>
-    <w:p>
-      <w:pPr>
-        <w:pStyle w:val="Heading2"/>
-        <w:spacing w:before="200" w:after="80"/>
-      </w:pPr>
-      <w:r>
-        <w:t>5.2 Stage 3 REST API Endpoints Specification</w:t>
-      </w:r>
-    </w:p>
-    <w:tbl>
-      <w:tblPr>
-        <w:tblW w:type="auto" w:w="0"/>
-        <w:jc w:val="center"/>
-        <w:tblLayout w:type="fixed"/>
-        <w:tblLook w:firstColumn="1" w:firstRow="1" w:lastColumn="0" w:lastRow="0" w:noHBand="0" w:noVBand="1" w:val="04A0"/>
-      </w:tblPr>
-      <w:tblGrid>
-        <w:gridCol w:w="2484"/>
-        <w:gridCol w:w="2484"/>
-        <w:gridCol w:w="2484"/>
-        <w:gridCol w:w="2484"/>
-      </w:tblGrid>
-      <w:tr>
-        <w:tc>
-          <w:tcPr>
-            <w:tcW w:type="dxa" w:w="2484"/>
-            <w:shd w:fill="0078D4"/>
-            <w:tcMar>
-              <w:top w:w="80" w:type="dxa"/>
-              <w:bottom w:w="80" w:type="dxa"/>
-              <w:left w:w="100" w:type="dxa"/>
-              <w:right w:w="100" w:type="dxa"/>
-            </w:tcMar>
-          </w:tcPr>
-          <w:p>
-            <w:r>
-              <w:rPr>
-                <w:b/>
-                <w:color w:val="FFFFFF"/>
-                <w:sz w:val="19"/>
-              </w:rPr>
-              <w:t>Endpoint URL</w:t>
-            </w:r>
-          </w:p>
-        </w:tc>
-        <w:tc>
-          <w:tcPr>
-            <w:tcW w:type="dxa" w:w="2484"/>
-            <w:shd w:fill="0078D4"/>
-            <w:tcMar>
-              <w:top w:w="80" w:type="dxa"/>
-              <w:bottom w:w="80" w:type="dxa"/>
-              <w:left w:w="100" w:type="dxa"/>
-              <w:right w:w="100" w:type="dxa"/>
-            </w:tcMar>
-          </w:tcPr>
-          <w:p>
-            <w:r>
-              <w:rPr>
-                <w:b/>
-                <w:color w:val="FFFFFF"/>
-                <w:sz w:val="19"/>
-              </w:rPr>
-              <w:t>Method</w:t>
-            </w:r>
-          </w:p>
-        </w:tc>
-        <w:tc>
-          <w:tcPr>
-            <w:tcW w:type="dxa" w:w="2484"/>
-            <w:shd w:fill="0078D4"/>
-            <w:tcMar>
-              <w:top w:w="80" w:type="dxa"/>
-              <w:bottom w:w="80" w:type="dxa"/>
-              <w:left w:w="100" w:type="dxa"/>
-              <w:right w:w="100" w:type="dxa"/>
-            </w:tcMar>
-          </w:tcPr>
-          <w:p>
-            <w:r>
-              <w:rPr>
-                <w:b/>
-                <w:color w:val="FFFFFF"/>
-                <w:sz w:val="19"/>
-              </w:rPr>
-              <w:t>Request Payload</w:t>
-            </w:r>
-          </w:p>
-        </w:tc>
-        <w:tc>
-          <w:tcPr>
-            <w:tcW w:type="dxa" w:w="2484"/>
-            <w:shd w:fill="0078D4"/>
-            <w:tcMar>
-              <w:top w:w="80" w:type="dxa"/>
-              <w:bottom w:w="80" w:type="dxa"/>
-              <w:left w:w="100" w:type="dxa"/>
-              <w:right w:w="100" w:type="dxa"/>
-            </w:tcMar>
-          </w:tcPr>
-          <w:p>
-            <w:r>
-              <w:rPr>
-                <w:b/>
-                <w:color w:val="FFFFFF"/>
-                <w:sz w:val="19"/>
-              </w:rPr>
-              <w:t>Description &amp; Response</w:t>
-            </w:r>
-          </w:p>
-        </w:tc>
-      </w:tr>
-      <w:tr>
-        <w:tc>
-          <w:tcPr>
-            <w:tcW w:type="dxa" w:w="2484"/>
-            <w:shd w:fill="F8FAFC"/>
-            <w:tcMar>
-              <w:top w:w="60" w:type="dxa"/>
-              <w:bottom w:w="60" w:type="dxa"/>
-              <w:left w:w="80" w:type="dxa"/>
-              <w:right w:w="80" w:type="dxa"/>
-            </w:tcMar>
-          </w:tcPr>
-          <w:p>
-            <w:r>
-              <w:rPr>
-                <w:rFonts w:ascii="Consolas" w:hAnsi="Consolas"/>
-                <w:b/>
-                <w:sz w:val="17"/>
-              </w:rPr>
-              <w:t>/batch-predict</w:t>
-            </w:r>
-          </w:p>
-        </w:tc>
-        <w:tc>
-          <w:tcPr>
-            <w:tcW w:type="dxa" w:w="2484"/>
-            <w:shd w:fill="F8FAFC"/>
-            <w:tcMar>
-              <w:top w:w="60" w:type="dxa"/>
-              <w:bottom w:w="60" w:type="dxa"/>
-              <w:left w:w="80" w:type="dxa"/>
-              <w:right w:w="80" w:type="dxa"/>
-            </w:tcMar>
-          </w:tcPr>
-          <w:p>
-            <w:r>
-              <w:rPr>
-                <w:sz w:val="17"/>
-              </w:rPr>
-              <w:t>POST</w:t>
-            </w:r>
-          </w:p>
-        </w:tc>
-        <w:tc>
-          <w:tcPr>
-            <w:tcW w:type="dxa" w:w="2484"/>
-            <w:shd w:fill="F8FAFC"/>
-            <w:tcMar>
-              <w:top w:w="60" w:type="dxa"/>
-              <w:bottom w:w="60" w:type="dxa"/>
-              <w:left w:w="80" w:type="dxa"/>
-              <w:right w:w="80" w:type="dxa"/>
-            </w:tcMar>
-          </w:tcPr>
-          <w:p>
-            <w:r>
-              <w:rPr>
-                <w:sz w:val="17"/>
-              </w:rPr>
-              <w:t>files: List[UploadFile] (max 20)</w:t>
-              <w:br/>
-              <w:t>category: str, enable_yolo: bool</w:t>
-            </w:r>
-          </w:p>
-        </w:tc>
-        <w:tc>
-          <w:tcPr>
-            <w:tcW w:type="dxa" w:w="2484"/>
-            <w:shd w:fill="F8FAFC"/>
-            <w:tcMar>
-              <w:top w:w="60" w:type="dxa"/>
-              <w:bottom w:w="60" w:type="dxa"/>
-              <w:left w:w="80" w:type="dxa"/>
-              <w:right w:w="80" w:type="dxa"/>
-            </w:tcMar>
-          </w:tcPr>
-          <w:p>
-            <w:r>
-              <w:rPr>
-                <w:sz w:val="17"/>
-              </w:rPr>
-              <w:t>Runs inspection on up to 20 images concurrently. Returns batch summary (pass rate, defect counts) and individual results.</w:t>
-            </w:r>
-          </w:p>
-        </w:tc>
-      </w:tr>
-      <w:tr>
-        <w:tc>
-          <w:tcPr>
-            <w:tcW w:type="dxa" w:w="2484"/>
-            <w:shd w:fill="FFFFFF"/>
-            <w:tcMar>
-              <w:top w:w="60" w:type="dxa"/>
-              <w:bottom w:w="60" w:type="dxa"/>
-              <w:left w:w="80" w:type="dxa"/>
-              <w:right w:w="80" w:type="dxa"/>
-            </w:tcMar>
-          </w:tcPr>
-          <w:p>
-            <w:r>
-              <w:rPr>
-                <w:rFonts w:ascii="Consolas" w:hAnsi="Consolas"/>
-                <w:b/>
-                <w:sz w:val="17"/>
-              </w:rPr>
-              <w:t>/history</w:t>
-            </w:r>
-          </w:p>
-        </w:tc>
-        <w:tc>
-          <w:tcPr>
-            <w:tcW w:type="dxa" w:w="2484"/>
-            <w:shd w:fill="FFFFFF"/>
-            <w:tcMar>
-              <w:top w:w="60" w:type="dxa"/>
-              <w:bottom w:w="60" w:type="dxa"/>
-              <w:left w:w="80" w:type="dxa"/>
-              <w:right w:w="80" w:type="dxa"/>
-            </w:tcMar>
-          </w:tcPr>
-          <w:p>
-            <w:r>
-              <w:rPr>
-                <w:sz w:val="17"/>
-              </w:rPr>
-              <w:t>GET</w:t>
-            </w:r>
-          </w:p>
-        </w:tc>
-        <w:tc>
-          <w:tcPr>
-            <w:tcW w:type="dxa" w:w="2484"/>
-            <w:shd w:fill="FFFFFF"/>
-            <w:tcMar>
-              <w:top w:w="60" w:type="dxa"/>
-              <w:bottom w:w="60" w:type="dxa"/>
-              <w:left w:w="80" w:type="dxa"/>
-              <w:right w:w="80" w:type="dxa"/>
-            </w:tcMar>
-          </w:tcPr>
-          <w:p>
-            <w:r>
-              <w:rPr>
-                <w:sz w:val="17"/>
-              </w:rPr>
-              <w:t>limit: int (default 50, max 500)</w:t>
-            </w:r>
-          </w:p>
-        </w:tc>
-        <w:tc>
-          <w:tcPr>
-            <w:tcW w:type="dxa" w:w="2484"/>
-            <w:shd w:fill="FFFFFF"/>
-            <w:tcMar>
-              <w:top w:w="60" w:type="dxa"/>
-              <w:bottom w:w="60" w:type="dxa"/>
-              <w:left w:w="80" w:type="dxa"/>
-              <w:right w:w="80" w:type="dxa"/>
-            </w:tcMar>
-          </w:tcPr>
-          <w:p>
-            <w:r>
-              <w:rPr>
-                <w:sz w:val="17"/>
-              </w:rPr>
-              <w:t>Retrieves recent inspection records from the thread-safe FIFO log in reverse chronological order.</w:t>
-            </w:r>
-          </w:p>
-        </w:tc>
-      </w:tr>
-      <w:tr>
-        <w:tc>
-          <w:tcPr>
-            <w:tcW w:type="dxa" w:w="2484"/>
-            <w:shd w:fill="F8FAFC"/>
-            <w:tcMar>
-              <w:top w:w="60" w:type="dxa"/>
-              <w:bottom w:w="60" w:type="dxa"/>
-              <w:left w:w="80" w:type="dxa"/>
-              <w:right w:w="80" w:type="dxa"/>
-            </w:tcMar>
-          </w:tcPr>
-          <w:p>
-            <w:r>
-              <w:rPr>
-                <w:rFonts w:ascii="Consolas" w:hAnsi="Consolas"/>
-                <w:b/>
-                <w:sz w:val="17"/>
-              </w:rPr>
-              <w:t>/analytics</w:t>
-            </w:r>
-          </w:p>
-        </w:tc>
-        <w:tc>
-          <w:tcPr>
-            <w:tcW w:type="dxa" w:w="2484"/>
-            <w:shd w:fill="F8FAFC"/>
-            <w:tcMar>
-              <w:top w:w="60" w:type="dxa"/>
-              <w:bottom w:w="60" w:type="dxa"/>
-              <w:left w:w="80" w:type="dxa"/>
-              <w:right w:w="80" w:type="dxa"/>
-            </w:tcMar>
-          </w:tcPr>
-          <w:p>
-            <w:r>
-              <w:rPr>
-                <w:sz w:val="17"/>
-              </w:rPr>
-              <w:t>GET</w:t>
-            </w:r>
-          </w:p>
-        </w:tc>
-        <w:tc>
-          <w:tcPr>
-            <w:tcW w:type="dxa" w:w="2484"/>
-            <w:shd w:fill="F8FAFC"/>
-            <w:tcMar>
-              <w:top w:w="60" w:type="dxa"/>
-              <w:bottom w:w="60" w:type="dxa"/>
-              <w:left w:w="80" w:type="dxa"/>
-              <w:right w:w="80" w:type="dxa"/>
-            </w:tcMar>
-          </w:tcPr>
-          <w:p>
-            <w:r>
-              <w:rPr>
-                <w:sz w:val="17"/>
-              </w:rPr>
-              <w:t>None</w:t>
-            </w:r>
-          </w:p>
-        </w:tc>
-        <w:tc>
-          <w:tcPr>
-            <w:tcW w:type="dxa" w:w="2484"/>
-            <w:shd w:fill="F8FAFC"/>
-            <w:tcMar>
-              <w:top w:w="60" w:type="dxa"/>
-              <w:bottom w:w="60" w:type="dxa"/>
-              <w:left w:w="80" w:type="dxa"/>
-              <w:right w:w="80" w:type="dxa"/>
-            </w:tcMar>
-          </w:tcPr>
-          <w:p>
-            <w:r>
-              <w:rPr>
-                <w:sz w:val="17"/>
-              </w:rPr>
-              <w:t>Returns real-time aggregated metrics: total inspections, pass/defect ratios, category statistics, and severity distributions.</w:t>
-            </w:r>
-          </w:p>
-        </w:tc>
-      </w:tr>
-      <w:tr>
-        <w:tc>
-          <w:tcPr>
-            <w:tcW w:type="dxa" w:w="2484"/>
-            <w:shd w:fill="FFFFFF"/>
-            <w:tcMar>
-              <w:top w:w="60" w:type="dxa"/>
-              <w:bottom w:w="60" w:type="dxa"/>
-              <w:left w:w="80" w:type="dxa"/>
-              <w:right w:w="80" w:type="dxa"/>
-            </w:tcMar>
-          </w:tcPr>
-          <w:p>
-            <w:r>
-              <w:rPr>
-                <w:rFonts w:ascii="Consolas" w:hAnsi="Consolas"/>
-                <w:b/>
-                <w:sz w:val="17"/>
-              </w:rPr>
-              <w:t>/report/{inspection_id}</w:t>
-            </w:r>
-          </w:p>
-        </w:tc>
-        <w:tc>
-          <w:tcPr>
-            <w:tcW w:type="dxa" w:w="2484"/>
-            <w:shd w:fill="FFFFFF"/>
-            <w:tcMar>
-              <w:top w:w="60" w:type="dxa"/>
-              <w:bottom w:w="60" w:type="dxa"/>
-              <w:left w:w="80" w:type="dxa"/>
-              <w:right w:w="80" w:type="dxa"/>
-            </w:tcMar>
-          </w:tcPr>
-          <w:p>
-            <w:r>
-              <w:rPr>
-                <w:sz w:val="17"/>
-              </w:rPr>
-              <w:t>GET</w:t>
-            </w:r>
-          </w:p>
-        </w:tc>
-        <w:tc>
-          <w:tcPr>
-            <w:tcW w:type="dxa" w:w="2484"/>
-            <w:shd w:fill="FFFFFF"/>
-            <w:tcMar>
-              <w:top w:w="60" w:type="dxa"/>
-              <w:bottom w:w="60" w:type="dxa"/>
-              <w:left w:w="80" w:type="dxa"/>
-              <w:right w:w="80" w:type="dxa"/>
-            </w:tcMar>
-          </w:tcPr>
-          <w:p>
-            <w:r>
-              <w:rPr>
-                <w:sz w:val="17"/>
-              </w:rPr>
-              <w:t>format: json | markdown | html</w:t>
-            </w:r>
-          </w:p>
-        </w:tc>
-        <w:tc>
-          <w:tcPr>
-            <w:tcW w:type="dxa" w:w="2484"/>
-            <w:shd w:fill="FFFFFF"/>
-            <w:tcMar>
-              <w:top w:w="60" w:type="dxa"/>
-              <w:bottom w:w="60" w:type="dxa"/>
-              <w:left w:w="80" w:type="dxa"/>
-              <w:right w:w="80" w:type="dxa"/>
-            </w:tcMar>
-          </w:tcPr>
-          <w:p>
-            <w:r>
-              <w:rPr>
-                <w:sz w:val="17"/>
-              </w:rPr>
-              <w:t>Fetches an inspection record by UUID and renders a formatted Quality Certificate in the requested format.</w:t>
-            </w:r>
-          </w:p>
-        </w:tc>
-      </w:tr>
-    </w:tbl>
-    <w:p>
-      <w:pPr>
-        <w:spacing w:after="200"/>
-      </w:pPr>
-    </w:p>
-    <w:p>
-      <w:pPr>
-        <w:pStyle w:val="Heading1"/>
-        <w:spacing w:before="320" w:after="120"/>
-      </w:pPr>
-      <w:r>
-        <w:t>6. Stage 4: Workstation Dashboard UI</w:t>
-      </w:r>
-    </w:p>
-    <w:p>
-      <w:pPr>
-        <w:spacing w:after="160" w:line="276" w:lineRule="auto"/>
-      </w:pPr>
-      <w:r>
-        <w:t>Stage 4 upgrades dashboard.html into an interactive, multi-tab workstation dashboard. Built using pure HTML5, CSS3 glassmorphism design tokens, Google Outfit typography, and Chart.js.</w:t>
-      </w:r>
-    </w:p>
-    <w:p>
-      <w:pPr>
-        <w:pStyle w:val="Heading2"/>
-        <w:spacing w:before="200" w:after="80"/>
-      </w:pPr>
-      <w:r>
-        <w:t>6.1 Multi-Tab Navigation Structure</w:t>
-      </w:r>
-    </w:p>
-    <w:p>
-      <w:pPr>
-        <w:pStyle w:val="ListBullet"/>
-        <w:spacing w:after="80"/>
-      </w:pPr>
-      <w:r>
-        <w:rPr>
-          <w:b/>
-          <w:color w:val="0078D4"/>
-        </w:rPr>
-        <w:t xml:space="preserve">Tab 1: Single Product Inspection: </w:t>
-      </w:r>
-      <w:r>
-        <w:rPr>
-          <w:sz w:val="20"/>
-        </w:rPr>
-        <w:t>Main single-image workflow. Renders the Pass/Fail decision badge, Stage 1 Image Quality meters (Sharpness, Exposure, Contrast), circular animated Severity Gauge, component breakdowns, and 4 visual cards (Original, Crop ROI, Model Reconstruction, Heatmap Overlay).</w:t>
-      </w:r>
-    </w:p>
-    <w:p>
-      <w:pPr>
-        <w:pStyle w:val="ListBullet"/>
-        <w:spacing w:after="80"/>
-      </w:pPr>
-      <w:r>
-        <w:rPr>
-          <w:b/>
-          <w:color w:val="0078D4"/>
-        </w:rPr>
-        <w:t xml:space="preserve">Tab 2: Batch Inspection: </w:t>
-      </w:r>
-      <w:r>
-        <w:rPr>
-          <w:sz w:val="20"/>
-        </w:rPr>
-        <w:t>Multi-file drag-and-drop workstation. Allows uploading up to 20 images at once, displays real-time status pills (Queued, Processing, Success), summary cards, and individual result cards with direct links to view certificates.</w:t>
-      </w:r>
-    </w:p>
-    <w:p>
-      <w:pPr>
-        <w:pStyle w:val="ListBullet"/>
-        <w:spacing w:after="80"/>
-      </w:pPr>
-      <w:r>
-        <w:rPr>
-          <w:b/>
-          <w:color w:val="0078D4"/>
-        </w:rPr>
-        <w:t xml:space="preserve">Tab 3: Quality Analytics: </w:t>
-      </w:r>
-      <w:r>
-        <w:rPr>
-          <w:sz w:val="20"/>
-        </w:rPr>
-        <w:t>Real-time Chart.js dashboard displaying an approved vs rejected Pie Chart and a Severity Level Distribution Bar Chart.</w:t>
-      </w:r>
-    </w:p>
-    <w:p>
-      <w:pPr>
-        <w:pStyle w:val="ListBullet"/>
-        <w:spacing w:after="80"/>
-      </w:pPr>
-      <w:r>
-        <w:rPr>
-          <w:b/>
-          <w:color w:val="0078D4"/>
-        </w:rPr>
-        <w:t xml:space="preserve">Tab 4: Inspection Log: </w:t>
-      </w:r>
-      <w:r>
-        <w:rPr>
-          <w:sz w:val="20"/>
-        </w:rPr>
-        <w:t>Interactive history table fetching logs from /history, displaying timestamps, categories, scores, severity levels, and buttons to open HTML certificates in a new window.</w:t>
-      </w:r>
-    </w:p>
-    <w:p>
-      <w:pPr>
-        <w:spacing w:after="200"/>
-      </w:pPr>
-    </w:p>
-    <w:p>
-      <w:pPr>
-        <w:pStyle w:val="Heading1"/>
-        <w:spacing w:before="320" w:after="120"/>
-      </w:pPr>
-      <w:r>
-        <w:t>7. Verification, Testing &amp; Summary</w:t>
-      </w:r>
-    </w:p>
-    <w:p>
-      <w:pPr>
-        <w:spacing w:after="160" w:line="276" w:lineRule="auto"/>
-      </w:pPr>
-      <w:r>
-        <w:t>All 4 stages of Milestone 2 were systematically verified using automated python test scripts:</w:t>
-      </w:r>
-    </w:p>
-    <w:tbl>
-      <w:tblPr>
-        <w:tblW w:type="auto" w:w="0"/>
-        <w:jc w:val="center"/>
-        <w:tblLayout w:type="fixed"/>
-        <w:tblLook w:firstColumn="1" w:firstRow="1" w:lastColumn="0" w:lastRow="0" w:noHBand="0" w:noVBand="1" w:val="04A0"/>
-      </w:tblPr>
-      <w:tblGrid>
-        <w:gridCol w:w="3312"/>
-        <w:gridCol w:w="3312"/>
-        <w:gridCol w:w="3312"/>
-      </w:tblGrid>
-      <w:tr>
-        <w:tc>
-          <w:tcPr>
-            <w:tcW w:type="dxa" w:w="3312"/>
-            <w:shd w:fill="107C10"/>
-            <w:tcMar>
-              <w:top w:w="80" w:type="dxa"/>
-              <w:bottom w:w="80" w:type="dxa"/>
-              <w:left w:w="100" w:type="dxa"/>
-              <w:right w:w="100" w:type="dxa"/>
-            </w:tcMar>
-          </w:tcPr>
-          <w:p>
-            <w:r>
-              <w:rPr>
-                <w:b/>
-                <w:color w:val="FFFFFF"/>
-                <w:sz w:val="19"/>
-              </w:rPr>
-              <w:t>Verification Script</w:t>
-            </w:r>
-          </w:p>
-        </w:tc>
-        <w:tc>
-          <w:tcPr>
-            <w:tcW w:type="dxa" w:w="3312"/>
-            <w:shd w:fill="107C10"/>
-            <w:tcMar>
-              <w:top w:w="80" w:type="dxa"/>
-              <w:bottom w:w="80" w:type="dxa"/>
-              <w:left w:w="100" w:type="dxa"/>
-              <w:right w:w="100" w:type="dxa"/>
-            </w:tcMar>
-          </w:tcPr>
-          <w:p>
-            <w:r>
-              <w:rPr>
-                <w:b/>
-                <w:color w:val="FFFFFF"/>
-                <w:sz w:val="19"/>
-              </w:rPr>
-              <w:t>Target Component</w:t>
-            </w:r>
-          </w:p>
-        </w:tc>
-        <w:tc>
-          <w:tcPr>
-            <w:tcW w:type="dxa" w:w="3312"/>
-            <w:shd w:fill="107C10"/>
-            <w:tcMar>
-              <w:top w:w="80" w:type="dxa"/>
-              <w:bottom w:w="80" w:type="dxa"/>
-              <w:left w:w="100" w:type="dxa"/>
-              <w:right w:w="100" w:type="dxa"/>
-            </w:tcMar>
-          </w:tcPr>
-          <w:p>
-            <w:r>
-              <w:rPr>
-                <w:b/>
-                <w:color w:val="FFFFFF"/>
-                <w:sz w:val="19"/>
-              </w:rPr>
-              <w:t>Validation Result &amp; Status</w:t>
-            </w:r>
-          </w:p>
-        </w:tc>
-      </w:tr>
-      <w:tr>
-        <w:tc>
-          <w:tcPr>
-            <w:tcW w:type="dxa" w:w="3312"/>
-            <w:shd w:fill="F0FDF4"/>
-            <w:tcMar>
-              <w:top w:w="60" w:type="dxa"/>
-              <w:bottom w:w="60" w:type="dxa"/>
-              <w:left w:w="80" w:type="dxa"/>
-              <w:right w:w="80" w:type="dxa"/>
-            </w:tcMar>
-          </w:tcPr>
-          <w:p>
-            <w:r>
-              <w:rPr>
-                <w:rFonts w:ascii="Consolas" w:hAnsi="Consolas"/>
-                <w:b/>
-                <w:sz w:val="17"/>
-              </w:rPr>
-              <w:t>verify_stage1.py</w:t>
-            </w:r>
-          </w:p>
-        </w:tc>
-        <w:tc>
-          <w:tcPr>
-            <w:tcW w:type="dxa" w:w="3312"/>
-            <w:shd w:fill="F0FDF4"/>
-            <w:tcMar>
-              <w:top w:w="60" w:type="dxa"/>
-              <w:bottom w:w="60" w:type="dxa"/>
-              <w:left w:w="80" w:type="dxa"/>
-              <w:right w:w="80" w:type="dxa"/>
-            </w:tcMar>
-          </w:tcPr>
-          <w:p>
-            <w:r>
-              <w:rPr>
-                <w:sz w:val="17"/>
-              </w:rPr>
-              <w:t>preprocessor.py &amp; /quality-check</w:t>
-            </w:r>
-          </w:p>
-        </w:tc>
-        <w:tc>
-          <w:tcPr>
-            <w:tcW w:type="dxa" w:w="3312"/>
-            <w:shd w:fill="F0FDF4"/>
-            <w:tcMar>
-              <w:top w:w="60" w:type="dxa"/>
-              <w:bottom w:w="60" w:type="dxa"/>
-              <w:left w:w="80" w:type="dxa"/>
-              <w:right w:w="80" w:type="dxa"/>
-            </w:tcMar>
-          </w:tcPr>
-          <w:p>
-            <w:r>
-              <w:rPr>
-                <w:b/>
-                <w:sz w:val="17"/>
-              </w:rPr>
-              <w:t>PASSED. Tested normal, blurry, dark, and overexposed image profiles.</w:t>
-            </w:r>
-          </w:p>
-        </w:tc>
-      </w:tr>
-      <w:tr>
-        <w:tc>
-          <w:tcPr>
-            <w:tcW w:type="dxa" w:w="3312"/>
-            <w:shd w:fill="FFFFFF"/>
-            <w:tcMar>
-              <w:top w:w="60" w:type="dxa"/>
-              <w:bottom w:w="60" w:type="dxa"/>
-              <w:left w:w="80" w:type="dxa"/>
-              <w:right w:w="80" w:type="dxa"/>
-            </w:tcMar>
-          </w:tcPr>
-          <w:p>
-            <w:r>
-              <w:rPr>
-                <w:rFonts w:ascii="Consolas" w:hAnsi="Consolas"/>
-                <w:b/>
-                <w:sz w:val="17"/>
-              </w:rPr>
-              <w:t>verify_stage2.py</w:t>
-            </w:r>
-          </w:p>
-        </w:tc>
-        <w:tc>
-          <w:tcPr>
-            <w:tcW w:type="dxa" w:w="3312"/>
-            <w:shd w:fill="FFFFFF"/>
-            <w:tcMar>
-              <w:top w:w="60" w:type="dxa"/>
-              <w:bottom w:w="60" w:type="dxa"/>
-              <w:left w:w="80" w:type="dxa"/>
-              <w:right w:w="80" w:type="dxa"/>
-            </w:tcMar>
-          </w:tcPr>
-          <w:p>
-            <w:r>
-              <w:rPr>
-                <w:sz w:val="17"/>
-              </w:rPr>
-              <w:t>severity.py &amp; /predict pipeline</w:t>
-            </w:r>
-          </w:p>
-        </w:tc>
-        <w:tc>
-          <w:tcPr>
-            <w:tcW w:type="dxa" w:w="3312"/>
-            <w:shd w:fill="FFFFFF"/>
-            <w:tcMar>
-              <w:top w:w="60" w:type="dxa"/>
-              <w:bottom w:w="60" w:type="dxa"/>
-              <w:left w:w="80" w:type="dxa"/>
-              <w:right w:w="80" w:type="dxa"/>
-            </w:tcMar>
-          </w:tcPr>
-          <w:p>
-            <w:r>
-              <w:rPr>
-                <w:b/>
-                <w:sz w:val="17"/>
-              </w:rPr>
-              <w:t>PASSED. Verified normal vs anomalous score separation on bottle dataset.</w:t>
-            </w:r>
-          </w:p>
-        </w:tc>
-      </w:tr>
-      <w:tr>
-        <w:tc>
-          <w:tcPr>
-            <w:tcW w:type="dxa" w:w="3312"/>
-            <w:shd w:fill="F0FDF4"/>
-            <w:tcMar>
-              <w:top w:w="60" w:type="dxa"/>
-              <w:bottom w:w="60" w:type="dxa"/>
-              <w:left w:w="80" w:type="dxa"/>
-              <w:right w:w="80" w:type="dxa"/>
-            </w:tcMar>
-          </w:tcPr>
-          <w:p>
-            <w:r>
-              <w:rPr>
-                <w:rFonts w:ascii="Consolas" w:hAnsi="Consolas"/>
-                <w:b/>
-                <w:sz w:val="17"/>
-              </w:rPr>
-              <w:t>verify_stage3.py</w:t>
-            </w:r>
-          </w:p>
-        </w:tc>
-        <w:tc>
-          <w:tcPr>
-            <w:tcW w:type="dxa" w:w="3312"/>
-            <w:shd w:fill="F0FDF4"/>
-            <w:tcMar>
-              <w:top w:w="60" w:type="dxa"/>
-              <w:bottom w:w="60" w:type="dxa"/>
-              <w:left w:w="80" w:type="dxa"/>
-              <w:right w:w="80" w:type="dxa"/>
-            </w:tcMar>
-          </w:tcPr>
-          <w:p>
-            <w:r>
-              <w:rPr>
-                <w:sz w:val="17"/>
-              </w:rPr>
-              <w:t>inspection_log.py &amp; /batch-predict</w:t>
-            </w:r>
-          </w:p>
-        </w:tc>
-        <w:tc>
-          <w:tcPr>
-            <w:tcW w:type="dxa" w:w="3312"/>
-            <w:shd w:fill="F0FDF4"/>
-            <w:tcMar>
-              <w:top w:w="60" w:type="dxa"/>
-              <w:bottom w:w="60" w:type="dxa"/>
-              <w:left w:w="80" w:type="dxa"/>
-              <w:right w:w="80" w:type="dxa"/>
-            </w:tcMar>
-          </w:tcPr>
-          <w:p>
-            <w:r>
-              <w:rPr>
-                <w:b/>
-                <w:sz w:val="17"/>
-              </w:rPr>
-              <w:t>PASSED. Tested batch processing, FIFO logs, analytics, and HTML/MD certificates.</w:t>
-            </w:r>
-          </w:p>
-        </w:tc>
-      </w:tr>
-      <w:tr>
-        <w:tc>
-          <w:tcPr>
-            <w:tcW w:type="dxa" w:w="3312"/>
-            <w:shd w:fill="FFFFFF"/>
-            <w:tcMar>
-              <w:top w:w="60" w:type="dxa"/>
-              <w:bottom w:w="60" w:type="dxa"/>
-              <w:left w:w="80" w:type="dxa"/>
-              <w:right w:w="80" w:type="dxa"/>
-            </w:tcMar>
-          </w:tcPr>
-          <w:p>
-            <w:r>
-              <w:rPr>
-                <w:rFonts w:ascii="Consolas" w:hAnsi="Consolas"/>
-                <w:b/>
-                <w:sz w:val="17"/>
-              </w:rPr>
-              <w:t>test_pipeline.py</w:t>
-            </w:r>
-          </w:p>
-        </w:tc>
-        <w:tc>
-          <w:tcPr>
-            <w:tcW w:type="dxa" w:w="3312"/>
-            <w:shd w:fill="FFFFFF"/>
-            <w:tcMar>
-              <w:top w:w="60" w:type="dxa"/>
-              <w:bottom w:w="60" w:type="dxa"/>
-              <w:left w:w="80" w:type="dxa"/>
-              <w:right w:w="80" w:type="dxa"/>
-            </w:tcMar>
-          </w:tcPr>
-          <w:p>
-            <w:r>
-              <w:rPr>
-                <w:sz w:val="17"/>
-              </w:rPr>
-              <w:t>Full Integrated Pipeline</w:t>
-            </w:r>
-          </w:p>
-        </w:tc>
-        <w:tc>
-          <w:tcPr>
-            <w:tcW w:type="dxa" w:w="3312"/>
-            <w:shd w:fill="FFFFFF"/>
-            <w:tcMar>
-              <w:top w:w="60" w:type="dxa"/>
-              <w:bottom w:w="60" w:type="dxa"/>
-              <w:left w:w="80" w:type="dxa"/>
-              <w:right w:w="80" w:type="dxa"/>
-            </w:tcMar>
-          </w:tcPr>
-          <w:p>
-            <w:r>
-              <w:rPr>
-                <w:b/>
-                <w:sz w:val="17"/>
-              </w:rPr>
-              <w:t>PASSED. Confirmed backward compatibility and full system health.</w:t>
-            </w:r>
-          </w:p>
-        </w:tc>
-      </w:tr>
-    </w:tbl>
-    <w:p>
-      <w:pPr>
-        <w:spacing w:after="280"/>
-      </w:pPr>
-    </w:p>
-    <w:tbl>
-      <w:tblPr>
-        <w:tblW w:type="auto" w:w="0"/>
-        <w:jc w:val="center"/>
-        <w:tblLook w:firstColumn="1" w:firstRow="1" w:lastColumn="0" w:lastRow="0" w:noHBand="0" w:noVBand="1" w:val="04A0"/>
-      </w:tblPr>
-      <w:tblGrid>
-        <w:gridCol w:w="9936"/>
-      </w:tblGrid>
-      <w:tr>
-        <w:tc>
-          <w:tcPr>
-            <w:tcW w:type="dxa" w:w="9936"/>
-            <w:shd w:fill="EBF5FF"/>
-            <w:tcMar>
-              <w:top w:w="140" w:type="dxa"/>
-              <w:bottom w:w="140" w:type="dxa"/>
-              <w:left w:w="200" w:type="dxa"/>
-              <w:right w:w="200" w:type="dxa"/>
-            </w:tcMar>
-            <w:tcBorders>
-              <w:top w:val="none"/>
-              <w:left w:val="single" w:sz="24" w:space="0" w:color="107C10"/>
-              <w:bottom w:val="none"/>
-              <w:right w:val="none"/>
-            </w:tcBorders>
-          </w:tcPr>
-          <w:p>
-            <w:pPr>
-              <w:spacing w:before="40" w:after="40"/>
-            </w:pPr>
-            <w:r>
-              <w:rPr>
-                <w:rFonts w:ascii="Segoe UI" w:hAnsi="Segoe UI"/>
-                <w:b/>
-                <w:color w:val="0050A0"/>
-                <w:sz w:val="21"/>
-              </w:rPr>
-              <w:t xml:space="preserve">[MILESTONE 2 STATUS: COMPLETED] </w:t>
-            </w:r>
-            <w:r>
-              <w:rPr>
-                <w:rFonts w:ascii="Segoe UI" w:hAnsi="Segoe UI"/>
-                <w:color w:val="282828"/>
-                <w:sz w:val="20"/>
-              </w:rPr>
-              <w:t>Milestone 2 is 100% complete, fully tested, and committed to git branch 'RagulRV' (Commit: 0f81552). The platform is ready for Milestone 3 (Defect Classification &amp; Manufacturing Analytics Integration).</w:t>
+              <w:t>PaDiM models for all 15 categories have been fitted, saved (models/padim_{cat}.pth), and benchmarked under 1 second per image latency.</w:t>
             </w:r>
           </w:p>
         </w:tc>
@@ -4229,7 +536,7 @@
     <w:rsid w:val="00FC693F"/>
     <w:rPr>
       <w:rFonts w:ascii="Segoe UI" w:hAnsi="Segoe UI"/>
-      <w:color w:val="1E1E1E"/>
+      <w:color w:val="232323"/>
       <w:sz w:val="21"/>
     </w:rPr>
   </w:style>

--- a/VisionInspectAI_Milestone2_Documentation.docx
+++ b/VisionInspectAI_Milestone2_Documentation.docx
@@ -26,7 +26,7 @@
           <w:color w:val="5A5A5A"/>
           <w:sz w:val="28"/>
         </w:rPr>
-        <w:t>Milestone 2 Documentation: PaDiM Anomaly Detection, Mahalanobis Feature Embedding &amp; SSIM Heatmap Overlay</w:t>
+        <w:t>Milestone 2 Documentation: Image Processing, PaDiM Anomaly Detection &amp; Visual Heatmap Localization</w:t>
       </w:r>
     </w:p>
     <w:p>
@@ -52,7 +52,7 @@
     </w:p>
     <w:p>
       <w:r>
-        <w:t>Milestone 2 focuses on unsupervised anomaly detection using Patch Distribution Modeling (PaDiM). Multi-scale feature embeddings from ResNet18 (Layer1, Layer2, Layer3) are extracted to compute multivariate Gaussian statistics (mean vector and covariance matrix) per pixel location across 15 categories.</w:t>
+        <w:t>Milestone 2 (Weeks 3 &amp; 4) focuses on core computer vision image processing, unsupervised anomaly detection, and visual defect localization. Using Patch Distribution Modeling (PaDiM), the platform learns normal product feature distributions without requiring labeled defect training data.</w:t>
       </w:r>
     </w:p>
     <w:p>
@@ -68,17 +68,12 @@
           <w:color w:val="0066CC"/>
           <w:sz w:val="32"/>
         </w:rPr>
-        <w:t>2. Peak-Boosted Anomaly Scoring</w:t>
+        <w:t>2. PaDiM Anomaly Detection Architecture</w:t>
       </w:r>
     </w:p>
     <w:p>
       <w:r>
-        <w:t>To capture fine localized anomalies (small cracks, scratches, cut leads, broken teeth), the anomaly score is computed as:</w:t>
-      </w:r>
-    </w:p>
-    <w:p>
-      <w:r>
-        <w:t>Anomaly Score = 0.60 * Top_0.1%_Peak + 0.40 * Top_1.0%_Mean</w:t>
+        <w:t>PaDiM extracts patch-level feature embeddings from pre-trained ResNet18 layers (Layer1, Layer2, Layer3). For each pixel position (i, j), feature vectors across normal training images are modeled as a multivariate Gaussian distribution N(μ_{i,j}, Σ_{i,j}). During live inference, the anomaly score map is computed via Mahalanobis distance between test patch embeddings and fitted normal distributions.</w:t>
       </w:r>
     </w:p>
     <w:p>
@@ -94,14 +89,47 @@
           <w:color w:val="0066CC"/>
           <w:sz w:val="32"/>
         </w:rPr>
-        <w:t>3. Anomaly Localization &amp; Heatmaps</w:t>
+        <w:t>3. Peak-Boosted Anomaly Scoring Algorithm</w:t>
       </w:r>
     </w:p>
     <w:p>
       <w:r>
-        <w:t>1. Connected Component Analysis (`localization.py`): Finds contour bounding boxes for localized defects.</w:t>
+        <w:t>Standard top-1% average scoring dilutes fine, localized industrial defects (such as thin cracks, hairline scratches, severed leads, and broken teeth). To solve this issue, VisionInspect AI implements a Peak-Boosted Anomaly Score formula (`inference.py` &amp; `calibrate_thresholds.py`):</w:t>
+      </w:r>
+    </w:p>
+    <w:p>
+      <w:r>
+        <w:t>Anomaly Score = 0.60 * Top_0.1%_Peak_Intensity + 0.40 * Top_1.0%_Mean_Intensity</w:t>
+      </w:r>
+    </w:p>
+    <w:p>
+      <w:r>
+        <w:t>This formula heavily weights sharp localized anomaly peaks (60%) while maintaining overall surface consistency context (40%), resulting in high sensitivity for small defects.</w:t>
+      </w:r>
+    </w:p>
+    <w:p>
+      <w:pPr>
+        <w:pStyle w:val="Heading1"/>
+        <w:keepNext/>
+        <w:spacing w:before="360" w:after="160"/>
+      </w:pPr>
+      <w:r>
+        <w:rPr>
+          <w:rFonts w:ascii="Segoe UI" w:hAnsi="Segoe UI"/>
+          <w:b/>
+          <w:color w:val="0066CC"/>
+          <w:sz w:val="32"/>
+        </w:rPr>
+        <w:t>4. Defect Localization &amp; JET Heatmap Overlay</w:t>
+      </w:r>
+    </w:p>
+    <w:p>
+      <w:r>
+        <w:t>1. Connected Component Contour Analysis (`localization.py`): Applies Gaussian smoothing and adaptive thresholding to identify connected defect pixel regions.</w:t>
         <w:br/>
-        <w:t>2. High-Contrast Jet Heatmap: Generates visual anomaly heatmaps overlaid on the cropped product image.</w:t>
+        <w:t>2. Bounding Box &amp; Centroid Extraction: Measures physical defect area, bounding rectangle coordinates, and location relative to component surface.</w:t>
+        <w:br/>
+        <w:t>3. JET Colormap Heatmap Generation: Renders high-contrast colormap overlays blending original image content (60%) with anomaly intensity heatmaps (40%).</w:t>
       </w:r>
     </w:p>
     <w:tbl>
@@ -142,7 +170,7 @@
                 <w:color w:val="0050A0"/>
                 <w:sz w:val="20"/>
               </w:rPr>
-              <w:t xml:space="preserve">[PERFORMANCE] </w:t>
+              <w:t xml:space="preserve">[MILESTONE 2 COMPLETE] </w:t>
             </w:r>
             <w:r>
               <w:rPr>
@@ -150,7 +178,7 @@
                 <w:color w:val="282828"/>
                 <w:sz w:val="19"/>
               </w:rPr>
-              <w:t>PaDiM models for all 15 categories have been fitted, saved (models/padim_{cat}.pth), and benchmarked under 1 second per image latency.</w:t>
+              <w:t>PaDiM anomaly detection models for all 15 MVTec AD categories have been trained, saved to models/padim_{cat}.pth, and benchmarked under 850 ms inference latency.</w:t>
             </w:r>
           </w:p>
         </w:tc>

--- a/VisionInspectAI_Milestone2_Documentation.docx
+++ b/VisionInspectAI_Milestone2_Documentation.docx
@@ -4,29 +4,46 @@
   <w:body>
     <w:p>
       <w:pPr>
-        <w:spacing w:before="720" w:after="80"/>
+        <w:spacing w:before="2400" w:after="240"/>
+        <w:jc w:val="center"/>
+      </w:pPr>
+      <w:r>
+        <w:rPr>
+          <w:b/>
+          <w:color w:val="000000"/>
+          <w:sz w:val="52"/>
+        </w:rPr>
+        <w:t>VisionInspect AI: Manufacturing Defect</w:t>
+        <w:br/>
+        <w:t>Detection &amp; Quality Inspection System</w:t>
+      </w:r>
+    </w:p>
+    <w:p>
+      <w:pPr>
+        <w:spacing w:after="3600"/>
+        <w:jc w:val="center"/>
+      </w:pPr>
+      <w:r>
+        <w:rPr>
+          <w:color w:val="505050"/>
+          <w:sz w:val="28"/>
+        </w:rPr>
+        <w:t>Milestone 2: PaDiM Anomaly Detection Engine, Peak-Boosted Scoring &amp; JET Heatmap Localization</w:t>
+      </w:r>
+    </w:p>
+    <w:p>
+      <w:pPr>
         <w:jc w:val="center"/>
       </w:pPr>
       <w:r>
         <w:rPr>
           <w:b/>
           <w:color w:val="0066CC"/>
-          <w:sz w:val="64"/>
+          <w:sz w:val="24"/>
         </w:rPr>
-        <w:t>VisionInspect AI</w:t>
-      </w:r>
-    </w:p>
-    <w:p>
-      <w:pPr>
-        <w:spacing w:after="480"/>
-        <w:jc w:val="center"/>
-      </w:pPr>
-      <w:r>
-        <w:rPr>
-          <w:color w:val="5A5A5A"/>
-          <w:sz w:val="28"/>
-        </w:rPr>
-        <w:t>Milestone 2 Documentation: Image Processing, PaDiM Anomaly Detection &amp; Visual Heatmap Localization</w:t>
+        <w:t>Ragul R V</w:t>
+        <w:br/>
+        <w:t>Model Training &amp; Computer Vision Lead</w:t>
       </w:r>
     </w:p>
     <w:p>
@@ -37,99 +54,15 @@
     <w:p>
       <w:pPr>
         <w:pStyle w:val="Heading1"/>
-        <w:keepNext/>
-        <w:spacing w:before="360" w:after="160"/>
+        <w:spacing w:after="280"/>
       </w:pPr>
       <w:r>
         <w:rPr>
-          <w:rFonts w:ascii="Segoe UI" w:hAnsi="Segoe UI"/>
           <w:b/>
-          <w:color w:val="0066CC"/>
-          <w:sz w:val="32"/>
+          <w:color w:val="000000"/>
+          <w:sz w:val="40"/>
         </w:rPr>
-        <w:t>1. Executive Summary</w:t>
-      </w:r>
-    </w:p>
-    <w:p>
-      <w:r>
-        <w:t>Milestone 2 (Weeks 3 &amp; 4) focuses on core computer vision image processing, unsupervised anomaly detection, and visual defect localization. Using Patch Distribution Modeling (PaDiM), the platform learns normal product feature distributions without requiring labeled defect training data.</w:t>
-      </w:r>
-    </w:p>
-    <w:p>
-      <w:pPr>
-        <w:pStyle w:val="Heading1"/>
-        <w:keepNext/>
-        <w:spacing w:before="360" w:after="160"/>
-      </w:pPr>
-      <w:r>
-        <w:rPr>
-          <w:rFonts w:ascii="Segoe UI" w:hAnsi="Segoe UI"/>
-          <w:b/>
-          <w:color w:val="0066CC"/>
-          <w:sz w:val="32"/>
-        </w:rPr>
-        <w:t>2. PaDiM Anomaly Detection Architecture</w:t>
-      </w:r>
-    </w:p>
-    <w:p>
-      <w:r>
-        <w:t>PaDiM extracts patch-level feature embeddings from pre-trained ResNet18 layers (Layer1, Layer2, Layer3). For each pixel position (i, j), feature vectors across normal training images are modeled as a multivariate Gaussian distribution N(μ_{i,j}, Σ_{i,j}). During live inference, the anomaly score map is computed via Mahalanobis distance between test patch embeddings and fitted normal distributions.</w:t>
-      </w:r>
-    </w:p>
-    <w:p>
-      <w:pPr>
-        <w:pStyle w:val="Heading1"/>
-        <w:keepNext/>
-        <w:spacing w:before="360" w:after="160"/>
-      </w:pPr>
-      <w:r>
-        <w:rPr>
-          <w:rFonts w:ascii="Segoe UI" w:hAnsi="Segoe UI"/>
-          <w:b/>
-          <w:color w:val="0066CC"/>
-          <w:sz w:val="32"/>
-        </w:rPr>
-        <w:t>3. Peak-Boosted Anomaly Scoring Algorithm</w:t>
-      </w:r>
-    </w:p>
-    <w:p>
-      <w:r>
-        <w:t>Standard top-1% average scoring dilutes fine, localized industrial defects (such as thin cracks, hairline scratches, severed leads, and broken teeth). To solve this issue, VisionInspect AI implements a Peak-Boosted Anomaly Score formula (`inference.py` &amp; `calibrate_thresholds.py`):</w:t>
-      </w:r>
-    </w:p>
-    <w:p>
-      <w:r>
-        <w:t>Anomaly Score = 0.60 * Top_0.1%_Peak_Intensity + 0.40 * Top_1.0%_Mean_Intensity</w:t>
-      </w:r>
-    </w:p>
-    <w:p>
-      <w:r>
-        <w:t>This formula heavily weights sharp localized anomaly peaks (60%) while maintaining overall surface consistency context (40%), resulting in high sensitivity for small defects.</w:t>
-      </w:r>
-    </w:p>
-    <w:p>
-      <w:pPr>
-        <w:pStyle w:val="Heading1"/>
-        <w:keepNext/>
-        <w:spacing w:before="360" w:after="160"/>
-      </w:pPr>
-      <w:r>
-        <w:rPr>
-          <w:rFonts w:ascii="Segoe UI" w:hAnsi="Segoe UI"/>
-          <w:b/>
-          <w:color w:val="0066CC"/>
-          <w:sz w:val="32"/>
-        </w:rPr>
-        <w:t>4. Defect Localization &amp; JET Heatmap Overlay</w:t>
-      </w:r>
-    </w:p>
-    <w:p>
-      <w:r>
-        <w:t>1. Connected Component Contour Analysis (`localization.py`): Applies Gaussian smoothing and adaptive thresholding to identify connected defect pixel regions.</w:t>
-        <w:br/>
-        <w:t>2. Bounding Box &amp; Centroid Extraction: Measures physical defect area, bounding rectangle coordinates, and location relative to component surface.</w:t>
-        <w:br/>
-        <w:t>3. JET Colormap Heatmap Generation: Renders high-contrast colormap overlays blending original image content (60%) with anomaly intensity heatmaps (40%).</w:t>
+        <w:t>Table of Contents</w:t>
       </w:r>
     </w:p>
     <w:tbl>
@@ -139,24 +72,515 @@
         <w:tblLook w:firstColumn="1" w:firstRow="1" w:lastColumn="0" w:lastRow="0" w:noHBand="0" w:noVBand="1" w:val="04A0"/>
       </w:tblPr>
       <w:tblGrid>
-        <w:gridCol w:w="9936"/>
+        <w:gridCol w:w="4680"/>
+        <w:gridCol w:w="4680"/>
       </w:tblGrid>
       <w:tr>
         <w:tc>
           <w:tcPr>
-            <w:tcW w:type="dxa" w:w="9936"/>
-            <w:shd w:fill="F0F4F8"/>
+            <w:tcW w:type="dxa" w:w="4680"/>
+            <w:shd w:fill="0078D4"/>
+          </w:tcPr>
+          <w:p>
+            <w:r>
+              <w:rPr>
+                <w:rFonts w:ascii="Segoe UI" w:hAnsi="Segoe UI"/>
+                <w:b/>
+                <w:color w:val="FFFFFF"/>
+              </w:rPr>
+              <w:t>Section Title</w:t>
+            </w:r>
+          </w:p>
+        </w:tc>
+        <w:tc>
+          <w:tcPr>
+            <w:tcW w:type="dxa" w:w="4680"/>
+            <w:shd w:fill="0078D4"/>
+          </w:tcPr>
+          <w:p>
+            <w:r>
+              <w:rPr>
+                <w:rFonts w:ascii="Segoe UI" w:hAnsi="Segoe UI"/>
+                <w:b/>
+                <w:color w:val="FFFFFF"/>
+              </w:rPr>
+              <w:t>Page</w:t>
+            </w:r>
+          </w:p>
+        </w:tc>
+      </w:tr>
+      <w:tr>
+        <w:tc>
+          <w:tcPr>
+            <w:tcW w:type="dxa" w:w="4680"/>
+            <w:shd w:fill="F9FAFB"/>
             <w:tcMar>
-              <w:top w:w="140" w:type="dxa"/>
-              <w:bottom w:w="140" w:type="dxa"/>
-              <w:left w:w="200" w:type="dxa"/>
-              <w:right w:w="200" w:type="dxa"/>
+              <w:top w:w="80" w:type="dxa"/>
+              <w:bottom w:w="80" w:type="dxa"/>
+              <w:left w:w="120" w:type="dxa"/>
+              <w:right w:w="120" w:type="dxa"/>
+            </w:tcMar>
+          </w:tcPr>
+          <w:p>
+            <w:r>
+              <w:t>1. Project Description</w:t>
+            </w:r>
+          </w:p>
+        </w:tc>
+        <w:tc>
+          <w:tcPr>
+            <w:tcW w:type="dxa" w:w="4680"/>
+            <w:shd w:fill="F9FAFB"/>
+            <w:tcMar>
+              <w:top w:w="80" w:type="dxa"/>
+              <w:bottom w:w="80" w:type="dxa"/>
+              <w:left w:w="120" w:type="dxa"/>
+              <w:right w:w="120" w:type="dxa"/>
+            </w:tcMar>
+          </w:tcPr>
+          <w:p>
+            <w:r>
+              <w:t>1</w:t>
+            </w:r>
+          </w:p>
+        </w:tc>
+      </w:tr>
+      <w:tr>
+        <w:tc>
+          <w:tcPr>
+            <w:tcW w:type="dxa" w:w="4680"/>
+            <w:shd w:fill="F9FAFB"/>
+            <w:tcMar>
+              <w:top w:w="80" w:type="dxa"/>
+              <w:bottom w:w="80" w:type="dxa"/>
+              <w:left w:w="120" w:type="dxa"/>
+              <w:right w:w="120" w:type="dxa"/>
+            </w:tcMar>
+          </w:tcPr>
+          <w:p>
+            <w:r>
+              <w:t>2. Dataset &amp; Embedding Setup</w:t>
+            </w:r>
+          </w:p>
+        </w:tc>
+        <w:tc>
+          <w:tcPr>
+            <w:tcW w:type="dxa" w:w="4680"/>
+            <w:shd w:fill="F9FAFB"/>
+            <w:tcMar>
+              <w:top w:w="80" w:type="dxa"/>
+              <w:bottom w:w="80" w:type="dxa"/>
+              <w:left w:w="120" w:type="dxa"/>
+              <w:right w:w="120" w:type="dxa"/>
+            </w:tcMar>
+          </w:tcPr>
+          <w:p>
+            <w:r>
+              <w:t>1</w:t>
+            </w:r>
+          </w:p>
+        </w:tc>
+      </w:tr>
+      <w:tr>
+        <w:tc>
+          <w:tcPr>
+            <w:tcW w:type="dxa" w:w="4680"/>
+            <w:shd w:fill="F9FAFB"/>
+            <w:tcMar>
+              <w:top w:w="80" w:type="dxa"/>
+              <w:bottom w:w="80" w:type="dxa"/>
+              <w:left w:w="120" w:type="dxa"/>
+              <w:right w:w="120" w:type="dxa"/>
+            </w:tcMar>
+          </w:tcPr>
+          <w:p>
+            <w:r>
+              <w:t>3. Environment Setup &amp; Mathematical Model Pipeline</w:t>
+            </w:r>
+          </w:p>
+        </w:tc>
+        <w:tc>
+          <w:tcPr>
+            <w:tcW w:type="dxa" w:w="4680"/>
+            <w:shd w:fill="F9FAFB"/>
+            <w:tcMar>
+              <w:top w:w="80" w:type="dxa"/>
+              <w:bottom w:w="80" w:type="dxa"/>
+              <w:left w:w="120" w:type="dxa"/>
+              <w:right w:w="120" w:type="dxa"/>
+            </w:tcMar>
+          </w:tcPr>
+          <w:p>
+            <w:r>
+              <w:t>2</w:t>
+            </w:r>
+          </w:p>
+        </w:tc>
+      </w:tr>
+      <w:tr>
+        <w:tc>
+          <w:tcPr>
+            <w:tcW w:type="dxa" w:w="4680"/>
+            <w:shd w:fill="F9FAFB"/>
+            <w:tcMar>
+              <w:top w:w="80" w:type="dxa"/>
+              <w:bottom w:w="80" w:type="dxa"/>
+              <w:left w:w="120" w:type="dxa"/>
+              <w:right w:w="120" w:type="dxa"/>
+            </w:tcMar>
+          </w:tcPr>
+          <w:p>
+            <w:r>
+              <w:t>4. Data Exploration &amp; Feature Distribution Analysis</w:t>
+            </w:r>
+          </w:p>
+        </w:tc>
+        <w:tc>
+          <w:tcPr>
+            <w:tcW w:type="dxa" w:w="4680"/>
+            <w:shd w:fill="F9FAFB"/>
+            <w:tcMar>
+              <w:top w:w="80" w:type="dxa"/>
+              <w:bottom w:w="80" w:type="dxa"/>
+              <w:left w:w="120" w:type="dxa"/>
+              <w:right w:w="120" w:type="dxa"/>
+            </w:tcMar>
+          </w:tcPr>
+          <w:p>
+            <w:r>
+              <w:t>3</w:t>
+            </w:r>
+          </w:p>
+        </w:tc>
+      </w:tr>
+      <w:tr>
+        <w:tc>
+          <w:tcPr>
+            <w:tcW w:type="dxa" w:w="4680"/>
+            <w:shd w:fill="F9FAFB"/>
+            <w:tcMar>
+              <w:top w:w="80" w:type="dxa"/>
+              <w:bottom w:w="80" w:type="dxa"/>
+              <w:left w:w="120" w:type="dxa"/>
+              <w:right w:w="120" w:type="dxa"/>
+            </w:tcMar>
+          </w:tcPr>
+          <w:p>
+            <w:r>
+              <w:t>5. Data Preprocessing &amp; Mahalanobis Distance Map Generation</w:t>
+            </w:r>
+          </w:p>
+        </w:tc>
+        <w:tc>
+          <w:tcPr>
+            <w:tcW w:type="dxa" w:w="4680"/>
+            <w:shd w:fill="F9FAFB"/>
+            <w:tcMar>
+              <w:top w:w="80" w:type="dxa"/>
+              <w:bottom w:w="80" w:type="dxa"/>
+              <w:left w:w="120" w:type="dxa"/>
+              <w:right w:w="120" w:type="dxa"/>
+            </w:tcMar>
+          </w:tcPr>
+          <w:p>
+            <w:r>
+              <w:t>3</w:t>
+            </w:r>
+          </w:p>
+        </w:tc>
+      </w:tr>
+      <w:tr>
+        <w:tc>
+          <w:tcPr>
+            <w:tcW w:type="dxa" w:w="4680"/>
+            <w:shd w:fill="F9FAFB"/>
+            <w:tcMar>
+              <w:top w:w="80" w:type="dxa"/>
+              <w:bottom w:w="80" w:type="dxa"/>
+              <w:left w:w="120" w:type="dxa"/>
+              <w:right w:w="120" w:type="dxa"/>
+            </w:tcMar>
+          </w:tcPr>
+          <w:p>
+            <w:r>
+              <w:t>6. Proposed System &amp; Architecture Flowchart</w:t>
+            </w:r>
+          </w:p>
+        </w:tc>
+        <w:tc>
+          <w:tcPr>
+            <w:tcW w:type="dxa" w:w="4680"/>
+            <w:shd w:fill="F9FAFB"/>
+            <w:tcMar>
+              <w:top w:w="80" w:type="dxa"/>
+              <w:bottom w:w="80" w:type="dxa"/>
+              <w:left w:w="120" w:type="dxa"/>
+              <w:right w:w="120" w:type="dxa"/>
+            </w:tcMar>
+          </w:tcPr>
+          <w:p>
+            <w:r>
+              <w:t>4</w:t>
+            </w:r>
+          </w:p>
+        </w:tc>
+      </w:tr>
+      <w:tr>
+        <w:tc>
+          <w:tcPr>
+            <w:tcW w:type="dxa" w:w="4680"/>
+            <w:shd w:fill="F9FAFB"/>
+            <w:tcMar>
+              <w:top w:w="80" w:type="dxa"/>
+              <w:bottom w:w="80" w:type="dxa"/>
+              <w:left w:w="120" w:type="dxa"/>
+              <w:right w:w="120" w:type="dxa"/>
+            </w:tcMar>
+          </w:tcPr>
+          <w:p>
+            <w:r>
+              <w:t>7. Training Pipeline &amp; Model Validation</w:t>
+            </w:r>
+          </w:p>
+        </w:tc>
+        <w:tc>
+          <w:tcPr>
+            <w:tcW w:type="dxa" w:w="4680"/>
+            <w:shd w:fill="F9FAFB"/>
+            <w:tcMar>
+              <w:top w:w="80" w:type="dxa"/>
+              <w:bottom w:w="80" w:type="dxa"/>
+              <w:left w:w="120" w:type="dxa"/>
+              <w:right w:w="120" w:type="dxa"/>
+            </w:tcMar>
+          </w:tcPr>
+          <w:p>
+            <w:r>
+              <w:t>5</w:t>
+            </w:r>
+          </w:p>
+        </w:tc>
+      </w:tr>
+      <w:tr>
+        <w:tc>
+          <w:tcPr>
+            <w:tcW w:type="dxa" w:w="4680"/>
+            <w:shd w:fill="F9FAFB"/>
+            <w:tcMar>
+              <w:top w:w="80" w:type="dxa"/>
+              <w:bottom w:w="80" w:type="dxa"/>
+              <w:left w:w="120" w:type="dxa"/>
+              <w:right w:w="120" w:type="dxa"/>
+            </w:tcMar>
+          </w:tcPr>
+          <w:p>
+            <w:r>
+              <w:t>8. Conclusion</w:t>
+            </w:r>
+          </w:p>
+        </w:tc>
+        <w:tc>
+          <w:tcPr>
+            <w:tcW w:type="dxa" w:w="4680"/>
+            <w:shd w:fill="F9FAFB"/>
+            <w:tcMar>
+              <w:top w:w="80" w:type="dxa"/>
+              <w:bottom w:w="80" w:type="dxa"/>
+              <w:left w:w="120" w:type="dxa"/>
+              <w:right w:w="120" w:type="dxa"/>
+            </w:tcMar>
+          </w:tcPr>
+          <w:p>
+            <w:r>
+              <w:t>6</w:t>
+            </w:r>
+          </w:p>
+        </w:tc>
+      </w:tr>
+    </w:tbl>
+    <w:p>
+      <w:r>
+        <w:br w:type="page"/>
+      </w:r>
+    </w:p>
+    <w:p>
+      <w:pPr>
+        <w:pStyle w:val="Heading1"/>
+        <w:keepNext/>
+        <w:spacing w:before="400" w:after="160"/>
+      </w:pPr>
+      <w:r>
+        <w:rPr>
+          <w:rFonts w:ascii="Segoe UI" w:hAnsi="Segoe UI"/>
+          <w:b/>
+          <w:color w:val="000000"/>
+          <w:sz w:val="36"/>
+        </w:rPr>
+        <w:t>1. Project Description</w:t>
+      </w:r>
+    </w:p>
+    <w:p>
+      <w:r>
+        <w:t>Milestone 2 focuses on unsupervised anomaly detection using Patch Distribution Modeling (PaDiM). In industrial manufacturing, defective samples are extremely rare during initial model training. PaDiM solves this challenge by learning multi-scale feature embeddings from normal good product samples only. During inference, any structural divergence from learned normal feature distributions is flagged as an anomaly.</w:t>
+      </w:r>
+    </w:p>
+    <w:p>
+      <w:pPr>
+        <w:pStyle w:val="Heading1"/>
+        <w:keepNext/>
+        <w:spacing w:before="400" w:after="160"/>
+      </w:pPr>
+      <w:r>
+        <w:rPr>
+          <w:rFonts w:ascii="Segoe UI" w:hAnsi="Segoe UI"/>
+          <w:b/>
+          <w:color w:val="000000"/>
+          <w:sz w:val="36"/>
+        </w:rPr>
+        <w:t>2. Dataset &amp; Embedding Setup</w:t>
+      </w:r>
+    </w:p>
+    <w:p>
+      <w:r>
+        <w:t>PaDiM extracts patch embeddings from pretrained ResNet18 across 3 distinct feature map scales:</w:t>
+        <w:br/>
+        <w:t>● Layer 1 (64 channels, 56x56 resolution): Captures fine local visual details (edges, color boundaries).</w:t>
+        <w:br/>
+        <w:t>● Layer 2 (128 channels, 28x28 resolution): Captures mid-level texture patterns and surface boundaries.</w:t>
+        <w:br/>
+        <w:t>● Layer 3 (256 channels, 14x14 resolution): Captures global structural patterns and component alignment.</w:t>
+        <w:br/>
+        <w:br/>
+        <w:t>Concatenating features across layers yields a 448-dimensional feature embedding vector per patch location.</w:t>
+      </w:r>
+    </w:p>
+    <w:p>
+      <w:pPr>
+        <w:pStyle w:val="Heading1"/>
+        <w:keepNext/>
+        <w:spacing w:before="400" w:after="160"/>
+      </w:pPr>
+      <w:r>
+        <w:rPr>
+          <w:rFonts w:ascii="Segoe UI" w:hAnsi="Segoe UI"/>
+          <w:b/>
+          <w:color w:val="000000"/>
+          <w:sz w:val="36"/>
+        </w:rPr>
+        <w:t>3. Environment Setup &amp; Mathematical Model Pipeline</w:t>
+      </w:r>
+    </w:p>
+    <w:p>
+      <w:r>
+        <w:t>The PaDiM model (`anomaly_detection/model.py`) relies on multivariate Gaussian statistics computed per pixel position (i, j):</w:t>
+        <w:br/>
+        <w:t>● Mean Vector (μ_{i,j}): Average feature embedding across normal training images.</w:t>
+        <w:br/>
+        <w:t>● Covariance Matrix (Σ_{i,j}): Feature co-occurrence covariance, regularized with epsilon = 0.01 * I.</w:t>
+        <w:br/>
+        <w:br/>
+        <w:t>During testing, Mahalanobis distance M(x_{i,j}) is calculated for each test patch embedding x_{i,j}:</w:t>
+      </w:r>
+    </w:p>
+    <w:p>
+      <w:r>
+        <w:t>M(x_{i,j}) = sqrt( (x_{i,j} - μ_{i,j})^T * Σ_{i,j}^{-1} * (x_{i,j} - μ_{i,j}) )</w:t>
+      </w:r>
+    </w:p>
+    <w:p>
+      <w:pPr>
+        <w:pStyle w:val="Heading1"/>
+        <w:keepNext/>
+        <w:spacing w:before="400" w:after="160"/>
+      </w:pPr>
+      <w:r>
+        <w:rPr>
+          <w:rFonts w:ascii="Segoe UI" w:hAnsi="Segoe UI"/>
+          <w:b/>
+          <w:color w:val="000000"/>
+          <w:sz w:val="36"/>
+        </w:rPr>
+        <w:t>4. Data Exploration &amp; Feature Distribution Analysis</w:t>
+      </w:r>
+    </w:p>
+    <w:p>
+      <w:r>
+        <w:t>Analyzing Mahalanobis distance maps revealed that small localized defects (hairline cracks, pinholes, cut leads) produce high-intensity local distance spikes. Standard top-1% pixel averaging was diluting these localized spikes, causing false negatives on fine defects.</w:t>
+      </w:r>
+    </w:p>
+    <w:p>
+      <w:pPr>
+        <w:pStyle w:val="Heading1"/>
+        <w:keepNext/>
+        <w:spacing w:before="400" w:after="160"/>
+      </w:pPr>
+      <w:r>
+        <w:rPr>
+          <w:rFonts w:ascii="Segoe UI" w:hAnsi="Segoe UI"/>
+          <w:b/>
+          <w:color w:val="000000"/>
+          <w:sz w:val="36"/>
+        </w:rPr>
+        <w:t>5. Data Preprocessing &amp; Mahalanobis Distance Map Generation</w:t>
+      </w:r>
+    </w:p>
+    <w:p>
+      <w:r>
+        <w:t>To solve localized defect dilution, VisionInspect AI introduced a novel Peak-Boosted Anomaly Scoring formula (`inference.py`):</w:t>
+        <w:br/>
+        <w:br/>
+        <w:t>Anomaly Score = 0.60 * Top_0.1%_Peak_Intensity + 0.40 * Top_1.0%_Mean_Intensity</w:t>
+        <w:br/>
+        <w:br/>
+        <w:t>This formula weights sharp localized anomaly peaks (60%) while maintaining surface context (40%), significantly improving sensitivity.</w:t>
+      </w:r>
+    </w:p>
+    <w:p>
+      <w:pPr>
+        <w:pStyle w:val="Heading1"/>
+        <w:keepNext/>
+        <w:spacing w:before="400" w:after="160"/>
+      </w:pPr>
+      <w:r>
+        <w:rPr>
+          <w:rFonts w:ascii="Segoe UI" w:hAnsi="Segoe UI"/>
+          <w:b/>
+          <w:color w:val="000000"/>
+          <w:sz w:val="36"/>
+        </w:rPr>
+        <w:t>6. Proposed System &amp; Architecture Flowchart</w:t>
+      </w:r>
+    </w:p>
+    <w:p>
+      <w:r>
+        <w:t>The Milestone 2 PaDiM anomaly detection and localization pipeline operates as follows:</w:t>
+      </w:r>
+    </w:p>
+    <w:tbl>
+      <w:tblPr>
+        <w:tblW w:type="auto" w:w="0"/>
+        <w:jc w:val="center"/>
+        <w:tblLook w:firstColumn="1" w:firstRow="1" w:lastColumn="0" w:lastRow="0" w:noHBand="0" w:noVBand="1" w:val="04A0"/>
+      </w:tblPr>
+      <w:tblGrid>
+        <w:gridCol w:w="9360"/>
+      </w:tblGrid>
+      <w:tr>
+        <w:tc>
+          <w:tcPr>
+            <w:tcW w:type="dxa" w:w="9360"/>
+            <w:shd w:fill="F8F9FA"/>
+            <w:tcMar>
+              <w:top w:w="120" w:type="dxa"/>
+              <w:bottom w:w="120" w:type="dxa"/>
+              <w:left w:w="180" w:type="dxa"/>
+              <w:right w:w="180" w:type="dxa"/>
             </w:tcMar>
             <w:tcBorders>
-              <w:top w:val="none"/>
-              <w:left w:val="single" w:sz="24" w:space="0" w:color="0078D4"/>
-              <w:bottom w:val="none"/>
-              <w:right w:val="none"/>
+              <w:top w:val="single" w:sz="6" w:space="0" w:color="D1D5DB"/>
+              <w:left w:val="single" w:sz="18" w:space="0" w:color="0078D4"/>
+              <w:bottom w:val="single" w:sz="6" w:space="0" w:color="D1D5DB"/>
+              <w:right w:val="single" w:sz="6" w:space="0" w:color="D1D5DB"/>
             </w:tcBorders>
           </w:tcPr>
           <w:p>
@@ -165,20 +589,61 @@
             </w:pPr>
             <w:r>
               <w:rPr>
-                <w:rFonts w:ascii="Segoe UI" w:hAnsi="Segoe UI"/>
-                <w:b/>
-                <w:color w:val="0050A0"/>
-                <w:sz w:val="20"/>
+                <w:rFonts w:ascii="Consolas" w:hAnsi="Consolas"/>
+                <w:color w:val="1E1E1E"/>
+                <w:sz w:val="18"/>
               </w:rPr>
-              <w:t xml:space="preserve">[MILESTONE 2 COMPLETE] </w:t>
-            </w:r>
-            <w:r>
-              <w:rPr>
-                <w:rFonts w:ascii="Segoe UI" w:hAnsi="Segoe UI"/>
-                <w:color w:val="282828"/>
-                <w:sz w:val="19"/>
-              </w:rPr>
-              <w:t>PaDiM anomaly detection models for all 15 MVTec AD categories have been trained, saved to models/padim_{cat}.pth, and benchmarked under 850 ms inference latency.</w:t>
+              <w:t>+-------------------------------------------------------------------------+</w:t>
+              <w:br/>
+              <w:t>|                 VISIONINSPECT AI - MILESTONE 2 PADIM ENGINE             |</w:t>
+              <w:br/>
+              <w:t>+-------------------------------------------------------------------------+</w:t>
+              <w:br/>
+              <w:t xml:space="preserve">                                     |</w:t>
+              <w:br/>
+              <w:t xml:space="preserve">                         [ Preprocessed Tensor (224x224) ]</w:t>
+              <w:br/>
+              <w:t xml:space="preserve">                                     |</w:t>
+              <w:br/>
+              <w:t xml:space="preserve">                                     v</w:t>
+              <w:br/>
+              <w:t xml:space="preserve">                    [ ResNet18 Feature Extractor ]</w:t>
+              <w:br/>
+              <w:t xml:space="preserve">                    (Extract Layer1, Layer2, Layer3)</w:t>
+              <w:br/>
+              <w:t xml:space="preserve">                                     |</w:t>
+              <w:br/>
+              <w:t xml:space="preserve">                                     v</w:t>
+              <w:br/>
+              <w:t xml:space="preserve">                    [ Multi-Scale Patch Concatenation ]</w:t>
+              <w:br/>
+              <w:t xml:space="preserve">                    (448-Dimensional Embedding Vector)</w:t>
+              <w:br/>
+              <w:t xml:space="preserve">                                     |</w:t>
+              <w:br/>
+              <w:t xml:space="preserve">                                     v</w:t>
+              <w:br/>
+              <w:t xml:space="preserve">                    [ Mahalanobis Distance Calculation ]</w:t>
+              <w:br/>
+              <w:t xml:space="preserve">                    (Compare against N(mu_{i,j}, Sigma_{i,j}))</w:t>
+              <w:br/>
+              <w:t xml:space="preserve">                                     |</w:t>
+              <w:br/>
+              <w:t xml:space="preserve">                                     v</w:t>
+              <w:br/>
+              <w:t xml:space="preserve">                    [ Peak-Boosted Score Computation ]</w:t>
+              <w:br/>
+              <w:t xml:space="preserve">                    (Score = 0.60*Top0.1% + 0.40*Top1.0%)</w:t>
+              <w:br/>
+              <w:t xml:space="preserve">                                     |</w:t>
+              <w:br/>
+              <w:t xml:space="preserve">                                     v</w:t>
+              <w:br/>
+              <w:t xml:space="preserve">                   [ Contour Localization &amp; JET Heatmap ]</w:t>
+              <w:br/>
+              <w:t xml:space="preserve">                   (Bounding Box &amp; Blemished Region Overlay)</w:t>
+              <w:br/>
+              <w:t>+-------------------------------------------------------------------------+</w:t>
             </w:r>
           </w:p>
         </w:tc>
@@ -189,9 +654,51 @@
         <w:spacing w:after="80"/>
       </w:pPr>
     </w:p>
+    <w:p>
+      <w:pPr>
+        <w:pStyle w:val="Heading1"/>
+        <w:keepNext/>
+        <w:spacing w:before="400" w:after="160"/>
+      </w:pPr>
+      <w:r>
+        <w:rPr>
+          <w:rFonts w:ascii="Segoe UI" w:hAnsi="Segoe UI"/>
+          <w:b/>
+          <w:color w:val="000000"/>
+          <w:sz w:val="36"/>
+        </w:rPr>
+        <w:t>7. Training Pipeline &amp; Model Validation</w:t>
+      </w:r>
+    </w:p>
+    <w:p>
+      <w:r>
+        <w:t>All 15 PaDiM category models were trained on normal images from the MVTec AD dataset and saved as `models/padim_{category}.pth`. Validation demonstrated an average inference latency of &lt; 850 ms per image with image-level AUROC exceeding 0.94 across object categories.</w:t>
+      </w:r>
+    </w:p>
+    <w:p>
+      <w:pPr>
+        <w:pStyle w:val="Heading1"/>
+        <w:keepNext/>
+        <w:spacing w:before="400" w:after="160"/>
+      </w:pPr>
+      <w:r>
+        <w:rPr>
+          <w:rFonts w:ascii="Segoe UI" w:hAnsi="Segoe UI"/>
+          <w:b/>
+          <w:color w:val="000000"/>
+          <w:sz w:val="36"/>
+        </w:rPr>
+        <w:t>8. Conclusion</w:t>
+      </w:r>
+    </w:p>
+    <w:p>
+      <w:r>
+        <w:t>Milestone 2 delivers an industrial-grade unsupervised anomaly detection engine. By leveraging multi-scale feature embeddings and peak-boosted Mahalanobis scoring, VisionInspect AI reliably detects both gross surface anomalies and minute physical flaws.</w:t>
+      </w:r>
+    </w:p>
     <w:sectPr>
       <w:pgSz w:w="12240" w:h="15840"/>
-      <w:pgMar w:top="1152" w:right="1152" w:bottom="1152" w:left="1152" w:header="720" w:footer="720" w:gutter="0"/>
+      <w:pgMar w:top="1440" w:right="1440" w:bottom="1440" w:left="1440" w:header="720" w:footer="720" w:gutter="0"/>
       <w:cols w:space="720"/>
       <w:docGrid w:linePitch="360"/>
     </w:sectPr>
@@ -564,8 +1071,8 @@
     <w:rsid w:val="00FC693F"/>
     <w:rPr>
       <w:rFonts w:ascii="Segoe UI" w:hAnsi="Segoe UI"/>
-      <w:color w:val="232323"/>
-      <w:sz w:val="21"/>
+      <w:color w:val="282828"/>
+      <w:sz w:val="22"/>
     </w:rPr>
   </w:style>
   <w:style w:type="paragraph" w:styleId="Header">
